--- a/modul_praktikum/Pertemuan_13_Laporan_Rekonsiliasi_Ekspor_dan_Withdrawal.docx
+++ b/modul_praktikum/Pertemuan_13_Laporan_Rekonsiliasi_Ekspor_dan_Withdrawal.docx
@@ -87,7 +87,7 @@
           <w:color w:val="0B2545"/>
           <w:sz w:val="21"/>
         </w:rPr>
-        <w:t>14 pertemuan × 6 jam = 84 jam untuk menghasilkan MVP yang dapat didemokan, diuji, dan disiapkan menuju deployment.</w:t>
+        <w:t>14 pertemuan × 3,5 jam efektif di kelas = 49 jam (ditambah tugas mandiri di luar kelas) untuk menghasilkan MVP yang dapat didemokan, diuji, dan disiapkan menuju deployment.</w:t>
       </w:r>
     </w:p>
     <w:tbl>
@@ -554,7 +554,7 @@
                 <w:color w:val="1F2937"/>
                 <w:sz w:val="16"/>
               </w:rPr>
-              <w:t>360 menit (6 jam)</w:t>
+              <w:t>210 menit efektif di kelas (3 jam 30 menit); tugas mandiri di luar kelas hingga 120 menit (2 jam)</w:t>
             </w:r>
           </w:p>
         </w:tc>
@@ -818,7 +818,7 @@
         <w:pStyle w:val="Heading3"/>
       </w:pPr>
       <w:r>
-        <w:t>Pengetahuan Teknis Laravel 13 yang Wajib Dikuasai</w:t>
+        <w:t>Pengetahuan Teknis dan Penjelasan Mandiri (Laravel 13)</w:t>
       </w:r>
     </w:p>
     <w:p>
@@ -927,14 +927,6 @@
       </w:r>
       <w:r>
         <w:t>Kunci balance/withdrawal dalam transaksi, catat hold/release/payout append-only dengan unique key, dan cegah saldo negatif. Job rekonsiliasi terjadwal memakai `withoutOverlapping()`; `onOneServer()` membutuhkan shared central cache [L13-QB] [L13-SCHED].</w:t>
-      </w:r>
-    </w:p>
-    <w:p>
-      <w:pPr>
-        <w:pStyle w:val="Heading3"/>
-      </w:pPr>
-      <w:r>
-        <w:t>Penjelasan Mandiri: Konsep, Cara Kerja, dan Aturan Implementasi</w:t>
       </w:r>
     </w:p>
     <w:p>
@@ -3367,7 +3359,7 @@
           <w:rFonts w:ascii="Aptos Display" w:hAnsi="Aptos Display"/>
           <w:color w:val="1F2937"/>
         </w:rPr>
-        <w:t>Rencana Waktu 6 Jam</w:t>
+        <w:t>Rencana Waktu — 3 Jam 30 Menit Efektif di Kelas</w:t>
       </w:r>
     </w:p>
     <w:tbl>
@@ -3670,7 +3662,7 @@
                 <w:color w:val="1F2937"/>
                 <w:sz w:val="16"/>
               </w:rPr>
-              <w:t>60</w:t>
+              <w:t>30</w:t>
             </w:r>
           </w:p>
         </w:tc>
@@ -3780,7 +3772,7 @@
                 <w:color w:val="1F2937"/>
                 <w:sz w:val="16"/>
               </w:rPr>
-              <w:t>45</w:t>
+              <w:t>30</w:t>
             </w:r>
           </w:p>
         </w:tc>
@@ -3890,7 +3882,7 @@
                 <w:color w:val="1F2937"/>
                 <w:sz w:val="16"/>
               </w:rPr>
-              <w:t>45</w:t>
+              <w:t>30</w:t>
             </w:r>
           </w:p>
         </w:tc>
@@ -4000,7 +3992,7 @@
                 <w:color w:val="1F2937"/>
                 <w:sz w:val="16"/>
               </w:rPr>
-              <w:t>75</w:t>
+              <w:t>30</w:t>
             </w:r>
           </w:p>
         </w:tc>
@@ -4110,7 +4102,7 @@
                 <w:color w:val="1F2937"/>
                 <w:sz w:val="16"/>
               </w:rPr>
-              <w:t>60</w:t>
+              <w:t>30</w:t>
             </w:r>
           </w:p>
         </w:tc>
@@ -4220,7 +4212,7 @@
                 <w:color w:val="1F2937"/>
                 <w:sz w:val="16"/>
               </w:rPr>
-              <w:t>45</w:t>
+              <w:t>30</w:t>
             </w:r>
           </w:p>
         </w:tc>
@@ -4288,7 +4280,7 @@
         <w:rPr>
           <w:rFonts w:ascii="Aptos" w:hAnsi="Aptos"/>
         </w:rPr>
-        <w:t>Total alokasi: 360 menit.</w:t>
+        <w:t>Total efektif di kelas: 210 menit (7 tahap × 30 menit). Tugas mandiri di luar kelas: hingga 120 menit (2 jam) untuk pekerjaan sejenis yang bersifat mengulang — misalnya bila di kelas membuat CRUD untuk 2 tabel, di luar kelas kerjakan CRUD untuk 3 tabel lainnya.</w:t>
       </w:r>
     </w:p>
     <w:p>
@@ -4484,7 +4476,7 @@
           <w:rFonts w:ascii="Aptos Display" w:hAnsi="Aptos Display"/>
           <w:color w:val="FF2D20"/>
         </w:rPr>
-        <w:t>Tahap 2 — Query laporan tenant-scoped (60 menit)</w:t>
+        <w:t>Tahap 2 — Query laporan tenant-scoped (30 menit)</w:t>
       </w:r>
     </w:p>
     <w:p>
@@ -4700,7 +4692,7 @@
           <w:rFonts w:ascii="Aptos Display" w:hAnsi="Aptos Display"/>
           <w:color w:val="FF2D20"/>
         </w:rPr>
-        <w:t>Tahap 3 — Rekonsiliasi ledger (45 menit)</w:t>
+        <w:t>Tahap 3 — Rekonsiliasi ledger (30 menit)</w:t>
       </w:r>
     </w:p>
     <w:p>
@@ -4872,7 +4864,7 @@
           <w:rFonts w:ascii="Aptos Display" w:hAnsi="Aptos Display"/>
           <w:color w:val="FF2D20"/>
         </w:rPr>
-        <w:t>Tahap 4 — Ekspor asynchronous (45 menit)</w:t>
+        <w:t>Tahap 4 — Ekspor asynchronous (30 menit)</w:t>
       </w:r>
     </w:p>
     <w:p>
@@ -5061,7 +5053,7 @@
           <w:rFonts w:ascii="Aptos Display" w:hAnsi="Aptos Display"/>
           <w:color w:val="FF2D20"/>
         </w:rPr>
-        <w:t>Tahap 5 — Request withdrawal dengan hold (75 menit)</w:t>
+        <w:t>Tahap 5 — Request withdrawal dengan hold (30 menit)</w:t>
       </w:r>
     </w:p>
     <w:p>
@@ -5250,7 +5242,7 @@
           <w:rFonts w:ascii="Aptos Display" w:hAnsi="Aptos Display"/>
           <w:color w:val="FF2D20"/>
         </w:rPr>
-        <w:t>Tahap 6 — Admin review dan disbursement (60 menit)</w:t>
+        <w:t>Tahap 6 — Admin review dan disbursement (30 menit)</w:t>
       </w:r>
     </w:p>
     <w:p>
@@ -5439,7 +5431,7 @@
           <w:rFonts w:ascii="Aptos Display" w:hAnsi="Aptos Display"/>
           <w:color w:val="FF2D20"/>
         </w:rPr>
-        <w:t>Tahap 7 — Test, reconciliation, dan commit (45 menit)</w:t>
+        <w:t>Tahap 7 — Test, reconciliation, dan commit (30 menit)</w:t>
       </w:r>
     </w:p>
     <w:p>

--- a/modul_praktikum/Pertemuan_13_Laporan_Rekonsiliasi_Ekspor_dan_Withdrawal.docx
+++ b/modul_praktikum/Pertemuan_13_Laporan_Rekonsiliasi_Ekspor_dan_Withdrawal.docx
@@ -1001,7 +1001,7 @@
         </w:pBdr>
       </w:pPr>
       <w:r>
-        <w:t>CONTOH MANDIRI — app/Exports/TenantSalesExport.php   •   PHP</w:t>
+        <w:t>CONTOH MANDIRI — app/Modules/Reporting/Exports/TenantSalesExport.php (contoh; repo: ekspor CSV lewat TenantLedgerExportController)   •   PHP</w:t>
       </w:r>
     </w:p>
     <w:p>
@@ -2290,7 +2290,7 @@
         </w:pBdr>
       </w:pPr>
       <w:r>
-        <w:t>LANDASAN TEKNIS — app/Queries/TenantSalesReport.php   •   PHP</w:t>
+        <w:t>LANDASAN TEKNIS — app/Modules/Reporting/Services/TenantSalesReport.php (contoh; repo: TenantLedgerReport)   •   PHP</w:t>
       </w:r>
     </w:p>
     <w:p>
@@ -4604,6 +4604,167 @@
     </w:p>
     <w:p>
       <w:pPr>
+        <w:pStyle w:val="ListBody"/>
+      </w:pPr>
+      <w:r>
+        <w:rPr>
+          <w:rFonts w:ascii="Aptos" w:hAnsi="Aptos"/>
+          <w:color w:val="1F2937"/>
+          <w:sz w:val="19"/>
+        </w:rPr>
+        <w:t xml:space="preserve">Perintah pembuatan berkas tahap ini (diverifikasi pada Laravel 13.25; baris # INFO adalah output nyata). Jalankan dari root repository, lalu isi berkas sesuai langkah di atas.</w:t>
+      </w:r>
+    </w:p>
+    <w:p>
+      <w:pPr>
+        <w:pStyle w:val="CodeHeader"/>
+        <w:shd w:fill="2D2D30"/>
+        <w:pBdr>
+          <w:left w:val="single" w:sz="4" w:space="8" w:color="2D2D30"/>
+        </w:pBdr>
+      </w:pPr>
+      <w:r>
+        <w:rPr>
+          <w:rFonts w:ascii="Consolas" w:hAnsi="Consolas"/>
+          <w:b/>
+          <w:color w:val="FFFFFF"/>
+          <w:sz w:val="16"/>
+        </w:rPr>
+        <w:t xml:space="preserve">BUAT FILE — MODUL 13 TAHAP 2   •   terminal pada root repository   •   BASH</w:t>
+      </w:r>
+    </w:p>
+    <w:p>
+      <w:pPr>
+        <w:pStyle w:val="CodeBlock"/>
+        <w:shd w:fill="1E1E1E"/>
+        <w:pBdr>
+          <w:left w:val="single" w:sz="4" w:space="8" w:color="1E1E1E"/>
+        </w:pBdr>
+      </w:pPr>
+      <w:r>
+        <w:rPr>
+          <w:rFonts w:ascii="Consolas" w:hAnsi="Consolas"/>
+          <w:color w:val="D4D4D4"/>
+          <w:sz w:val="16"/>
+        </w:rPr>
+        <w:t xml:space="preserve">php artisan make:class Modules/Reporting/Services/TenantLedgerReport</w:t>
+        <w:br/>
+      </w:r>
+      <w:r>
+        <w:rPr>
+          <w:rFonts w:ascii="Consolas" w:hAnsi="Consolas"/>
+          <w:color w:val="6A9955"/>
+          <w:sz w:val="16"/>
+        </w:rPr>
+        <w:t xml:space="preserve">#   INFO Class [app/Modules/Reporting/Services/TenantLedgerReport.php] created successfully.</w:t>
+        <w:br/>
+      </w:r>
+      <w:r>
+        <w:rPr>
+          <w:rFonts w:ascii="Consolas" w:hAnsi="Consolas"/>
+          <w:color w:val="D4D4D4"/>
+          <w:sz w:val="16"/>
+        </w:rPr>
+        <w:t xml:space="preserve">php artisan make:test TenantLedgerReportTest --phpunit</w:t>
+        <w:br/>
+      </w:r>
+      <w:r>
+        <w:rPr>
+          <w:rFonts w:ascii="Consolas" w:hAnsi="Consolas"/>
+          <w:color w:val="6A9955"/>
+          <w:sz w:val="16"/>
+        </w:rPr>
+        <w:t xml:space="preserve">#   INFO Test [tests/Feature/TenantLedgerReportTest.php] created successfully.</w:t>
+      </w:r>
+    </w:p>
+    <w:p>
+      <w:pPr>
+        <w:pStyle w:val="ListBody"/>
+        <w:numPr>
+          <w:ilvl w:val="0"/>
+          <w:numId w:val="10"/>
+        </w:numPr>
+      </w:pPr>
+      <w:r>
+        <w:rPr>
+          <w:rFonts w:ascii="Consolas" w:hAnsi="Consolas"/>
+          <w:color w:val="C11B12"/>
+          <w:sz w:val="17"/>
+          <w:shd w:fill="ECEFF3"/>
+        </w:rPr>
+        <w:t xml:space="preserve">php artisan make:class Modules/Reporting/Services/TenantLedgerReport</w:t>
+      </w:r>
+      <w:r>
+        <w:rPr>
+          <w:rFonts w:ascii="Aptos" w:hAnsi="Aptos"/>
+          <w:color w:val="1F2937"/>
+          <w:sz w:val="19"/>
+        </w:rPr>
+        <w:t xml:space="preserve"> — Service laporan modul Reporting: ringkasan gross/komisi/net + rekonsiliasi (jumlah ledger == saldo materialisasi) dan baris ledger untuk ekspor — seluruhnya diturunkan dari ledger append-only. Hasil: </w:t>
+      </w:r>
+      <w:r>
+        <w:rPr>
+          <w:rFonts w:ascii="Consolas" w:hAnsi="Consolas"/>
+          <w:color w:val="C11B12"/>
+          <w:sz w:val="17"/>
+          <w:shd w:fill="ECEFF3"/>
+        </w:rPr>
+        <w:t xml:space="preserve">app/Modules/Reporting/Services/TenantLedgerReport.php</w:t>
+      </w:r>
+      <w:r>
+        <w:rPr>
+          <w:rFonts w:ascii="Aptos" w:hAnsi="Aptos"/>
+          <w:color w:val="1F2937"/>
+          <w:sz w:val="19"/>
+        </w:rPr>
+        <w:t xml:space="preserve">.</w:t>
+      </w:r>
+    </w:p>
+    <w:p>
+      <w:pPr>
+        <w:pStyle w:val="ListBody"/>
+        <w:numPr>
+          <w:ilvl w:val="0"/>
+          <w:numId w:val="10"/>
+        </w:numPr>
+      </w:pPr>
+      <w:r>
+        <w:rPr>
+          <w:rFonts w:ascii="Consolas" w:hAnsi="Consolas"/>
+          <w:color w:val="C11B12"/>
+          <w:sz w:val="17"/>
+          <w:shd w:fill="ECEFF3"/>
+        </w:rPr>
+        <w:t xml:space="preserve">php artisan make:test TenantLedgerReportTest --phpunit</w:t>
+      </w:r>
+      <w:r>
+        <w:rPr>
+          <w:rFonts w:ascii="Aptos" w:hAnsi="Aptos"/>
+          <w:color w:val="1F2937"/>
+          <w:sz w:val="19"/>
+        </w:rPr>
+        <w:t xml:space="preserve"> — Feature test ringkasan dan rekonsiliasi dari ledger nyata. Hasil: </w:t>
+      </w:r>
+      <w:r>
+        <w:rPr>
+          <w:rFonts w:ascii="Consolas" w:hAnsi="Consolas"/>
+          <w:color w:val="C11B12"/>
+          <w:sz w:val="17"/>
+          <w:shd w:fill="ECEFF3"/>
+        </w:rPr>
+        <w:t xml:space="preserve">tests/Feature/TenantLedgerReportTest.php</w:t>
+      </w:r>
+      <w:r>
+        <w:rPr>
+          <w:rFonts w:ascii="Aptos" w:hAnsi="Aptos"/>
+          <w:color w:val="1F2937"/>
+          <w:sz w:val="19"/>
+        </w:rPr>
+        <w:t xml:space="preserve">.</w:t>
+      </w:r>
+    </w:p>
+    <w:p>
+      <w:pPr>
         <w:pStyle w:val="TutorialObserve"/>
         <w:shd w:fill="FFF4D6" w:val="clear"/>
         <w:pBdr>
@@ -4992,6 +5153,106 @@
     </w:p>
     <w:p>
       <w:pPr>
+        <w:pStyle w:val="ListBody"/>
+      </w:pPr>
+      <w:r>
+        <w:rPr>
+          <w:rFonts w:ascii="Aptos" w:hAnsi="Aptos"/>
+          <w:color w:val="1F2937"/>
+          <w:sz w:val="19"/>
+        </w:rPr>
+        <w:t xml:space="preserve">Perintah pembuatan berkas tahap ini (diverifikasi pada Laravel 13.25; baris # INFO adalah output nyata). Jalankan dari root repository, lalu isi berkas sesuai langkah di atas.</w:t>
+      </w:r>
+    </w:p>
+    <w:p>
+      <w:pPr>
+        <w:pStyle w:val="CodeHeader"/>
+        <w:shd w:fill="2D2D30"/>
+        <w:pBdr>
+          <w:left w:val="single" w:sz="4" w:space="8" w:color="2D2D30"/>
+        </w:pBdr>
+      </w:pPr>
+      <w:r>
+        <w:rPr>
+          <w:rFonts w:ascii="Consolas" w:hAnsi="Consolas"/>
+          <w:b/>
+          <w:color w:val="FFFFFF"/>
+          <w:sz w:val="16"/>
+        </w:rPr>
+        <w:t xml:space="preserve">BUAT FILE — MODUL 13 TAHAP 4   •   terminal pada root repository   •   BASH</w:t>
+      </w:r>
+    </w:p>
+    <w:p>
+      <w:pPr>
+        <w:pStyle w:val="CodeBlock"/>
+        <w:shd w:fill="1E1E1E"/>
+        <w:pBdr>
+          <w:left w:val="single" w:sz="4" w:space="8" w:color="1E1E1E"/>
+        </w:pBdr>
+      </w:pPr>
+      <w:r>
+        <w:rPr>
+          <w:rFonts w:ascii="Consolas" w:hAnsi="Consolas"/>
+          <w:color w:val="D4D4D4"/>
+          <w:sz w:val="16"/>
+        </w:rPr>
+        <w:t xml:space="preserve">php artisan make:controller 'App\Modules\Reporting\Http\Controllers\TenantLedgerExportController' --invokable</w:t>
+        <w:br/>
+      </w:r>
+      <w:r>
+        <w:rPr>
+          <w:rFonts w:ascii="Consolas" w:hAnsi="Consolas"/>
+          <w:color w:val="6A9955"/>
+          <w:sz w:val="16"/>
+        </w:rPr>
+        <w:t xml:space="preserve">#   INFO Controller [app/Modules/Reporting/Http/Controllers/TenantLedgerExportController.php] created successfully.</w:t>
+      </w:r>
+    </w:p>
+    <w:p>
+      <w:pPr>
+        <w:pStyle w:val="ListBody"/>
+        <w:numPr>
+          <w:ilvl w:val="0"/>
+          <w:numId w:val="10"/>
+        </w:numPr>
+      </w:pPr>
+      <w:r>
+        <w:rPr>
+          <w:rFonts w:ascii="Consolas" w:hAnsi="Consolas"/>
+          <w:color w:val="C11B12"/>
+          <w:sz w:val="17"/>
+          <w:shd w:fill="ECEFF3"/>
+        </w:rPr>
+        <w:t xml:space="preserve">php artisan make:controller 'App\Modules\Reporting\Http\Controllers\TenantLedgerExportController' --invokable</w:t>
+      </w:r>
+      <w:r>
+        <w:rPr>
+          <w:rFonts w:ascii="Aptos" w:hAnsi="Aptos"/>
+          <w:color w:val="1F2937"/>
+          <w:sz w:val="19"/>
+        </w:rPr>
+        <w:t xml:space="preserve"> — Controller satu aksi ekspor CSV ledger tenant aktif (TenantContext), ditulis ke folder modul Reporting. Hasil: </w:t>
+      </w:r>
+      <w:r>
+        <w:rPr>
+          <w:rFonts w:ascii="Consolas" w:hAnsi="Consolas"/>
+          <w:color w:val="C11B12"/>
+          <w:sz w:val="17"/>
+          <w:shd w:fill="ECEFF3"/>
+        </w:rPr>
+        <w:t xml:space="preserve">app/Modules/Reporting/Http/Controllers/TenantLedgerExportController.php</w:t>
+      </w:r>
+      <w:r>
+        <w:rPr>
+          <w:rFonts w:ascii="Aptos" w:hAnsi="Aptos"/>
+          <w:color w:val="1F2937"/>
+          <w:sz w:val="19"/>
+        </w:rPr>
+        <w:t xml:space="preserve">.</w:t>
+      </w:r>
+    </w:p>
+    <w:p>
+      <w:pPr>
         <w:pStyle w:val="TutorialObserve"/>
         <w:shd w:fill="FFF4D6" w:val="clear"/>
         <w:pBdr>
@@ -5181,6 +5442,393 @@
     </w:p>
     <w:p>
       <w:pPr>
+        <w:pStyle w:val="ListBody"/>
+      </w:pPr>
+      <w:r>
+        <w:rPr>
+          <w:rFonts w:ascii="Aptos" w:hAnsi="Aptos"/>
+          <w:color w:val="1F2937"/>
+          <w:sz w:val="19"/>
+        </w:rPr>
+        <w:t xml:space="preserve">Perintah pembuatan berkas tahap ini (diverifikasi pada Laravel 13.25; baris # INFO adalah output nyata). Jalankan dari root repository, lalu isi berkas sesuai langkah di atas.</w:t>
+      </w:r>
+    </w:p>
+    <w:p>
+      <w:pPr>
+        <w:pStyle w:val="CodeHeader"/>
+        <w:shd w:fill="2D2D30"/>
+        <w:pBdr>
+          <w:left w:val="single" w:sz="4" w:space="8" w:color="2D2D30"/>
+        </w:pBdr>
+      </w:pPr>
+      <w:r>
+        <w:rPr>
+          <w:rFonts w:ascii="Consolas" w:hAnsi="Consolas"/>
+          <w:b/>
+          <w:color w:val="FFFFFF"/>
+          <w:sz w:val="16"/>
+        </w:rPr>
+        <w:t xml:space="preserve">BUAT FILE — MODUL 13 TAHAP 5   •   terminal pada root repository   •   BASH</w:t>
+      </w:r>
+    </w:p>
+    <w:p>
+      <w:pPr>
+        <w:pStyle w:val="CodeBlock"/>
+        <w:shd w:fill="1E1E1E"/>
+        <w:pBdr>
+          <w:left w:val="single" w:sz="4" w:space="8" w:color="1E1E1E"/>
+        </w:pBdr>
+      </w:pPr>
+      <w:r>
+        <w:rPr>
+          <w:rFonts w:ascii="Consolas" w:hAnsi="Consolas"/>
+          <w:color w:val="D4D4D4"/>
+          <w:sz w:val="16"/>
+        </w:rPr>
+        <w:t xml:space="preserve">php artisan make:class Modules/Payments/Services/WithdrawalService</w:t>
+        <w:br/>
+      </w:r>
+      <w:r>
+        <w:rPr>
+          <w:rFonts w:ascii="Consolas" w:hAnsi="Consolas"/>
+          <w:color w:val="6A9955"/>
+          <w:sz w:val="16"/>
+        </w:rPr>
+        <w:t xml:space="preserve">#   INFO Class [app/Modules/Payments/Services/WithdrawalService.php] created successfully.</w:t>
+        <w:br/>
+      </w:r>
+      <w:r>
+        <w:rPr>
+          <w:rFonts w:ascii="Consolas" w:hAnsi="Consolas"/>
+          <w:color w:val="D4D4D4"/>
+          <w:sz w:val="16"/>
+        </w:rPr>
+        <w:t xml:space="preserve">php artisan make:exception 'App\Modules\Payments\Exceptions\WithdrawalException'</w:t>
+        <w:br/>
+      </w:r>
+      <w:r>
+        <w:rPr>
+          <w:rFonts w:ascii="Consolas" w:hAnsi="Consolas"/>
+          <w:color w:val="6A9955"/>
+          <w:sz w:val="16"/>
+        </w:rPr>
+        <w:t xml:space="preserve">#   INFO Exception [app/Modules/Payments/Exceptions/WithdrawalException.php] created successfully.</w:t>
+        <w:br/>
+      </w:r>
+      <w:r>
+        <w:rPr>
+          <w:rFonts w:ascii="Consolas" w:hAnsi="Consolas"/>
+          <w:color w:val="D4D4D4"/>
+          <w:sz w:val="16"/>
+        </w:rPr>
+        <w:t xml:space="preserve">php artisan make:livewire reporting::finance-panel</w:t>
+        <w:br/>
+      </w:r>
+      <w:r>
+        <w:rPr>
+          <w:rFonts w:ascii="Consolas" w:hAnsi="Consolas"/>
+          <w:color w:val="6A9955"/>
+          <w:sz w:val="16"/>
+        </w:rPr>
+        <w:t xml:space="preserve">#   INFO Livewire component [app/Modules/Reporting/resources/views/livewire/⚡finance-panel.blade.php] created successfully.</w:t>
+        <w:br/>
+      </w:r>
+      <w:r>
+        <w:rPr>
+          <w:rFonts w:ascii="Consolas" w:hAnsi="Consolas"/>
+          <w:color w:val="6A9955"/>
+          <w:sz w:val="16"/>
+        </w:rPr>
+        <w:t xml:space="preserve"># manual (shell)</w:t>
+        <w:br/>
+      </w:r>
+      <w:r>
+        <w:rPr>
+          <w:rFonts w:ascii="Consolas" w:hAnsi="Consolas"/>
+          <w:color w:val="D4D4D4"/>
+          <w:sz w:val="16"/>
+        </w:rPr>
+        <w:t xml:space="preserve">rm app/Modules/Reporting/Http/Controllers/.gitkeep app/Modules/Reporting/resources/views/livewire/.gitkeep app/Modules/Reporting/routes/.gitkeep</w:t>
+        <w:br/>
+      </w:r>
+      <w:r>
+        <w:rPr>
+          <w:rFonts w:ascii="Consolas" w:hAnsi="Consolas"/>
+          <w:color w:val="D4D4D4"/>
+          <w:sz w:val="16"/>
+        </w:rPr>
+        <w:t xml:space="preserve">mkdir -p app/Modules/Reporting/resources/views/tenant</w:t>
+        <w:br/>
+      </w:r>
+      <w:r>
+        <w:rPr>
+          <w:rFonts w:ascii="Consolas" w:hAnsi="Consolas"/>
+          <w:color w:val="D4D4D4"/>
+          <w:sz w:val="16"/>
+        </w:rPr>
+        <w:t xml:space="preserve">touch app/Modules/Reporting/resources/views/tenant/finance-panel.blade.php app/Modules/Reporting/routes/tenant.php</w:t>
+        <w:br/>
+      </w:r>
+      <w:r>
+        <w:rPr>
+          <w:rFonts w:ascii="Consolas" w:hAnsi="Consolas"/>
+          <w:color w:val="D4D4D4"/>
+          <w:sz w:val="16"/>
+        </w:rPr>
+        <w:t xml:space="preserve">php artisan make:test WithdrawalServiceTest --phpunit</w:t>
+        <w:br/>
+      </w:r>
+      <w:r>
+        <w:rPr>
+          <w:rFonts w:ascii="Consolas" w:hAnsi="Consolas"/>
+          <w:color w:val="6A9955"/>
+          <w:sz w:val="16"/>
+        </w:rPr>
+        <w:t xml:space="preserve">#   INFO Test [tests/Feature/WithdrawalServiceTest.php] created successfully.</w:t>
+      </w:r>
+    </w:p>
+    <w:p>
+      <w:pPr>
+        <w:pStyle w:val="ListBody"/>
+        <w:numPr>
+          <w:ilvl w:val="0"/>
+          <w:numId w:val="10"/>
+        </w:numPr>
+      </w:pPr>
+      <w:r>
+        <w:rPr>
+          <w:rFonts w:ascii="Consolas" w:hAnsi="Consolas"/>
+          <w:color w:val="C11B12"/>
+          <w:sz w:val="17"/>
+          <w:shd w:fill="ECEFF3"/>
+        </w:rPr>
+        <w:t xml:space="preserve">php artisan make:class Modules/Payments/Services/WithdrawalService</w:t>
+      </w:r>
+      <w:r>
+        <w:rPr>
+          <w:rFonts w:ascii="Aptos" w:hAnsi="Aptos"/>
+          <w:color w:val="1F2937"/>
+          <w:sz w:val="19"/>
+        </w:rPr>
+        <w:t xml:space="preserve"> — Service penarikan modul Payments: request menahan dana (available→held, ledger hold), satu penarikan aktif per tenant. Hasil: </w:t>
+      </w:r>
+      <w:r>
+        <w:rPr>
+          <w:rFonts w:ascii="Consolas" w:hAnsi="Consolas"/>
+          <w:color w:val="C11B12"/>
+          <w:sz w:val="17"/>
+          <w:shd w:fill="ECEFF3"/>
+        </w:rPr>
+        <w:t xml:space="preserve">app/Modules/Payments/Services/WithdrawalService.php</w:t>
+      </w:r>
+      <w:r>
+        <w:rPr>
+          <w:rFonts w:ascii="Aptos" w:hAnsi="Aptos"/>
+          <w:color w:val="1F2937"/>
+          <w:sz w:val="19"/>
+        </w:rPr>
+        <w:t xml:space="preserve">.</w:t>
+      </w:r>
+    </w:p>
+    <w:p>
+      <w:pPr>
+        <w:pStyle w:val="ListBody"/>
+        <w:numPr>
+          <w:ilvl w:val="0"/>
+          <w:numId w:val="10"/>
+        </w:numPr>
+      </w:pPr>
+      <w:r>
+        <w:rPr>
+          <w:rFonts w:ascii="Consolas" w:hAnsi="Consolas"/>
+          <w:color w:val="C11B12"/>
+          <w:sz w:val="17"/>
+          <w:shd w:fill="ECEFF3"/>
+        </w:rPr>
+        <w:t xml:space="preserve">php artisan make:exception 'App\Modules\Payments\Exceptions\WithdrawalException'</w:t>
+      </w:r>
+      <w:r>
+        <w:rPr>
+          <w:rFonts w:ascii="Aptos" w:hAnsi="Aptos"/>
+          <w:color w:val="1F2937"/>
+          <w:sz w:val="19"/>
+        </w:rPr>
+        <w:t xml:space="preserve"> — Exception domain penarikan (saldo kurang, rekening belum terverifikasi, penarikan aktif ganda); nama lengkap → modul Payments. Hasil: </w:t>
+      </w:r>
+      <w:r>
+        <w:rPr>
+          <w:rFonts w:ascii="Consolas" w:hAnsi="Consolas"/>
+          <w:color w:val="C11B12"/>
+          <w:sz w:val="17"/>
+          <w:shd w:fill="ECEFF3"/>
+        </w:rPr>
+        <w:t xml:space="preserve">app/Modules/Payments/Exceptions/WithdrawalException.php</w:t>
+      </w:r>
+      <w:r>
+        <w:rPr>
+          <w:rFonts w:ascii="Aptos" w:hAnsi="Aptos"/>
+          <w:color w:val="1F2937"/>
+          <w:sz w:val="19"/>
+        </w:rPr>
+        <w:t xml:space="preserve">.</w:t>
+      </w:r>
+    </w:p>
+    <w:p>
+      <w:pPr>
+        <w:pStyle w:val="ListBody"/>
+        <w:numPr>
+          <w:ilvl w:val="0"/>
+          <w:numId w:val="10"/>
+        </w:numPr>
+      </w:pPr>
+      <w:r>
+        <w:rPr>
+          <w:rFonts w:ascii="Consolas" w:hAnsi="Consolas"/>
+          <w:color w:val="C11B12"/>
+          <w:sz w:val="17"/>
+          <w:shd w:fill="ECEFF3"/>
+        </w:rPr>
+        <w:t xml:space="preserve">php artisan make:livewire reporting::finance-panel</w:t>
+      </w:r>
+      <w:r>
+        <w:rPr>
+          <w:rFonts w:ascii="Aptos" w:hAnsi="Aptos"/>
+          <w:color w:val="1F2937"/>
+          <w:sz w:val="19"/>
+        </w:rPr>
+        <w:t xml:space="preserve"> — make:livewire dengan awalan namespace modul (reporting::) menulis komponen single-file Livewire 4 (awalan ⚡) LANGSUNG ke folder modul, karena ReportingServiceProvider mendaftarkan Livewire::addNamespace('reporting', app/Modules/Reporting/resources/views/livewire). Dipanggil &lt;livewire:reporting::nama&gt; atau Livewire::test('reporting::nama'). Hasil: </w:t>
+      </w:r>
+      <w:r>
+        <w:rPr>
+          <w:rFonts w:ascii="Consolas" w:hAnsi="Consolas"/>
+          <w:color w:val="C11B12"/>
+          <w:sz w:val="17"/>
+          <w:shd w:fill="ECEFF3"/>
+        </w:rPr>
+        <w:t xml:space="preserve">app/Modules/Reporting/resources/views/livewire/⚡finance-panel.blade.php</w:t>
+      </w:r>
+      <w:r>
+        <w:rPr>
+          <w:rFonts w:ascii="Aptos" w:hAnsi="Aptos"/>
+          <w:color w:val="1F2937"/>
+          <w:sz w:val="19"/>
+        </w:rPr>
+        <w:t xml:space="preserve">.</w:t>
+      </w:r>
+    </w:p>
+    <w:p>
+      <w:pPr>
+        <w:pStyle w:val="ListBody"/>
+        <w:numPr>
+          <w:ilvl w:val="0"/>
+          <w:numId w:val="10"/>
+        </w:numPr>
+      </w:pPr>
+      <w:r>
+        <w:rPr>
+          <w:rFonts w:ascii="Aptos" w:hAnsi="Aptos"/>
+          <w:color w:val="1F2937"/>
+          <w:sz w:val="19"/>
+        </w:rPr>
+        <w:t xml:space="preserve">Manual: </w:t>
+      </w:r>
+      <w:r>
+        <w:rPr>
+          <w:rFonts w:ascii="Consolas" w:hAnsi="Consolas"/>
+          <w:color w:val="C11B12"/>
+          <w:sz w:val="17"/>
+          <w:shd w:fill="ECEFF3"/>
+        </w:rPr>
+        <w:t xml:space="preserve">rm app/Modules/Reporting/Http/Controllers/.gitkeep app/Modules/Reporting/resources/views/livewire/.gitkeep app/Modules/Reporting/routes/.gitkeep</w:t>
+      </w:r>
+      <w:r>
+        <w:rPr>
+          <w:rFonts w:ascii="Aptos" w:hAnsi="Aptos"/>
+          <w:color w:val="1F2937"/>
+          <w:sz w:val="19"/>
+        </w:rPr>
+        <w:t xml:space="preserve"> — Halaman keuangan tenant (view('reporting::tenant.finance-panel')) dan route tenant.finance + tenant.finance.export milik modul Reporting (PortalRoutes::tenant) dibuat manual. Hasil: </w:t>
+      </w:r>
+      <w:r>
+        <w:rPr>
+          <w:rFonts w:ascii="Consolas" w:hAnsi="Consolas"/>
+          <w:color w:val="C11B12"/>
+          <w:sz w:val="17"/>
+          <w:shd w:fill="ECEFF3"/>
+        </w:rPr>
+        <w:t xml:space="preserve">app/Modules/Reporting/resources/views/tenant/finance-panel.blade.php</w:t>
+      </w:r>
+      <w:r>
+        <w:rPr>
+          <w:rFonts w:ascii="Aptos" w:hAnsi="Aptos"/>
+          <w:color w:val="1F2937"/>
+          <w:sz w:val="19"/>
+        </w:rPr>
+        <w:t xml:space="preserve">, </w:t>
+      </w:r>
+      <w:r>
+        <w:rPr>
+          <w:rFonts w:ascii="Consolas" w:hAnsi="Consolas"/>
+          <w:color w:val="C11B12"/>
+          <w:sz w:val="17"/>
+          <w:shd w:fill="ECEFF3"/>
+        </w:rPr>
+        <w:t xml:space="preserve">app/Modules/Reporting/routes/tenant.php</w:t>
+      </w:r>
+      <w:r>
+        <w:rPr>
+          <w:rFonts w:ascii="Aptos" w:hAnsi="Aptos"/>
+          <w:color w:val="1F2937"/>
+          <w:sz w:val="19"/>
+        </w:rPr>
+        <w:t xml:space="preserve">.</w:t>
+      </w:r>
+    </w:p>
+    <w:p>
+      <w:pPr>
+        <w:pStyle w:val="ListBody"/>
+        <w:numPr>
+          <w:ilvl w:val="0"/>
+          <w:numId w:val="10"/>
+        </w:numPr>
+      </w:pPr>
+      <w:r>
+        <w:rPr>
+          <w:rFonts w:ascii="Consolas" w:hAnsi="Consolas"/>
+          <w:color w:val="C11B12"/>
+          <w:sz w:val="17"/>
+          <w:shd w:fill="ECEFF3"/>
+        </w:rPr>
+        <w:t xml:space="preserve">php artisan make:test WithdrawalServiceTest --phpunit</w:t>
+      </w:r>
+      <w:r>
+        <w:rPr>
+          <w:rFonts w:ascii="Aptos" w:hAnsi="Aptos"/>
+          <w:color w:val="1F2937"/>
+          <w:sz w:val="19"/>
+        </w:rPr>
+        <w:t xml:space="preserve"> — Feature test hold/tolak/penarikan aktif tunggal/approve/reject. Hasil: </w:t>
+      </w:r>
+      <w:r>
+        <w:rPr>
+          <w:rFonts w:ascii="Consolas" w:hAnsi="Consolas"/>
+          <w:color w:val="C11B12"/>
+          <w:sz w:val="17"/>
+          <w:shd w:fill="ECEFF3"/>
+        </w:rPr>
+        <w:t xml:space="preserve">tests/Feature/WithdrawalServiceTest.php</w:t>
+      </w:r>
+      <w:r>
+        <w:rPr>
+          <w:rFonts w:ascii="Aptos" w:hAnsi="Aptos"/>
+          <w:color w:val="1F2937"/>
+          <w:sz w:val="19"/>
+        </w:rPr>
+        <w:t xml:space="preserve">.</w:t>
+      </w:r>
+    </w:p>
+    <w:p>
+      <w:pPr>
         <w:pStyle w:val="TutorialObserve"/>
         <w:shd w:fill="FFF4D6" w:val="clear"/>
         <w:pBdr>
@@ -5370,6 +6018,201 @@
     </w:p>
     <w:p>
       <w:pPr>
+        <w:pStyle w:val="ListBody"/>
+      </w:pPr>
+      <w:r>
+        <w:rPr>
+          <w:rFonts w:ascii="Aptos" w:hAnsi="Aptos"/>
+          <w:color w:val="1F2937"/>
+          <w:sz w:val="19"/>
+        </w:rPr>
+        <w:t xml:space="preserve">Perintah pembuatan berkas tahap ini (diverifikasi pada Laravel 13.25; baris # INFO adalah output nyata). Jalankan dari root repository, lalu isi berkas sesuai langkah di atas.</w:t>
+      </w:r>
+    </w:p>
+    <w:p>
+      <w:pPr>
+        <w:pStyle w:val="CodeHeader"/>
+        <w:shd w:fill="2D2D30"/>
+        <w:pBdr>
+          <w:left w:val="single" w:sz="4" w:space="8" w:color="2D2D30"/>
+        </w:pBdr>
+      </w:pPr>
+      <w:r>
+        <w:rPr>
+          <w:rFonts w:ascii="Consolas" w:hAnsi="Consolas"/>
+          <w:b/>
+          <w:color w:val="FFFFFF"/>
+          <w:sz w:val="16"/>
+        </w:rPr>
+        <w:t xml:space="preserve">BUAT FILE — MODUL 13 TAHAP 6   •   terminal pada root repository   •   BASH</w:t>
+      </w:r>
+    </w:p>
+    <w:p>
+      <w:pPr>
+        <w:pStyle w:val="CodeBlock"/>
+        <w:shd w:fill="1E1E1E"/>
+        <w:pBdr>
+          <w:left w:val="single" w:sz="4" w:space="8" w:color="1E1E1E"/>
+        </w:pBdr>
+      </w:pPr>
+      <w:r>
+        <w:rPr>
+          <w:rFonts w:ascii="Consolas" w:hAnsi="Consolas"/>
+          <w:color w:val="D4D4D4"/>
+          <w:sz w:val="16"/>
+        </w:rPr>
+        <w:t xml:space="preserve">php artisan make:livewire payments::withdrawal-review</w:t>
+        <w:br/>
+      </w:r>
+      <w:r>
+        <w:rPr>
+          <w:rFonts w:ascii="Consolas" w:hAnsi="Consolas"/>
+          <w:color w:val="6A9955"/>
+          <w:sz w:val="16"/>
+        </w:rPr>
+        <w:t xml:space="preserve">#   INFO Livewire component [app/Modules/Payments/resources/views/livewire/⚡withdrawal-review.blade.php] created successfully.</w:t>
+        <w:br/>
+      </w:r>
+      <w:r>
+        <w:rPr>
+          <w:rFonts w:ascii="Consolas" w:hAnsi="Consolas"/>
+          <w:color w:val="6A9955"/>
+          <w:sz w:val="16"/>
+        </w:rPr>
+        <w:t xml:space="preserve"># manual (shell)</w:t>
+        <w:br/>
+      </w:r>
+      <w:r>
+        <w:rPr>
+          <w:rFonts w:ascii="Consolas" w:hAnsi="Consolas"/>
+          <w:color w:val="D4D4D4"/>
+          <w:sz w:val="16"/>
+        </w:rPr>
+        <w:t xml:space="preserve">mkdir -p app/Modules/Payments/resources/views/admin</w:t>
+        <w:br/>
+      </w:r>
+      <w:r>
+        <w:rPr>
+          <w:rFonts w:ascii="Consolas" w:hAnsi="Consolas"/>
+          <w:color w:val="D4D4D4"/>
+          <w:sz w:val="16"/>
+        </w:rPr>
+        <w:t xml:space="preserve">touch app/Modules/Payments/resources/views/admin/withdrawals.blade.php app/Modules/Payments/routes/admin.php</w:t>
+      </w:r>
+    </w:p>
+    <w:p>
+      <w:pPr>
+        <w:pStyle w:val="ListBody"/>
+        <w:numPr>
+          <w:ilvl w:val="0"/>
+          <w:numId w:val="10"/>
+        </w:numPr>
+      </w:pPr>
+      <w:r>
+        <w:rPr>
+          <w:rFonts w:ascii="Consolas" w:hAnsi="Consolas"/>
+          <w:color w:val="C11B12"/>
+          <w:sz w:val="17"/>
+          <w:shd w:fill="ECEFF3"/>
+        </w:rPr>
+        <w:t xml:space="preserve">php artisan make:livewire payments::withdrawal-review</w:t>
+      </w:r>
+      <w:r>
+        <w:rPr>
+          <w:rFonts w:ascii="Aptos" w:hAnsi="Aptos"/>
+          <w:color w:val="1F2937"/>
+          <w:sz w:val="19"/>
+        </w:rPr>
+        <w:t xml:space="preserve"> — make:livewire dengan awalan namespace modul (payments::) menulis komponen single-file Livewire 4 (awalan ⚡) LANGSUNG ke folder modul, karena PaymentsServiceProvider mendaftarkan Livewire::addNamespace('payments', app/Modules/Payments/resources/views/livewire). Dipanggil &lt;livewire:payments::nama&gt; atau Livewire::test('payments::nama'). Hasil: </w:t>
+      </w:r>
+      <w:r>
+        <w:rPr>
+          <w:rFonts w:ascii="Consolas" w:hAnsi="Consolas"/>
+          <w:color w:val="C11B12"/>
+          <w:sz w:val="17"/>
+          <w:shd w:fill="ECEFF3"/>
+        </w:rPr>
+        <w:t xml:space="preserve">app/Modules/Payments/resources/views/livewire/⚡withdrawal-review.blade.php</w:t>
+      </w:r>
+      <w:r>
+        <w:rPr>
+          <w:rFonts w:ascii="Aptos" w:hAnsi="Aptos"/>
+          <w:color w:val="1F2937"/>
+          <w:sz w:val="19"/>
+        </w:rPr>
+        <w:t xml:space="preserve">.</w:t>
+      </w:r>
+    </w:p>
+    <w:p>
+      <w:pPr>
+        <w:pStyle w:val="ListBody"/>
+        <w:numPr>
+          <w:ilvl w:val="0"/>
+          <w:numId w:val="10"/>
+        </w:numPr>
+      </w:pPr>
+      <w:r>
+        <w:rPr>
+          <w:rFonts w:ascii="Aptos" w:hAnsi="Aptos"/>
+          <w:color w:val="1F2937"/>
+          <w:sz w:val="19"/>
+        </w:rPr>
+        <w:t xml:space="preserve">Manual: </w:t>
+      </w:r>
+      <w:r>
+        <w:rPr>
+          <w:rFonts w:ascii="Consolas" w:hAnsi="Consolas"/>
+          <w:color w:val="C11B12"/>
+          <w:sz w:val="17"/>
+          <w:shd w:fill="ECEFF3"/>
+        </w:rPr>
+        <w:t xml:space="preserve">mkdir -p app/Modules/Payments/resources/views/admin</w:t>
+      </w:r>
+      <w:r>
+        <w:rPr>
+          <w:rFonts w:ascii="Aptos" w:hAnsi="Aptos"/>
+          <w:color w:val="1F2937"/>
+          <w:sz w:val="19"/>
+        </w:rPr>
+        <w:t xml:space="preserve"> — Halaman admin penarikan (view('payments::admin.withdrawals')) dan route admin.withdrawals.index milik modul Payments (PortalRoutes::admin) dibuat manual. Hasil: </w:t>
+      </w:r>
+      <w:r>
+        <w:rPr>
+          <w:rFonts w:ascii="Consolas" w:hAnsi="Consolas"/>
+          <w:color w:val="C11B12"/>
+          <w:sz w:val="17"/>
+          <w:shd w:fill="ECEFF3"/>
+        </w:rPr>
+        <w:t xml:space="preserve">app/Modules/Payments/resources/views/admin/withdrawals.blade.php</w:t>
+      </w:r>
+      <w:r>
+        <w:rPr>
+          <w:rFonts w:ascii="Aptos" w:hAnsi="Aptos"/>
+          <w:color w:val="1F2937"/>
+          <w:sz w:val="19"/>
+        </w:rPr>
+        <w:t xml:space="preserve">, </w:t>
+      </w:r>
+      <w:r>
+        <w:rPr>
+          <w:rFonts w:ascii="Consolas" w:hAnsi="Consolas"/>
+          <w:color w:val="C11B12"/>
+          <w:sz w:val="17"/>
+          <w:shd w:fill="ECEFF3"/>
+        </w:rPr>
+        <w:t xml:space="preserve">app/Modules/Payments/routes/admin.php</w:t>
+      </w:r>
+      <w:r>
+        <w:rPr>
+          <w:rFonts w:ascii="Aptos" w:hAnsi="Aptos"/>
+          <w:color w:val="1F2937"/>
+          <w:sz w:val="19"/>
+        </w:rPr>
+        <w:t xml:space="preserve">.</w:t>
+      </w:r>
+    </w:p>
+    <w:p>
+      <w:pPr>
         <w:pStyle w:val="TutorialObserve"/>
         <w:shd w:fill="FFF4D6" w:val="clear"/>
         <w:pBdr>
@@ -5559,6 +6402,244 @@
     </w:p>
     <w:p>
       <w:pPr>
+        <w:pStyle w:val="ListBody"/>
+      </w:pPr>
+      <w:r>
+        <w:rPr>
+          <w:rFonts w:ascii="Aptos" w:hAnsi="Aptos"/>
+          <w:color w:val="1F2937"/>
+          <w:sz w:val="19"/>
+        </w:rPr>
+        <w:t xml:space="preserve">Perintah pembuatan berkas tahap ini (diverifikasi pada Laravel 13.25; baris # INFO adalah output nyata). Jalankan dari root repository, lalu isi berkas sesuai langkah di atas.</w:t>
+      </w:r>
+    </w:p>
+    <w:p>
+      <w:pPr>
+        <w:pStyle w:val="CodeHeader"/>
+        <w:shd w:fill="2D2D30"/>
+        <w:pBdr>
+          <w:left w:val="single" w:sz="4" w:space="8" w:color="2D2D30"/>
+        </w:pBdr>
+      </w:pPr>
+      <w:r>
+        <w:rPr>
+          <w:rFonts w:ascii="Consolas" w:hAnsi="Consolas"/>
+          <w:b/>
+          <w:color w:val="FFFFFF"/>
+          <w:sz w:val="16"/>
+        </w:rPr>
+        <w:t xml:space="preserve">BUAT FILE — MODUL 13 TAHAP 7   •   terminal pada root repository   •   BASH</w:t>
+      </w:r>
+    </w:p>
+    <w:p>
+      <w:pPr>
+        <w:pStyle w:val="CodeBlock"/>
+        <w:shd w:fill="1E1E1E"/>
+        <w:pBdr>
+          <w:left w:val="single" w:sz="4" w:space="8" w:color="1E1E1E"/>
+        </w:pBdr>
+      </w:pPr>
+      <w:r>
+        <w:rPr>
+          <w:rFonts w:ascii="Consolas" w:hAnsi="Consolas"/>
+          <w:color w:val="D4D4D4"/>
+          <w:sz w:val="16"/>
+        </w:rPr>
+        <w:t xml:space="preserve">php artisan make:test FinanceFlowTest --phpunit</w:t>
+        <w:br/>
+      </w:r>
+      <w:r>
+        <w:rPr>
+          <w:rFonts w:ascii="Consolas" w:hAnsi="Consolas"/>
+          <w:color w:val="6A9955"/>
+          <w:sz w:val="16"/>
+        </w:rPr>
+        <w:t xml:space="preserve">#   INFO Test [tests/Feature/FinanceFlowTest.php] created successfully.</w:t>
+        <w:br/>
+      </w:r>
+      <w:r>
+        <w:rPr>
+          <w:rFonts w:ascii="Consolas" w:hAnsi="Consolas"/>
+          <w:color w:val="6A9955"/>
+          <w:sz w:val="16"/>
+        </w:rPr>
+        <w:t xml:space="preserve"># manual (shell)</w:t>
+        <w:br/>
+      </w:r>
+      <w:r>
+        <w:rPr>
+          <w:rFonts w:ascii="Consolas" w:hAnsi="Consolas"/>
+          <w:color w:val="D4D4D4"/>
+          <w:sz w:val="16"/>
+        </w:rPr>
+        <w:t xml:space="preserve">mkdir -p evidence/pertemuan-13/screenshots</w:t>
+        <w:br/>
+      </w:r>
+      <w:r>
+        <w:rPr>
+          <w:rFonts w:ascii="Consolas" w:hAnsi="Consolas"/>
+          <w:color w:val="D4D4D4"/>
+          <w:sz w:val="16"/>
+        </w:rPr>
+        <w:t xml:space="preserve">touch evidence/pertemuan-13/RINGKASAN.md</w:t>
+        <w:br/>
+      </w:r>
+      <w:r>
+        <w:rPr>
+          <w:rFonts w:ascii="Consolas" w:hAnsi="Consolas"/>
+          <w:color w:val="D4D4D4"/>
+          <w:sz w:val="16"/>
+        </w:rPr>
+        <w:t xml:space="preserve">php artisan test --compact --filter="TenantLedgerReportTest|WithdrawalServiceTest|FinanceFlowTest" &gt; evidence/pertemuan-13/test-finance.txt</w:t>
+      </w:r>
+    </w:p>
+    <w:p>
+      <w:pPr>
+        <w:pStyle w:val="ListBody"/>
+        <w:numPr>
+          <w:ilvl w:val="0"/>
+          <w:numId w:val="10"/>
+        </w:numPr>
+      </w:pPr>
+      <w:r>
+        <w:rPr>
+          <w:rFonts w:ascii="Consolas" w:hAnsi="Consolas"/>
+          <w:color w:val="C11B12"/>
+          <w:sz w:val="17"/>
+          <w:shd w:fill="ECEFF3"/>
+        </w:rPr>
+        <w:t xml:space="preserve">php artisan make:test FinanceFlowTest --phpunit</w:t>
+      </w:r>
+      <w:r>
+        <w:rPr>
+          <w:rFonts w:ascii="Aptos" w:hAnsi="Aptos"/>
+          <w:color w:val="1F2937"/>
+          <w:sz w:val="19"/>
+        </w:rPr>
+        <w:t xml:space="preserve"> — Feature test alur keuangan: panel (non-anggota 403), request via panel, review admin lintas kantin 403, ekspor CSV, halaman merender komponen modul. Hasil: </w:t>
+      </w:r>
+      <w:r>
+        <w:rPr>
+          <w:rFonts w:ascii="Consolas" w:hAnsi="Consolas"/>
+          <w:color w:val="C11B12"/>
+          <w:sz w:val="17"/>
+          <w:shd w:fill="ECEFF3"/>
+        </w:rPr>
+        <w:t xml:space="preserve">tests/Feature/FinanceFlowTest.php</w:t>
+      </w:r>
+      <w:r>
+        <w:rPr>
+          <w:rFonts w:ascii="Aptos" w:hAnsi="Aptos"/>
+          <w:color w:val="1F2937"/>
+          <w:sz w:val="19"/>
+        </w:rPr>
+        <w:t xml:space="preserve">.</w:t>
+      </w:r>
+    </w:p>
+    <w:p>
+      <w:pPr>
+        <w:pStyle w:val="ListBody"/>
+        <w:numPr>
+          <w:ilvl w:val="0"/>
+          <w:numId w:val="10"/>
+        </w:numPr>
+      </w:pPr>
+      <w:r>
+        <w:rPr>
+          <w:rFonts w:ascii="Aptos" w:hAnsi="Aptos"/>
+          <w:color w:val="1F2937"/>
+          <w:sz w:val="19"/>
+        </w:rPr>
+        <w:t xml:space="preserve">Manual: </w:t>
+      </w:r>
+      <w:r>
+        <w:rPr>
+          <w:rFonts w:ascii="Consolas" w:hAnsi="Consolas"/>
+          <w:color w:val="C11B12"/>
+          <w:sz w:val="17"/>
+          <w:shd w:fill="ECEFF3"/>
+        </w:rPr>
+        <w:t xml:space="preserve">mkdir -p evidence/pertemuan-13/screenshots</w:t>
+      </w:r>
+      <w:r>
+        <w:rPr>
+          <w:rFonts w:ascii="Aptos" w:hAnsi="Aptos"/>
+          <w:color w:val="1F2937"/>
+          <w:sz w:val="19"/>
+        </w:rPr>
+        <w:t xml:space="preserve"> — Ringkasan evidence, hasil test keuangan, dan screenshot di evidence/pertemuan-13/screenshots/. Hasil: </w:t>
+      </w:r>
+      <w:r>
+        <w:rPr>
+          <w:rFonts w:ascii="Consolas" w:hAnsi="Consolas"/>
+          <w:color w:val="C11B12"/>
+          <w:sz w:val="17"/>
+          <w:shd w:fill="ECEFF3"/>
+        </w:rPr>
+        <w:t xml:space="preserve">evidence/pertemuan-13/RINGKASAN.md</w:t>
+      </w:r>
+      <w:r>
+        <w:rPr>
+          <w:rFonts w:ascii="Aptos" w:hAnsi="Aptos"/>
+          <w:color w:val="1F2937"/>
+          <w:sz w:val="19"/>
+        </w:rPr>
+        <w:t xml:space="preserve">, </w:t>
+      </w:r>
+      <w:r>
+        <w:rPr>
+          <w:rFonts w:ascii="Consolas" w:hAnsi="Consolas"/>
+          <w:color w:val="C11B12"/>
+          <w:sz w:val="17"/>
+          <w:shd w:fill="ECEFF3"/>
+        </w:rPr>
+        <w:t xml:space="preserve">evidence/pertemuan-13/test-finance.txt</w:t>
+      </w:r>
+      <w:r>
+        <w:rPr>
+          <w:rFonts w:ascii="Aptos" w:hAnsi="Aptos"/>
+          <w:color w:val="1F2937"/>
+          <w:sz w:val="19"/>
+        </w:rPr>
+        <w:t xml:space="preserve">, </w:t>
+      </w:r>
+      <w:r>
+        <w:rPr>
+          <w:rFonts w:ascii="Consolas" w:hAnsi="Consolas"/>
+          <w:color w:val="C11B12"/>
+          <w:sz w:val="17"/>
+          <w:shd w:fill="ECEFF3"/>
+        </w:rPr>
+        <w:t xml:space="preserve">evidence/pertemuan-13/screenshots/m13-finance.png</w:t>
+      </w:r>
+      <w:r>
+        <w:rPr>
+          <w:rFonts w:ascii="Aptos" w:hAnsi="Aptos"/>
+          <w:color w:val="1F2937"/>
+          <w:sz w:val="19"/>
+        </w:rPr>
+        <w:t xml:space="preserve">, </w:t>
+      </w:r>
+      <w:r>
+        <w:rPr>
+          <w:rFonts w:ascii="Consolas" w:hAnsi="Consolas"/>
+          <w:color w:val="C11B12"/>
+          <w:sz w:val="17"/>
+          <w:shd w:fill="ECEFF3"/>
+        </w:rPr>
+        <w:t xml:space="preserve">evidence/pertemuan-13/screenshots/m13-reporting-module.png</w:t>
+      </w:r>
+      <w:r>
+        <w:rPr>
+          <w:rFonts w:ascii="Aptos" w:hAnsi="Aptos"/>
+          <w:color w:val="1F2937"/>
+          <w:sz w:val="19"/>
+        </w:rPr>
+        <w:t xml:space="preserve">.</w:t>
+      </w:r>
+    </w:p>
+    <w:p>
+      <w:pPr>
         <w:pStyle w:val="TutorialObserve"/>
         <w:shd w:fill="FFF4D6" w:val="clear"/>
         <w:pBdr>
@@ -5698,6 +6779,245 @@
           <w:sz w:val="16"/>
         </w:rPr>
         <w:t xml:space="preserve"> run build</w:t>
+      </w:r>
+    </w:p>
+    <w:p>
+      <w:pPr>
+        <w:pStyle w:val="Heading3"/>
+      </w:pPr>
+      <w:r>
+        <w:t xml:space="preserve">Output Nyata Terverifikasi</w:t>
+      </w:r>
+    </w:p>
+    <w:p>
+      <w:pPr>
+        <w:pStyle w:val="ListBody"/>
+      </w:pPr>
+      <w:r>
+        <w:t xml:space="preserve">Panel keuangan tenant — diverifikasi live (login operator tenant): Saldo Tersedia Rp 42.500, Penjualan Kotor Rp 50.000, Komisi Rp 7.500, Rekonsiliasi Ledger berstatus cocok (ledger = saldo materialisasi), disertai formulir Ajukan Penarikan dan tautan Ekspor CSV ledger.</w:t>
+      </w:r>
+    </w:p>
+    <w:p>
+      <w:pPr>
+        <w:jc w:val="center"/>
+        <w:spacing w:before="80" w:after="40"/>
+      </w:pPr>
+      <w:r>
+        <w:drawing>
+          <wp:inline distT="0" distB="0" distL="0" distR="0">
+            <wp:extent cx="5486400" cy="3810000"/>
+            <wp:effectExtent l="0" t="0" r="0" b="0"/>
+            <wp:docPr id="9131" name="M13 finance"/>
+            <wp:cNvGraphicFramePr>
+              <a:graphicFrameLocks xmlns:a="http://schemas.openxmlformats.org/drawingml/2006/main" noChangeAspect="1"/>
+            </wp:cNvGraphicFramePr>
+            <a:graphic xmlns:a="http://schemas.openxmlformats.org/drawingml/2006/main">
+              <a:graphicData uri="http://schemas.openxmlformats.org/drawingml/2006/picture">
+                <pic:pic xmlns:pic="http://schemas.openxmlformats.org/drawingml/2006/picture">
+                  <pic:nvPicPr>
+                    <pic:cNvPr id="9131" name="M13 finance"/>
+                    <pic:cNvPicPr/>
+                  </pic:nvPicPr>
+                  <pic:blipFill>
+                    <a:blip r:embed="rId913"/>
+                    <a:stretch>
+                      <a:fillRect/>
+                    </a:stretch>
+                  </pic:blipFill>
+                  <pic:spPr>
+                    <a:xfrm>
+                      <a:off x="0" y="0"/>
+                      <a:ext cx="5486400" cy="3810000"/>
+                    </a:xfrm>
+                    <a:prstGeom prst="rect">
+                      <a:avLst/>
+                    </a:prstGeom>
+                  </pic:spPr>
+                </pic:pic>
+              </a:graphicData>
+            </a:graphic>
+          </wp:inline>
+        </w:drawing>
+      </w:r>
+    </w:p>
+    <w:p>
+      <w:pPr>
+        <w:pStyle w:val="Heading3"/>
+      </w:pPr>
+      <w:r>
+        <w:t xml:space="preserve">Output Nyata Terverifikasi — Keuangan (Reporting) dan Penarikan (Payments)</w:t>
+      </w:r>
+    </w:p>
+    <w:p>
+      <w:pPr>
+        <w:pStyle w:val="ListBody"/>
+      </w:pPr>
+      <w:r>
+        <w:rPr>
+          <w:rFonts w:ascii="Aptos" w:hAnsi="Aptos"/>
+          <w:color w:val="1F2937"/>
+          <w:sz w:val="19"/>
+        </w:rPr>
+        <w:t xml:space="preserve">Bukti eksekusi nyata pada branch </w:t>
+      </w:r>
+      <w:r>
+        <w:rPr>
+          <w:rFonts w:ascii="Consolas" w:hAnsi="Consolas"/>
+          <w:color w:val="C11B12"/>
+          <w:sz w:val="17"/>
+          <w:shd w:fill="ECEFF3"/>
+        </w:rPr>
+        <w:t xml:space="preserve">feat/pertemuan-13-reporting-v2</w:t>
+      </w:r>
+      <w:r>
+        <w:rPr>
+          <w:rFonts w:ascii="Aptos" w:hAnsi="Aptos"/>
+          <w:color w:val="1F2937"/>
+          <w:sz w:val="19"/>
+        </w:rPr>
+        <w:t xml:space="preserve">: laporan, rekonsiliasi, ekspor CSV, dan panel keuangan tenant berada di </w:t>
+      </w:r>
+      <w:r>
+        <w:rPr>
+          <w:rFonts w:ascii="Consolas" w:hAnsi="Consolas"/>
+          <w:color w:val="C11B12"/>
+          <w:sz w:val="17"/>
+          <w:shd w:fill="ECEFF3"/>
+        </w:rPr>
+        <w:t xml:space="preserve">app/Modules/Reporting</w:t>
+      </w:r>
+      <w:r>
+        <w:rPr>
+          <w:rFonts w:ascii="Aptos" w:hAnsi="Aptos"/>
+          <w:color w:val="1F2937"/>
+          <w:sz w:val="19"/>
+        </w:rPr>
+        <w:t xml:space="preserve"> (</w:t>
+      </w:r>
+      <w:r>
+        <w:rPr>
+          <w:rFonts w:ascii="Consolas" w:hAnsi="Consolas"/>
+          <w:color w:val="C11B12"/>
+          <w:sz w:val="17"/>
+          <w:shd w:fill="ECEFF3"/>
+        </w:rPr>
+        <w:t xml:space="preserve">reporting::finance-panel</w:t>
+      </w:r>
+      <w:r>
+        <w:rPr>
+          <w:rFonts w:ascii="Aptos" w:hAnsi="Aptos"/>
+          <w:color w:val="1F2937"/>
+          <w:sz w:val="19"/>
+        </w:rPr>
+        <w:t xml:space="preserve">, route </w:t>
+      </w:r>
+      <w:r>
+        <w:rPr>
+          <w:rFonts w:ascii="Consolas" w:hAnsi="Consolas"/>
+          <w:color w:val="C11B12"/>
+          <w:sz w:val="17"/>
+          <w:shd w:fill="ECEFF3"/>
+        </w:rPr>
+        <w:t xml:space="preserve">tenant.finance*</w:t>
+      </w:r>
+      <w:r>
+        <w:rPr>
+          <w:rFonts w:ascii="Aptos" w:hAnsi="Aptos"/>
+          <w:color w:val="1F2937"/>
+          <w:sz w:val="19"/>
+        </w:rPr>
+        <w:t xml:space="preserve">), sedangkan penarikan dan peninjauan admin berada di modul Payments (</w:t>
+      </w:r>
+      <w:r>
+        <w:rPr>
+          <w:rFonts w:ascii="Consolas" w:hAnsi="Consolas"/>
+          <w:color w:val="C11B12"/>
+          <w:sz w:val="17"/>
+          <w:shd w:fill="ECEFF3"/>
+        </w:rPr>
+        <w:t xml:space="preserve">payments::withdrawal-review</w:t>
+      </w:r>
+      <w:r>
+        <w:rPr>
+          <w:rFonts w:ascii="Aptos" w:hAnsi="Aptos"/>
+          <w:color w:val="1F2937"/>
+          <w:sz w:val="19"/>
+        </w:rPr>
+        <w:t xml:space="preserve">, route </w:t>
+      </w:r>
+      <w:r>
+        <w:rPr>
+          <w:rFonts w:ascii="Consolas" w:hAnsi="Consolas"/>
+          <w:color w:val="C11B12"/>
+          <w:sz w:val="17"/>
+          <w:shd w:fill="ECEFF3"/>
+        </w:rPr>
+        <w:t xml:space="preserve">admin.withdrawals.index</w:t>
+      </w:r>
+      <w:r>
+        <w:rPr>
+          <w:rFonts w:ascii="Aptos" w:hAnsi="Aptos"/>
+          <w:color w:val="1F2937"/>
+          <w:sz w:val="19"/>
+        </w:rPr>
+        <w:t xml:space="preserve">); uji keuangan dan suite penuh hijau.</w:t>
+      </w:r>
+    </w:p>
+    <w:p>
+      <w:pPr>
+        <w:jc w:val="center"/>
+        <w:spacing w:before="80" w:after="40"/>
+      </w:pPr>
+      <w:r>
+        <w:drawing>
+          <wp:inline distT="0" distB="0" distL="0" distR="0">
+            <wp:extent cx="5943600" cy="4294897"/>
+            <wp:effectExtent l="0" t="0" r="0" b="0"/>
+            <wp:docPr id="95121" name="M13 modul Reporting dan Payments"/>
+            <wp:cNvGraphicFramePr>
+              <a:graphicFrameLocks xmlns:a="http://schemas.openxmlformats.org/drawingml/2006/main" noChangeAspect="1"/>
+            </wp:cNvGraphicFramePr>
+            <a:graphic xmlns:a="http://schemas.openxmlformats.org/drawingml/2006/main">
+              <a:graphicData uri="http://schemas.openxmlformats.org/drawingml/2006/picture">
+                <pic:pic xmlns:pic="http://schemas.openxmlformats.org/drawingml/2006/picture">
+                  <pic:nvPicPr>
+                    <pic:cNvPr id="95121" name="M13 modul Reporting dan Payments"/>
+                    <pic:cNvPicPr/>
+                  </pic:nvPicPr>
+                  <pic:blipFill>
+                    <a:blip r:embed="rId9512"/>
+                    <a:stretch>
+                      <a:fillRect/>
+                    </a:stretch>
+                  </pic:blipFill>
+                  <pic:spPr>
+                    <a:xfrm>
+                      <a:off x="0" y="0"/>
+                      <a:ext cx="5943600" cy="4294897"/>
+                    </a:xfrm>
+                    <a:prstGeom prst="rect">
+                      <a:avLst/>
+                    </a:prstGeom>
+                  </pic:spPr>
+                </pic:pic>
+              </a:graphicData>
+            </a:graphic>
+          </wp:inline>
+        </w:drawing>
+      </w:r>
+    </w:p>
+    <w:p>
+      <w:pPr>
+        <w:jc w:val="center"/>
+        <w:spacing w:after="160"/>
+      </w:pPr>
+      <w:r>
+        <w:rPr>
+          <w:i/>
+          <w:color w:val="6B7280"/>
+          <w:sz w:val="16"/>
+        </w:rPr>
+        <w:t xml:space="preserve">Gambar M13b. Berkas modul Reporting/Payments, route keuangan &amp; penarikan, uji keuangan 12 passed, suite 160 passed.</w:t>
       </w:r>
     </w:p>
     <w:p>
@@ -6024,7 +7344,7 @@
         <w:rPr>
           <w:rFonts w:ascii="Aptos" w:hAnsi="Aptos"/>
         </w:rPr>
-        <w:t>File yang dibuat: 13_reporting/SalesReportQuery.php dan WithdrawalService.php</w:t>
+        <w:t>File yang dibuat: app/Modules/Reporting/Services/TenantLedgerReport.php dan app/Modules/Payments/Services/WithdrawalService.php</w:t>
       </w:r>
     </w:p>
     <w:p>

--- a/modul_praktikum/Pertemuan_13_Laporan_Rekonsiliasi_Ekspor_dan_Withdrawal.docx
+++ b/modul_praktikum/Pertemuan_13_Laporan_Rekonsiliasi_Ekspor_dan_Withdrawal.docx
@@ -994,1701 +994,2228 @@
     <w:p>
       <w:pPr>
         <w:pStyle w:val="CodeHeader"/>
+        <w:shd w:fill="2D2D30"/>
         <w:keepNext/>
         <w:pBdr>
-          <w:left w:val="single" w:sz="12" w:space="8" w:color="B8DDE0"/>
+          <w:left w:val="single" w:sz="4" w:space="8" w:color="2D2D30"/>
         </w:pBdr>
-        <w:shd w:val="clear" w:color="auto" w:fill="E4EAED"/>
-      </w:pPr>
-      <w:r>
-        <w:rPr>
-          <w:rFonts w:ascii="Consolas" w:hAnsi="Consolas"/>
-          <w:b/>
-          <w:color w:val="262626"/>
-          <w:sz w:val="16"/>
-        </w:rPr>
-        <w:t xml:space="preserve">CONTOH MANDIRI — app/Exports/TenantSalesExport.php   •   PHP</w:t>
+      </w:pPr>
+      <w:r>
+        <w:t>CONTOH MANDIRI — app/Modules/Reporting/Exports/TenantSalesExport.php (contoh; repo: ekspor CSV lewat TenantLedgerExportController)   •   PHP</w:t>
       </w:r>
     </w:p>
     <w:p>
       <w:pPr>
         <w:pStyle w:val="CodeBlock"/>
+        <w:shd w:fill="1E1E1E"/>
         <w:keepLines/>
         <w:pBdr>
-          <w:left w:val="single" w:sz="12" w:space="8" w:color="B8DDE0"/>
+          <w:left w:val="single" w:sz="4" w:space="8" w:color="1E1E1E"/>
         </w:pBdr>
-        <w:shd w:val="clear" w:color="auto" w:fill="F2F3F7"/>
-      </w:pPr>
-      <w:r>
-        <w:rPr>
-          <w:rFonts w:ascii="Consolas" w:hAnsi="Consolas"/>
-          <w:b/>
-          <w:color w:val="000080"/>
-          <w:sz w:val="16"/>
-        </w:rPr>
-        <w:t xml:space="preserve">final</w:t>
-      </w:r>
-      <w:r>
-        <w:rPr>
-          <w:rFonts w:ascii="Consolas" w:hAnsi="Consolas"/>
-          <w:color w:val="262626"/>
+      </w:pPr>
+      <w:r>
+        <w:rPr>
+          <w:rFonts w:ascii="Consolas" w:hAnsi="Consolas" w:eastAsia="Consolas"/>
+          <w:color w:val="569CD6"/>
+          <w:sz w:val="16"/>
+        </w:rPr>
+        <w:t>final</w:t>
+      </w:r>
+      <w:r>
+        <w:rPr>
+          <w:rFonts w:ascii="Consolas" w:hAnsi="Consolas" w:eastAsia="Consolas"/>
+          <w:color w:val="D4D4D4"/>
           <w:sz w:val="16"/>
         </w:rPr>
         <w:t xml:space="preserve"> </w:t>
       </w:r>
       <w:r>
         <w:rPr>
-          <w:rFonts w:ascii="Consolas" w:hAnsi="Consolas"/>
-          <w:b/>
-          <w:color w:val="000080"/>
-          <w:sz w:val="16"/>
-        </w:rPr>
-        <w:t xml:space="preserve">class</w:t>
-      </w:r>
-      <w:r>
-        <w:rPr>
-          <w:rFonts w:ascii="Consolas" w:hAnsi="Consolas"/>
-          <w:color w:val="262626"/>
+          <w:rFonts w:ascii="Consolas" w:hAnsi="Consolas" w:eastAsia="Consolas"/>
+          <w:color w:val="569CD6"/>
+          <w:sz w:val="16"/>
+        </w:rPr>
+        <w:t>class</w:t>
+      </w:r>
+      <w:r>
+        <w:rPr>
+          <w:rFonts w:ascii="Consolas" w:hAnsi="Consolas" w:eastAsia="Consolas"/>
+          <w:color w:val="D4D4D4"/>
           <w:sz w:val="16"/>
         </w:rPr>
         <w:t xml:space="preserve"> </w:t>
       </w:r>
       <w:r>
         <w:rPr>
-          <w:rFonts w:ascii="Consolas" w:hAnsi="Consolas"/>
-          <w:color w:val="267F99"/>
-          <w:sz w:val="16"/>
-        </w:rPr>
-        <w:t xml:space="preserve">TenantSalesExport</w:t>
-      </w:r>
-      <w:r>
-        <w:rPr>
-          <w:rFonts w:ascii="Consolas" w:hAnsi="Consolas"/>
-          <w:color w:val="262626"/>
+          <w:rFonts w:ascii="Consolas" w:hAnsi="Consolas" w:eastAsia="Consolas"/>
+          <w:color w:val="4EC9B0"/>
+          <w:sz w:val="16"/>
+        </w:rPr>
+        <w:t>TenantSalesExport</w:t>
+      </w:r>
+      <w:r>
+        <w:rPr>
+          <w:rFonts w:ascii="Consolas" w:hAnsi="Consolas" w:eastAsia="Consolas"/>
+          <w:color w:val="D4D4D4"/>
           <w:sz w:val="16"/>
         </w:rPr>
         <w:t xml:space="preserve"> </w:t>
       </w:r>
       <w:r>
         <w:rPr>
-          <w:rFonts w:ascii="Consolas" w:hAnsi="Consolas"/>
-          <w:b/>
-          <w:color w:val="000080"/>
-          <w:sz w:val="16"/>
-        </w:rPr>
-        <w:t xml:space="preserve">implements</w:t>
-      </w:r>
-      <w:r>
-        <w:rPr>
-          <w:rFonts w:ascii="Consolas" w:hAnsi="Consolas"/>
-          <w:color w:val="262626"/>
+          <w:rFonts w:ascii="Consolas" w:hAnsi="Consolas" w:eastAsia="Consolas"/>
+          <w:color w:val="569CD6"/>
+          <w:sz w:val="16"/>
+        </w:rPr>
+        <w:t>implements</w:t>
+      </w:r>
+      <w:r>
+        <w:rPr>
+          <w:rFonts w:ascii="Consolas" w:hAnsi="Consolas" w:eastAsia="Consolas"/>
+          <w:color w:val="D4D4D4"/>
           <w:sz w:val="16"/>
         </w:rPr>
         <w:t xml:space="preserve"> </w:t>
       </w:r>
       <w:r>
         <w:rPr>
-          <w:rFonts w:ascii="Consolas" w:hAnsi="Consolas"/>
-          <w:color w:val="267F99"/>
-          <w:sz w:val="16"/>
-        </w:rPr>
-        <w:t xml:space="preserve">FromQuery</w:t>
-      </w:r>
-      <w:r>
-        <w:rPr>
-          <w:rFonts w:ascii="Consolas" w:hAnsi="Consolas"/>
-          <w:color w:val="262626"/>
-          <w:sz w:val="16"/>
-        </w:rPr>
-        <w:t xml:space="preserve">, </w:t>
-      </w:r>
-      <w:r>
-        <w:rPr>
-          <w:rFonts w:ascii="Consolas" w:hAnsi="Consolas"/>
-          <w:color w:val="267F99"/>
-          <w:sz w:val="16"/>
-        </w:rPr>
-        <w:t xml:space="preserve">WithHeadings</w:t>
-      </w:r>
-      <w:r>
+          <w:rFonts w:ascii="Consolas" w:hAnsi="Consolas" w:eastAsia="Consolas"/>
+          <w:color w:val="4EC9B0"/>
+          <w:sz w:val="16"/>
+        </w:rPr>
+        <w:t>FromQuery</w:t>
+      </w:r>
+      <w:r>
+        <w:rPr>
+          <w:rFonts w:ascii="Consolas" w:hAnsi="Consolas" w:eastAsia="Consolas"/>
+          <w:color w:val="D4D4D4"/>
+          <w:sz w:val="16"/>
+        </w:rPr>
+        <w:t>,</w:t>
+      </w:r>
+      <w:r>
+        <w:rPr>
+          <w:rFonts w:ascii="Consolas" w:hAnsi="Consolas" w:eastAsia="Consolas"/>
+          <w:color w:val="D4D4D4"/>
+          <w:sz w:val="16"/>
+        </w:rPr>
+        <w:t xml:space="preserve"> </w:t>
+      </w:r>
+      <w:r>
+        <w:rPr>
+          <w:rFonts w:ascii="Consolas" w:hAnsi="Consolas" w:eastAsia="Consolas"/>
+          <w:color w:val="4EC9B0"/>
+          <w:sz w:val="16"/>
+        </w:rPr>
+        <w:t>WithHeadings</w:t>
+      </w:r>
+      <w:r>
+        <w:rPr>
+          <w:rFonts w:ascii="Consolas" w:hAnsi="Consolas" w:eastAsia="Consolas"/>
+          <w:color w:val="D4D4D4"/>
+          <w:sz w:val="16"/>
+        </w:rPr>
         <w:br/>
       </w:r>
       <w:r>
         <w:rPr>
-          <w:rFonts w:ascii="Consolas" w:hAnsi="Consolas"/>
-          <w:color w:val="262626"/>
-          <w:sz w:val="16"/>
-        </w:rPr>
-        <w:t xml:space="preserve">{</w:t>
-      </w:r>
-      <w:r>
+          <w:rFonts w:ascii="Consolas" w:hAnsi="Consolas" w:eastAsia="Consolas"/>
+          <w:color w:val="D4D4D4"/>
+          <w:sz w:val="16"/>
+        </w:rPr>
+        <w:t>{</w:t>
+      </w:r>
+      <w:r>
+        <w:rPr>
+          <w:rFonts w:ascii="Consolas" w:hAnsi="Consolas" w:eastAsia="Consolas"/>
+          <w:color w:val="D4D4D4"/>
+          <w:sz w:val="16"/>
+        </w:rPr>
         <w:br/>
-      </w:r>
-      <w:r>
-        <w:rPr>
-          <w:rFonts w:ascii="Consolas" w:hAnsi="Consolas"/>
-          <w:color w:val="262626"/>
-          <w:sz w:val="16"/>
-        </w:rPr>
         <w:t xml:space="preserve">    </w:t>
       </w:r>
       <w:r>
         <w:rPr>
-          <w:rFonts w:ascii="Consolas" w:hAnsi="Consolas"/>
-          <w:b/>
-          <w:color w:val="000080"/>
-          <w:sz w:val="16"/>
-        </w:rPr>
-        <w:t xml:space="preserve">public</w:t>
-      </w:r>
-      <w:r>
-        <w:rPr>
-          <w:rFonts w:ascii="Consolas" w:hAnsi="Consolas"/>
-          <w:color w:val="262626"/>
+          <w:rFonts w:ascii="Consolas" w:hAnsi="Consolas" w:eastAsia="Consolas"/>
+          <w:color w:val="569CD6"/>
+          <w:sz w:val="16"/>
+        </w:rPr>
+        <w:t>public</w:t>
+      </w:r>
+      <w:r>
+        <w:rPr>
+          <w:rFonts w:ascii="Consolas" w:hAnsi="Consolas" w:eastAsia="Consolas"/>
+          <w:color w:val="D4D4D4"/>
           <w:sz w:val="16"/>
         </w:rPr>
         <w:t xml:space="preserve"> </w:t>
       </w:r>
       <w:r>
         <w:rPr>
-          <w:rFonts w:ascii="Consolas" w:hAnsi="Consolas"/>
-          <w:b/>
-          <w:color w:val="000080"/>
-          <w:sz w:val="16"/>
-        </w:rPr>
-        <w:t xml:space="preserve">function</w:t>
-      </w:r>
-      <w:r>
-        <w:rPr>
-          <w:rFonts w:ascii="Consolas" w:hAnsi="Consolas"/>
-          <w:color w:val="262626"/>
+          <w:rFonts w:ascii="Consolas" w:hAnsi="Consolas" w:eastAsia="Consolas"/>
+          <w:color w:val="569CD6"/>
+          <w:sz w:val="16"/>
+        </w:rPr>
+        <w:t>function</w:t>
+      </w:r>
+      <w:r>
+        <w:rPr>
+          <w:rFonts w:ascii="Consolas" w:hAnsi="Consolas" w:eastAsia="Consolas"/>
+          <w:color w:val="D4D4D4"/>
           <w:sz w:val="16"/>
         </w:rPr>
         <w:t xml:space="preserve"> </w:t>
       </w:r>
       <w:r>
         <w:rPr>
-          <w:rFonts w:ascii="Consolas" w:hAnsi="Consolas"/>
-          <w:color w:val="795E26"/>
-          <w:sz w:val="16"/>
-        </w:rPr>
-        <w:t xml:space="preserve">__construct</w:t>
-      </w:r>
-      <w:r>
-        <w:rPr>
-          <w:rFonts w:ascii="Consolas" w:hAnsi="Consolas"/>
-          <w:color w:val="262626"/>
-          <w:sz w:val="16"/>
-        </w:rPr>
-        <w:t xml:space="preserve">(</w:t>
-      </w:r>
-      <w:r>
+          <w:rFonts w:ascii="Consolas" w:hAnsi="Consolas" w:eastAsia="Consolas"/>
+          <w:color w:val="DCDCAA"/>
+          <w:sz w:val="16"/>
+        </w:rPr>
+        <w:t>__construct</w:t>
+      </w:r>
+      <w:r>
+        <w:rPr>
+          <w:rFonts w:ascii="Consolas" w:hAnsi="Consolas" w:eastAsia="Consolas"/>
+          <w:color w:val="D4D4D4"/>
+          <w:sz w:val="16"/>
+        </w:rPr>
+        <w:t>(</w:t>
+      </w:r>
+      <w:r>
+        <w:rPr>
+          <w:rFonts w:ascii="Consolas" w:hAnsi="Consolas" w:eastAsia="Consolas"/>
+          <w:color w:val="D4D4D4"/>
+          <w:sz w:val="16"/>
+        </w:rPr>
         <w:br/>
-      </w:r>
-      <w:r>
-        <w:rPr>
-          <w:rFonts w:ascii="Consolas" w:hAnsi="Consolas"/>
-          <w:color w:val="262626"/>
-          <w:sz w:val="16"/>
-        </w:rPr>
         <w:t xml:space="preserve">        </w:t>
       </w:r>
       <w:r>
         <w:rPr>
-          <w:rFonts w:ascii="Consolas" w:hAnsi="Consolas"/>
-          <w:b/>
-          <w:color w:val="000080"/>
-          <w:sz w:val="16"/>
-        </w:rPr>
-        <w:t xml:space="preserve">private</w:t>
-      </w:r>
-      <w:r>
-        <w:rPr>
-          <w:rFonts w:ascii="Consolas" w:hAnsi="Consolas"/>
-          <w:color w:val="262626"/>
+          <w:rFonts w:ascii="Consolas" w:hAnsi="Consolas" w:eastAsia="Consolas"/>
+          <w:color w:val="569CD6"/>
+          <w:sz w:val="16"/>
+        </w:rPr>
+        <w:t>private</w:t>
+      </w:r>
+      <w:r>
+        <w:rPr>
+          <w:rFonts w:ascii="Consolas" w:hAnsi="Consolas" w:eastAsia="Consolas"/>
+          <w:color w:val="D4D4D4"/>
           <w:sz w:val="16"/>
         </w:rPr>
         <w:t xml:space="preserve"> </w:t>
       </w:r>
       <w:r>
         <w:rPr>
-          <w:rFonts w:ascii="Consolas" w:hAnsi="Consolas"/>
-          <w:b/>
-          <w:color w:val="000080"/>
-          <w:sz w:val="16"/>
-        </w:rPr>
-        <w:t xml:space="preserve">readonly</w:t>
-      </w:r>
-      <w:r>
-        <w:rPr>
-          <w:rFonts w:ascii="Consolas" w:hAnsi="Consolas"/>
-          <w:color w:val="262626"/>
+          <w:rFonts w:ascii="Consolas" w:hAnsi="Consolas" w:eastAsia="Consolas"/>
+          <w:color w:val="569CD6"/>
+          <w:sz w:val="16"/>
+        </w:rPr>
+        <w:t>readonly</w:t>
+      </w:r>
+      <w:r>
+        <w:rPr>
+          <w:rFonts w:ascii="Consolas" w:hAnsi="Consolas" w:eastAsia="Consolas"/>
+          <w:color w:val="D4D4D4"/>
           <w:sz w:val="16"/>
         </w:rPr>
         <w:t xml:space="preserve"> </w:t>
       </w:r>
       <w:r>
         <w:rPr>
-          <w:rFonts w:ascii="Consolas" w:hAnsi="Consolas"/>
-          <w:b/>
-          <w:color w:val="000080"/>
-          <w:sz w:val="16"/>
-        </w:rPr>
-        <w:t xml:space="preserve">int</w:t>
-      </w:r>
-      <w:r>
-        <w:rPr>
-          <w:rFonts w:ascii="Consolas" w:hAnsi="Consolas"/>
-          <w:color w:val="262626"/>
+          <w:rFonts w:ascii="Consolas" w:hAnsi="Consolas" w:eastAsia="Consolas"/>
+          <w:color w:val="569CD6"/>
+          <w:sz w:val="16"/>
+        </w:rPr>
+        <w:t>int</w:t>
+      </w:r>
+      <w:r>
+        <w:rPr>
+          <w:rFonts w:ascii="Consolas" w:hAnsi="Consolas" w:eastAsia="Consolas"/>
+          <w:color w:val="D4D4D4"/>
           <w:sz w:val="16"/>
         </w:rPr>
         <w:t xml:space="preserve"> </w:t>
       </w:r>
       <w:r>
         <w:rPr>
-          <w:rFonts w:ascii="Consolas" w:hAnsi="Consolas"/>
-          <w:color w:val="660E7A"/>
-          <w:sz w:val="16"/>
-        </w:rPr>
-        <w:t xml:space="preserve">$tenantId</w:t>
-      </w:r>
-      <w:r>
-        <w:rPr>
-          <w:rFonts w:ascii="Consolas" w:hAnsi="Consolas"/>
-          <w:color w:val="262626"/>
-          <w:sz w:val="16"/>
-        </w:rPr>
-        <w:t xml:space="preserve">,</w:t>
-      </w:r>
-      <w:r>
+          <w:rFonts w:ascii="Consolas" w:hAnsi="Consolas" w:eastAsia="Consolas"/>
+          <w:color w:val="9CDCFE"/>
+          <w:sz w:val="16"/>
+        </w:rPr>
+        <w:t>$tenantId</w:t>
+      </w:r>
+      <w:r>
+        <w:rPr>
+          <w:rFonts w:ascii="Consolas" w:hAnsi="Consolas" w:eastAsia="Consolas"/>
+          <w:color w:val="D4D4D4"/>
+          <w:sz w:val="16"/>
+        </w:rPr>
+        <w:t>,</w:t>
+      </w:r>
+      <w:r>
+        <w:rPr>
+          <w:rFonts w:ascii="Consolas" w:hAnsi="Consolas" w:eastAsia="Consolas"/>
+          <w:color w:val="D4D4D4"/>
+          <w:sz w:val="16"/>
+        </w:rPr>
         <w:br/>
-      </w:r>
-      <w:r>
-        <w:rPr>
-          <w:rFonts w:ascii="Consolas" w:hAnsi="Consolas"/>
-          <w:color w:val="262626"/>
-          <w:sz w:val="16"/>
-        </w:rPr>
         <w:t xml:space="preserve">        </w:t>
       </w:r>
       <w:r>
         <w:rPr>
-          <w:rFonts w:ascii="Consolas" w:hAnsi="Consolas"/>
-          <w:b/>
-          <w:color w:val="000080"/>
-          <w:sz w:val="16"/>
-        </w:rPr>
-        <w:t xml:space="preserve">private</w:t>
-      </w:r>
-      <w:r>
-        <w:rPr>
-          <w:rFonts w:ascii="Consolas" w:hAnsi="Consolas"/>
-          <w:color w:val="262626"/>
+          <w:rFonts w:ascii="Consolas" w:hAnsi="Consolas" w:eastAsia="Consolas"/>
+          <w:color w:val="569CD6"/>
+          <w:sz w:val="16"/>
+        </w:rPr>
+        <w:t>private</w:t>
+      </w:r>
+      <w:r>
+        <w:rPr>
+          <w:rFonts w:ascii="Consolas" w:hAnsi="Consolas" w:eastAsia="Consolas"/>
+          <w:color w:val="D4D4D4"/>
           <w:sz w:val="16"/>
         </w:rPr>
         <w:t xml:space="preserve"> </w:t>
       </w:r>
       <w:r>
         <w:rPr>
-          <w:rFonts w:ascii="Consolas" w:hAnsi="Consolas"/>
-          <w:b/>
-          <w:color w:val="000080"/>
-          <w:sz w:val="16"/>
-        </w:rPr>
-        <w:t xml:space="preserve">readonly</w:t>
-      </w:r>
-      <w:r>
-        <w:rPr>
-          <w:rFonts w:ascii="Consolas" w:hAnsi="Consolas"/>
-          <w:color w:val="262626"/>
+          <w:rFonts w:ascii="Consolas" w:hAnsi="Consolas" w:eastAsia="Consolas"/>
+          <w:color w:val="569CD6"/>
+          <w:sz w:val="16"/>
+        </w:rPr>
+        <w:t>readonly</w:t>
+      </w:r>
+      <w:r>
+        <w:rPr>
+          <w:rFonts w:ascii="Consolas" w:hAnsi="Consolas" w:eastAsia="Consolas"/>
+          <w:color w:val="D4D4D4"/>
           <w:sz w:val="16"/>
         </w:rPr>
         <w:t xml:space="preserve"> </w:t>
       </w:r>
       <w:r>
         <w:rPr>
-          <w:rFonts w:ascii="Consolas" w:hAnsi="Consolas"/>
-          <w:color w:val="267F99"/>
-          <w:sz w:val="16"/>
-        </w:rPr>
-        <w:t xml:space="preserve">CarbonImmutable</w:t>
-      </w:r>
-      <w:r>
-        <w:rPr>
-          <w:rFonts w:ascii="Consolas" w:hAnsi="Consolas"/>
-          <w:color w:val="262626"/>
+          <w:rFonts w:ascii="Consolas" w:hAnsi="Consolas" w:eastAsia="Consolas"/>
+          <w:color w:val="4EC9B0"/>
+          <w:sz w:val="16"/>
+        </w:rPr>
+        <w:t>CarbonImmutable</w:t>
+      </w:r>
+      <w:r>
+        <w:rPr>
+          <w:rFonts w:ascii="Consolas" w:hAnsi="Consolas" w:eastAsia="Consolas"/>
+          <w:color w:val="D4D4D4"/>
           <w:sz w:val="16"/>
         </w:rPr>
         <w:t xml:space="preserve"> </w:t>
       </w:r>
       <w:r>
         <w:rPr>
-          <w:rFonts w:ascii="Consolas" w:hAnsi="Consolas"/>
-          <w:color w:val="660E7A"/>
-          <w:sz w:val="16"/>
-        </w:rPr>
-        <w:t xml:space="preserve">$fromUtc</w:t>
-      </w:r>
-      <w:r>
-        <w:rPr>
-          <w:rFonts w:ascii="Consolas" w:hAnsi="Consolas"/>
-          <w:color w:val="262626"/>
-          <w:sz w:val="16"/>
-        </w:rPr>
-        <w:t xml:space="preserve">,</w:t>
-      </w:r>
-      <w:r>
+          <w:rFonts w:ascii="Consolas" w:hAnsi="Consolas" w:eastAsia="Consolas"/>
+          <w:color w:val="9CDCFE"/>
+          <w:sz w:val="16"/>
+        </w:rPr>
+        <w:t>$fromUtc</w:t>
+      </w:r>
+      <w:r>
+        <w:rPr>
+          <w:rFonts w:ascii="Consolas" w:hAnsi="Consolas" w:eastAsia="Consolas"/>
+          <w:color w:val="D4D4D4"/>
+          <w:sz w:val="16"/>
+        </w:rPr>
+        <w:t>,</w:t>
+      </w:r>
+      <w:r>
+        <w:rPr>
+          <w:rFonts w:ascii="Consolas" w:hAnsi="Consolas" w:eastAsia="Consolas"/>
+          <w:color w:val="D4D4D4"/>
+          <w:sz w:val="16"/>
+        </w:rPr>
         <w:br/>
-      </w:r>
-      <w:r>
-        <w:rPr>
-          <w:rFonts w:ascii="Consolas" w:hAnsi="Consolas"/>
-          <w:color w:val="262626"/>
-          <w:sz w:val="16"/>
-        </w:rPr>
         <w:t xml:space="preserve">        </w:t>
       </w:r>
       <w:r>
         <w:rPr>
-          <w:rFonts w:ascii="Consolas" w:hAnsi="Consolas"/>
-          <w:b/>
-          <w:color w:val="000080"/>
-          <w:sz w:val="16"/>
-        </w:rPr>
-        <w:t xml:space="preserve">private</w:t>
-      </w:r>
-      <w:r>
-        <w:rPr>
-          <w:rFonts w:ascii="Consolas" w:hAnsi="Consolas"/>
-          <w:color w:val="262626"/>
+          <w:rFonts w:ascii="Consolas" w:hAnsi="Consolas" w:eastAsia="Consolas"/>
+          <w:color w:val="569CD6"/>
+          <w:sz w:val="16"/>
+        </w:rPr>
+        <w:t>private</w:t>
+      </w:r>
+      <w:r>
+        <w:rPr>
+          <w:rFonts w:ascii="Consolas" w:hAnsi="Consolas" w:eastAsia="Consolas"/>
+          <w:color w:val="D4D4D4"/>
           <w:sz w:val="16"/>
         </w:rPr>
         <w:t xml:space="preserve"> </w:t>
       </w:r>
       <w:r>
         <w:rPr>
-          <w:rFonts w:ascii="Consolas" w:hAnsi="Consolas"/>
-          <w:b/>
-          <w:color w:val="000080"/>
-          <w:sz w:val="16"/>
-        </w:rPr>
-        <w:t xml:space="preserve">readonly</w:t>
-      </w:r>
-      <w:r>
-        <w:rPr>
-          <w:rFonts w:ascii="Consolas" w:hAnsi="Consolas"/>
-          <w:color w:val="262626"/>
+          <w:rFonts w:ascii="Consolas" w:hAnsi="Consolas" w:eastAsia="Consolas"/>
+          <w:color w:val="569CD6"/>
+          <w:sz w:val="16"/>
+        </w:rPr>
+        <w:t>readonly</w:t>
+      </w:r>
+      <w:r>
+        <w:rPr>
+          <w:rFonts w:ascii="Consolas" w:hAnsi="Consolas" w:eastAsia="Consolas"/>
+          <w:color w:val="D4D4D4"/>
           <w:sz w:val="16"/>
         </w:rPr>
         <w:t xml:space="preserve"> </w:t>
       </w:r>
       <w:r>
         <w:rPr>
-          <w:rFonts w:ascii="Consolas" w:hAnsi="Consolas"/>
-          <w:color w:val="267F99"/>
-          <w:sz w:val="16"/>
-        </w:rPr>
-        <w:t xml:space="preserve">CarbonImmutable</w:t>
-      </w:r>
-      <w:r>
-        <w:rPr>
-          <w:rFonts w:ascii="Consolas" w:hAnsi="Consolas"/>
-          <w:color w:val="262626"/>
+          <w:rFonts w:ascii="Consolas" w:hAnsi="Consolas" w:eastAsia="Consolas"/>
+          <w:color w:val="4EC9B0"/>
+          <w:sz w:val="16"/>
+        </w:rPr>
+        <w:t>CarbonImmutable</w:t>
+      </w:r>
+      <w:r>
+        <w:rPr>
+          <w:rFonts w:ascii="Consolas" w:hAnsi="Consolas" w:eastAsia="Consolas"/>
+          <w:color w:val="D4D4D4"/>
           <w:sz w:val="16"/>
         </w:rPr>
         <w:t xml:space="preserve"> </w:t>
       </w:r>
       <w:r>
         <w:rPr>
-          <w:rFonts w:ascii="Consolas" w:hAnsi="Consolas"/>
-          <w:color w:val="660E7A"/>
-          <w:sz w:val="16"/>
-        </w:rPr>
-        <w:t xml:space="preserve">$untilUtc</w:t>
-      </w:r>
-      <w:r>
-        <w:rPr>
-          <w:rFonts w:ascii="Consolas" w:hAnsi="Consolas"/>
-          <w:color w:val="262626"/>
-          <w:sz w:val="16"/>
-        </w:rPr>
-        <w:t xml:space="preserve">,</w:t>
-      </w:r>
-      <w:r>
+          <w:rFonts w:ascii="Consolas" w:hAnsi="Consolas" w:eastAsia="Consolas"/>
+          <w:color w:val="9CDCFE"/>
+          <w:sz w:val="16"/>
+        </w:rPr>
+        <w:t>$untilUtc</w:t>
+      </w:r>
+      <w:r>
+        <w:rPr>
+          <w:rFonts w:ascii="Consolas" w:hAnsi="Consolas" w:eastAsia="Consolas"/>
+          <w:color w:val="D4D4D4"/>
+          <w:sz w:val="16"/>
+        </w:rPr>
+        <w:t>,</w:t>
+      </w:r>
+      <w:r>
+        <w:rPr>
+          <w:rFonts w:ascii="Consolas" w:hAnsi="Consolas" w:eastAsia="Consolas"/>
+          <w:color w:val="D4D4D4"/>
+          <w:sz w:val="16"/>
+        </w:rPr>
         <w:br/>
-      </w:r>
-      <w:r>
-        <w:rPr>
-          <w:rFonts w:ascii="Consolas" w:hAnsi="Consolas"/>
-          <w:color w:val="262626"/>
-          <w:sz w:val="16"/>
-        </w:rPr>
-        <w:t xml:space="preserve">    ) {}</w:t>
-      </w:r>
-      <w:r>
+        <w:t xml:space="preserve">    </w:t>
+      </w:r>
+      <w:r>
+        <w:rPr>
+          <w:rFonts w:ascii="Consolas" w:hAnsi="Consolas" w:eastAsia="Consolas"/>
+          <w:color w:val="D4D4D4"/>
+          <w:sz w:val="16"/>
+        </w:rPr>
+        <w:t>)</w:t>
+      </w:r>
+      <w:r>
+        <w:rPr>
+          <w:rFonts w:ascii="Consolas" w:hAnsi="Consolas" w:eastAsia="Consolas"/>
+          <w:color w:val="D4D4D4"/>
+          <w:sz w:val="16"/>
+        </w:rPr>
+        <w:t xml:space="preserve"> </w:t>
+      </w:r>
+      <w:r>
+        <w:rPr>
+          <w:rFonts w:ascii="Consolas" w:hAnsi="Consolas" w:eastAsia="Consolas"/>
+          <w:color w:val="D4D4D4"/>
+          <w:sz w:val="16"/>
+        </w:rPr>
+        <w:t>{</w:t>
+      </w:r>
+      <w:r>
+        <w:rPr>
+          <w:rFonts w:ascii="Consolas" w:hAnsi="Consolas" w:eastAsia="Consolas"/>
+          <w:color w:val="D4D4D4"/>
+          <w:sz w:val="16"/>
+        </w:rPr>
+        <w:t>}</w:t>
+      </w:r>
+      <w:r>
+        <w:rPr>
+          <w:rFonts w:ascii="Consolas" w:hAnsi="Consolas" w:eastAsia="Consolas"/>
+          <w:color w:val="D4D4D4"/>
+          <w:sz w:val="16"/>
+        </w:rPr>
         <w:br/>
-      </w:r>
-      <w:r>
         <w:br/>
-      </w:r>
-      <w:r>
-        <w:rPr>
-          <w:rFonts w:ascii="Consolas" w:hAnsi="Consolas"/>
-          <w:color w:val="262626"/>
-          <w:sz w:val="16"/>
-        </w:rPr>
         <w:t xml:space="preserve">    </w:t>
       </w:r>
       <w:r>
         <w:rPr>
-          <w:rFonts w:ascii="Consolas" w:hAnsi="Consolas"/>
-          <w:b/>
-          <w:color w:val="000080"/>
-          <w:sz w:val="16"/>
-        </w:rPr>
-        <w:t xml:space="preserve">public</w:t>
-      </w:r>
-      <w:r>
-        <w:rPr>
-          <w:rFonts w:ascii="Consolas" w:hAnsi="Consolas"/>
-          <w:color w:val="262626"/>
+          <w:rFonts w:ascii="Consolas" w:hAnsi="Consolas" w:eastAsia="Consolas"/>
+          <w:color w:val="569CD6"/>
+          <w:sz w:val="16"/>
+        </w:rPr>
+        <w:t>public</w:t>
+      </w:r>
+      <w:r>
+        <w:rPr>
+          <w:rFonts w:ascii="Consolas" w:hAnsi="Consolas" w:eastAsia="Consolas"/>
+          <w:color w:val="D4D4D4"/>
           <w:sz w:val="16"/>
         </w:rPr>
         <w:t xml:space="preserve"> </w:t>
       </w:r>
       <w:r>
         <w:rPr>
-          <w:rFonts w:ascii="Consolas" w:hAnsi="Consolas"/>
-          <w:b/>
-          <w:color w:val="000080"/>
-          <w:sz w:val="16"/>
-        </w:rPr>
-        <w:t xml:space="preserve">function</w:t>
-      </w:r>
-      <w:r>
-        <w:rPr>
-          <w:rFonts w:ascii="Consolas" w:hAnsi="Consolas"/>
-          <w:color w:val="262626"/>
+          <w:rFonts w:ascii="Consolas" w:hAnsi="Consolas" w:eastAsia="Consolas"/>
+          <w:color w:val="569CD6"/>
+          <w:sz w:val="16"/>
+        </w:rPr>
+        <w:t>function</w:t>
+      </w:r>
+      <w:r>
+        <w:rPr>
+          <w:rFonts w:ascii="Consolas" w:hAnsi="Consolas" w:eastAsia="Consolas"/>
+          <w:color w:val="D4D4D4"/>
           <w:sz w:val="16"/>
         </w:rPr>
         <w:t xml:space="preserve"> </w:t>
       </w:r>
       <w:r>
         <w:rPr>
-          <w:rFonts w:ascii="Consolas" w:hAnsi="Consolas"/>
-          <w:color w:val="795E26"/>
-          <w:sz w:val="16"/>
-        </w:rPr>
-        <w:t xml:space="preserve">query</w:t>
-      </w:r>
-      <w:r>
-        <w:rPr>
-          <w:rFonts w:ascii="Consolas" w:hAnsi="Consolas"/>
-          <w:color w:val="262626"/>
-          <w:sz w:val="16"/>
-        </w:rPr>
-        <w:t xml:space="preserve">(): </w:t>
-      </w:r>
-      <w:r>
-        <w:rPr>
-          <w:rFonts w:ascii="Consolas" w:hAnsi="Consolas"/>
-          <w:color w:val="267F99"/>
-          <w:sz w:val="16"/>
-        </w:rPr>
-        <w:t xml:space="preserve">Builder</w:t>
-      </w:r>
-      <w:r>
+          <w:rFonts w:ascii="Consolas" w:hAnsi="Consolas" w:eastAsia="Consolas"/>
+          <w:color w:val="DCDCAA"/>
+          <w:sz w:val="16"/>
+        </w:rPr>
+        <w:t>query</w:t>
+      </w:r>
+      <w:r>
+        <w:rPr>
+          <w:rFonts w:ascii="Consolas" w:hAnsi="Consolas" w:eastAsia="Consolas"/>
+          <w:color w:val="D4D4D4"/>
+          <w:sz w:val="16"/>
+        </w:rPr>
+        <w:t>(</w:t>
+      </w:r>
+      <w:r>
+        <w:rPr>
+          <w:rFonts w:ascii="Consolas" w:hAnsi="Consolas" w:eastAsia="Consolas"/>
+          <w:color w:val="D4D4D4"/>
+          <w:sz w:val="16"/>
+        </w:rPr>
+        <w:t>)</w:t>
+      </w:r>
+      <w:r>
+        <w:rPr>
+          <w:rFonts w:ascii="Consolas" w:hAnsi="Consolas" w:eastAsia="Consolas"/>
+          <w:color w:val="D4D4D4"/>
+          <w:sz w:val="16"/>
+        </w:rPr>
+        <w:t>:</w:t>
+      </w:r>
+      <w:r>
+        <w:rPr>
+          <w:rFonts w:ascii="Consolas" w:hAnsi="Consolas" w:eastAsia="Consolas"/>
+          <w:color w:val="D4D4D4"/>
+          <w:sz w:val="16"/>
+        </w:rPr>
+        <w:t xml:space="preserve"> </w:t>
+      </w:r>
+      <w:r>
+        <w:rPr>
+          <w:rFonts w:ascii="Consolas" w:hAnsi="Consolas" w:eastAsia="Consolas"/>
+          <w:color w:val="4EC9B0"/>
+          <w:sz w:val="16"/>
+        </w:rPr>
+        <w:t>Builder</w:t>
+      </w:r>
+      <w:r>
+        <w:rPr>
+          <w:rFonts w:ascii="Consolas" w:hAnsi="Consolas" w:eastAsia="Consolas"/>
+          <w:color w:val="D4D4D4"/>
+          <w:sz w:val="16"/>
+        </w:rPr>
         <w:br/>
-      </w:r>
-      <w:r>
-        <w:rPr>
-          <w:rFonts w:ascii="Consolas" w:hAnsi="Consolas"/>
-          <w:color w:val="262626"/>
-          <w:sz w:val="16"/>
-        </w:rPr>
-        <w:t xml:space="preserve">    {</w:t>
-      </w:r>
-      <w:r>
+        <w:t xml:space="preserve">    </w:t>
+      </w:r>
+      <w:r>
+        <w:rPr>
+          <w:rFonts w:ascii="Consolas" w:hAnsi="Consolas" w:eastAsia="Consolas"/>
+          <w:color w:val="D4D4D4"/>
+          <w:sz w:val="16"/>
+        </w:rPr>
+        <w:t>{</w:t>
+      </w:r>
+      <w:r>
+        <w:rPr>
+          <w:rFonts w:ascii="Consolas" w:hAnsi="Consolas" w:eastAsia="Consolas"/>
+          <w:color w:val="D4D4D4"/>
+          <w:sz w:val="16"/>
+        </w:rPr>
         <w:br/>
-      </w:r>
-      <w:r>
-        <w:rPr>
-          <w:rFonts w:ascii="Consolas" w:hAnsi="Consolas"/>
-          <w:color w:val="262626"/>
-          <w:sz w:val="16"/>
-        </w:rPr>
         <w:t xml:space="preserve">        </w:t>
       </w:r>
       <w:r>
         <w:rPr>
-          <w:rFonts w:ascii="Consolas" w:hAnsi="Consolas"/>
-          <w:b/>
-          <w:color w:val="000080"/>
-          <w:sz w:val="16"/>
-        </w:rPr>
-        <w:t xml:space="preserve">return</w:t>
-      </w:r>
-      <w:r>
-        <w:rPr>
-          <w:rFonts w:ascii="Consolas" w:hAnsi="Consolas"/>
-          <w:color w:val="262626"/>
+          <w:rFonts w:ascii="Consolas" w:hAnsi="Consolas" w:eastAsia="Consolas"/>
+          <w:color w:val="569CD6"/>
+          <w:sz w:val="16"/>
+        </w:rPr>
+        <w:t>return</w:t>
+      </w:r>
+      <w:r>
+        <w:rPr>
+          <w:rFonts w:ascii="Consolas" w:hAnsi="Consolas" w:eastAsia="Consolas"/>
+          <w:color w:val="D4D4D4"/>
           <w:sz w:val="16"/>
         </w:rPr>
         <w:t xml:space="preserve"> </w:t>
       </w:r>
       <w:r>
         <w:rPr>
-          <w:rFonts w:ascii="Consolas" w:hAnsi="Consolas"/>
-          <w:color w:val="267F99"/>
-          <w:sz w:val="16"/>
-        </w:rPr>
-        <w:t xml:space="preserve">TenantOrder</w:t>
-      </w:r>
-      <w:r>
-        <w:rPr>
-          <w:rFonts w:ascii="Consolas" w:hAnsi="Consolas"/>
-          <w:color w:val="262626"/>
-          <w:sz w:val="16"/>
-        </w:rPr>
-        <w:t xml:space="preserve">::</w:t>
-      </w:r>
-      <w:r>
-        <w:rPr>
-          <w:rFonts w:ascii="Consolas" w:hAnsi="Consolas"/>
-          <w:color w:val="795E26"/>
-          <w:sz w:val="16"/>
-        </w:rPr>
-        <w:t xml:space="preserve">query</w:t>
-      </w:r>
-      <w:r>
-        <w:rPr>
-          <w:rFonts w:ascii="Consolas" w:hAnsi="Consolas"/>
-          <w:color w:val="262626"/>
-          <w:sz w:val="16"/>
-        </w:rPr>
-        <w:t xml:space="preserve">()</w:t>
-      </w:r>
-      <w:r>
+          <w:rFonts w:ascii="Consolas" w:hAnsi="Consolas" w:eastAsia="Consolas"/>
+          <w:color w:val="4EC9B0"/>
+          <w:sz w:val="16"/>
+        </w:rPr>
+        <w:t>TenantOrder</w:t>
+      </w:r>
+      <w:r>
+        <w:rPr>
+          <w:rFonts w:ascii="Consolas" w:hAnsi="Consolas" w:eastAsia="Consolas"/>
+          <w:color w:val="D4D4D4"/>
+          <w:sz w:val="16"/>
+        </w:rPr>
+        <w:t>:</w:t>
+      </w:r>
+      <w:r>
+        <w:rPr>
+          <w:rFonts w:ascii="Consolas" w:hAnsi="Consolas" w:eastAsia="Consolas"/>
+          <w:color w:val="D4D4D4"/>
+          <w:sz w:val="16"/>
+        </w:rPr>
+        <w:t>:</w:t>
+      </w:r>
+      <w:r>
+        <w:rPr>
+          <w:rFonts w:ascii="Consolas" w:hAnsi="Consolas" w:eastAsia="Consolas"/>
+          <w:color w:val="DCDCAA"/>
+          <w:sz w:val="16"/>
+        </w:rPr>
+        <w:t>query</w:t>
+      </w:r>
+      <w:r>
+        <w:rPr>
+          <w:rFonts w:ascii="Consolas" w:hAnsi="Consolas" w:eastAsia="Consolas"/>
+          <w:color w:val="D4D4D4"/>
+          <w:sz w:val="16"/>
+        </w:rPr>
+        <w:t>(</w:t>
+      </w:r>
+      <w:r>
+        <w:rPr>
+          <w:rFonts w:ascii="Consolas" w:hAnsi="Consolas" w:eastAsia="Consolas"/>
+          <w:color w:val="D4D4D4"/>
+          <w:sz w:val="16"/>
+        </w:rPr>
+        <w:t>)</w:t>
+      </w:r>
+      <w:r>
+        <w:rPr>
+          <w:rFonts w:ascii="Consolas" w:hAnsi="Consolas" w:eastAsia="Consolas"/>
+          <w:color w:val="D4D4D4"/>
+          <w:sz w:val="16"/>
+        </w:rPr>
         <w:br/>
-      </w:r>
-      <w:r>
-        <w:rPr>
-          <w:rFonts w:ascii="Consolas" w:hAnsi="Consolas"/>
-          <w:color w:val="262626"/>
-          <w:sz w:val="16"/>
-        </w:rPr>
-        <w:t xml:space="preserve">            -&gt;</w:t>
-      </w:r>
-      <w:r>
-        <w:rPr>
-          <w:rFonts w:ascii="Consolas" w:hAnsi="Consolas"/>
-          <w:color w:val="795E26"/>
-          <w:sz w:val="16"/>
-        </w:rPr>
-        <w:t xml:space="preserve">where</w:t>
-      </w:r>
-      <w:r>
-        <w:rPr>
-          <w:rFonts w:ascii="Consolas" w:hAnsi="Consolas"/>
-          <w:color w:val="262626"/>
-          <w:sz w:val="16"/>
-        </w:rPr>
-        <w:t xml:space="preserve">(</w:t>
-      </w:r>
-      <w:r>
-        <w:rPr>
-          <w:rFonts w:ascii="Consolas" w:hAnsi="Consolas"/>
-          <w:color w:val="00733B"/>
-          <w:sz w:val="16"/>
-        </w:rPr>
-        <w:t xml:space="preserve">'tenant_id'</w:t>
-      </w:r>
-      <w:r>
-        <w:rPr>
-          <w:rFonts w:ascii="Consolas" w:hAnsi="Consolas"/>
-          <w:color w:val="262626"/>
-          <w:sz w:val="16"/>
-        </w:rPr>
-        <w:t xml:space="preserve">, </w:t>
-      </w:r>
-      <w:r>
-        <w:rPr>
-          <w:rFonts w:ascii="Consolas" w:hAnsi="Consolas"/>
-          <w:color w:val="660E7A"/>
-          <w:sz w:val="16"/>
-        </w:rPr>
-        <w:t xml:space="preserve">$this</w:t>
-      </w:r>
-      <w:r>
-        <w:rPr>
-          <w:rFonts w:ascii="Consolas" w:hAnsi="Consolas"/>
-          <w:color w:val="262626"/>
-          <w:sz w:val="16"/>
-        </w:rPr>
-        <w:t xml:space="preserve">-&gt;</w:t>
-      </w:r>
-      <w:r>
-        <w:rPr>
-          <w:rFonts w:ascii="Consolas" w:hAnsi="Consolas"/>
-          <w:color w:val="660E7A"/>
-          <w:sz w:val="16"/>
-        </w:rPr>
-        <w:t xml:space="preserve">tenantId</w:t>
-      </w:r>
-      <w:r>
-        <w:rPr>
-          <w:rFonts w:ascii="Consolas" w:hAnsi="Consolas"/>
-          <w:color w:val="262626"/>
-          <w:sz w:val="16"/>
-        </w:rPr>
-        <w:t xml:space="preserve">)</w:t>
-      </w:r>
-      <w:r>
+        <w:t xml:space="preserve">            </w:t>
+      </w:r>
+      <w:r>
+        <w:rPr>
+          <w:rFonts w:ascii="Consolas" w:hAnsi="Consolas" w:eastAsia="Consolas"/>
+          <w:color w:val="D4D4D4"/>
+          <w:sz w:val="16"/>
+        </w:rPr>
+        <w:t>-</w:t>
+      </w:r>
+      <w:r>
+        <w:rPr>
+          <w:rFonts w:ascii="Consolas" w:hAnsi="Consolas" w:eastAsia="Consolas"/>
+          <w:color w:val="D4D4D4"/>
+          <w:sz w:val="16"/>
+        </w:rPr>
+        <w:t>&gt;</w:t>
+      </w:r>
+      <w:r>
+        <w:rPr>
+          <w:rFonts w:ascii="Consolas" w:hAnsi="Consolas" w:eastAsia="Consolas"/>
+          <w:color w:val="DCDCAA"/>
+          <w:sz w:val="16"/>
+        </w:rPr>
+        <w:t>where</w:t>
+      </w:r>
+      <w:r>
+        <w:rPr>
+          <w:rFonts w:ascii="Consolas" w:hAnsi="Consolas" w:eastAsia="Consolas"/>
+          <w:color w:val="D4D4D4"/>
+          <w:sz w:val="16"/>
+        </w:rPr>
+        <w:t>(</w:t>
+      </w:r>
+      <w:r>
+        <w:rPr>
+          <w:rFonts w:ascii="Consolas" w:hAnsi="Consolas" w:eastAsia="Consolas"/>
+          <w:color w:val="CE9178"/>
+          <w:sz w:val="16"/>
+        </w:rPr>
+        <w:t>'tenant_id'</w:t>
+      </w:r>
+      <w:r>
+        <w:rPr>
+          <w:rFonts w:ascii="Consolas" w:hAnsi="Consolas" w:eastAsia="Consolas"/>
+          <w:color w:val="D4D4D4"/>
+          <w:sz w:val="16"/>
+        </w:rPr>
+        <w:t>,</w:t>
+      </w:r>
+      <w:r>
+        <w:rPr>
+          <w:rFonts w:ascii="Consolas" w:hAnsi="Consolas" w:eastAsia="Consolas"/>
+          <w:color w:val="D4D4D4"/>
+          <w:sz w:val="16"/>
+        </w:rPr>
+        <w:t xml:space="preserve"> </w:t>
+      </w:r>
+      <w:r>
+        <w:rPr>
+          <w:rFonts w:ascii="Consolas" w:hAnsi="Consolas" w:eastAsia="Consolas"/>
+          <w:color w:val="9CDCFE"/>
+          <w:sz w:val="16"/>
+        </w:rPr>
+        <w:t>$this</w:t>
+      </w:r>
+      <w:r>
+        <w:rPr>
+          <w:rFonts w:ascii="Consolas" w:hAnsi="Consolas" w:eastAsia="Consolas"/>
+          <w:color w:val="D4D4D4"/>
+          <w:sz w:val="16"/>
+        </w:rPr>
+        <w:t>-</w:t>
+      </w:r>
+      <w:r>
+        <w:rPr>
+          <w:rFonts w:ascii="Consolas" w:hAnsi="Consolas" w:eastAsia="Consolas"/>
+          <w:color w:val="D4D4D4"/>
+          <w:sz w:val="16"/>
+        </w:rPr>
+        <w:t>&gt;</w:t>
+      </w:r>
+      <w:r>
+        <w:rPr>
+          <w:rFonts w:ascii="Consolas" w:hAnsi="Consolas" w:eastAsia="Consolas"/>
+          <w:color w:val="D4D4D4"/>
+          <w:sz w:val="16"/>
+        </w:rPr>
+        <w:t>tenantId</w:t>
+      </w:r>
+      <w:r>
+        <w:rPr>
+          <w:rFonts w:ascii="Consolas" w:hAnsi="Consolas" w:eastAsia="Consolas"/>
+          <w:color w:val="D4D4D4"/>
+          <w:sz w:val="16"/>
+        </w:rPr>
+        <w:t>)</w:t>
+      </w:r>
+      <w:r>
+        <w:rPr>
+          <w:rFonts w:ascii="Consolas" w:hAnsi="Consolas" w:eastAsia="Consolas"/>
+          <w:color w:val="D4D4D4"/>
+          <w:sz w:val="16"/>
+        </w:rPr>
         <w:br/>
-      </w:r>
-      <w:r>
-        <w:rPr>
-          <w:rFonts w:ascii="Consolas" w:hAnsi="Consolas"/>
-          <w:color w:val="262626"/>
-          <w:sz w:val="16"/>
-        </w:rPr>
-        <w:t xml:space="preserve">            -&gt;</w:t>
-      </w:r>
-      <w:r>
-        <w:rPr>
-          <w:rFonts w:ascii="Consolas" w:hAnsi="Consolas"/>
-          <w:color w:val="795E26"/>
-          <w:sz w:val="16"/>
-        </w:rPr>
-        <w:t xml:space="preserve">where</w:t>
-      </w:r>
-      <w:r>
-        <w:rPr>
-          <w:rFonts w:ascii="Consolas" w:hAnsi="Consolas"/>
-          <w:color w:val="262626"/>
-          <w:sz w:val="16"/>
-        </w:rPr>
-        <w:t xml:space="preserve">(</w:t>
-      </w:r>
-      <w:r>
-        <w:rPr>
-          <w:rFonts w:ascii="Consolas" w:hAnsi="Consolas"/>
-          <w:color w:val="00733B"/>
-          <w:sz w:val="16"/>
-        </w:rPr>
-        <w:t xml:space="preserve">'created_at'</w:t>
-      </w:r>
-      <w:r>
-        <w:rPr>
-          <w:rFonts w:ascii="Consolas" w:hAnsi="Consolas"/>
-          <w:color w:val="262626"/>
-          <w:sz w:val="16"/>
-        </w:rPr>
-        <w:t xml:space="preserve">, </w:t>
-      </w:r>
-      <w:r>
-        <w:rPr>
-          <w:rFonts w:ascii="Consolas" w:hAnsi="Consolas"/>
-          <w:color w:val="00733B"/>
-          <w:sz w:val="16"/>
-        </w:rPr>
-        <w:t xml:space="preserve">'&gt;='</w:t>
-      </w:r>
-      <w:r>
-        <w:rPr>
-          <w:rFonts w:ascii="Consolas" w:hAnsi="Consolas"/>
-          <w:color w:val="262626"/>
-          <w:sz w:val="16"/>
-        </w:rPr>
-        <w:t xml:space="preserve">, </w:t>
-      </w:r>
-      <w:r>
-        <w:rPr>
-          <w:rFonts w:ascii="Consolas" w:hAnsi="Consolas"/>
-          <w:color w:val="660E7A"/>
-          <w:sz w:val="16"/>
-        </w:rPr>
-        <w:t xml:space="preserve">$this</w:t>
-      </w:r>
-      <w:r>
-        <w:rPr>
-          <w:rFonts w:ascii="Consolas" w:hAnsi="Consolas"/>
-          <w:color w:val="262626"/>
-          <w:sz w:val="16"/>
-        </w:rPr>
-        <w:t xml:space="preserve">-&gt;</w:t>
-      </w:r>
-      <w:r>
-        <w:rPr>
-          <w:rFonts w:ascii="Consolas" w:hAnsi="Consolas"/>
-          <w:color w:val="660E7A"/>
-          <w:sz w:val="16"/>
-        </w:rPr>
-        <w:t xml:space="preserve">fromUtc</w:t>
-      </w:r>
-      <w:r>
-        <w:rPr>
-          <w:rFonts w:ascii="Consolas" w:hAnsi="Consolas"/>
-          <w:color w:val="262626"/>
-          <w:sz w:val="16"/>
-        </w:rPr>
-        <w:t xml:space="preserve">)</w:t>
-      </w:r>
-      <w:r>
+        <w:t xml:space="preserve">            </w:t>
+      </w:r>
+      <w:r>
+        <w:rPr>
+          <w:rFonts w:ascii="Consolas" w:hAnsi="Consolas" w:eastAsia="Consolas"/>
+          <w:color w:val="D4D4D4"/>
+          <w:sz w:val="16"/>
+        </w:rPr>
+        <w:t>-</w:t>
+      </w:r>
+      <w:r>
+        <w:rPr>
+          <w:rFonts w:ascii="Consolas" w:hAnsi="Consolas" w:eastAsia="Consolas"/>
+          <w:color w:val="D4D4D4"/>
+          <w:sz w:val="16"/>
+        </w:rPr>
+        <w:t>&gt;</w:t>
+      </w:r>
+      <w:r>
+        <w:rPr>
+          <w:rFonts w:ascii="Consolas" w:hAnsi="Consolas" w:eastAsia="Consolas"/>
+          <w:color w:val="DCDCAA"/>
+          <w:sz w:val="16"/>
+        </w:rPr>
+        <w:t>where</w:t>
+      </w:r>
+      <w:r>
+        <w:rPr>
+          <w:rFonts w:ascii="Consolas" w:hAnsi="Consolas" w:eastAsia="Consolas"/>
+          <w:color w:val="D4D4D4"/>
+          <w:sz w:val="16"/>
+        </w:rPr>
+        <w:t>(</w:t>
+      </w:r>
+      <w:r>
+        <w:rPr>
+          <w:rFonts w:ascii="Consolas" w:hAnsi="Consolas" w:eastAsia="Consolas"/>
+          <w:color w:val="CE9178"/>
+          <w:sz w:val="16"/>
+        </w:rPr>
+        <w:t>'created_at'</w:t>
+      </w:r>
+      <w:r>
+        <w:rPr>
+          <w:rFonts w:ascii="Consolas" w:hAnsi="Consolas" w:eastAsia="Consolas"/>
+          <w:color w:val="D4D4D4"/>
+          <w:sz w:val="16"/>
+        </w:rPr>
+        <w:t>,</w:t>
+      </w:r>
+      <w:r>
+        <w:rPr>
+          <w:rFonts w:ascii="Consolas" w:hAnsi="Consolas" w:eastAsia="Consolas"/>
+          <w:color w:val="D4D4D4"/>
+          <w:sz w:val="16"/>
+        </w:rPr>
+        <w:t xml:space="preserve"> </w:t>
+      </w:r>
+      <w:r>
+        <w:rPr>
+          <w:rFonts w:ascii="Consolas" w:hAnsi="Consolas" w:eastAsia="Consolas"/>
+          <w:color w:val="CE9178"/>
+          <w:sz w:val="16"/>
+        </w:rPr>
+        <w:t>'&gt;='</w:t>
+      </w:r>
+      <w:r>
+        <w:rPr>
+          <w:rFonts w:ascii="Consolas" w:hAnsi="Consolas" w:eastAsia="Consolas"/>
+          <w:color w:val="D4D4D4"/>
+          <w:sz w:val="16"/>
+        </w:rPr>
+        <w:t>,</w:t>
+      </w:r>
+      <w:r>
+        <w:rPr>
+          <w:rFonts w:ascii="Consolas" w:hAnsi="Consolas" w:eastAsia="Consolas"/>
+          <w:color w:val="D4D4D4"/>
+          <w:sz w:val="16"/>
+        </w:rPr>
+        <w:t xml:space="preserve"> </w:t>
+      </w:r>
+      <w:r>
+        <w:rPr>
+          <w:rFonts w:ascii="Consolas" w:hAnsi="Consolas" w:eastAsia="Consolas"/>
+          <w:color w:val="9CDCFE"/>
+          <w:sz w:val="16"/>
+        </w:rPr>
+        <w:t>$this</w:t>
+      </w:r>
+      <w:r>
+        <w:rPr>
+          <w:rFonts w:ascii="Consolas" w:hAnsi="Consolas" w:eastAsia="Consolas"/>
+          <w:color w:val="D4D4D4"/>
+          <w:sz w:val="16"/>
+        </w:rPr>
+        <w:t>-</w:t>
+      </w:r>
+      <w:r>
+        <w:rPr>
+          <w:rFonts w:ascii="Consolas" w:hAnsi="Consolas" w:eastAsia="Consolas"/>
+          <w:color w:val="D4D4D4"/>
+          <w:sz w:val="16"/>
+        </w:rPr>
+        <w:t>&gt;</w:t>
+      </w:r>
+      <w:r>
+        <w:rPr>
+          <w:rFonts w:ascii="Consolas" w:hAnsi="Consolas" w:eastAsia="Consolas"/>
+          <w:color w:val="D4D4D4"/>
+          <w:sz w:val="16"/>
+        </w:rPr>
+        <w:t>fromUtc</w:t>
+      </w:r>
+      <w:r>
+        <w:rPr>
+          <w:rFonts w:ascii="Consolas" w:hAnsi="Consolas" w:eastAsia="Consolas"/>
+          <w:color w:val="D4D4D4"/>
+          <w:sz w:val="16"/>
+        </w:rPr>
+        <w:t>)</w:t>
+      </w:r>
+      <w:r>
+        <w:rPr>
+          <w:rFonts w:ascii="Consolas" w:hAnsi="Consolas" w:eastAsia="Consolas"/>
+          <w:color w:val="D4D4D4"/>
+          <w:sz w:val="16"/>
+        </w:rPr>
         <w:br/>
-      </w:r>
-      <w:r>
-        <w:rPr>
-          <w:rFonts w:ascii="Consolas" w:hAnsi="Consolas"/>
-          <w:color w:val="262626"/>
-          <w:sz w:val="16"/>
-        </w:rPr>
-        <w:t xml:space="preserve">            -&gt;</w:t>
-      </w:r>
-      <w:r>
-        <w:rPr>
-          <w:rFonts w:ascii="Consolas" w:hAnsi="Consolas"/>
-          <w:color w:val="795E26"/>
-          <w:sz w:val="16"/>
-        </w:rPr>
-        <w:t xml:space="preserve">where</w:t>
-      </w:r>
-      <w:r>
-        <w:rPr>
-          <w:rFonts w:ascii="Consolas" w:hAnsi="Consolas"/>
-          <w:color w:val="262626"/>
-          <w:sz w:val="16"/>
-        </w:rPr>
-        <w:t xml:space="preserve">(</w:t>
-      </w:r>
-      <w:r>
-        <w:rPr>
-          <w:rFonts w:ascii="Consolas" w:hAnsi="Consolas"/>
-          <w:color w:val="00733B"/>
-          <w:sz w:val="16"/>
-        </w:rPr>
-        <w:t xml:space="preserve">'created_at'</w:t>
-      </w:r>
-      <w:r>
-        <w:rPr>
-          <w:rFonts w:ascii="Consolas" w:hAnsi="Consolas"/>
-          <w:color w:val="262626"/>
-          <w:sz w:val="16"/>
-        </w:rPr>
-        <w:t xml:space="preserve">, </w:t>
-      </w:r>
-      <w:r>
-        <w:rPr>
-          <w:rFonts w:ascii="Consolas" w:hAnsi="Consolas"/>
-          <w:color w:val="00733B"/>
-          <w:sz w:val="16"/>
-        </w:rPr>
-        <w:t xml:space="preserve">'&lt;'</w:t>
-      </w:r>
-      <w:r>
-        <w:rPr>
-          <w:rFonts w:ascii="Consolas" w:hAnsi="Consolas"/>
-          <w:color w:val="262626"/>
-          <w:sz w:val="16"/>
-        </w:rPr>
-        <w:t xml:space="preserve">, </w:t>
-      </w:r>
-      <w:r>
-        <w:rPr>
-          <w:rFonts w:ascii="Consolas" w:hAnsi="Consolas"/>
-          <w:color w:val="660E7A"/>
-          <w:sz w:val="16"/>
-        </w:rPr>
-        <w:t xml:space="preserve">$this</w:t>
-      </w:r>
-      <w:r>
-        <w:rPr>
-          <w:rFonts w:ascii="Consolas" w:hAnsi="Consolas"/>
-          <w:color w:val="262626"/>
-          <w:sz w:val="16"/>
-        </w:rPr>
-        <w:t xml:space="preserve">-&gt;</w:t>
-      </w:r>
-      <w:r>
-        <w:rPr>
-          <w:rFonts w:ascii="Consolas" w:hAnsi="Consolas"/>
-          <w:color w:val="660E7A"/>
-          <w:sz w:val="16"/>
-        </w:rPr>
-        <w:t xml:space="preserve">untilUtc</w:t>
-      </w:r>
-      <w:r>
-        <w:rPr>
-          <w:rFonts w:ascii="Consolas" w:hAnsi="Consolas"/>
-          <w:color w:val="262626"/>
-          <w:sz w:val="16"/>
-        </w:rPr>
-        <w:t xml:space="preserve">);</w:t>
-      </w:r>
-      <w:r>
+        <w:t xml:space="preserve">            </w:t>
+      </w:r>
+      <w:r>
+        <w:rPr>
+          <w:rFonts w:ascii="Consolas" w:hAnsi="Consolas" w:eastAsia="Consolas"/>
+          <w:color w:val="D4D4D4"/>
+          <w:sz w:val="16"/>
+        </w:rPr>
+        <w:t>-</w:t>
+      </w:r>
+      <w:r>
+        <w:rPr>
+          <w:rFonts w:ascii="Consolas" w:hAnsi="Consolas" w:eastAsia="Consolas"/>
+          <w:color w:val="D4D4D4"/>
+          <w:sz w:val="16"/>
+        </w:rPr>
+        <w:t>&gt;</w:t>
+      </w:r>
+      <w:r>
+        <w:rPr>
+          <w:rFonts w:ascii="Consolas" w:hAnsi="Consolas" w:eastAsia="Consolas"/>
+          <w:color w:val="DCDCAA"/>
+          <w:sz w:val="16"/>
+        </w:rPr>
+        <w:t>where</w:t>
+      </w:r>
+      <w:r>
+        <w:rPr>
+          <w:rFonts w:ascii="Consolas" w:hAnsi="Consolas" w:eastAsia="Consolas"/>
+          <w:color w:val="D4D4D4"/>
+          <w:sz w:val="16"/>
+        </w:rPr>
+        <w:t>(</w:t>
+      </w:r>
+      <w:r>
+        <w:rPr>
+          <w:rFonts w:ascii="Consolas" w:hAnsi="Consolas" w:eastAsia="Consolas"/>
+          <w:color w:val="CE9178"/>
+          <w:sz w:val="16"/>
+        </w:rPr>
+        <w:t>'created_at'</w:t>
+      </w:r>
+      <w:r>
+        <w:rPr>
+          <w:rFonts w:ascii="Consolas" w:hAnsi="Consolas" w:eastAsia="Consolas"/>
+          <w:color w:val="D4D4D4"/>
+          <w:sz w:val="16"/>
+        </w:rPr>
+        <w:t>,</w:t>
+      </w:r>
+      <w:r>
+        <w:rPr>
+          <w:rFonts w:ascii="Consolas" w:hAnsi="Consolas" w:eastAsia="Consolas"/>
+          <w:color w:val="D4D4D4"/>
+          <w:sz w:val="16"/>
+        </w:rPr>
+        <w:t xml:space="preserve"> </w:t>
+      </w:r>
+      <w:r>
+        <w:rPr>
+          <w:rFonts w:ascii="Consolas" w:hAnsi="Consolas" w:eastAsia="Consolas"/>
+          <w:color w:val="CE9178"/>
+          <w:sz w:val="16"/>
+        </w:rPr>
+        <w:t>'&lt;'</w:t>
+      </w:r>
+      <w:r>
+        <w:rPr>
+          <w:rFonts w:ascii="Consolas" w:hAnsi="Consolas" w:eastAsia="Consolas"/>
+          <w:color w:val="D4D4D4"/>
+          <w:sz w:val="16"/>
+        </w:rPr>
+        <w:t>,</w:t>
+      </w:r>
+      <w:r>
+        <w:rPr>
+          <w:rFonts w:ascii="Consolas" w:hAnsi="Consolas" w:eastAsia="Consolas"/>
+          <w:color w:val="D4D4D4"/>
+          <w:sz w:val="16"/>
+        </w:rPr>
+        <w:t xml:space="preserve"> </w:t>
+      </w:r>
+      <w:r>
+        <w:rPr>
+          <w:rFonts w:ascii="Consolas" w:hAnsi="Consolas" w:eastAsia="Consolas"/>
+          <w:color w:val="9CDCFE"/>
+          <w:sz w:val="16"/>
+        </w:rPr>
+        <w:t>$this</w:t>
+      </w:r>
+      <w:r>
+        <w:rPr>
+          <w:rFonts w:ascii="Consolas" w:hAnsi="Consolas" w:eastAsia="Consolas"/>
+          <w:color w:val="D4D4D4"/>
+          <w:sz w:val="16"/>
+        </w:rPr>
+        <w:t>-</w:t>
+      </w:r>
+      <w:r>
+        <w:rPr>
+          <w:rFonts w:ascii="Consolas" w:hAnsi="Consolas" w:eastAsia="Consolas"/>
+          <w:color w:val="D4D4D4"/>
+          <w:sz w:val="16"/>
+        </w:rPr>
+        <w:t>&gt;</w:t>
+      </w:r>
+      <w:r>
+        <w:rPr>
+          <w:rFonts w:ascii="Consolas" w:hAnsi="Consolas" w:eastAsia="Consolas"/>
+          <w:color w:val="D4D4D4"/>
+          <w:sz w:val="16"/>
+        </w:rPr>
+        <w:t>untilUtc</w:t>
+      </w:r>
+      <w:r>
+        <w:rPr>
+          <w:rFonts w:ascii="Consolas" w:hAnsi="Consolas" w:eastAsia="Consolas"/>
+          <w:color w:val="D4D4D4"/>
+          <w:sz w:val="16"/>
+        </w:rPr>
+        <w:t>)</w:t>
+      </w:r>
+      <w:r>
+        <w:rPr>
+          <w:rFonts w:ascii="Consolas" w:hAnsi="Consolas" w:eastAsia="Consolas"/>
+          <w:color w:val="D4D4D4"/>
+          <w:sz w:val="16"/>
+        </w:rPr>
+        <w:t>;</w:t>
+      </w:r>
+      <w:r>
+        <w:rPr>
+          <w:rFonts w:ascii="Consolas" w:hAnsi="Consolas" w:eastAsia="Consolas"/>
+          <w:color w:val="D4D4D4"/>
+          <w:sz w:val="16"/>
+        </w:rPr>
         <w:br/>
-      </w:r>
-      <w:r>
-        <w:rPr>
-          <w:rFonts w:ascii="Consolas" w:hAnsi="Consolas"/>
-          <w:color w:val="262626"/>
-          <w:sz w:val="16"/>
-        </w:rPr>
-        <w:t xml:space="preserve">    }</w:t>
-      </w:r>
-      <w:r>
+        <w:t xml:space="preserve">    </w:t>
+      </w:r>
+      <w:r>
+        <w:rPr>
+          <w:rFonts w:ascii="Consolas" w:hAnsi="Consolas" w:eastAsia="Consolas"/>
+          <w:color w:val="D4D4D4"/>
+          <w:sz w:val="16"/>
+        </w:rPr>
+        <w:t>}</w:t>
+      </w:r>
+      <w:r>
+        <w:rPr>
+          <w:rFonts w:ascii="Consolas" w:hAnsi="Consolas" w:eastAsia="Consolas"/>
+          <w:color w:val="D4D4D4"/>
+          <w:sz w:val="16"/>
+        </w:rPr>
         <w:br/>
-      </w:r>
-      <w:r>
         <w:br/>
-      </w:r>
-      <w:r>
-        <w:rPr>
-          <w:rFonts w:ascii="Consolas" w:hAnsi="Consolas"/>
-          <w:color w:val="262626"/>
-          <w:sz w:val="16"/>
-        </w:rPr>
         <w:t xml:space="preserve">    </w:t>
       </w:r>
       <w:r>
         <w:rPr>
-          <w:rFonts w:ascii="Consolas" w:hAnsi="Consolas"/>
-          <w:b/>
-          <w:color w:val="000080"/>
-          <w:sz w:val="16"/>
-        </w:rPr>
-        <w:t xml:space="preserve">public</w:t>
-      </w:r>
-      <w:r>
-        <w:rPr>
-          <w:rFonts w:ascii="Consolas" w:hAnsi="Consolas"/>
-          <w:color w:val="262626"/>
+          <w:rFonts w:ascii="Consolas" w:hAnsi="Consolas" w:eastAsia="Consolas"/>
+          <w:color w:val="569CD6"/>
+          <w:sz w:val="16"/>
+        </w:rPr>
+        <w:t>public</w:t>
+      </w:r>
+      <w:r>
+        <w:rPr>
+          <w:rFonts w:ascii="Consolas" w:hAnsi="Consolas" w:eastAsia="Consolas"/>
+          <w:color w:val="D4D4D4"/>
           <w:sz w:val="16"/>
         </w:rPr>
         <w:t xml:space="preserve"> </w:t>
       </w:r>
       <w:r>
         <w:rPr>
-          <w:rFonts w:ascii="Consolas" w:hAnsi="Consolas"/>
-          <w:b/>
-          <w:color w:val="000080"/>
-          <w:sz w:val="16"/>
-        </w:rPr>
-        <w:t xml:space="preserve">function</w:t>
-      </w:r>
-      <w:r>
-        <w:rPr>
-          <w:rFonts w:ascii="Consolas" w:hAnsi="Consolas"/>
-          <w:color w:val="262626"/>
+          <w:rFonts w:ascii="Consolas" w:hAnsi="Consolas" w:eastAsia="Consolas"/>
+          <w:color w:val="569CD6"/>
+          <w:sz w:val="16"/>
+        </w:rPr>
+        <w:t>function</w:t>
+      </w:r>
+      <w:r>
+        <w:rPr>
+          <w:rFonts w:ascii="Consolas" w:hAnsi="Consolas" w:eastAsia="Consolas"/>
+          <w:color w:val="D4D4D4"/>
           <w:sz w:val="16"/>
         </w:rPr>
         <w:t xml:space="preserve"> </w:t>
       </w:r>
       <w:r>
         <w:rPr>
-          <w:rFonts w:ascii="Consolas" w:hAnsi="Consolas"/>
-          <w:color w:val="795E26"/>
-          <w:sz w:val="16"/>
-        </w:rPr>
-        <w:t xml:space="preserve">headings</w:t>
-      </w:r>
-      <w:r>
-        <w:rPr>
-          <w:rFonts w:ascii="Consolas" w:hAnsi="Consolas"/>
-          <w:color w:val="262626"/>
-          <w:sz w:val="16"/>
-        </w:rPr>
-        <w:t xml:space="preserve">(): </w:t>
-      </w:r>
-      <w:r>
-        <w:rPr>
-          <w:rFonts w:ascii="Consolas" w:hAnsi="Consolas"/>
-          <w:b/>
-          <w:color w:val="000080"/>
-          <w:sz w:val="16"/>
-        </w:rPr>
-        <w:t xml:space="preserve">array</w:t>
-      </w:r>
-      <w:r>
+          <w:rFonts w:ascii="Consolas" w:hAnsi="Consolas" w:eastAsia="Consolas"/>
+          <w:color w:val="DCDCAA"/>
+          <w:sz w:val="16"/>
+        </w:rPr>
+        <w:t>headings</w:t>
+      </w:r>
+      <w:r>
+        <w:rPr>
+          <w:rFonts w:ascii="Consolas" w:hAnsi="Consolas" w:eastAsia="Consolas"/>
+          <w:color w:val="D4D4D4"/>
+          <w:sz w:val="16"/>
+        </w:rPr>
+        <w:t>(</w:t>
+      </w:r>
+      <w:r>
+        <w:rPr>
+          <w:rFonts w:ascii="Consolas" w:hAnsi="Consolas" w:eastAsia="Consolas"/>
+          <w:color w:val="D4D4D4"/>
+          <w:sz w:val="16"/>
+        </w:rPr>
+        <w:t>)</w:t>
+      </w:r>
+      <w:r>
+        <w:rPr>
+          <w:rFonts w:ascii="Consolas" w:hAnsi="Consolas" w:eastAsia="Consolas"/>
+          <w:color w:val="D4D4D4"/>
+          <w:sz w:val="16"/>
+        </w:rPr>
+        <w:t>:</w:t>
+      </w:r>
+      <w:r>
+        <w:rPr>
+          <w:rFonts w:ascii="Consolas" w:hAnsi="Consolas" w:eastAsia="Consolas"/>
+          <w:color w:val="D4D4D4"/>
+          <w:sz w:val="16"/>
+        </w:rPr>
+        <w:t xml:space="preserve"> </w:t>
+      </w:r>
+      <w:r>
+        <w:rPr>
+          <w:rFonts w:ascii="Consolas" w:hAnsi="Consolas" w:eastAsia="Consolas"/>
+          <w:color w:val="569CD6"/>
+          <w:sz w:val="16"/>
+        </w:rPr>
+        <w:t>array</w:t>
+      </w:r>
+      <w:r>
+        <w:rPr>
+          <w:rFonts w:ascii="Consolas" w:hAnsi="Consolas" w:eastAsia="Consolas"/>
+          <w:color w:val="D4D4D4"/>
+          <w:sz w:val="16"/>
+        </w:rPr>
         <w:br/>
-      </w:r>
-      <w:r>
-        <w:rPr>
-          <w:rFonts w:ascii="Consolas" w:hAnsi="Consolas"/>
-          <w:color w:val="262626"/>
-          <w:sz w:val="16"/>
-        </w:rPr>
-        <w:t xml:space="preserve">    {</w:t>
-      </w:r>
-      <w:r>
+        <w:t xml:space="preserve">    </w:t>
+      </w:r>
+      <w:r>
+        <w:rPr>
+          <w:rFonts w:ascii="Consolas" w:hAnsi="Consolas" w:eastAsia="Consolas"/>
+          <w:color w:val="D4D4D4"/>
+          <w:sz w:val="16"/>
+        </w:rPr>
+        <w:t>{</w:t>
+      </w:r>
+      <w:r>
+        <w:rPr>
+          <w:rFonts w:ascii="Consolas" w:hAnsi="Consolas" w:eastAsia="Consolas"/>
+          <w:color w:val="D4D4D4"/>
+          <w:sz w:val="16"/>
+        </w:rPr>
         <w:br/>
-      </w:r>
-      <w:r>
-        <w:rPr>
-          <w:rFonts w:ascii="Consolas" w:hAnsi="Consolas"/>
-          <w:color w:val="262626"/>
-          <w:sz w:val="16"/>
-        </w:rPr>
         <w:t xml:space="preserve">        </w:t>
       </w:r>
       <w:r>
         <w:rPr>
-          <w:rFonts w:ascii="Consolas" w:hAnsi="Consolas"/>
-          <w:b/>
-          <w:color w:val="000080"/>
-          <w:sz w:val="16"/>
-        </w:rPr>
-        <w:t xml:space="preserve">return</w:t>
-      </w:r>
-      <w:r>
-        <w:rPr>
-          <w:rFonts w:ascii="Consolas" w:hAnsi="Consolas"/>
-          <w:color w:val="262626"/>
-          <w:sz w:val="16"/>
-        </w:rPr>
-        <w:t xml:space="preserve"> [</w:t>
-      </w:r>
-      <w:r>
-        <w:rPr>
-          <w:rFonts w:ascii="Consolas" w:hAnsi="Consolas"/>
-          <w:color w:val="00733B"/>
-          <w:sz w:val="16"/>
-        </w:rPr>
-        <w:t xml:space="preserve">'Order'</w:t>
-      </w:r>
-      <w:r>
-        <w:rPr>
-          <w:rFonts w:ascii="Consolas" w:hAnsi="Consolas"/>
-          <w:color w:val="262626"/>
-          <w:sz w:val="16"/>
-        </w:rPr>
-        <w:t xml:space="preserve">, </w:t>
-      </w:r>
-      <w:r>
-        <w:rPr>
-          <w:rFonts w:ascii="Consolas" w:hAnsi="Consolas"/>
-          <w:color w:val="00733B"/>
-          <w:sz w:val="16"/>
-        </w:rPr>
-        <w:t xml:space="preserve">'Gross'</w:t>
-      </w:r>
-      <w:r>
-        <w:rPr>
-          <w:rFonts w:ascii="Consolas" w:hAnsi="Consolas"/>
-          <w:color w:val="262626"/>
-          <w:sz w:val="16"/>
-        </w:rPr>
-        <w:t xml:space="preserve">, </w:t>
-      </w:r>
-      <w:r>
-        <w:rPr>
-          <w:rFonts w:ascii="Consolas" w:hAnsi="Consolas"/>
-          <w:color w:val="00733B"/>
-          <w:sz w:val="16"/>
-        </w:rPr>
-        <w:t xml:space="preserve">'Commission'</w:t>
-      </w:r>
-      <w:r>
-        <w:rPr>
-          <w:rFonts w:ascii="Consolas" w:hAnsi="Consolas"/>
-          <w:color w:val="262626"/>
-          <w:sz w:val="16"/>
-        </w:rPr>
-        <w:t xml:space="preserve">, </w:t>
-      </w:r>
-      <w:r>
-        <w:rPr>
-          <w:rFonts w:ascii="Consolas" w:hAnsi="Consolas"/>
-          <w:color w:val="00733B"/>
-          <w:sz w:val="16"/>
-        </w:rPr>
-        <w:t xml:space="preserve">'Net'</w:t>
-      </w:r>
-      <w:r>
-        <w:rPr>
-          <w:rFonts w:ascii="Consolas" w:hAnsi="Consolas"/>
-          <w:color w:val="262626"/>
-          <w:sz w:val="16"/>
-        </w:rPr>
-        <w:t xml:space="preserve">];</w:t>
-      </w:r>
-      <w:r>
+          <w:rFonts w:ascii="Consolas" w:hAnsi="Consolas" w:eastAsia="Consolas"/>
+          <w:color w:val="569CD6"/>
+          <w:sz w:val="16"/>
+        </w:rPr>
+        <w:t>return</w:t>
+      </w:r>
+      <w:r>
+        <w:rPr>
+          <w:rFonts w:ascii="Consolas" w:hAnsi="Consolas" w:eastAsia="Consolas"/>
+          <w:color w:val="D4D4D4"/>
+          <w:sz w:val="16"/>
+        </w:rPr>
+        <w:t xml:space="preserve"> </w:t>
+      </w:r>
+      <w:r>
+        <w:rPr>
+          <w:rFonts w:ascii="Consolas" w:hAnsi="Consolas" w:eastAsia="Consolas"/>
+          <w:color w:val="D4D4D4"/>
+          <w:sz w:val="16"/>
+        </w:rPr>
+        <w:t>[</w:t>
+      </w:r>
+      <w:r>
+        <w:rPr>
+          <w:rFonts w:ascii="Consolas" w:hAnsi="Consolas" w:eastAsia="Consolas"/>
+          <w:color w:val="CE9178"/>
+          <w:sz w:val="16"/>
+        </w:rPr>
+        <w:t>'Order'</w:t>
+      </w:r>
+      <w:r>
+        <w:rPr>
+          <w:rFonts w:ascii="Consolas" w:hAnsi="Consolas" w:eastAsia="Consolas"/>
+          <w:color w:val="D4D4D4"/>
+          <w:sz w:val="16"/>
+        </w:rPr>
+        <w:t>,</w:t>
+      </w:r>
+      <w:r>
+        <w:rPr>
+          <w:rFonts w:ascii="Consolas" w:hAnsi="Consolas" w:eastAsia="Consolas"/>
+          <w:color w:val="D4D4D4"/>
+          <w:sz w:val="16"/>
+        </w:rPr>
+        <w:t xml:space="preserve"> </w:t>
+      </w:r>
+      <w:r>
+        <w:rPr>
+          <w:rFonts w:ascii="Consolas" w:hAnsi="Consolas" w:eastAsia="Consolas"/>
+          <w:color w:val="CE9178"/>
+          <w:sz w:val="16"/>
+        </w:rPr>
+        <w:t>'Gross'</w:t>
+      </w:r>
+      <w:r>
+        <w:rPr>
+          <w:rFonts w:ascii="Consolas" w:hAnsi="Consolas" w:eastAsia="Consolas"/>
+          <w:color w:val="D4D4D4"/>
+          <w:sz w:val="16"/>
+        </w:rPr>
+        <w:t>,</w:t>
+      </w:r>
+      <w:r>
+        <w:rPr>
+          <w:rFonts w:ascii="Consolas" w:hAnsi="Consolas" w:eastAsia="Consolas"/>
+          <w:color w:val="D4D4D4"/>
+          <w:sz w:val="16"/>
+        </w:rPr>
+        <w:t xml:space="preserve"> </w:t>
+      </w:r>
+      <w:r>
+        <w:rPr>
+          <w:rFonts w:ascii="Consolas" w:hAnsi="Consolas" w:eastAsia="Consolas"/>
+          <w:color w:val="CE9178"/>
+          <w:sz w:val="16"/>
+        </w:rPr>
+        <w:t>'Commission'</w:t>
+      </w:r>
+      <w:r>
+        <w:rPr>
+          <w:rFonts w:ascii="Consolas" w:hAnsi="Consolas" w:eastAsia="Consolas"/>
+          <w:color w:val="D4D4D4"/>
+          <w:sz w:val="16"/>
+        </w:rPr>
+        <w:t>,</w:t>
+      </w:r>
+      <w:r>
+        <w:rPr>
+          <w:rFonts w:ascii="Consolas" w:hAnsi="Consolas" w:eastAsia="Consolas"/>
+          <w:color w:val="D4D4D4"/>
+          <w:sz w:val="16"/>
+        </w:rPr>
+        <w:t xml:space="preserve"> </w:t>
+      </w:r>
+      <w:r>
+        <w:rPr>
+          <w:rFonts w:ascii="Consolas" w:hAnsi="Consolas" w:eastAsia="Consolas"/>
+          <w:color w:val="CE9178"/>
+          <w:sz w:val="16"/>
+        </w:rPr>
+        <w:t>'Net'</w:t>
+      </w:r>
+      <w:r>
+        <w:rPr>
+          <w:rFonts w:ascii="Consolas" w:hAnsi="Consolas" w:eastAsia="Consolas"/>
+          <w:color w:val="D4D4D4"/>
+          <w:sz w:val="16"/>
+        </w:rPr>
+        <w:t>]</w:t>
+      </w:r>
+      <w:r>
+        <w:rPr>
+          <w:rFonts w:ascii="Consolas" w:hAnsi="Consolas" w:eastAsia="Consolas"/>
+          <w:color w:val="D4D4D4"/>
+          <w:sz w:val="16"/>
+        </w:rPr>
+        <w:t>;</w:t>
+      </w:r>
+      <w:r>
+        <w:rPr>
+          <w:rFonts w:ascii="Consolas" w:hAnsi="Consolas" w:eastAsia="Consolas"/>
+          <w:color w:val="D4D4D4"/>
+          <w:sz w:val="16"/>
+        </w:rPr>
         <w:br/>
-      </w:r>
-      <w:r>
-        <w:rPr>
-          <w:rFonts w:ascii="Consolas" w:hAnsi="Consolas"/>
-          <w:color w:val="262626"/>
-          <w:sz w:val="16"/>
-        </w:rPr>
-        <w:t xml:space="preserve">    }</w:t>
-      </w:r>
-      <w:r>
+        <w:t xml:space="preserve">    </w:t>
+      </w:r>
+      <w:r>
+        <w:rPr>
+          <w:rFonts w:ascii="Consolas" w:hAnsi="Consolas" w:eastAsia="Consolas"/>
+          <w:color w:val="D4D4D4"/>
+          <w:sz w:val="16"/>
+        </w:rPr>
+        <w:t>}</w:t>
+      </w:r>
+      <w:r>
+        <w:rPr>
+          <w:rFonts w:ascii="Consolas" w:hAnsi="Consolas" w:eastAsia="Consolas"/>
+          <w:color w:val="D4D4D4"/>
+          <w:sz w:val="16"/>
+        </w:rPr>
         <w:br/>
       </w:r>
       <w:r>
         <w:rPr>
-          <w:rFonts w:ascii="Consolas" w:hAnsi="Consolas"/>
-          <w:color w:val="262626"/>
-          <w:sz w:val="16"/>
-        </w:rPr>
-        <w:t xml:space="preserve">}</w:t>
+          <w:rFonts w:ascii="Consolas" w:hAnsi="Consolas" w:eastAsia="Consolas"/>
+          <w:color w:val="D4D4D4"/>
+          <w:sz w:val="16"/>
+        </w:rPr>
+        <w:t>}</w:t>
       </w:r>
     </w:p>
     <w:p>
       <w:pPr>
         <w:pStyle w:val="CodeHeader"/>
+        <w:shd w:fill="2D2D30"/>
         <w:keepNext/>
         <w:pBdr>
-          <w:left w:val="single" w:sz="12" w:space="8" w:color="B8DDE0"/>
+          <w:left w:val="single" w:sz="4" w:space="8" w:color="2D2D30"/>
         </w:pBdr>
-        <w:shd w:val="clear" w:color="auto" w:fill="E4EAED"/>
-      </w:pPr>
-      <w:r>
-        <w:rPr>
-          <w:rFonts w:ascii="Consolas" w:hAnsi="Consolas"/>
-          <w:b/>
-          <w:color w:val="262626"/>
-          <w:sz w:val="16"/>
-        </w:rPr>
-        <w:t xml:space="preserve">LANDASAN TEKNIS — app/Queries/TenantSalesReport.php   •   PHP</w:t>
+      </w:pPr>
+      <w:r>
+        <w:t>LANDASAN TEKNIS — app/Modules/Reporting/Services/TenantSalesReport.php (contoh; repo: TenantLedgerReport)   •   PHP</w:t>
       </w:r>
     </w:p>
     <w:p>
       <w:pPr>
         <w:pStyle w:val="CodeBlock"/>
+        <w:shd w:fill="1E1E1E"/>
         <w:keepLines/>
         <w:pBdr>
-          <w:left w:val="single" w:sz="12" w:space="8" w:color="B8DDE0"/>
+          <w:left w:val="single" w:sz="4" w:space="8" w:color="1E1E1E"/>
         </w:pBdr>
-        <w:shd w:val="clear" w:color="auto" w:fill="F2F3F7"/>
-      </w:pPr>
-      <w:r>
-        <w:rPr>
-          <w:rFonts w:ascii="Consolas" w:hAnsi="Consolas"/>
-          <w:b/>
-          <w:color w:val="000080"/>
-          <w:sz w:val="16"/>
-        </w:rPr>
-        <w:t xml:space="preserve">return</w:t>
-      </w:r>
-      <w:r>
-        <w:rPr>
-          <w:rFonts w:ascii="Consolas" w:hAnsi="Consolas"/>
-          <w:color w:val="262626"/>
+      </w:pPr>
+      <w:r>
+        <w:rPr>
+          <w:rFonts w:ascii="Consolas" w:hAnsi="Consolas" w:eastAsia="Consolas"/>
+          <w:color w:val="569CD6"/>
+          <w:sz w:val="16"/>
+        </w:rPr>
+        <w:t>return</w:t>
+      </w:r>
+      <w:r>
+        <w:rPr>
+          <w:rFonts w:ascii="Consolas" w:hAnsi="Consolas" w:eastAsia="Consolas"/>
+          <w:color w:val="D4D4D4"/>
           <w:sz w:val="16"/>
         </w:rPr>
         <w:t xml:space="preserve"> </w:t>
       </w:r>
       <w:r>
         <w:rPr>
-          <w:rFonts w:ascii="Consolas" w:hAnsi="Consolas"/>
-          <w:color w:val="267F99"/>
-          <w:sz w:val="16"/>
-        </w:rPr>
-        <w:t xml:space="preserve">TenantOrder</w:t>
-      </w:r>
-      <w:r>
-        <w:rPr>
-          <w:rFonts w:ascii="Consolas" w:hAnsi="Consolas"/>
-          <w:color w:val="262626"/>
-          <w:sz w:val="16"/>
-        </w:rPr>
-        <w:t xml:space="preserve">::</w:t>
-      </w:r>
-      <w:r>
-        <w:rPr>
-          <w:rFonts w:ascii="Consolas" w:hAnsi="Consolas"/>
-          <w:color w:val="795E26"/>
-          <w:sz w:val="16"/>
-        </w:rPr>
-        <w:t xml:space="preserve">query</w:t>
-      </w:r>
-      <w:r>
-        <w:rPr>
-          <w:rFonts w:ascii="Consolas" w:hAnsi="Consolas"/>
-          <w:color w:val="262626"/>
-          <w:sz w:val="16"/>
-        </w:rPr>
-        <w:t xml:space="preserve">()</w:t>
-      </w:r>
-      <w:r>
+          <w:rFonts w:ascii="Consolas" w:hAnsi="Consolas" w:eastAsia="Consolas"/>
+          <w:color w:val="4EC9B0"/>
+          <w:sz w:val="16"/>
+        </w:rPr>
+        <w:t>TenantOrder</w:t>
+      </w:r>
+      <w:r>
+        <w:rPr>
+          <w:rFonts w:ascii="Consolas" w:hAnsi="Consolas" w:eastAsia="Consolas"/>
+          <w:color w:val="D4D4D4"/>
+          <w:sz w:val="16"/>
+        </w:rPr>
+        <w:t>:</w:t>
+      </w:r>
+      <w:r>
+        <w:rPr>
+          <w:rFonts w:ascii="Consolas" w:hAnsi="Consolas" w:eastAsia="Consolas"/>
+          <w:color w:val="D4D4D4"/>
+          <w:sz w:val="16"/>
+        </w:rPr>
+        <w:t>:</w:t>
+      </w:r>
+      <w:r>
+        <w:rPr>
+          <w:rFonts w:ascii="Consolas" w:hAnsi="Consolas" w:eastAsia="Consolas"/>
+          <w:color w:val="DCDCAA"/>
+          <w:sz w:val="16"/>
+        </w:rPr>
+        <w:t>query</w:t>
+      </w:r>
+      <w:r>
+        <w:rPr>
+          <w:rFonts w:ascii="Consolas" w:hAnsi="Consolas" w:eastAsia="Consolas"/>
+          <w:color w:val="D4D4D4"/>
+          <w:sz w:val="16"/>
+        </w:rPr>
+        <w:t>(</w:t>
+      </w:r>
+      <w:r>
+        <w:rPr>
+          <w:rFonts w:ascii="Consolas" w:hAnsi="Consolas" w:eastAsia="Consolas"/>
+          <w:color w:val="D4D4D4"/>
+          <w:sz w:val="16"/>
+        </w:rPr>
+        <w:t>)</w:t>
+      </w:r>
+      <w:r>
+        <w:rPr>
+          <w:rFonts w:ascii="Consolas" w:hAnsi="Consolas" w:eastAsia="Consolas"/>
+          <w:color w:val="D4D4D4"/>
+          <w:sz w:val="16"/>
+        </w:rPr>
         <w:br/>
-      </w:r>
-      <w:r>
-        <w:rPr>
-          <w:rFonts w:ascii="Consolas" w:hAnsi="Consolas"/>
-          <w:color w:val="262626"/>
-          <w:sz w:val="16"/>
-        </w:rPr>
-        <w:t xml:space="preserve">    -&gt;</w:t>
-      </w:r>
-      <w:r>
-        <w:rPr>
-          <w:rFonts w:ascii="Consolas" w:hAnsi="Consolas"/>
-          <w:color w:val="795E26"/>
-          <w:sz w:val="16"/>
-        </w:rPr>
-        <w:t xml:space="preserve">where</w:t>
-      </w:r>
-      <w:r>
-        <w:rPr>
-          <w:rFonts w:ascii="Consolas" w:hAnsi="Consolas"/>
-          <w:color w:val="262626"/>
-          <w:sz w:val="16"/>
-        </w:rPr>
-        <w:t xml:space="preserve">(</w:t>
-      </w:r>
-      <w:r>
-        <w:rPr>
-          <w:rFonts w:ascii="Consolas" w:hAnsi="Consolas"/>
-          <w:color w:val="00733B"/>
-          <w:sz w:val="16"/>
-        </w:rPr>
-        <w:t xml:space="preserve">'tenant_id'</w:t>
-      </w:r>
-      <w:r>
-        <w:rPr>
-          <w:rFonts w:ascii="Consolas" w:hAnsi="Consolas"/>
-          <w:color w:val="262626"/>
-          <w:sz w:val="16"/>
-        </w:rPr>
-        <w:t xml:space="preserve">, </w:t>
-      </w:r>
-      <w:r>
-        <w:rPr>
-          <w:rFonts w:ascii="Consolas" w:hAnsi="Consolas"/>
-          <w:color w:val="660E7A"/>
-          <w:sz w:val="16"/>
-        </w:rPr>
-        <w:t xml:space="preserve">$tenantId</w:t>
-      </w:r>
-      <w:r>
-        <w:rPr>
-          <w:rFonts w:ascii="Consolas" w:hAnsi="Consolas"/>
-          <w:color w:val="262626"/>
-          <w:sz w:val="16"/>
-        </w:rPr>
-        <w:t xml:space="preserve">)</w:t>
-      </w:r>
-      <w:r>
+        <w:t xml:space="preserve">    </w:t>
+      </w:r>
+      <w:r>
+        <w:rPr>
+          <w:rFonts w:ascii="Consolas" w:hAnsi="Consolas" w:eastAsia="Consolas"/>
+          <w:color w:val="D4D4D4"/>
+          <w:sz w:val="16"/>
+        </w:rPr>
+        <w:t>-</w:t>
+      </w:r>
+      <w:r>
+        <w:rPr>
+          <w:rFonts w:ascii="Consolas" w:hAnsi="Consolas" w:eastAsia="Consolas"/>
+          <w:color w:val="D4D4D4"/>
+          <w:sz w:val="16"/>
+        </w:rPr>
+        <w:t>&gt;</w:t>
+      </w:r>
+      <w:r>
+        <w:rPr>
+          <w:rFonts w:ascii="Consolas" w:hAnsi="Consolas" w:eastAsia="Consolas"/>
+          <w:color w:val="DCDCAA"/>
+          <w:sz w:val="16"/>
+        </w:rPr>
+        <w:t>where</w:t>
+      </w:r>
+      <w:r>
+        <w:rPr>
+          <w:rFonts w:ascii="Consolas" w:hAnsi="Consolas" w:eastAsia="Consolas"/>
+          <w:color w:val="D4D4D4"/>
+          <w:sz w:val="16"/>
+        </w:rPr>
+        <w:t>(</w:t>
+      </w:r>
+      <w:r>
+        <w:rPr>
+          <w:rFonts w:ascii="Consolas" w:hAnsi="Consolas" w:eastAsia="Consolas"/>
+          <w:color w:val="CE9178"/>
+          <w:sz w:val="16"/>
+        </w:rPr>
+        <w:t>'tenant_id'</w:t>
+      </w:r>
+      <w:r>
+        <w:rPr>
+          <w:rFonts w:ascii="Consolas" w:hAnsi="Consolas" w:eastAsia="Consolas"/>
+          <w:color w:val="D4D4D4"/>
+          <w:sz w:val="16"/>
+        </w:rPr>
+        <w:t>,</w:t>
+      </w:r>
+      <w:r>
+        <w:rPr>
+          <w:rFonts w:ascii="Consolas" w:hAnsi="Consolas" w:eastAsia="Consolas"/>
+          <w:color w:val="D4D4D4"/>
+          <w:sz w:val="16"/>
+        </w:rPr>
+        <w:t xml:space="preserve"> </w:t>
+      </w:r>
+      <w:r>
+        <w:rPr>
+          <w:rFonts w:ascii="Consolas" w:hAnsi="Consolas" w:eastAsia="Consolas"/>
+          <w:color w:val="9CDCFE"/>
+          <w:sz w:val="16"/>
+        </w:rPr>
+        <w:t>$tenantId</w:t>
+      </w:r>
+      <w:r>
+        <w:rPr>
+          <w:rFonts w:ascii="Consolas" w:hAnsi="Consolas" w:eastAsia="Consolas"/>
+          <w:color w:val="D4D4D4"/>
+          <w:sz w:val="16"/>
+        </w:rPr>
+        <w:t>)</w:t>
+      </w:r>
+      <w:r>
+        <w:rPr>
+          <w:rFonts w:ascii="Consolas" w:hAnsi="Consolas" w:eastAsia="Consolas"/>
+          <w:color w:val="D4D4D4"/>
+          <w:sz w:val="16"/>
+        </w:rPr>
         <w:br/>
-      </w:r>
-      <w:r>
-        <w:rPr>
-          <w:rFonts w:ascii="Consolas" w:hAnsi="Consolas"/>
-          <w:color w:val="262626"/>
-          <w:sz w:val="16"/>
-        </w:rPr>
-        <w:t xml:space="preserve">    -&gt;</w:t>
-      </w:r>
-      <w:r>
-        <w:rPr>
-          <w:rFonts w:ascii="Consolas" w:hAnsi="Consolas"/>
-          <w:color w:val="795E26"/>
-          <w:sz w:val="16"/>
-        </w:rPr>
-        <w:t xml:space="preserve">whereHas</w:t>
-      </w:r>
-      <w:r>
-        <w:rPr>
-          <w:rFonts w:ascii="Consolas" w:hAnsi="Consolas"/>
-          <w:color w:val="262626"/>
-          <w:sz w:val="16"/>
-        </w:rPr>
-        <w:t xml:space="preserve">(</w:t>
-      </w:r>
-      <w:r>
-        <w:rPr>
-          <w:rFonts w:ascii="Consolas" w:hAnsi="Consolas"/>
-          <w:color w:val="00733B"/>
-          <w:sz w:val="16"/>
-        </w:rPr>
-        <w:t xml:space="preserve">'order'</w:t>
-      </w:r>
-      <w:r>
-        <w:rPr>
-          <w:rFonts w:ascii="Consolas" w:hAnsi="Consolas"/>
-          <w:color w:val="262626"/>
-          <w:sz w:val="16"/>
-        </w:rPr>
-        <w:t xml:space="preserve">, </w:t>
-      </w:r>
-      <w:r>
-        <w:rPr>
-          <w:rFonts w:ascii="Consolas" w:hAnsi="Consolas"/>
-          <w:b/>
-          <w:color w:val="000080"/>
-          <w:sz w:val="16"/>
-        </w:rPr>
-        <w:t xml:space="preserve">fn</w:t>
-      </w:r>
-      <w:r>
-        <w:rPr>
-          <w:rFonts w:ascii="Consolas" w:hAnsi="Consolas"/>
-          <w:color w:val="262626"/>
-          <w:sz w:val="16"/>
-        </w:rPr>
-        <w:t xml:space="preserve"> (</w:t>
-      </w:r>
-      <w:r>
-        <w:rPr>
-          <w:rFonts w:ascii="Consolas" w:hAnsi="Consolas"/>
-          <w:color w:val="267F99"/>
-          <w:sz w:val="16"/>
-        </w:rPr>
-        <w:t xml:space="preserve">Builder</w:t>
-      </w:r>
-      <w:r>
-        <w:rPr>
-          <w:rFonts w:ascii="Consolas" w:hAnsi="Consolas"/>
-          <w:color w:val="262626"/>
+        <w:t xml:space="preserve">    </w:t>
+      </w:r>
+      <w:r>
+        <w:rPr>
+          <w:rFonts w:ascii="Consolas" w:hAnsi="Consolas" w:eastAsia="Consolas"/>
+          <w:color w:val="D4D4D4"/>
+          <w:sz w:val="16"/>
+        </w:rPr>
+        <w:t>-</w:t>
+      </w:r>
+      <w:r>
+        <w:rPr>
+          <w:rFonts w:ascii="Consolas" w:hAnsi="Consolas" w:eastAsia="Consolas"/>
+          <w:color w:val="D4D4D4"/>
+          <w:sz w:val="16"/>
+        </w:rPr>
+        <w:t>&gt;</w:t>
+      </w:r>
+      <w:r>
+        <w:rPr>
+          <w:rFonts w:ascii="Consolas" w:hAnsi="Consolas" w:eastAsia="Consolas"/>
+          <w:color w:val="DCDCAA"/>
+          <w:sz w:val="16"/>
+        </w:rPr>
+        <w:t>whereHas</w:t>
+      </w:r>
+      <w:r>
+        <w:rPr>
+          <w:rFonts w:ascii="Consolas" w:hAnsi="Consolas" w:eastAsia="Consolas"/>
+          <w:color w:val="D4D4D4"/>
+          <w:sz w:val="16"/>
+        </w:rPr>
+        <w:t>(</w:t>
+      </w:r>
+      <w:r>
+        <w:rPr>
+          <w:rFonts w:ascii="Consolas" w:hAnsi="Consolas" w:eastAsia="Consolas"/>
+          <w:color w:val="CE9178"/>
+          <w:sz w:val="16"/>
+        </w:rPr>
+        <w:t>'order'</w:t>
+      </w:r>
+      <w:r>
+        <w:rPr>
+          <w:rFonts w:ascii="Consolas" w:hAnsi="Consolas" w:eastAsia="Consolas"/>
+          <w:color w:val="D4D4D4"/>
+          <w:sz w:val="16"/>
+        </w:rPr>
+        <w:t>,</w:t>
+      </w:r>
+      <w:r>
+        <w:rPr>
+          <w:rFonts w:ascii="Consolas" w:hAnsi="Consolas" w:eastAsia="Consolas"/>
+          <w:color w:val="D4D4D4"/>
           <w:sz w:val="16"/>
         </w:rPr>
         <w:t xml:space="preserve"> </w:t>
       </w:r>
       <w:r>
         <w:rPr>
-          <w:rFonts w:ascii="Consolas" w:hAnsi="Consolas"/>
-          <w:color w:val="660E7A"/>
-          <w:sz w:val="16"/>
-        </w:rPr>
-        <w:t xml:space="preserve">$query</w:t>
-      </w:r>
-      <w:r>
-        <w:rPr>
-          <w:rFonts w:ascii="Consolas" w:hAnsi="Consolas"/>
-          <w:color w:val="262626"/>
-          <w:sz w:val="16"/>
-        </w:rPr>
-        <w:t xml:space="preserve">) =&gt; </w:t>
-      </w:r>
-      <w:r>
-        <w:rPr>
-          <w:rFonts w:ascii="Consolas" w:hAnsi="Consolas"/>
-          <w:color w:val="660E7A"/>
-          <w:sz w:val="16"/>
-        </w:rPr>
-        <w:t xml:space="preserve">$query</w:t>
-      </w:r>
-      <w:r>
+          <w:rFonts w:ascii="Consolas" w:hAnsi="Consolas" w:eastAsia="Consolas"/>
+          <w:color w:val="569CD6"/>
+          <w:sz w:val="16"/>
+        </w:rPr>
+        <w:t>fn</w:t>
+      </w:r>
+      <w:r>
+        <w:rPr>
+          <w:rFonts w:ascii="Consolas" w:hAnsi="Consolas" w:eastAsia="Consolas"/>
+          <w:color w:val="D4D4D4"/>
+          <w:sz w:val="16"/>
+        </w:rPr>
+        <w:t xml:space="preserve"> </w:t>
+      </w:r>
+      <w:r>
+        <w:rPr>
+          <w:rFonts w:ascii="Consolas" w:hAnsi="Consolas" w:eastAsia="Consolas"/>
+          <w:color w:val="D4D4D4"/>
+          <w:sz w:val="16"/>
+        </w:rPr>
+        <w:t>(</w:t>
+      </w:r>
+      <w:r>
+        <w:rPr>
+          <w:rFonts w:ascii="Consolas" w:hAnsi="Consolas" w:eastAsia="Consolas"/>
+          <w:color w:val="4EC9B0"/>
+          <w:sz w:val="16"/>
+        </w:rPr>
+        <w:t>Builder</w:t>
+      </w:r>
+      <w:r>
+        <w:rPr>
+          <w:rFonts w:ascii="Consolas" w:hAnsi="Consolas" w:eastAsia="Consolas"/>
+          <w:color w:val="D4D4D4"/>
+          <w:sz w:val="16"/>
+        </w:rPr>
+        <w:t xml:space="preserve"> </w:t>
+      </w:r>
+      <w:r>
+        <w:rPr>
+          <w:rFonts w:ascii="Consolas" w:hAnsi="Consolas" w:eastAsia="Consolas"/>
+          <w:color w:val="9CDCFE"/>
+          <w:sz w:val="16"/>
+        </w:rPr>
+        <w:t>$query</w:t>
+      </w:r>
+      <w:r>
+        <w:rPr>
+          <w:rFonts w:ascii="Consolas" w:hAnsi="Consolas" w:eastAsia="Consolas"/>
+          <w:color w:val="D4D4D4"/>
+          <w:sz w:val="16"/>
+        </w:rPr>
+        <w:t>)</w:t>
+      </w:r>
+      <w:r>
+        <w:rPr>
+          <w:rFonts w:ascii="Consolas" w:hAnsi="Consolas" w:eastAsia="Consolas"/>
+          <w:color w:val="D4D4D4"/>
+          <w:sz w:val="16"/>
+        </w:rPr>
+        <w:t xml:space="preserve"> </w:t>
+      </w:r>
+      <w:r>
+        <w:rPr>
+          <w:rFonts w:ascii="Consolas" w:hAnsi="Consolas" w:eastAsia="Consolas"/>
+          <w:color w:val="D4D4D4"/>
+          <w:sz w:val="16"/>
+        </w:rPr>
+        <w:t>=</w:t>
+      </w:r>
+      <w:r>
+        <w:rPr>
+          <w:rFonts w:ascii="Consolas" w:hAnsi="Consolas" w:eastAsia="Consolas"/>
+          <w:color w:val="D4D4D4"/>
+          <w:sz w:val="16"/>
+        </w:rPr>
+        <w:t>&gt;</w:t>
+      </w:r>
+      <w:r>
+        <w:rPr>
+          <w:rFonts w:ascii="Consolas" w:hAnsi="Consolas" w:eastAsia="Consolas"/>
+          <w:color w:val="D4D4D4"/>
+          <w:sz w:val="16"/>
+        </w:rPr>
+        <w:t xml:space="preserve"> </w:t>
+      </w:r>
+      <w:r>
+        <w:rPr>
+          <w:rFonts w:ascii="Consolas" w:hAnsi="Consolas" w:eastAsia="Consolas"/>
+          <w:color w:val="9CDCFE"/>
+          <w:sz w:val="16"/>
+        </w:rPr>
+        <w:t>$query</w:t>
+      </w:r>
+      <w:r>
+        <w:rPr>
+          <w:rFonts w:ascii="Consolas" w:hAnsi="Consolas" w:eastAsia="Consolas"/>
+          <w:color w:val="D4D4D4"/>
+          <w:sz w:val="16"/>
+        </w:rPr>
         <w:br/>
-      </w:r>
-      <w:r>
-        <w:rPr>
-          <w:rFonts w:ascii="Consolas" w:hAnsi="Consolas"/>
-          <w:color w:val="262626"/>
-          <w:sz w:val="16"/>
-        </w:rPr>
-        <w:t xml:space="preserve">        -&gt;</w:t>
-      </w:r>
-      <w:r>
-        <w:rPr>
-          <w:rFonts w:ascii="Consolas" w:hAnsi="Consolas"/>
-          <w:color w:val="795E26"/>
-          <w:sz w:val="16"/>
-        </w:rPr>
-        <w:t xml:space="preserve">where</w:t>
-      </w:r>
-      <w:r>
-        <w:rPr>
-          <w:rFonts w:ascii="Consolas" w:hAnsi="Consolas"/>
-          <w:color w:val="262626"/>
-          <w:sz w:val="16"/>
-        </w:rPr>
-        <w:t xml:space="preserve">(</w:t>
-      </w:r>
-      <w:r>
-        <w:rPr>
-          <w:rFonts w:ascii="Consolas" w:hAnsi="Consolas"/>
-          <w:color w:val="00733B"/>
-          <w:sz w:val="16"/>
-        </w:rPr>
-        <w:t xml:space="preserve">'status'</w:t>
-      </w:r>
-      <w:r>
-        <w:rPr>
-          <w:rFonts w:ascii="Consolas" w:hAnsi="Consolas"/>
-          <w:color w:val="262626"/>
-          <w:sz w:val="16"/>
-        </w:rPr>
-        <w:t xml:space="preserve">, </w:t>
-      </w:r>
-      <w:r>
-        <w:rPr>
-          <w:rFonts w:ascii="Consolas" w:hAnsi="Consolas"/>
-          <w:color w:val="00733B"/>
-          <w:sz w:val="16"/>
-        </w:rPr>
-        <w:t xml:space="preserve">'paid'</w:t>
-      </w:r>
-      <w:r>
-        <w:rPr>
-          <w:rFonts w:ascii="Consolas" w:hAnsi="Consolas"/>
-          <w:color w:val="262626"/>
-          <w:sz w:val="16"/>
-        </w:rPr>
-        <w:t xml:space="preserve">))</w:t>
-      </w:r>
-      <w:r>
+        <w:t xml:space="preserve">        </w:t>
+      </w:r>
+      <w:r>
+        <w:rPr>
+          <w:rFonts w:ascii="Consolas" w:hAnsi="Consolas" w:eastAsia="Consolas"/>
+          <w:color w:val="D4D4D4"/>
+          <w:sz w:val="16"/>
+        </w:rPr>
+        <w:t>-</w:t>
+      </w:r>
+      <w:r>
+        <w:rPr>
+          <w:rFonts w:ascii="Consolas" w:hAnsi="Consolas" w:eastAsia="Consolas"/>
+          <w:color w:val="D4D4D4"/>
+          <w:sz w:val="16"/>
+        </w:rPr>
+        <w:t>&gt;</w:t>
+      </w:r>
+      <w:r>
+        <w:rPr>
+          <w:rFonts w:ascii="Consolas" w:hAnsi="Consolas" w:eastAsia="Consolas"/>
+          <w:color w:val="DCDCAA"/>
+          <w:sz w:val="16"/>
+        </w:rPr>
+        <w:t>where</w:t>
+      </w:r>
+      <w:r>
+        <w:rPr>
+          <w:rFonts w:ascii="Consolas" w:hAnsi="Consolas" w:eastAsia="Consolas"/>
+          <w:color w:val="D4D4D4"/>
+          <w:sz w:val="16"/>
+        </w:rPr>
+        <w:t>(</w:t>
+      </w:r>
+      <w:r>
+        <w:rPr>
+          <w:rFonts w:ascii="Consolas" w:hAnsi="Consolas" w:eastAsia="Consolas"/>
+          <w:color w:val="CE9178"/>
+          <w:sz w:val="16"/>
+        </w:rPr>
+        <w:t>'status'</w:t>
+      </w:r>
+      <w:r>
+        <w:rPr>
+          <w:rFonts w:ascii="Consolas" w:hAnsi="Consolas" w:eastAsia="Consolas"/>
+          <w:color w:val="D4D4D4"/>
+          <w:sz w:val="16"/>
+        </w:rPr>
+        <w:t>,</w:t>
+      </w:r>
+      <w:r>
+        <w:rPr>
+          <w:rFonts w:ascii="Consolas" w:hAnsi="Consolas" w:eastAsia="Consolas"/>
+          <w:color w:val="D4D4D4"/>
+          <w:sz w:val="16"/>
+        </w:rPr>
+        <w:t xml:space="preserve"> </w:t>
+      </w:r>
+      <w:r>
+        <w:rPr>
+          <w:rFonts w:ascii="Consolas" w:hAnsi="Consolas" w:eastAsia="Consolas"/>
+          <w:color w:val="CE9178"/>
+          <w:sz w:val="16"/>
+        </w:rPr>
+        <w:t>'paid'</w:t>
+      </w:r>
+      <w:r>
+        <w:rPr>
+          <w:rFonts w:ascii="Consolas" w:hAnsi="Consolas" w:eastAsia="Consolas"/>
+          <w:color w:val="D4D4D4"/>
+          <w:sz w:val="16"/>
+        </w:rPr>
+        <w:t>)</w:t>
+      </w:r>
+      <w:r>
+        <w:rPr>
+          <w:rFonts w:ascii="Consolas" w:hAnsi="Consolas" w:eastAsia="Consolas"/>
+          <w:color w:val="D4D4D4"/>
+          <w:sz w:val="16"/>
+        </w:rPr>
+        <w:t>)</w:t>
+      </w:r>
+      <w:r>
+        <w:rPr>
+          <w:rFonts w:ascii="Consolas" w:hAnsi="Consolas" w:eastAsia="Consolas"/>
+          <w:color w:val="D4D4D4"/>
+          <w:sz w:val="16"/>
+        </w:rPr>
         <w:br/>
-      </w:r>
-      <w:r>
-        <w:rPr>
-          <w:rFonts w:ascii="Consolas" w:hAnsi="Consolas"/>
-          <w:color w:val="262626"/>
-          <w:sz w:val="16"/>
-        </w:rPr>
-        <w:t xml:space="preserve">    -&gt;</w:t>
-      </w:r>
-      <w:r>
-        <w:rPr>
-          <w:rFonts w:ascii="Consolas" w:hAnsi="Consolas"/>
-          <w:color w:val="795E26"/>
-          <w:sz w:val="16"/>
-        </w:rPr>
-        <w:t xml:space="preserve">whereBetween</w:t>
-      </w:r>
-      <w:r>
-        <w:rPr>
-          <w:rFonts w:ascii="Consolas" w:hAnsi="Consolas"/>
-          <w:color w:val="262626"/>
-          <w:sz w:val="16"/>
-        </w:rPr>
-        <w:t xml:space="preserve">(</w:t>
-      </w:r>
-      <w:r>
-        <w:rPr>
-          <w:rFonts w:ascii="Consolas" w:hAnsi="Consolas"/>
-          <w:color w:val="00733B"/>
-          <w:sz w:val="16"/>
-        </w:rPr>
-        <w:t xml:space="preserve">'created_at'</w:t>
-      </w:r>
-      <w:r>
-        <w:rPr>
-          <w:rFonts w:ascii="Consolas" w:hAnsi="Consolas"/>
-          <w:color w:val="262626"/>
-          <w:sz w:val="16"/>
-        </w:rPr>
-        <w:t xml:space="preserve">, [</w:t>
-      </w:r>
-      <w:r>
-        <w:rPr>
-          <w:rFonts w:ascii="Consolas" w:hAnsi="Consolas"/>
-          <w:color w:val="660E7A"/>
-          <w:sz w:val="16"/>
-        </w:rPr>
-        <w:t xml:space="preserve">$fromUtc</w:t>
-      </w:r>
-      <w:r>
-        <w:rPr>
-          <w:rFonts w:ascii="Consolas" w:hAnsi="Consolas"/>
-          <w:color w:val="262626"/>
-          <w:sz w:val="16"/>
-        </w:rPr>
-        <w:t xml:space="preserve">, </w:t>
-      </w:r>
-      <w:r>
-        <w:rPr>
-          <w:rFonts w:ascii="Consolas" w:hAnsi="Consolas"/>
-          <w:color w:val="660E7A"/>
-          <w:sz w:val="16"/>
-        </w:rPr>
-        <w:t xml:space="preserve">$untilUtc</w:t>
-      </w:r>
-      <w:r>
-        <w:rPr>
-          <w:rFonts w:ascii="Consolas" w:hAnsi="Consolas"/>
-          <w:color w:val="262626"/>
-          <w:sz w:val="16"/>
-        </w:rPr>
-        <w:t xml:space="preserve">])</w:t>
-      </w:r>
-      <w:r>
+        <w:t xml:space="preserve">    </w:t>
+      </w:r>
+      <w:r>
+        <w:rPr>
+          <w:rFonts w:ascii="Consolas" w:hAnsi="Consolas" w:eastAsia="Consolas"/>
+          <w:color w:val="D4D4D4"/>
+          <w:sz w:val="16"/>
+        </w:rPr>
+        <w:t>-</w:t>
+      </w:r>
+      <w:r>
+        <w:rPr>
+          <w:rFonts w:ascii="Consolas" w:hAnsi="Consolas" w:eastAsia="Consolas"/>
+          <w:color w:val="D4D4D4"/>
+          <w:sz w:val="16"/>
+        </w:rPr>
+        <w:t>&gt;</w:t>
+      </w:r>
+      <w:r>
+        <w:rPr>
+          <w:rFonts w:ascii="Consolas" w:hAnsi="Consolas" w:eastAsia="Consolas"/>
+          <w:color w:val="DCDCAA"/>
+          <w:sz w:val="16"/>
+        </w:rPr>
+        <w:t>whereBetween</w:t>
+      </w:r>
+      <w:r>
+        <w:rPr>
+          <w:rFonts w:ascii="Consolas" w:hAnsi="Consolas" w:eastAsia="Consolas"/>
+          <w:color w:val="D4D4D4"/>
+          <w:sz w:val="16"/>
+        </w:rPr>
+        <w:t>(</w:t>
+      </w:r>
+      <w:r>
+        <w:rPr>
+          <w:rFonts w:ascii="Consolas" w:hAnsi="Consolas" w:eastAsia="Consolas"/>
+          <w:color w:val="CE9178"/>
+          <w:sz w:val="16"/>
+        </w:rPr>
+        <w:t>'created_at'</w:t>
+      </w:r>
+      <w:r>
+        <w:rPr>
+          <w:rFonts w:ascii="Consolas" w:hAnsi="Consolas" w:eastAsia="Consolas"/>
+          <w:color w:val="D4D4D4"/>
+          <w:sz w:val="16"/>
+        </w:rPr>
+        <w:t>,</w:t>
+      </w:r>
+      <w:r>
+        <w:rPr>
+          <w:rFonts w:ascii="Consolas" w:hAnsi="Consolas" w:eastAsia="Consolas"/>
+          <w:color w:val="D4D4D4"/>
+          <w:sz w:val="16"/>
+        </w:rPr>
+        <w:t xml:space="preserve"> </w:t>
+      </w:r>
+      <w:r>
+        <w:rPr>
+          <w:rFonts w:ascii="Consolas" w:hAnsi="Consolas" w:eastAsia="Consolas"/>
+          <w:color w:val="D4D4D4"/>
+          <w:sz w:val="16"/>
+        </w:rPr>
+        <w:t>[</w:t>
+      </w:r>
+      <w:r>
+        <w:rPr>
+          <w:rFonts w:ascii="Consolas" w:hAnsi="Consolas" w:eastAsia="Consolas"/>
+          <w:color w:val="9CDCFE"/>
+          <w:sz w:val="16"/>
+        </w:rPr>
+        <w:t>$fromUtc</w:t>
+      </w:r>
+      <w:r>
+        <w:rPr>
+          <w:rFonts w:ascii="Consolas" w:hAnsi="Consolas" w:eastAsia="Consolas"/>
+          <w:color w:val="D4D4D4"/>
+          <w:sz w:val="16"/>
+        </w:rPr>
+        <w:t>,</w:t>
+      </w:r>
+      <w:r>
+        <w:rPr>
+          <w:rFonts w:ascii="Consolas" w:hAnsi="Consolas" w:eastAsia="Consolas"/>
+          <w:color w:val="D4D4D4"/>
+          <w:sz w:val="16"/>
+        </w:rPr>
+        <w:t xml:space="preserve"> </w:t>
+      </w:r>
+      <w:r>
+        <w:rPr>
+          <w:rFonts w:ascii="Consolas" w:hAnsi="Consolas" w:eastAsia="Consolas"/>
+          <w:color w:val="9CDCFE"/>
+          <w:sz w:val="16"/>
+        </w:rPr>
+        <w:t>$untilUtc</w:t>
+      </w:r>
+      <w:r>
+        <w:rPr>
+          <w:rFonts w:ascii="Consolas" w:hAnsi="Consolas" w:eastAsia="Consolas"/>
+          <w:color w:val="D4D4D4"/>
+          <w:sz w:val="16"/>
+        </w:rPr>
+        <w:t>]</w:t>
+      </w:r>
+      <w:r>
+        <w:rPr>
+          <w:rFonts w:ascii="Consolas" w:hAnsi="Consolas" w:eastAsia="Consolas"/>
+          <w:color w:val="D4D4D4"/>
+          <w:sz w:val="16"/>
+        </w:rPr>
+        <w:t>)</w:t>
+      </w:r>
+      <w:r>
+        <w:rPr>
+          <w:rFonts w:ascii="Consolas" w:hAnsi="Consolas" w:eastAsia="Consolas"/>
+          <w:color w:val="D4D4D4"/>
+          <w:sz w:val="16"/>
+        </w:rPr>
         <w:br/>
-      </w:r>
-      <w:r>
-        <w:rPr>
-          <w:rFonts w:ascii="Consolas" w:hAnsi="Consolas"/>
-          <w:color w:val="262626"/>
-          <w:sz w:val="16"/>
-        </w:rPr>
-        <w:t xml:space="preserve">    -&gt;</w:t>
-      </w:r>
-      <w:r>
-        <w:rPr>
-          <w:rFonts w:ascii="Consolas" w:hAnsi="Consolas"/>
-          <w:color w:val="795E26"/>
-          <w:sz w:val="16"/>
-        </w:rPr>
-        <w:t xml:space="preserve">selectRaw</w:t>
-      </w:r>
-      <w:r>
-        <w:rPr>
-          <w:rFonts w:ascii="Consolas" w:hAnsi="Consolas"/>
-          <w:color w:val="262626"/>
-          <w:sz w:val="16"/>
-        </w:rPr>
-        <w:t xml:space="preserve">(</w:t>
-      </w:r>
-      <w:r>
-        <w:rPr>
-          <w:rFonts w:ascii="Consolas" w:hAnsi="Consolas"/>
-          <w:color w:val="00733B"/>
-          <w:sz w:val="16"/>
-        </w:rPr>
-        <w:t xml:space="preserve">'DATE(created_at) AS report_date'</w:t>
-      </w:r>
-      <w:r>
-        <w:rPr>
-          <w:rFonts w:ascii="Consolas" w:hAnsi="Consolas"/>
-          <w:color w:val="262626"/>
-          <w:sz w:val="16"/>
-        </w:rPr>
-        <w:t xml:space="preserve">)</w:t>
-      </w:r>
-      <w:r>
+        <w:t xml:space="preserve">    </w:t>
+      </w:r>
+      <w:r>
+        <w:rPr>
+          <w:rFonts w:ascii="Consolas" w:hAnsi="Consolas" w:eastAsia="Consolas"/>
+          <w:color w:val="D4D4D4"/>
+          <w:sz w:val="16"/>
+        </w:rPr>
+        <w:t>-</w:t>
+      </w:r>
+      <w:r>
+        <w:rPr>
+          <w:rFonts w:ascii="Consolas" w:hAnsi="Consolas" w:eastAsia="Consolas"/>
+          <w:color w:val="D4D4D4"/>
+          <w:sz w:val="16"/>
+        </w:rPr>
+        <w:t>&gt;</w:t>
+      </w:r>
+      <w:r>
+        <w:rPr>
+          <w:rFonts w:ascii="Consolas" w:hAnsi="Consolas" w:eastAsia="Consolas"/>
+          <w:color w:val="DCDCAA"/>
+          <w:sz w:val="16"/>
+        </w:rPr>
+        <w:t>selectRaw</w:t>
+      </w:r>
+      <w:r>
+        <w:rPr>
+          <w:rFonts w:ascii="Consolas" w:hAnsi="Consolas" w:eastAsia="Consolas"/>
+          <w:color w:val="D4D4D4"/>
+          <w:sz w:val="16"/>
+        </w:rPr>
+        <w:t>(</w:t>
+      </w:r>
+      <w:r>
+        <w:rPr>
+          <w:rFonts w:ascii="Consolas" w:hAnsi="Consolas" w:eastAsia="Consolas"/>
+          <w:color w:val="CE9178"/>
+          <w:sz w:val="16"/>
+        </w:rPr>
+        <w:t>'DATE(created_at) AS report_date'</w:t>
+      </w:r>
+      <w:r>
+        <w:rPr>
+          <w:rFonts w:ascii="Consolas" w:hAnsi="Consolas" w:eastAsia="Consolas"/>
+          <w:color w:val="D4D4D4"/>
+          <w:sz w:val="16"/>
+        </w:rPr>
+        <w:t>)</w:t>
+      </w:r>
+      <w:r>
+        <w:rPr>
+          <w:rFonts w:ascii="Consolas" w:hAnsi="Consolas" w:eastAsia="Consolas"/>
+          <w:color w:val="D4D4D4"/>
+          <w:sz w:val="16"/>
+        </w:rPr>
         <w:br/>
-      </w:r>
-      <w:r>
-        <w:rPr>
-          <w:rFonts w:ascii="Consolas" w:hAnsi="Consolas"/>
-          <w:color w:val="262626"/>
-          <w:sz w:val="16"/>
-        </w:rPr>
-        <w:t xml:space="preserve">    -&gt;</w:t>
-      </w:r>
-      <w:r>
-        <w:rPr>
-          <w:rFonts w:ascii="Consolas" w:hAnsi="Consolas"/>
-          <w:color w:val="795E26"/>
-          <w:sz w:val="16"/>
-        </w:rPr>
-        <w:t xml:space="preserve">selectRaw</w:t>
-      </w:r>
-      <w:r>
-        <w:rPr>
-          <w:rFonts w:ascii="Consolas" w:hAnsi="Consolas"/>
-          <w:color w:val="262626"/>
-          <w:sz w:val="16"/>
-        </w:rPr>
-        <w:t xml:space="preserve">(</w:t>
-      </w:r>
-      <w:r>
-        <w:rPr>
-          <w:rFonts w:ascii="Consolas" w:hAnsi="Consolas"/>
-          <w:color w:val="00733B"/>
-          <w:sz w:val="16"/>
-        </w:rPr>
-        <w:t xml:space="preserve">'SUM(subtotal) AS gross_amount'</w:t>
-      </w:r>
-      <w:r>
-        <w:rPr>
-          <w:rFonts w:ascii="Consolas" w:hAnsi="Consolas"/>
-          <w:color w:val="262626"/>
-          <w:sz w:val="16"/>
-        </w:rPr>
-        <w:t xml:space="preserve">)</w:t>
-      </w:r>
-      <w:r>
+        <w:t xml:space="preserve">    </w:t>
+      </w:r>
+      <w:r>
+        <w:rPr>
+          <w:rFonts w:ascii="Consolas" w:hAnsi="Consolas" w:eastAsia="Consolas"/>
+          <w:color w:val="D4D4D4"/>
+          <w:sz w:val="16"/>
+        </w:rPr>
+        <w:t>-</w:t>
+      </w:r>
+      <w:r>
+        <w:rPr>
+          <w:rFonts w:ascii="Consolas" w:hAnsi="Consolas" w:eastAsia="Consolas"/>
+          <w:color w:val="D4D4D4"/>
+          <w:sz w:val="16"/>
+        </w:rPr>
+        <w:t>&gt;</w:t>
+      </w:r>
+      <w:r>
+        <w:rPr>
+          <w:rFonts w:ascii="Consolas" w:hAnsi="Consolas" w:eastAsia="Consolas"/>
+          <w:color w:val="DCDCAA"/>
+          <w:sz w:val="16"/>
+        </w:rPr>
+        <w:t>selectRaw</w:t>
+      </w:r>
+      <w:r>
+        <w:rPr>
+          <w:rFonts w:ascii="Consolas" w:hAnsi="Consolas" w:eastAsia="Consolas"/>
+          <w:color w:val="D4D4D4"/>
+          <w:sz w:val="16"/>
+        </w:rPr>
+        <w:t>(</w:t>
+      </w:r>
+      <w:r>
+        <w:rPr>
+          <w:rFonts w:ascii="Consolas" w:hAnsi="Consolas" w:eastAsia="Consolas"/>
+          <w:color w:val="CE9178"/>
+          <w:sz w:val="16"/>
+        </w:rPr>
+        <w:t>'SUM(subtotal) AS gross_amount'</w:t>
+      </w:r>
+      <w:r>
+        <w:rPr>
+          <w:rFonts w:ascii="Consolas" w:hAnsi="Consolas" w:eastAsia="Consolas"/>
+          <w:color w:val="D4D4D4"/>
+          <w:sz w:val="16"/>
+        </w:rPr>
+        <w:t>)</w:t>
+      </w:r>
+      <w:r>
+        <w:rPr>
+          <w:rFonts w:ascii="Consolas" w:hAnsi="Consolas" w:eastAsia="Consolas"/>
+          <w:color w:val="D4D4D4"/>
+          <w:sz w:val="16"/>
+        </w:rPr>
         <w:br/>
-      </w:r>
-      <w:r>
-        <w:rPr>
-          <w:rFonts w:ascii="Consolas" w:hAnsi="Consolas"/>
-          <w:color w:val="262626"/>
-          <w:sz w:val="16"/>
-        </w:rPr>
-        <w:t xml:space="preserve">    -&gt;</w:t>
-      </w:r>
-      <w:r>
-        <w:rPr>
-          <w:rFonts w:ascii="Consolas" w:hAnsi="Consolas"/>
-          <w:color w:val="795E26"/>
-          <w:sz w:val="16"/>
-        </w:rPr>
-        <w:t xml:space="preserve">selectRaw</w:t>
-      </w:r>
-      <w:r>
-        <w:rPr>
-          <w:rFonts w:ascii="Consolas" w:hAnsi="Consolas"/>
-          <w:color w:val="262626"/>
-          <w:sz w:val="16"/>
-        </w:rPr>
-        <w:t xml:space="preserve">(</w:t>
-      </w:r>
-      <w:r>
-        <w:rPr>
-          <w:rFonts w:ascii="Consolas" w:hAnsi="Consolas"/>
-          <w:color w:val="00733B"/>
-          <w:sz w:val="16"/>
-        </w:rPr>
-        <w:t xml:space="preserve">'SUM(subtotal - net_amount) AS commission_amount'</w:t>
-      </w:r>
-      <w:r>
-        <w:rPr>
-          <w:rFonts w:ascii="Consolas" w:hAnsi="Consolas"/>
-          <w:color w:val="262626"/>
-          <w:sz w:val="16"/>
-        </w:rPr>
-        <w:t xml:space="preserve">)</w:t>
-      </w:r>
-      <w:r>
+        <w:t xml:space="preserve">    </w:t>
+      </w:r>
+      <w:r>
+        <w:rPr>
+          <w:rFonts w:ascii="Consolas" w:hAnsi="Consolas" w:eastAsia="Consolas"/>
+          <w:color w:val="D4D4D4"/>
+          <w:sz w:val="16"/>
+        </w:rPr>
+        <w:t>-</w:t>
+      </w:r>
+      <w:r>
+        <w:rPr>
+          <w:rFonts w:ascii="Consolas" w:hAnsi="Consolas" w:eastAsia="Consolas"/>
+          <w:color w:val="D4D4D4"/>
+          <w:sz w:val="16"/>
+        </w:rPr>
+        <w:t>&gt;</w:t>
+      </w:r>
+      <w:r>
+        <w:rPr>
+          <w:rFonts w:ascii="Consolas" w:hAnsi="Consolas" w:eastAsia="Consolas"/>
+          <w:color w:val="DCDCAA"/>
+          <w:sz w:val="16"/>
+        </w:rPr>
+        <w:t>selectRaw</w:t>
+      </w:r>
+      <w:r>
+        <w:rPr>
+          <w:rFonts w:ascii="Consolas" w:hAnsi="Consolas" w:eastAsia="Consolas"/>
+          <w:color w:val="D4D4D4"/>
+          <w:sz w:val="16"/>
+        </w:rPr>
+        <w:t>(</w:t>
+      </w:r>
+      <w:r>
+        <w:rPr>
+          <w:rFonts w:ascii="Consolas" w:hAnsi="Consolas" w:eastAsia="Consolas"/>
+          <w:color w:val="CE9178"/>
+          <w:sz w:val="16"/>
+        </w:rPr>
+        <w:t>'SUM(subtotal - net_amount) AS commission_amount'</w:t>
+      </w:r>
+      <w:r>
+        <w:rPr>
+          <w:rFonts w:ascii="Consolas" w:hAnsi="Consolas" w:eastAsia="Consolas"/>
+          <w:color w:val="D4D4D4"/>
+          <w:sz w:val="16"/>
+        </w:rPr>
+        <w:t>)</w:t>
+      </w:r>
+      <w:r>
+        <w:rPr>
+          <w:rFonts w:ascii="Consolas" w:hAnsi="Consolas" w:eastAsia="Consolas"/>
+          <w:color w:val="D4D4D4"/>
+          <w:sz w:val="16"/>
+        </w:rPr>
         <w:br/>
-      </w:r>
-      <w:r>
-        <w:rPr>
-          <w:rFonts w:ascii="Consolas" w:hAnsi="Consolas"/>
-          <w:color w:val="262626"/>
-          <w:sz w:val="16"/>
-        </w:rPr>
-        <w:t xml:space="preserve">    -&gt;</w:t>
-      </w:r>
-      <w:r>
-        <w:rPr>
-          <w:rFonts w:ascii="Consolas" w:hAnsi="Consolas"/>
-          <w:color w:val="795E26"/>
-          <w:sz w:val="16"/>
-        </w:rPr>
-        <w:t xml:space="preserve">selectRaw</w:t>
-      </w:r>
-      <w:r>
-        <w:rPr>
-          <w:rFonts w:ascii="Consolas" w:hAnsi="Consolas"/>
-          <w:color w:val="262626"/>
-          <w:sz w:val="16"/>
-        </w:rPr>
-        <w:t xml:space="preserve">(</w:t>
-      </w:r>
-      <w:r>
-        <w:rPr>
-          <w:rFonts w:ascii="Consolas" w:hAnsi="Consolas"/>
-          <w:color w:val="00733B"/>
-          <w:sz w:val="16"/>
-        </w:rPr>
-        <w:t xml:space="preserve">'SUM(net_amount) AS net_amount'</w:t>
-      </w:r>
-      <w:r>
-        <w:rPr>
-          <w:rFonts w:ascii="Consolas" w:hAnsi="Consolas"/>
-          <w:color w:val="262626"/>
-          <w:sz w:val="16"/>
-        </w:rPr>
-        <w:t xml:space="preserve">)</w:t>
-      </w:r>
-      <w:r>
+        <w:t xml:space="preserve">    </w:t>
+      </w:r>
+      <w:r>
+        <w:rPr>
+          <w:rFonts w:ascii="Consolas" w:hAnsi="Consolas" w:eastAsia="Consolas"/>
+          <w:color w:val="D4D4D4"/>
+          <w:sz w:val="16"/>
+        </w:rPr>
+        <w:t>-</w:t>
+      </w:r>
+      <w:r>
+        <w:rPr>
+          <w:rFonts w:ascii="Consolas" w:hAnsi="Consolas" w:eastAsia="Consolas"/>
+          <w:color w:val="D4D4D4"/>
+          <w:sz w:val="16"/>
+        </w:rPr>
+        <w:t>&gt;</w:t>
+      </w:r>
+      <w:r>
+        <w:rPr>
+          <w:rFonts w:ascii="Consolas" w:hAnsi="Consolas" w:eastAsia="Consolas"/>
+          <w:color w:val="DCDCAA"/>
+          <w:sz w:val="16"/>
+        </w:rPr>
+        <w:t>selectRaw</w:t>
+      </w:r>
+      <w:r>
+        <w:rPr>
+          <w:rFonts w:ascii="Consolas" w:hAnsi="Consolas" w:eastAsia="Consolas"/>
+          <w:color w:val="D4D4D4"/>
+          <w:sz w:val="16"/>
+        </w:rPr>
+        <w:t>(</w:t>
+      </w:r>
+      <w:r>
+        <w:rPr>
+          <w:rFonts w:ascii="Consolas" w:hAnsi="Consolas" w:eastAsia="Consolas"/>
+          <w:color w:val="CE9178"/>
+          <w:sz w:val="16"/>
+        </w:rPr>
+        <w:t>'SUM(net_amount) AS net_amount'</w:t>
+      </w:r>
+      <w:r>
+        <w:rPr>
+          <w:rFonts w:ascii="Consolas" w:hAnsi="Consolas" w:eastAsia="Consolas"/>
+          <w:color w:val="D4D4D4"/>
+          <w:sz w:val="16"/>
+        </w:rPr>
+        <w:t>)</w:t>
+      </w:r>
+      <w:r>
+        <w:rPr>
+          <w:rFonts w:ascii="Consolas" w:hAnsi="Consolas" w:eastAsia="Consolas"/>
+          <w:color w:val="D4D4D4"/>
+          <w:sz w:val="16"/>
+        </w:rPr>
         <w:br/>
-      </w:r>
-      <w:r>
-        <w:rPr>
-          <w:rFonts w:ascii="Consolas" w:hAnsi="Consolas"/>
-          <w:color w:val="262626"/>
-          <w:sz w:val="16"/>
-        </w:rPr>
-        <w:t xml:space="preserve">    -&gt;</w:t>
-      </w:r>
-      <w:r>
-        <w:rPr>
-          <w:rFonts w:ascii="Consolas" w:hAnsi="Consolas"/>
-          <w:color w:val="795E26"/>
-          <w:sz w:val="16"/>
-        </w:rPr>
-        <w:t xml:space="preserve">groupByRaw</w:t>
-      </w:r>
-      <w:r>
-        <w:rPr>
-          <w:rFonts w:ascii="Consolas" w:hAnsi="Consolas"/>
-          <w:color w:val="262626"/>
-          <w:sz w:val="16"/>
-        </w:rPr>
-        <w:t xml:space="preserve">(</w:t>
-      </w:r>
-      <w:r>
-        <w:rPr>
-          <w:rFonts w:ascii="Consolas" w:hAnsi="Consolas"/>
-          <w:color w:val="00733B"/>
-          <w:sz w:val="16"/>
-        </w:rPr>
-        <w:t xml:space="preserve">'DATE(created_at)'</w:t>
-      </w:r>
-      <w:r>
-        <w:rPr>
-          <w:rFonts w:ascii="Consolas" w:hAnsi="Consolas"/>
-          <w:color w:val="262626"/>
-          <w:sz w:val="16"/>
-        </w:rPr>
-        <w:t xml:space="preserve">)</w:t>
-      </w:r>
-      <w:r>
+        <w:t xml:space="preserve">    </w:t>
+      </w:r>
+      <w:r>
+        <w:rPr>
+          <w:rFonts w:ascii="Consolas" w:hAnsi="Consolas" w:eastAsia="Consolas"/>
+          <w:color w:val="D4D4D4"/>
+          <w:sz w:val="16"/>
+        </w:rPr>
+        <w:t>-</w:t>
+      </w:r>
+      <w:r>
+        <w:rPr>
+          <w:rFonts w:ascii="Consolas" w:hAnsi="Consolas" w:eastAsia="Consolas"/>
+          <w:color w:val="D4D4D4"/>
+          <w:sz w:val="16"/>
+        </w:rPr>
+        <w:t>&gt;</w:t>
+      </w:r>
+      <w:r>
+        <w:rPr>
+          <w:rFonts w:ascii="Consolas" w:hAnsi="Consolas" w:eastAsia="Consolas"/>
+          <w:color w:val="DCDCAA"/>
+          <w:sz w:val="16"/>
+        </w:rPr>
+        <w:t>groupByRaw</w:t>
+      </w:r>
+      <w:r>
+        <w:rPr>
+          <w:rFonts w:ascii="Consolas" w:hAnsi="Consolas" w:eastAsia="Consolas"/>
+          <w:color w:val="D4D4D4"/>
+          <w:sz w:val="16"/>
+        </w:rPr>
+        <w:t>(</w:t>
+      </w:r>
+      <w:r>
+        <w:rPr>
+          <w:rFonts w:ascii="Consolas" w:hAnsi="Consolas" w:eastAsia="Consolas"/>
+          <w:color w:val="CE9178"/>
+          <w:sz w:val="16"/>
+        </w:rPr>
+        <w:t>'DATE(created_at)'</w:t>
+      </w:r>
+      <w:r>
+        <w:rPr>
+          <w:rFonts w:ascii="Consolas" w:hAnsi="Consolas" w:eastAsia="Consolas"/>
+          <w:color w:val="D4D4D4"/>
+          <w:sz w:val="16"/>
+        </w:rPr>
+        <w:t>)</w:t>
+      </w:r>
+      <w:r>
+        <w:rPr>
+          <w:rFonts w:ascii="Consolas" w:hAnsi="Consolas" w:eastAsia="Consolas"/>
+          <w:color w:val="D4D4D4"/>
+          <w:sz w:val="16"/>
+        </w:rPr>
         <w:br/>
-      </w:r>
-      <w:r>
-        <w:rPr>
-          <w:rFonts w:ascii="Consolas" w:hAnsi="Consolas"/>
-          <w:color w:val="262626"/>
-          <w:sz w:val="16"/>
-        </w:rPr>
-        <w:t xml:space="preserve">    -&gt;</w:t>
-      </w:r>
-      <w:r>
-        <w:rPr>
-          <w:rFonts w:ascii="Consolas" w:hAnsi="Consolas"/>
-          <w:color w:val="795E26"/>
-          <w:sz w:val="16"/>
-        </w:rPr>
-        <w:t xml:space="preserve">orderBy</w:t>
-      </w:r>
-      <w:r>
-        <w:rPr>
-          <w:rFonts w:ascii="Consolas" w:hAnsi="Consolas"/>
-          <w:color w:val="262626"/>
-          <w:sz w:val="16"/>
-        </w:rPr>
-        <w:t xml:space="preserve">(</w:t>
-      </w:r>
-      <w:r>
-        <w:rPr>
-          <w:rFonts w:ascii="Consolas" w:hAnsi="Consolas"/>
-          <w:color w:val="00733B"/>
-          <w:sz w:val="16"/>
-        </w:rPr>
-        <w:t xml:space="preserve">'report_date'</w:t>
-      </w:r>
-      <w:r>
-        <w:rPr>
-          <w:rFonts w:ascii="Consolas" w:hAnsi="Consolas"/>
-          <w:color w:val="262626"/>
-          <w:sz w:val="16"/>
-        </w:rPr>
-        <w:t xml:space="preserve">)</w:t>
-      </w:r>
-      <w:r>
+        <w:t xml:space="preserve">    </w:t>
+      </w:r>
+      <w:r>
+        <w:rPr>
+          <w:rFonts w:ascii="Consolas" w:hAnsi="Consolas" w:eastAsia="Consolas"/>
+          <w:color w:val="D4D4D4"/>
+          <w:sz w:val="16"/>
+        </w:rPr>
+        <w:t>-</w:t>
+      </w:r>
+      <w:r>
+        <w:rPr>
+          <w:rFonts w:ascii="Consolas" w:hAnsi="Consolas" w:eastAsia="Consolas"/>
+          <w:color w:val="D4D4D4"/>
+          <w:sz w:val="16"/>
+        </w:rPr>
+        <w:t>&gt;</w:t>
+      </w:r>
+      <w:r>
+        <w:rPr>
+          <w:rFonts w:ascii="Consolas" w:hAnsi="Consolas" w:eastAsia="Consolas"/>
+          <w:color w:val="DCDCAA"/>
+          <w:sz w:val="16"/>
+        </w:rPr>
+        <w:t>orderBy</w:t>
+      </w:r>
+      <w:r>
+        <w:rPr>
+          <w:rFonts w:ascii="Consolas" w:hAnsi="Consolas" w:eastAsia="Consolas"/>
+          <w:color w:val="D4D4D4"/>
+          <w:sz w:val="16"/>
+        </w:rPr>
+        <w:t>(</w:t>
+      </w:r>
+      <w:r>
+        <w:rPr>
+          <w:rFonts w:ascii="Consolas" w:hAnsi="Consolas" w:eastAsia="Consolas"/>
+          <w:color w:val="CE9178"/>
+          <w:sz w:val="16"/>
+        </w:rPr>
+        <w:t>'report_date'</w:t>
+      </w:r>
+      <w:r>
+        <w:rPr>
+          <w:rFonts w:ascii="Consolas" w:hAnsi="Consolas" w:eastAsia="Consolas"/>
+          <w:color w:val="D4D4D4"/>
+          <w:sz w:val="16"/>
+        </w:rPr>
+        <w:t>)</w:t>
+      </w:r>
+      <w:r>
+        <w:rPr>
+          <w:rFonts w:ascii="Consolas" w:hAnsi="Consolas" w:eastAsia="Consolas"/>
+          <w:color w:val="D4D4D4"/>
+          <w:sz w:val="16"/>
+        </w:rPr>
         <w:br/>
-      </w:r>
-      <w:r>
-        <w:rPr>
-          <w:rFonts w:ascii="Consolas" w:hAnsi="Consolas"/>
-          <w:color w:val="262626"/>
-          <w:sz w:val="16"/>
-        </w:rPr>
-        <w:t xml:space="preserve">    -&gt;</w:t>
-      </w:r>
-      <w:r>
-        <w:rPr>
-          <w:rFonts w:ascii="Consolas" w:hAnsi="Consolas"/>
-          <w:color w:val="795E26"/>
-          <w:sz w:val="16"/>
-        </w:rPr>
-        <w:t xml:space="preserve">get</w:t>
-      </w:r>
-      <w:r>
-        <w:rPr>
-          <w:rFonts w:ascii="Consolas" w:hAnsi="Consolas"/>
-          <w:color w:val="262626"/>
-          <w:sz w:val="16"/>
-        </w:rPr>
-        <w:t xml:space="preserve">();</w:t>
+        <w:t xml:space="preserve">    </w:t>
+      </w:r>
+      <w:r>
+        <w:rPr>
+          <w:rFonts w:ascii="Consolas" w:hAnsi="Consolas" w:eastAsia="Consolas"/>
+          <w:color w:val="D4D4D4"/>
+          <w:sz w:val="16"/>
+        </w:rPr>
+        <w:t>-</w:t>
+      </w:r>
+      <w:r>
+        <w:rPr>
+          <w:rFonts w:ascii="Consolas" w:hAnsi="Consolas" w:eastAsia="Consolas"/>
+          <w:color w:val="D4D4D4"/>
+          <w:sz w:val="16"/>
+        </w:rPr>
+        <w:t>&gt;</w:t>
+      </w:r>
+      <w:r>
+        <w:rPr>
+          <w:rFonts w:ascii="Consolas" w:hAnsi="Consolas" w:eastAsia="Consolas"/>
+          <w:color w:val="DCDCAA"/>
+          <w:sz w:val="16"/>
+        </w:rPr>
+        <w:t>get</w:t>
+      </w:r>
+      <w:r>
+        <w:rPr>
+          <w:rFonts w:ascii="Consolas" w:hAnsi="Consolas" w:eastAsia="Consolas"/>
+          <w:color w:val="D4D4D4"/>
+          <w:sz w:val="16"/>
+        </w:rPr>
+        <w:t>(</w:t>
+      </w:r>
+      <w:r>
+        <w:rPr>
+          <w:rFonts w:ascii="Consolas" w:hAnsi="Consolas" w:eastAsia="Consolas"/>
+          <w:color w:val="D4D4D4"/>
+          <w:sz w:val="16"/>
+        </w:rPr>
+        <w:t>)</w:t>
+      </w:r>
+      <w:r>
+        <w:rPr>
+          <w:rFonts w:ascii="Consolas" w:hAnsi="Consolas" w:eastAsia="Consolas"/>
+          <w:color w:val="D4D4D4"/>
+          <w:sz w:val="16"/>
+        </w:rPr>
+        <w:t>;</w:t>
       </w:r>
     </w:p>
     <w:p>
@@ -4077,6 +4604,167 @@
     </w:p>
     <w:p>
       <w:pPr>
+        <w:pStyle w:val="ListBody"/>
+      </w:pPr>
+      <w:r>
+        <w:rPr>
+          <w:rFonts w:ascii="Aptos" w:hAnsi="Aptos"/>
+          <w:color w:val="1F2937"/>
+          <w:sz w:val="19"/>
+        </w:rPr>
+        <w:t xml:space="preserve">Perintah pembuatan berkas tahap ini (diverifikasi pada Laravel 13.25; baris # INFO adalah output nyata). Jalankan dari root repository, lalu isi berkas sesuai langkah di atas.</w:t>
+      </w:r>
+    </w:p>
+    <w:p>
+      <w:pPr>
+        <w:pStyle w:val="CodeHeader"/>
+        <w:shd w:fill="2D2D30"/>
+        <w:pBdr>
+          <w:left w:val="single" w:sz="4" w:space="8" w:color="2D2D30"/>
+        </w:pBdr>
+      </w:pPr>
+      <w:r>
+        <w:rPr>
+          <w:rFonts w:ascii="Consolas" w:hAnsi="Consolas"/>
+          <w:b/>
+          <w:color w:val="FFFFFF"/>
+          <w:sz w:val="16"/>
+        </w:rPr>
+        <w:t xml:space="preserve">BUAT FILE — MODUL 13 TAHAP 2   •   terminal pada root repository   •   BASH</w:t>
+      </w:r>
+    </w:p>
+    <w:p>
+      <w:pPr>
+        <w:pStyle w:val="CodeBlock"/>
+        <w:shd w:fill="1E1E1E"/>
+        <w:pBdr>
+          <w:left w:val="single" w:sz="4" w:space="8" w:color="1E1E1E"/>
+        </w:pBdr>
+      </w:pPr>
+      <w:r>
+        <w:rPr>
+          <w:rFonts w:ascii="Consolas" w:hAnsi="Consolas"/>
+          <w:color w:val="D4D4D4"/>
+          <w:sz w:val="16"/>
+        </w:rPr>
+        <w:t xml:space="preserve">php artisan make:class Modules/Reporting/Services/TenantLedgerReport</w:t>
+        <w:br/>
+      </w:r>
+      <w:r>
+        <w:rPr>
+          <w:rFonts w:ascii="Consolas" w:hAnsi="Consolas"/>
+          <w:color w:val="6A9955"/>
+          <w:sz w:val="16"/>
+        </w:rPr>
+        <w:t xml:space="preserve">#   INFO Class [app/Modules/Reporting/Services/TenantLedgerReport.php] created successfully.</w:t>
+        <w:br/>
+      </w:r>
+      <w:r>
+        <w:rPr>
+          <w:rFonts w:ascii="Consolas" w:hAnsi="Consolas"/>
+          <w:color w:val="D4D4D4"/>
+          <w:sz w:val="16"/>
+        </w:rPr>
+        <w:t xml:space="preserve">php artisan make:test TenantLedgerReportTest --phpunit</w:t>
+        <w:br/>
+      </w:r>
+      <w:r>
+        <w:rPr>
+          <w:rFonts w:ascii="Consolas" w:hAnsi="Consolas"/>
+          <w:color w:val="6A9955"/>
+          <w:sz w:val="16"/>
+        </w:rPr>
+        <w:t xml:space="preserve">#   INFO Test [tests/Feature/TenantLedgerReportTest.php] created successfully.</w:t>
+      </w:r>
+    </w:p>
+    <w:p>
+      <w:pPr>
+        <w:pStyle w:val="ListBody"/>
+        <w:numPr>
+          <w:ilvl w:val="0"/>
+          <w:numId w:val="10"/>
+        </w:numPr>
+      </w:pPr>
+      <w:r>
+        <w:rPr>
+          <w:rFonts w:ascii="Consolas" w:hAnsi="Consolas"/>
+          <w:color w:val="C11B12"/>
+          <w:sz w:val="17"/>
+          <w:shd w:fill="ECEFF3"/>
+        </w:rPr>
+        <w:t xml:space="preserve">php artisan make:class Modules/Reporting/Services/TenantLedgerReport</w:t>
+      </w:r>
+      <w:r>
+        <w:rPr>
+          <w:rFonts w:ascii="Aptos" w:hAnsi="Aptos"/>
+          <w:color w:val="1F2937"/>
+          <w:sz w:val="19"/>
+        </w:rPr>
+        <w:t xml:space="preserve"> — Service laporan modul Reporting: ringkasan gross/komisi/net + rekonsiliasi (jumlah ledger == saldo materialisasi) dan baris ledger untuk ekspor — seluruhnya diturunkan dari ledger append-only. Hasil: </w:t>
+      </w:r>
+      <w:r>
+        <w:rPr>
+          <w:rFonts w:ascii="Consolas" w:hAnsi="Consolas"/>
+          <w:color w:val="C11B12"/>
+          <w:sz w:val="17"/>
+          <w:shd w:fill="ECEFF3"/>
+        </w:rPr>
+        <w:t xml:space="preserve">app/Modules/Reporting/Services/TenantLedgerReport.php</w:t>
+      </w:r>
+      <w:r>
+        <w:rPr>
+          <w:rFonts w:ascii="Aptos" w:hAnsi="Aptos"/>
+          <w:color w:val="1F2937"/>
+          <w:sz w:val="19"/>
+        </w:rPr>
+        <w:t xml:space="preserve">.</w:t>
+      </w:r>
+    </w:p>
+    <w:p>
+      <w:pPr>
+        <w:pStyle w:val="ListBody"/>
+        <w:numPr>
+          <w:ilvl w:val="0"/>
+          <w:numId w:val="10"/>
+        </w:numPr>
+      </w:pPr>
+      <w:r>
+        <w:rPr>
+          <w:rFonts w:ascii="Consolas" w:hAnsi="Consolas"/>
+          <w:color w:val="C11B12"/>
+          <w:sz w:val="17"/>
+          <w:shd w:fill="ECEFF3"/>
+        </w:rPr>
+        <w:t xml:space="preserve">php artisan make:test TenantLedgerReportTest --phpunit</w:t>
+      </w:r>
+      <w:r>
+        <w:rPr>
+          <w:rFonts w:ascii="Aptos" w:hAnsi="Aptos"/>
+          <w:color w:val="1F2937"/>
+          <w:sz w:val="19"/>
+        </w:rPr>
+        <w:t xml:space="preserve"> — Feature test ringkasan dan rekonsiliasi dari ledger nyata. Hasil: </w:t>
+      </w:r>
+      <w:r>
+        <w:rPr>
+          <w:rFonts w:ascii="Consolas" w:hAnsi="Consolas"/>
+          <w:color w:val="C11B12"/>
+          <w:sz w:val="17"/>
+          <w:shd w:fill="ECEFF3"/>
+        </w:rPr>
+        <w:t xml:space="preserve">tests/Feature/TenantLedgerReportTest.php</w:t>
+      </w:r>
+      <w:r>
+        <w:rPr>
+          <w:rFonts w:ascii="Aptos" w:hAnsi="Aptos"/>
+          <w:color w:val="1F2937"/>
+          <w:sz w:val="19"/>
+        </w:rPr>
+        <w:t xml:space="preserve">.</w:t>
+      </w:r>
+    </w:p>
+    <w:p>
+      <w:pPr>
         <w:pStyle w:val="TutorialObserve"/>
         <w:shd w:fill="FFF4D6" w:val="clear"/>
         <w:pBdr>
@@ -4465,6 +5153,106 @@
     </w:p>
     <w:p>
       <w:pPr>
+        <w:pStyle w:val="ListBody"/>
+      </w:pPr>
+      <w:r>
+        <w:rPr>
+          <w:rFonts w:ascii="Aptos" w:hAnsi="Aptos"/>
+          <w:color w:val="1F2937"/>
+          <w:sz w:val="19"/>
+        </w:rPr>
+        <w:t xml:space="preserve">Perintah pembuatan berkas tahap ini (diverifikasi pada Laravel 13.25; baris # INFO adalah output nyata). Jalankan dari root repository, lalu isi berkas sesuai langkah di atas.</w:t>
+      </w:r>
+    </w:p>
+    <w:p>
+      <w:pPr>
+        <w:pStyle w:val="CodeHeader"/>
+        <w:shd w:fill="2D2D30"/>
+        <w:pBdr>
+          <w:left w:val="single" w:sz="4" w:space="8" w:color="2D2D30"/>
+        </w:pBdr>
+      </w:pPr>
+      <w:r>
+        <w:rPr>
+          <w:rFonts w:ascii="Consolas" w:hAnsi="Consolas"/>
+          <w:b/>
+          <w:color w:val="FFFFFF"/>
+          <w:sz w:val="16"/>
+        </w:rPr>
+        <w:t xml:space="preserve">BUAT FILE — MODUL 13 TAHAP 4   •   terminal pada root repository   •   BASH</w:t>
+      </w:r>
+    </w:p>
+    <w:p>
+      <w:pPr>
+        <w:pStyle w:val="CodeBlock"/>
+        <w:shd w:fill="1E1E1E"/>
+        <w:pBdr>
+          <w:left w:val="single" w:sz="4" w:space="8" w:color="1E1E1E"/>
+        </w:pBdr>
+      </w:pPr>
+      <w:r>
+        <w:rPr>
+          <w:rFonts w:ascii="Consolas" w:hAnsi="Consolas"/>
+          <w:color w:val="D4D4D4"/>
+          <w:sz w:val="16"/>
+        </w:rPr>
+        <w:t xml:space="preserve">php artisan make:controller 'App\Modules\Reporting\Http\Controllers\TenantLedgerExportController' --invokable</w:t>
+        <w:br/>
+      </w:r>
+      <w:r>
+        <w:rPr>
+          <w:rFonts w:ascii="Consolas" w:hAnsi="Consolas"/>
+          <w:color w:val="6A9955"/>
+          <w:sz w:val="16"/>
+        </w:rPr>
+        <w:t xml:space="preserve">#   INFO Controller [app/Modules/Reporting/Http/Controllers/TenantLedgerExportController.php] created successfully.</w:t>
+      </w:r>
+    </w:p>
+    <w:p>
+      <w:pPr>
+        <w:pStyle w:val="ListBody"/>
+        <w:numPr>
+          <w:ilvl w:val="0"/>
+          <w:numId w:val="10"/>
+        </w:numPr>
+      </w:pPr>
+      <w:r>
+        <w:rPr>
+          <w:rFonts w:ascii="Consolas" w:hAnsi="Consolas"/>
+          <w:color w:val="C11B12"/>
+          <w:sz w:val="17"/>
+          <w:shd w:fill="ECEFF3"/>
+        </w:rPr>
+        <w:t xml:space="preserve">php artisan make:controller 'App\Modules\Reporting\Http\Controllers\TenantLedgerExportController' --invokable</w:t>
+      </w:r>
+      <w:r>
+        <w:rPr>
+          <w:rFonts w:ascii="Aptos" w:hAnsi="Aptos"/>
+          <w:color w:val="1F2937"/>
+          <w:sz w:val="19"/>
+        </w:rPr>
+        <w:t xml:space="preserve"> — Controller satu aksi ekspor CSV ledger tenant aktif (TenantContext), ditulis ke folder modul Reporting. Hasil: </w:t>
+      </w:r>
+      <w:r>
+        <w:rPr>
+          <w:rFonts w:ascii="Consolas" w:hAnsi="Consolas"/>
+          <w:color w:val="C11B12"/>
+          <w:sz w:val="17"/>
+          <w:shd w:fill="ECEFF3"/>
+        </w:rPr>
+        <w:t xml:space="preserve">app/Modules/Reporting/Http/Controllers/TenantLedgerExportController.php</w:t>
+      </w:r>
+      <w:r>
+        <w:rPr>
+          <w:rFonts w:ascii="Aptos" w:hAnsi="Aptos"/>
+          <w:color w:val="1F2937"/>
+          <w:sz w:val="19"/>
+        </w:rPr>
+        <w:t xml:space="preserve">.</w:t>
+      </w:r>
+    </w:p>
+    <w:p>
+      <w:pPr>
         <w:pStyle w:val="TutorialObserve"/>
         <w:shd w:fill="FFF4D6" w:val="clear"/>
         <w:pBdr>
@@ -4654,6 +5442,393 @@
     </w:p>
     <w:p>
       <w:pPr>
+        <w:pStyle w:val="ListBody"/>
+      </w:pPr>
+      <w:r>
+        <w:rPr>
+          <w:rFonts w:ascii="Aptos" w:hAnsi="Aptos"/>
+          <w:color w:val="1F2937"/>
+          <w:sz w:val="19"/>
+        </w:rPr>
+        <w:t xml:space="preserve">Perintah pembuatan berkas tahap ini (diverifikasi pada Laravel 13.25; baris # INFO adalah output nyata). Jalankan dari root repository, lalu isi berkas sesuai langkah di atas.</w:t>
+      </w:r>
+    </w:p>
+    <w:p>
+      <w:pPr>
+        <w:pStyle w:val="CodeHeader"/>
+        <w:shd w:fill="2D2D30"/>
+        <w:pBdr>
+          <w:left w:val="single" w:sz="4" w:space="8" w:color="2D2D30"/>
+        </w:pBdr>
+      </w:pPr>
+      <w:r>
+        <w:rPr>
+          <w:rFonts w:ascii="Consolas" w:hAnsi="Consolas"/>
+          <w:b/>
+          <w:color w:val="FFFFFF"/>
+          <w:sz w:val="16"/>
+        </w:rPr>
+        <w:t xml:space="preserve">BUAT FILE — MODUL 13 TAHAP 5   •   terminal pada root repository   •   BASH</w:t>
+      </w:r>
+    </w:p>
+    <w:p>
+      <w:pPr>
+        <w:pStyle w:val="CodeBlock"/>
+        <w:shd w:fill="1E1E1E"/>
+        <w:pBdr>
+          <w:left w:val="single" w:sz="4" w:space="8" w:color="1E1E1E"/>
+        </w:pBdr>
+      </w:pPr>
+      <w:r>
+        <w:rPr>
+          <w:rFonts w:ascii="Consolas" w:hAnsi="Consolas"/>
+          <w:color w:val="D4D4D4"/>
+          <w:sz w:val="16"/>
+        </w:rPr>
+        <w:t xml:space="preserve">php artisan make:class Modules/Payments/Services/WithdrawalService</w:t>
+        <w:br/>
+      </w:r>
+      <w:r>
+        <w:rPr>
+          <w:rFonts w:ascii="Consolas" w:hAnsi="Consolas"/>
+          <w:color w:val="6A9955"/>
+          <w:sz w:val="16"/>
+        </w:rPr>
+        <w:t xml:space="preserve">#   INFO Class [app/Modules/Payments/Services/WithdrawalService.php] created successfully.</w:t>
+        <w:br/>
+      </w:r>
+      <w:r>
+        <w:rPr>
+          <w:rFonts w:ascii="Consolas" w:hAnsi="Consolas"/>
+          <w:color w:val="D4D4D4"/>
+          <w:sz w:val="16"/>
+        </w:rPr>
+        <w:t xml:space="preserve">php artisan make:exception 'App\Modules\Payments\Exceptions\WithdrawalException'</w:t>
+        <w:br/>
+      </w:r>
+      <w:r>
+        <w:rPr>
+          <w:rFonts w:ascii="Consolas" w:hAnsi="Consolas"/>
+          <w:color w:val="6A9955"/>
+          <w:sz w:val="16"/>
+        </w:rPr>
+        <w:t xml:space="preserve">#   INFO Exception [app/Modules/Payments/Exceptions/WithdrawalException.php] created successfully.</w:t>
+        <w:br/>
+      </w:r>
+      <w:r>
+        <w:rPr>
+          <w:rFonts w:ascii="Consolas" w:hAnsi="Consolas"/>
+          <w:color w:val="D4D4D4"/>
+          <w:sz w:val="16"/>
+        </w:rPr>
+        <w:t xml:space="preserve">php artisan make:livewire reporting::finance-panel</w:t>
+        <w:br/>
+      </w:r>
+      <w:r>
+        <w:rPr>
+          <w:rFonts w:ascii="Consolas" w:hAnsi="Consolas"/>
+          <w:color w:val="6A9955"/>
+          <w:sz w:val="16"/>
+        </w:rPr>
+        <w:t xml:space="preserve">#   INFO Livewire component [app/Modules/Reporting/resources/views/livewire/⚡finance-panel.blade.php] created successfully.</w:t>
+        <w:br/>
+      </w:r>
+      <w:r>
+        <w:rPr>
+          <w:rFonts w:ascii="Consolas" w:hAnsi="Consolas"/>
+          <w:color w:val="6A9955"/>
+          <w:sz w:val="16"/>
+        </w:rPr>
+        <w:t xml:space="preserve"># manual (shell)</w:t>
+        <w:br/>
+      </w:r>
+      <w:r>
+        <w:rPr>
+          <w:rFonts w:ascii="Consolas" w:hAnsi="Consolas"/>
+          <w:color w:val="D4D4D4"/>
+          <w:sz w:val="16"/>
+        </w:rPr>
+        <w:t xml:space="preserve">rm app/Modules/Reporting/Http/Controllers/.gitkeep app/Modules/Reporting/resources/views/livewire/.gitkeep app/Modules/Reporting/routes/.gitkeep</w:t>
+        <w:br/>
+      </w:r>
+      <w:r>
+        <w:rPr>
+          <w:rFonts w:ascii="Consolas" w:hAnsi="Consolas"/>
+          <w:color w:val="D4D4D4"/>
+          <w:sz w:val="16"/>
+        </w:rPr>
+        <w:t xml:space="preserve">mkdir -p app/Modules/Reporting/resources/views/tenant</w:t>
+        <w:br/>
+      </w:r>
+      <w:r>
+        <w:rPr>
+          <w:rFonts w:ascii="Consolas" w:hAnsi="Consolas"/>
+          <w:color w:val="D4D4D4"/>
+          <w:sz w:val="16"/>
+        </w:rPr>
+        <w:t xml:space="preserve">touch app/Modules/Reporting/resources/views/tenant/finance-panel.blade.php app/Modules/Reporting/routes/tenant.php</w:t>
+        <w:br/>
+      </w:r>
+      <w:r>
+        <w:rPr>
+          <w:rFonts w:ascii="Consolas" w:hAnsi="Consolas"/>
+          <w:color w:val="D4D4D4"/>
+          <w:sz w:val="16"/>
+        </w:rPr>
+        <w:t xml:space="preserve">php artisan make:test WithdrawalServiceTest --phpunit</w:t>
+        <w:br/>
+      </w:r>
+      <w:r>
+        <w:rPr>
+          <w:rFonts w:ascii="Consolas" w:hAnsi="Consolas"/>
+          <w:color w:val="6A9955"/>
+          <w:sz w:val="16"/>
+        </w:rPr>
+        <w:t xml:space="preserve">#   INFO Test [tests/Feature/WithdrawalServiceTest.php] created successfully.</w:t>
+      </w:r>
+    </w:p>
+    <w:p>
+      <w:pPr>
+        <w:pStyle w:val="ListBody"/>
+        <w:numPr>
+          <w:ilvl w:val="0"/>
+          <w:numId w:val="10"/>
+        </w:numPr>
+      </w:pPr>
+      <w:r>
+        <w:rPr>
+          <w:rFonts w:ascii="Consolas" w:hAnsi="Consolas"/>
+          <w:color w:val="C11B12"/>
+          <w:sz w:val="17"/>
+          <w:shd w:fill="ECEFF3"/>
+        </w:rPr>
+        <w:t xml:space="preserve">php artisan make:class Modules/Payments/Services/WithdrawalService</w:t>
+      </w:r>
+      <w:r>
+        <w:rPr>
+          <w:rFonts w:ascii="Aptos" w:hAnsi="Aptos"/>
+          <w:color w:val="1F2937"/>
+          <w:sz w:val="19"/>
+        </w:rPr>
+        <w:t xml:space="preserve"> — Service penarikan modul Payments: request menahan dana (available→held, ledger hold), satu penarikan aktif per tenant. Hasil: </w:t>
+      </w:r>
+      <w:r>
+        <w:rPr>
+          <w:rFonts w:ascii="Consolas" w:hAnsi="Consolas"/>
+          <w:color w:val="C11B12"/>
+          <w:sz w:val="17"/>
+          <w:shd w:fill="ECEFF3"/>
+        </w:rPr>
+        <w:t xml:space="preserve">app/Modules/Payments/Services/WithdrawalService.php</w:t>
+      </w:r>
+      <w:r>
+        <w:rPr>
+          <w:rFonts w:ascii="Aptos" w:hAnsi="Aptos"/>
+          <w:color w:val="1F2937"/>
+          <w:sz w:val="19"/>
+        </w:rPr>
+        <w:t xml:space="preserve">.</w:t>
+      </w:r>
+    </w:p>
+    <w:p>
+      <w:pPr>
+        <w:pStyle w:val="ListBody"/>
+        <w:numPr>
+          <w:ilvl w:val="0"/>
+          <w:numId w:val="10"/>
+        </w:numPr>
+      </w:pPr>
+      <w:r>
+        <w:rPr>
+          <w:rFonts w:ascii="Consolas" w:hAnsi="Consolas"/>
+          <w:color w:val="C11B12"/>
+          <w:sz w:val="17"/>
+          <w:shd w:fill="ECEFF3"/>
+        </w:rPr>
+        <w:t xml:space="preserve">php artisan make:exception 'App\Modules\Payments\Exceptions\WithdrawalException'</w:t>
+      </w:r>
+      <w:r>
+        <w:rPr>
+          <w:rFonts w:ascii="Aptos" w:hAnsi="Aptos"/>
+          <w:color w:val="1F2937"/>
+          <w:sz w:val="19"/>
+        </w:rPr>
+        <w:t xml:space="preserve"> — Exception domain penarikan (saldo kurang, rekening belum terverifikasi, penarikan aktif ganda); nama lengkap → modul Payments. Hasil: </w:t>
+      </w:r>
+      <w:r>
+        <w:rPr>
+          <w:rFonts w:ascii="Consolas" w:hAnsi="Consolas"/>
+          <w:color w:val="C11B12"/>
+          <w:sz w:val="17"/>
+          <w:shd w:fill="ECEFF3"/>
+        </w:rPr>
+        <w:t xml:space="preserve">app/Modules/Payments/Exceptions/WithdrawalException.php</w:t>
+      </w:r>
+      <w:r>
+        <w:rPr>
+          <w:rFonts w:ascii="Aptos" w:hAnsi="Aptos"/>
+          <w:color w:val="1F2937"/>
+          <w:sz w:val="19"/>
+        </w:rPr>
+        <w:t xml:space="preserve">.</w:t>
+      </w:r>
+    </w:p>
+    <w:p>
+      <w:pPr>
+        <w:pStyle w:val="ListBody"/>
+        <w:numPr>
+          <w:ilvl w:val="0"/>
+          <w:numId w:val="10"/>
+        </w:numPr>
+      </w:pPr>
+      <w:r>
+        <w:rPr>
+          <w:rFonts w:ascii="Consolas" w:hAnsi="Consolas"/>
+          <w:color w:val="C11B12"/>
+          <w:sz w:val="17"/>
+          <w:shd w:fill="ECEFF3"/>
+        </w:rPr>
+        <w:t xml:space="preserve">php artisan make:livewire reporting::finance-panel</w:t>
+      </w:r>
+      <w:r>
+        <w:rPr>
+          <w:rFonts w:ascii="Aptos" w:hAnsi="Aptos"/>
+          <w:color w:val="1F2937"/>
+          <w:sz w:val="19"/>
+        </w:rPr>
+        <w:t xml:space="preserve"> — make:livewire dengan awalan namespace modul (reporting::) menulis komponen single-file Livewire 4 (awalan ⚡) LANGSUNG ke folder modul, karena ReportingServiceProvider mendaftarkan Livewire::addNamespace('reporting', app/Modules/Reporting/resources/views/livewire). Dipanggil &lt;livewire:reporting::nama&gt; atau Livewire::test('reporting::nama'). Hasil: </w:t>
+      </w:r>
+      <w:r>
+        <w:rPr>
+          <w:rFonts w:ascii="Consolas" w:hAnsi="Consolas"/>
+          <w:color w:val="C11B12"/>
+          <w:sz w:val="17"/>
+          <w:shd w:fill="ECEFF3"/>
+        </w:rPr>
+        <w:t xml:space="preserve">app/Modules/Reporting/resources/views/livewire/⚡finance-panel.blade.php</w:t>
+      </w:r>
+      <w:r>
+        <w:rPr>
+          <w:rFonts w:ascii="Aptos" w:hAnsi="Aptos"/>
+          <w:color w:val="1F2937"/>
+          <w:sz w:val="19"/>
+        </w:rPr>
+        <w:t xml:space="preserve">.</w:t>
+      </w:r>
+    </w:p>
+    <w:p>
+      <w:pPr>
+        <w:pStyle w:val="ListBody"/>
+        <w:numPr>
+          <w:ilvl w:val="0"/>
+          <w:numId w:val="10"/>
+        </w:numPr>
+      </w:pPr>
+      <w:r>
+        <w:rPr>
+          <w:rFonts w:ascii="Aptos" w:hAnsi="Aptos"/>
+          <w:color w:val="1F2937"/>
+          <w:sz w:val="19"/>
+        </w:rPr>
+        <w:t xml:space="preserve">Manual: </w:t>
+      </w:r>
+      <w:r>
+        <w:rPr>
+          <w:rFonts w:ascii="Consolas" w:hAnsi="Consolas"/>
+          <w:color w:val="C11B12"/>
+          <w:sz w:val="17"/>
+          <w:shd w:fill="ECEFF3"/>
+        </w:rPr>
+        <w:t xml:space="preserve">rm app/Modules/Reporting/Http/Controllers/.gitkeep app/Modules/Reporting/resources/views/livewire/.gitkeep app/Modules/Reporting/routes/.gitkeep</w:t>
+      </w:r>
+      <w:r>
+        <w:rPr>
+          <w:rFonts w:ascii="Aptos" w:hAnsi="Aptos"/>
+          <w:color w:val="1F2937"/>
+          <w:sz w:val="19"/>
+        </w:rPr>
+        <w:t xml:space="preserve"> — Halaman keuangan tenant (view('reporting::tenant.finance-panel')) dan route tenant.finance + tenant.finance.export milik modul Reporting (PortalRoutes::tenant) dibuat manual. Hasil: </w:t>
+      </w:r>
+      <w:r>
+        <w:rPr>
+          <w:rFonts w:ascii="Consolas" w:hAnsi="Consolas"/>
+          <w:color w:val="C11B12"/>
+          <w:sz w:val="17"/>
+          <w:shd w:fill="ECEFF3"/>
+        </w:rPr>
+        <w:t xml:space="preserve">app/Modules/Reporting/resources/views/tenant/finance-panel.blade.php</w:t>
+      </w:r>
+      <w:r>
+        <w:rPr>
+          <w:rFonts w:ascii="Aptos" w:hAnsi="Aptos"/>
+          <w:color w:val="1F2937"/>
+          <w:sz w:val="19"/>
+        </w:rPr>
+        <w:t xml:space="preserve">, </w:t>
+      </w:r>
+      <w:r>
+        <w:rPr>
+          <w:rFonts w:ascii="Consolas" w:hAnsi="Consolas"/>
+          <w:color w:val="C11B12"/>
+          <w:sz w:val="17"/>
+          <w:shd w:fill="ECEFF3"/>
+        </w:rPr>
+        <w:t xml:space="preserve">app/Modules/Reporting/routes/tenant.php</w:t>
+      </w:r>
+      <w:r>
+        <w:rPr>
+          <w:rFonts w:ascii="Aptos" w:hAnsi="Aptos"/>
+          <w:color w:val="1F2937"/>
+          <w:sz w:val="19"/>
+        </w:rPr>
+        <w:t xml:space="preserve">.</w:t>
+      </w:r>
+    </w:p>
+    <w:p>
+      <w:pPr>
+        <w:pStyle w:val="ListBody"/>
+        <w:numPr>
+          <w:ilvl w:val="0"/>
+          <w:numId w:val="10"/>
+        </w:numPr>
+      </w:pPr>
+      <w:r>
+        <w:rPr>
+          <w:rFonts w:ascii="Consolas" w:hAnsi="Consolas"/>
+          <w:color w:val="C11B12"/>
+          <w:sz w:val="17"/>
+          <w:shd w:fill="ECEFF3"/>
+        </w:rPr>
+        <w:t xml:space="preserve">php artisan make:test WithdrawalServiceTest --phpunit</w:t>
+      </w:r>
+      <w:r>
+        <w:rPr>
+          <w:rFonts w:ascii="Aptos" w:hAnsi="Aptos"/>
+          <w:color w:val="1F2937"/>
+          <w:sz w:val="19"/>
+        </w:rPr>
+        <w:t xml:space="preserve"> — Feature test hold/tolak/penarikan aktif tunggal/approve/reject. Hasil: </w:t>
+      </w:r>
+      <w:r>
+        <w:rPr>
+          <w:rFonts w:ascii="Consolas" w:hAnsi="Consolas"/>
+          <w:color w:val="C11B12"/>
+          <w:sz w:val="17"/>
+          <w:shd w:fill="ECEFF3"/>
+        </w:rPr>
+        <w:t xml:space="preserve">tests/Feature/WithdrawalServiceTest.php</w:t>
+      </w:r>
+      <w:r>
+        <w:rPr>
+          <w:rFonts w:ascii="Aptos" w:hAnsi="Aptos"/>
+          <w:color w:val="1F2937"/>
+          <w:sz w:val="19"/>
+        </w:rPr>
+        <w:t xml:space="preserve">.</w:t>
+      </w:r>
+    </w:p>
+    <w:p>
+      <w:pPr>
         <w:pStyle w:val="TutorialObserve"/>
         <w:shd w:fill="FFF4D6" w:val="clear"/>
         <w:pBdr>
@@ -4843,6 +6018,201 @@
     </w:p>
     <w:p>
       <w:pPr>
+        <w:pStyle w:val="ListBody"/>
+      </w:pPr>
+      <w:r>
+        <w:rPr>
+          <w:rFonts w:ascii="Aptos" w:hAnsi="Aptos"/>
+          <w:color w:val="1F2937"/>
+          <w:sz w:val="19"/>
+        </w:rPr>
+        <w:t xml:space="preserve">Perintah pembuatan berkas tahap ini (diverifikasi pada Laravel 13.25; baris # INFO adalah output nyata). Jalankan dari root repository, lalu isi berkas sesuai langkah di atas.</w:t>
+      </w:r>
+    </w:p>
+    <w:p>
+      <w:pPr>
+        <w:pStyle w:val="CodeHeader"/>
+        <w:shd w:fill="2D2D30"/>
+        <w:pBdr>
+          <w:left w:val="single" w:sz="4" w:space="8" w:color="2D2D30"/>
+        </w:pBdr>
+      </w:pPr>
+      <w:r>
+        <w:rPr>
+          <w:rFonts w:ascii="Consolas" w:hAnsi="Consolas"/>
+          <w:b/>
+          <w:color w:val="FFFFFF"/>
+          <w:sz w:val="16"/>
+        </w:rPr>
+        <w:t xml:space="preserve">BUAT FILE — MODUL 13 TAHAP 6   •   terminal pada root repository   •   BASH</w:t>
+      </w:r>
+    </w:p>
+    <w:p>
+      <w:pPr>
+        <w:pStyle w:val="CodeBlock"/>
+        <w:shd w:fill="1E1E1E"/>
+        <w:pBdr>
+          <w:left w:val="single" w:sz="4" w:space="8" w:color="1E1E1E"/>
+        </w:pBdr>
+      </w:pPr>
+      <w:r>
+        <w:rPr>
+          <w:rFonts w:ascii="Consolas" w:hAnsi="Consolas"/>
+          <w:color w:val="D4D4D4"/>
+          <w:sz w:val="16"/>
+        </w:rPr>
+        <w:t xml:space="preserve">php artisan make:livewire payments::withdrawal-review</w:t>
+        <w:br/>
+      </w:r>
+      <w:r>
+        <w:rPr>
+          <w:rFonts w:ascii="Consolas" w:hAnsi="Consolas"/>
+          <w:color w:val="6A9955"/>
+          <w:sz w:val="16"/>
+        </w:rPr>
+        <w:t xml:space="preserve">#   INFO Livewire component [app/Modules/Payments/resources/views/livewire/⚡withdrawal-review.blade.php] created successfully.</w:t>
+        <w:br/>
+      </w:r>
+      <w:r>
+        <w:rPr>
+          <w:rFonts w:ascii="Consolas" w:hAnsi="Consolas"/>
+          <w:color w:val="6A9955"/>
+          <w:sz w:val="16"/>
+        </w:rPr>
+        <w:t xml:space="preserve"># manual (shell)</w:t>
+        <w:br/>
+      </w:r>
+      <w:r>
+        <w:rPr>
+          <w:rFonts w:ascii="Consolas" w:hAnsi="Consolas"/>
+          <w:color w:val="D4D4D4"/>
+          <w:sz w:val="16"/>
+        </w:rPr>
+        <w:t xml:space="preserve">mkdir -p app/Modules/Payments/resources/views/admin</w:t>
+        <w:br/>
+      </w:r>
+      <w:r>
+        <w:rPr>
+          <w:rFonts w:ascii="Consolas" w:hAnsi="Consolas"/>
+          <w:color w:val="D4D4D4"/>
+          <w:sz w:val="16"/>
+        </w:rPr>
+        <w:t xml:space="preserve">touch app/Modules/Payments/resources/views/admin/withdrawals.blade.php app/Modules/Payments/routes/admin.php</w:t>
+      </w:r>
+    </w:p>
+    <w:p>
+      <w:pPr>
+        <w:pStyle w:val="ListBody"/>
+        <w:numPr>
+          <w:ilvl w:val="0"/>
+          <w:numId w:val="10"/>
+        </w:numPr>
+      </w:pPr>
+      <w:r>
+        <w:rPr>
+          <w:rFonts w:ascii="Consolas" w:hAnsi="Consolas"/>
+          <w:color w:val="C11B12"/>
+          <w:sz w:val="17"/>
+          <w:shd w:fill="ECEFF3"/>
+        </w:rPr>
+        <w:t xml:space="preserve">php artisan make:livewire payments::withdrawal-review</w:t>
+      </w:r>
+      <w:r>
+        <w:rPr>
+          <w:rFonts w:ascii="Aptos" w:hAnsi="Aptos"/>
+          <w:color w:val="1F2937"/>
+          <w:sz w:val="19"/>
+        </w:rPr>
+        <w:t xml:space="preserve"> — make:livewire dengan awalan namespace modul (payments::) menulis komponen single-file Livewire 4 (awalan ⚡) LANGSUNG ke folder modul, karena PaymentsServiceProvider mendaftarkan Livewire::addNamespace('payments', app/Modules/Payments/resources/views/livewire). Dipanggil &lt;livewire:payments::nama&gt; atau Livewire::test('payments::nama'). Hasil: </w:t>
+      </w:r>
+      <w:r>
+        <w:rPr>
+          <w:rFonts w:ascii="Consolas" w:hAnsi="Consolas"/>
+          <w:color w:val="C11B12"/>
+          <w:sz w:val="17"/>
+          <w:shd w:fill="ECEFF3"/>
+        </w:rPr>
+        <w:t xml:space="preserve">app/Modules/Payments/resources/views/livewire/⚡withdrawal-review.blade.php</w:t>
+      </w:r>
+      <w:r>
+        <w:rPr>
+          <w:rFonts w:ascii="Aptos" w:hAnsi="Aptos"/>
+          <w:color w:val="1F2937"/>
+          <w:sz w:val="19"/>
+        </w:rPr>
+        <w:t xml:space="preserve">.</w:t>
+      </w:r>
+    </w:p>
+    <w:p>
+      <w:pPr>
+        <w:pStyle w:val="ListBody"/>
+        <w:numPr>
+          <w:ilvl w:val="0"/>
+          <w:numId w:val="10"/>
+        </w:numPr>
+      </w:pPr>
+      <w:r>
+        <w:rPr>
+          <w:rFonts w:ascii="Aptos" w:hAnsi="Aptos"/>
+          <w:color w:val="1F2937"/>
+          <w:sz w:val="19"/>
+        </w:rPr>
+        <w:t xml:space="preserve">Manual: </w:t>
+      </w:r>
+      <w:r>
+        <w:rPr>
+          <w:rFonts w:ascii="Consolas" w:hAnsi="Consolas"/>
+          <w:color w:val="C11B12"/>
+          <w:sz w:val="17"/>
+          <w:shd w:fill="ECEFF3"/>
+        </w:rPr>
+        <w:t xml:space="preserve">mkdir -p app/Modules/Payments/resources/views/admin</w:t>
+      </w:r>
+      <w:r>
+        <w:rPr>
+          <w:rFonts w:ascii="Aptos" w:hAnsi="Aptos"/>
+          <w:color w:val="1F2937"/>
+          <w:sz w:val="19"/>
+        </w:rPr>
+        <w:t xml:space="preserve"> — Halaman admin penarikan (view('payments::admin.withdrawals')) dan route admin.withdrawals.index milik modul Payments (PortalRoutes::admin) dibuat manual. Hasil: </w:t>
+      </w:r>
+      <w:r>
+        <w:rPr>
+          <w:rFonts w:ascii="Consolas" w:hAnsi="Consolas"/>
+          <w:color w:val="C11B12"/>
+          <w:sz w:val="17"/>
+          <w:shd w:fill="ECEFF3"/>
+        </w:rPr>
+        <w:t xml:space="preserve">app/Modules/Payments/resources/views/admin/withdrawals.blade.php</w:t>
+      </w:r>
+      <w:r>
+        <w:rPr>
+          <w:rFonts w:ascii="Aptos" w:hAnsi="Aptos"/>
+          <w:color w:val="1F2937"/>
+          <w:sz w:val="19"/>
+        </w:rPr>
+        <w:t xml:space="preserve">, </w:t>
+      </w:r>
+      <w:r>
+        <w:rPr>
+          <w:rFonts w:ascii="Consolas" w:hAnsi="Consolas"/>
+          <w:color w:val="C11B12"/>
+          <w:sz w:val="17"/>
+          <w:shd w:fill="ECEFF3"/>
+        </w:rPr>
+        <w:t xml:space="preserve">app/Modules/Payments/routes/admin.php</w:t>
+      </w:r>
+      <w:r>
+        <w:rPr>
+          <w:rFonts w:ascii="Aptos" w:hAnsi="Aptos"/>
+          <w:color w:val="1F2937"/>
+          <w:sz w:val="19"/>
+        </w:rPr>
+        <w:t xml:space="preserve">.</w:t>
+      </w:r>
+    </w:p>
+    <w:p>
+      <w:pPr>
         <w:pStyle w:val="TutorialObserve"/>
         <w:shd w:fill="FFF4D6" w:val="clear"/>
         <w:pBdr>
@@ -5032,6 +6402,244 @@
     </w:p>
     <w:p>
       <w:pPr>
+        <w:pStyle w:val="ListBody"/>
+      </w:pPr>
+      <w:r>
+        <w:rPr>
+          <w:rFonts w:ascii="Aptos" w:hAnsi="Aptos"/>
+          <w:color w:val="1F2937"/>
+          <w:sz w:val="19"/>
+        </w:rPr>
+        <w:t xml:space="preserve">Perintah pembuatan berkas tahap ini (diverifikasi pada Laravel 13.25; baris # INFO adalah output nyata). Jalankan dari root repository, lalu isi berkas sesuai langkah di atas.</w:t>
+      </w:r>
+    </w:p>
+    <w:p>
+      <w:pPr>
+        <w:pStyle w:val="CodeHeader"/>
+        <w:shd w:fill="2D2D30"/>
+        <w:pBdr>
+          <w:left w:val="single" w:sz="4" w:space="8" w:color="2D2D30"/>
+        </w:pBdr>
+      </w:pPr>
+      <w:r>
+        <w:rPr>
+          <w:rFonts w:ascii="Consolas" w:hAnsi="Consolas"/>
+          <w:b/>
+          <w:color w:val="FFFFFF"/>
+          <w:sz w:val="16"/>
+        </w:rPr>
+        <w:t xml:space="preserve">BUAT FILE — MODUL 13 TAHAP 7   •   terminal pada root repository   •   BASH</w:t>
+      </w:r>
+    </w:p>
+    <w:p>
+      <w:pPr>
+        <w:pStyle w:val="CodeBlock"/>
+        <w:shd w:fill="1E1E1E"/>
+        <w:pBdr>
+          <w:left w:val="single" w:sz="4" w:space="8" w:color="1E1E1E"/>
+        </w:pBdr>
+      </w:pPr>
+      <w:r>
+        <w:rPr>
+          <w:rFonts w:ascii="Consolas" w:hAnsi="Consolas"/>
+          <w:color w:val="D4D4D4"/>
+          <w:sz w:val="16"/>
+        </w:rPr>
+        <w:t xml:space="preserve">php artisan make:test FinanceFlowTest --phpunit</w:t>
+        <w:br/>
+      </w:r>
+      <w:r>
+        <w:rPr>
+          <w:rFonts w:ascii="Consolas" w:hAnsi="Consolas"/>
+          <w:color w:val="6A9955"/>
+          <w:sz w:val="16"/>
+        </w:rPr>
+        <w:t xml:space="preserve">#   INFO Test [tests/Feature/FinanceFlowTest.php] created successfully.</w:t>
+        <w:br/>
+      </w:r>
+      <w:r>
+        <w:rPr>
+          <w:rFonts w:ascii="Consolas" w:hAnsi="Consolas"/>
+          <w:color w:val="6A9955"/>
+          <w:sz w:val="16"/>
+        </w:rPr>
+        <w:t xml:space="preserve"># manual (shell)</w:t>
+        <w:br/>
+      </w:r>
+      <w:r>
+        <w:rPr>
+          <w:rFonts w:ascii="Consolas" w:hAnsi="Consolas"/>
+          <w:color w:val="D4D4D4"/>
+          <w:sz w:val="16"/>
+        </w:rPr>
+        <w:t xml:space="preserve">mkdir -p evidence/pertemuan-13/screenshots</w:t>
+        <w:br/>
+      </w:r>
+      <w:r>
+        <w:rPr>
+          <w:rFonts w:ascii="Consolas" w:hAnsi="Consolas"/>
+          <w:color w:val="D4D4D4"/>
+          <w:sz w:val="16"/>
+        </w:rPr>
+        <w:t xml:space="preserve">touch evidence/pertemuan-13/RINGKASAN.md</w:t>
+        <w:br/>
+      </w:r>
+      <w:r>
+        <w:rPr>
+          <w:rFonts w:ascii="Consolas" w:hAnsi="Consolas"/>
+          <w:color w:val="D4D4D4"/>
+          <w:sz w:val="16"/>
+        </w:rPr>
+        <w:t xml:space="preserve">php artisan test --compact --filter="TenantLedgerReportTest|WithdrawalServiceTest|FinanceFlowTest" &gt; evidence/pertemuan-13/test-finance.txt</w:t>
+      </w:r>
+    </w:p>
+    <w:p>
+      <w:pPr>
+        <w:pStyle w:val="ListBody"/>
+        <w:numPr>
+          <w:ilvl w:val="0"/>
+          <w:numId w:val="10"/>
+        </w:numPr>
+      </w:pPr>
+      <w:r>
+        <w:rPr>
+          <w:rFonts w:ascii="Consolas" w:hAnsi="Consolas"/>
+          <w:color w:val="C11B12"/>
+          <w:sz w:val="17"/>
+          <w:shd w:fill="ECEFF3"/>
+        </w:rPr>
+        <w:t xml:space="preserve">php artisan make:test FinanceFlowTest --phpunit</w:t>
+      </w:r>
+      <w:r>
+        <w:rPr>
+          <w:rFonts w:ascii="Aptos" w:hAnsi="Aptos"/>
+          <w:color w:val="1F2937"/>
+          <w:sz w:val="19"/>
+        </w:rPr>
+        <w:t xml:space="preserve"> — Feature test alur keuangan: panel (non-anggota 403), request via panel, review admin lintas kantin 403, ekspor CSV, halaman merender komponen modul. Hasil: </w:t>
+      </w:r>
+      <w:r>
+        <w:rPr>
+          <w:rFonts w:ascii="Consolas" w:hAnsi="Consolas"/>
+          <w:color w:val="C11B12"/>
+          <w:sz w:val="17"/>
+          <w:shd w:fill="ECEFF3"/>
+        </w:rPr>
+        <w:t xml:space="preserve">tests/Feature/FinanceFlowTest.php</w:t>
+      </w:r>
+      <w:r>
+        <w:rPr>
+          <w:rFonts w:ascii="Aptos" w:hAnsi="Aptos"/>
+          <w:color w:val="1F2937"/>
+          <w:sz w:val="19"/>
+        </w:rPr>
+        <w:t xml:space="preserve">.</w:t>
+      </w:r>
+    </w:p>
+    <w:p>
+      <w:pPr>
+        <w:pStyle w:val="ListBody"/>
+        <w:numPr>
+          <w:ilvl w:val="0"/>
+          <w:numId w:val="10"/>
+        </w:numPr>
+      </w:pPr>
+      <w:r>
+        <w:rPr>
+          <w:rFonts w:ascii="Aptos" w:hAnsi="Aptos"/>
+          <w:color w:val="1F2937"/>
+          <w:sz w:val="19"/>
+        </w:rPr>
+        <w:t xml:space="preserve">Manual: </w:t>
+      </w:r>
+      <w:r>
+        <w:rPr>
+          <w:rFonts w:ascii="Consolas" w:hAnsi="Consolas"/>
+          <w:color w:val="C11B12"/>
+          <w:sz w:val="17"/>
+          <w:shd w:fill="ECEFF3"/>
+        </w:rPr>
+        <w:t xml:space="preserve">mkdir -p evidence/pertemuan-13/screenshots</w:t>
+      </w:r>
+      <w:r>
+        <w:rPr>
+          <w:rFonts w:ascii="Aptos" w:hAnsi="Aptos"/>
+          <w:color w:val="1F2937"/>
+          <w:sz w:val="19"/>
+        </w:rPr>
+        <w:t xml:space="preserve"> — Ringkasan evidence, hasil test keuangan, dan screenshot di evidence/pertemuan-13/screenshots/. Hasil: </w:t>
+      </w:r>
+      <w:r>
+        <w:rPr>
+          <w:rFonts w:ascii="Consolas" w:hAnsi="Consolas"/>
+          <w:color w:val="C11B12"/>
+          <w:sz w:val="17"/>
+          <w:shd w:fill="ECEFF3"/>
+        </w:rPr>
+        <w:t xml:space="preserve">evidence/pertemuan-13/RINGKASAN.md</w:t>
+      </w:r>
+      <w:r>
+        <w:rPr>
+          <w:rFonts w:ascii="Aptos" w:hAnsi="Aptos"/>
+          <w:color w:val="1F2937"/>
+          <w:sz w:val="19"/>
+        </w:rPr>
+        <w:t xml:space="preserve">, </w:t>
+      </w:r>
+      <w:r>
+        <w:rPr>
+          <w:rFonts w:ascii="Consolas" w:hAnsi="Consolas"/>
+          <w:color w:val="C11B12"/>
+          <w:sz w:val="17"/>
+          <w:shd w:fill="ECEFF3"/>
+        </w:rPr>
+        <w:t xml:space="preserve">evidence/pertemuan-13/test-finance.txt</w:t>
+      </w:r>
+      <w:r>
+        <w:rPr>
+          <w:rFonts w:ascii="Aptos" w:hAnsi="Aptos"/>
+          <w:color w:val="1F2937"/>
+          <w:sz w:val="19"/>
+        </w:rPr>
+        <w:t xml:space="preserve">, </w:t>
+      </w:r>
+      <w:r>
+        <w:rPr>
+          <w:rFonts w:ascii="Consolas" w:hAnsi="Consolas"/>
+          <w:color w:val="C11B12"/>
+          <w:sz w:val="17"/>
+          <w:shd w:fill="ECEFF3"/>
+        </w:rPr>
+        <w:t xml:space="preserve">evidence/pertemuan-13/screenshots/m13-finance.png</w:t>
+      </w:r>
+      <w:r>
+        <w:rPr>
+          <w:rFonts w:ascii="Aptos" w:hAnsi="Aptos"/>
+          <w:color w:val="1F2937"/>
+          <w:sz w:val="19"/>
+        </w:rPr>
+        <w:t xml:space="preserve">, </w:t>
+      </w:r>
+      <w:r>
+        <w:rPr>
+          <w:rFonts w:ascii="Consolas" w:hAnsi="Consolas"/>
+          <w:color w:val="C11B12"/>
+          <w:sz w:val="17"/>
+          <w:shd w:fill="ECEFF3"/>
+        </w:rPr>
+        <w:t xml:space="preserve">evidence/pertemuan-13/screenshots/m13-reporting-module.png</w:t>
+      </w:r>
+      <w:r>
+        <w:rPr>
+          <w:rFonts w:ascii="Aptos" w:hAnsi="Aptos"/>
+          <w:color w:val="1F2937"/>
+          <w:sz w:val="19"/>
+        </w:rPr>
+        <w:t xml:space="preserve">.</w:t>
+      </w:r>
+    </w:p>
+    <w:p>
+      <w:pPr>
         <w:pStyle w:val="TutorialObserve"/>
         <w:shd w:fill="FFF4D6" w:val="clear"/>
         <w:pBdr>
@@ -5114,85 +6722,302 @@
     <w:p>
       <w:pPr>
         <w:pStyle w:val="CodeHeader"/>
-        <w:keepNext/>
+        <w:shd w:fill="2D2D30"/>
         <w:pBdr>
-          <w:left w:val="single" w:sz="12" w:space="8" w:color="B8DDE0"/>
+          <w:left w:val="single" w:sz="4" w:space="8" w:color="2D2D30"/>
         </w:pBdr>
-        <w:shd w:val="clear" w:color="auto" w:fill="E4EAED"/>
       </w:pPr>
       <w:r>
         <w:rPr>
           <w:rFonts w:ascii="Consolas" w:hAnsi="Consolas"/>
           <w:b/>
-          <w:color w:val="262626"/>
-          <w:sz w:val="16"/>
-        </w:rPr>
-        <w:t xml:space="preserve">Lokasi: terminal pada root repository kantin-multi-tenant   •   MODUL 13 — TERMINAL   •   BASH</w:t>
+          <w:color w:val="FFFFFF"/>
+          <w:sz w:val="16"/>
+        </w:rPr>
+        <w:t>Lokasi: terminal pada root repository kantin-multi-tenant   •   MODUL 13 — TERMINAL   •   BASH</w:t>
       </w:r>
     </w:p>
     <w:p>
       <w:pPr>
         <w:pStyle w:val="CodeBlock"/>
+        <w:shd w:fill="1E1E1E"/>
         <w:pBdr>
-          <w:left w:val="single" w:sz="12" w:space="8" w:color="B8DDE0"/>
+          <w:left w:val="single" w:sz="4" w:space="8" w:color="1E1E1E"/>
         </w:pBdr>
-        <w:shd w:val="clear" w:color="auto" w:fill="F2F3F7"/>
       </w:pPr>
       <w:r>
         <w:rPr>
           <w:rFonts w:ascii="Consolas" w:hAnsi="Consolas"/>
-          <w:b/>
-          <w:color w:val="000080"/>
-          <w:sz w:val="16"/>
-        </w:rPr>
-        <w:t xml:space="preserve">php</w:t>
+          <w:color w:val="4EC9B0"/>
+          <w:sz w:val="16"/>
+        </w:rPr>
+        <w:t>php</w:t>
       </w:r>
       <w:r>
         <w:rPr>
           <w:rFonts w:ascii="Consolas" w:hAnsi="Consolas"/>
-          <w:color w:val="262626"/>
+          <w:color w:val="D4D4D4"/>
           <w:sz w:val="16"/>
         </w:rPr>
         <w:t xml:space="preserve"> artisan test</w:t>
-      </w:r>
-      <w:r>
         <w:br/>
+        <w:t xml:space="preserve">./vendor/bin/pint --test</w:t>
+        <w:br/>
       </w:r>
       <w:r>
         <w:rPr>
           <w:rFonts w:ascii="Consolas" w:hAnsi="Consolas"/>
-          <w:color w:val="262626"/>
-          <w:sz w:val="16"/>
-        </w:rPr>
-        <w:t xml:space="preserve">./vendor/bin/pint </w:t>
+          <w:color w:val="4EC9B0"/>
+          <w:sz w:val="16"/>
+        </w:rPr>
+        <w:t>npm</w:t>
       </w:r>
       <w:r>
         <w:rPr>
           <w:rFonts w:ascii="Consolas" w:hAnsi="Consolas"/>
-          <w:color w:val="0073E6"/>
-          <w:sz w:val="16"/>
-        </w:rPr>
-        <w:t xml:space="preserve">--test</w:t>
-      </w:r>
-      <w:r>
-        <w:br/>
+          <w:color w:val="D4D4D4"/>
+          <w:sz w:val="16"/>
+        </w:rPr>
+        <w:t xml:space="preserve"> run build</w:t>
+      </w:r>
+    </w:p>
+    <w:p>
+      <w:pPr>
+        <w:pStyle w:val="Heading3"/>
+      </w:pPr>
+      <w:r>
+        <w:t xml:space="preserve">Output Nyata Terverifikasi</w:t>
+      </w:r>
+    </w:p>
+    <w:p>
+      <w:pPr>
+        <w:pStyle w:val="ListBody"/>
+      </w:pPr>
+      <w:r>
+        <w:t xml:space="preserve">Panel keuangan tenant — diverifikasi live (login operator tenant): Saldo Tersedia Rp 42.500, Penjualan Kotor Rp 50.000, Komisi Rp 7.500, Rekonsiliasi Ledger berstatus cocok (ledger = saldo materialisasi), disertai formulir Ajukan Penarikan dan tautan Ekspor CSV ledger.</w:t>
+      </w:r>
+    </w:p>
+    <w:p>
+      <w:pPr>
+        <w:jc w:val="center"/>
+        <w:spacing w:before="80" w:after="40"/>
+      </w:pPr>
+      <w:r>
+        <w:drawing>
+          <wp:inline distT="0" distB="0" distL="0" distR="0">
+            <wp:extent cx="5486400" cy="3810000"/>
+            <wp:effectExtent l="0" t="0" r="0" b="0"/>
+            <wp:docPr id="9131" name="M13 finance"/>
+            <wp:cNvGraphicFramePr>
+              <a:graphicFrameLocks xmlns:a="http://schemas.openxmlformats.org/drawingml/2006/main" noChangeAspect="1"/>
+            </wp:cNvGraphicFramePr>
+            <a:graphic xmlns:a="http://schemas.openxmlformats.org/drawingml/2006/main">
+              <a:graphicData uri="http://schemas.openxmlformats.org/drawingml/2006/picture">
+                <pic:pic xmlns:pic="http://schemas.openxmlformats.org/drawingml/2006/picture">
+                  <pic:nvPicPr>
+                    <pic:cNvPr id="9131" name="M13 finance"/>
+                    <pic:cNvPicPr/>
+                  </pic:nvPicPr>
+                  <pic:blipFill>
+                    <a:blip r:embed="rId913"/>
+                    <a:stretch>
+                      <a:fillRect/>
+                    </a:stretch>
+                  </pic:blipFill>
+                  <pic:spPr>
+                    <a:xfrm>
+                      <a:off x="0" y="0"/>
+                      <a:ext cx="5486400" cy="3810000"/>
+                    </a:xfrm>
+                    <a:prstGeom prst="rect">
+                      <a:avLst/>
+                    </a:prstGeom>
+                  </pic:spPr>
+                </pic:pic>
+              </a:graphicData>
+            </a:graphic>
+          </wp:inline>
+        </w:drawing>
+      </w:r>
+    </w:p>
+    <w:p>
+      <w:pPr>
+        <w:pStyle w:val="Heading3"/>
+      </w:pPr>
+      <w:r>
+        <w:t xml:space="preserve">Output Nyata Terverifikasi — Keuangan (Reporting) dan Penarikan (Payments)</w:t>
+      </w:r>
+    </w:p>
+    <w:p>
+      <w:pPr>
+        <w:pStyle w:val="ListBody"/>
+      </w:pPr>
+      <w:r>
+        <w:rPr>
+          <w:rFonts w:ascii="Aptos" w:hAnsi="Aptos"/>
+          <w:color w:val="1F2937"/>
+          <w:sz w:val="19"/>
+        </w:rPr>
+        <w:t xml:space="preserve">Bukti eksekusi nyata pada branch </w:t>
       </w:r>
       <w:r>
         <w:rPr>
           <w:rFonts w:ascii="Consolas" w:hAnsi="Consolas"/>
-          <w:b/>
-          <w:color w:val="000080"/>
-          <w:sz w:val="16"/>
-        </w:rPr>
-        <w:t xml:space="preserve">npm</w:t>
+          <w:color w:val="C11B12"/>
+          <w:sz w:val="17"/>
+          <w:shd w:fill="ECEFF3"/>
+        </w:rPr>
+        <w:t xml:space="preserve">feat/pertemuan-13-reporting-v2</w:t>
+      </w:r>
+      <w:r>
+        <w:rPr>
+          <w:rFonts w:ascii="Aptos" w:hAnsi="Aptos"/>
+          <w:color w:val="1F2937"/>
+          <w:sz w:val="19"/>
+        </w:rPr>
+        <w:t xml:space="preserve">: laporan, rekonsiliasi, ekspor CSV, dan panel keuangan tenant berada di </w:t>
       </w:r>
       <w:r>
         <w:rPr>
           <w:rFonts w:ascii="Consolas" w:hAnsi="Consolas"/>
-          <w:color w:val="262626"/>
-          <w:sz w:val="16"/>
-        </w:rPr>
-        <w:t xml:space="preserve"> run build</w:t>
+          <w:color w:val="C11B12"/>
+          <w:sz w:val="17"/>
+          <w:shd w:fill="ECEFF3"/>
+        </w:rPr>
+        <w:t xml:space="preserve">app/Modules/Reporting</w:t>
+      </w:r>
+      <w:r>
+        <w:rPr>
+          <w:rFonts w:ascii="Aptos" w:hAnsi="Aptos"/>
+          <w:color w:val="1F2937"/>
+          <w:sz w:val="19"/>
+        </w:rPr>
+        <w:t xml:space="preserve"> (</w:t>
+      </w:r>
+      <w:r>
+        <w:rPr>
+          <w:rFonts w:ascii="Consolas" w:hAnsi="Consolas"/>
+          <w:color w:val="C11B12"/>
+          <w:sz w:val="17"/>
+          <w:shd w:fill="ECEFF3"/>
+        </w:rPr>
+        <w:t xml:space="preserve">reporting::finance-panel</w:t>
+      </w:r>
+      <w:r>
+        <w:rPr>
+          <w:rFonts w:ascii="Aptos" w:hAnsi="Aptos"/>
+          <w:color w:val="1F2937"/>
+          <w:sz w:val="19"/>
+        </w:rPr>
+        <w:t xml:space="preserve">, route </w:t>
+      </w:r>
+      <w:r>
+        <w:rPr>
+          <w:rFonts w:ascii="Consolas" w:hAnsi="Consolas"/>
+          <w:color w:val="C11B12"/>
+          <w:sz w:val="17"/>
+          <w:shd w:fill="ECEFF3"/>
+        </w:rPr>
+        <w:t xml:space="preserve">tenant.finance*</w:t>
+      </w:r>
+      <w:r>
+        <w:rPr>
+          <w:rFonts w:ascii="Aptos" w:hAnsi="Aptos"/>
+          <w:color w:val="1F2937"/>
+          <w:sz w:val="19"/>
+        </w:rPr>
+        <w:t xml:space="preserve">), sedangkan penarikan dan peninjauan admin berada di modul Payments (</w:t>
+      </w:r>
+      <w:r>
+        <w:rPr>
+          <w:rFonts w:ascii="Consolas" w:hAnsi="Consolas"/>
+          <w:color w:val="C11B12"/>
+          <w:sz w:val="17"/>
+          <w:shd w:fill="ECEFF3"/>
+        </w:rPr>
+        <w:t xml:space="preserve">payments::withdrawal-review</w:t>
+      </w:r>
+      <w:r>
+        <w:rPr>
+          <w:rFonts w:ascii="Aptos" w:hAnsi="Aptos"/>
+          <w:color w:val="1F2937"/>
+          <w:sz w:val="19"/>
+        </w:rPr>
+        <w:t xml:space="preserve">, route </w:t>
+      </w:r>
+      <w:r>
+        <w:rPr>
+          <w:rFonts w:ascii="Consolas" w:hAnsi="Consolas"/>
+          <w:color w:val="C11B12"/>
+          <w:sz w:val="17"/>
+          <w:shd w:fill="ECEFF3"/>
+        </w:rPr>
+        <w:t xml:space="preserve">admin.withdrawals.index</w:t>
+      </w:r>
+      <w:r>
+        <w:rPr>
+          <w:rFonts w:ascii="Aptos" w:hAnsi="Aptos"/>
+          <w:color w:val="1F2937"/>
+          <w:sz w:val="19"/>
+        </w:rPr>
+        <w:t xml:space="preserve">); uji keuangan dan suite penuh hijau.</w:t>
+      </w:r>
+    </w:p>
+    <w:p>
+      <w:pPr>
+        <w:jc w:val="center"/>
+        <w:spacing w:before="80" w:after="40"/>
+      </w:pPr>
+      <w:r>
+        <w:drawing>
+          <wp:inline distT="0" distB="0" distL="0" distR="0">
+            <wp:extent cx="5943600" cy="4294897"/>
+            <wp:effectExtent l="0" t="0" r="0" b="0"/>
+            <wp:docPr id="95121" name="M13 modul Reporting dan Payments"/>
+            <wp:cNvGraphicFramePr>
+              <a:graphicFrameLocks xmlns:a="http://schemas.openxmlformats.org/drawingml/2006/main" noChangeAspect="1"/>
+            </wp:cNvGraphicFramePr>
+            <a:graphic xmlns:a="http://schemas.openxmlformats.org/drawingml/2006/main">
+              <a:graphicData uri="http://schemas.openxmlformats.org/drawingml/2006/picture">
+                <pic:pic xmlns:pic="http://schemas.openxmlformats.org/drawingml/2006/picture">
+                  <pic:nvPicPr>
+                    <pic:cNvPr id="95121" name="M13 modul Reporting dan Payments"/>
+                    <pic:cNvPicPr/>
+                  </pic:nvPicPr>
+                  <pic:blipFill>
+                    <a:blip r:embed="rId9512"/>
+                    <a:stretch>
+                      <a:fillRect/>
+                    </a:stretch>
+                  </pic:blipFill>
+                  <pic:spPr>
+                    <a:xfrm>
+                      <a:off x="0" y="0"/>
+                      <a:ext cx="5943600" cy="4294897"/>
+                    </a:xfrm>
+                    <a:prstGeom prst="rect">
+                      <a:avLst/>
+                    </a:prstGeom>
+                  </pic:spPr>
+                </pic:pic>
+              </a:graphicData>
+            </a:graphic>
+          </wp:inline>
+        </w:drawing>
+      </w:r>
+    </w:p>
+    <w:p>
+      <w:pPr>
+        <w:jc w:val="center"/>
+        <w:spacing w:after="160"/>
+      </w:pPr>
+      <w:r>
+        <w:rPr>
+          <w:i/>
+          <w:color w:val="6B7280"/>
+          <w:sz w:val="16"/>
+        </w:rPr>
+        <w:t xml:space="preserve">Gambar M13b. Berkas modul Reporting/Payments, route keuangan &amp; penarikan, uji keuangan 12 passed, suite 160 passed.</w:t>
       </w:r>
     </w:p>
     <w:p>
@@ -5519,30 +7344,29 @@
         <w:rPr>
           <w:rFonts w:ascii="Aptos" w:hAnsi="Aptos"/>
         </w:rPr>
-        <w:t>File yang dibuat: 13_reporting/SalesReportQuery.php dan WithdrawalService.php</w:t>
+        <w:t>File yang dibuat: app/Modules/Reporting/Services/TenantLedgerReport.php dan app/Modules/Payments/Services/WithdrawalService.php</w:t>
       </w:r>
     </w:p>
     <w:p>
       <w:pPr>
         <w:pStyle w:val="CodeBlock"/>
+        <w:shd w:fill="1E1E1E" w:val="clear"/>
         <w:pBdr>
-          <w:left w:val="single" w:sz="12" w:space="8" w:color="B8DDE0"/>
+          <w:left w:val="single" w:sz="4" w:space="8" w:color="1E1E1E"/>
         </w:pBdr>
-        <w:shd w:val="clear" w:color="auto" w:fill="F2F3F7"/>
       </w:pPr>
       <w:r>
         <w:rPr>
           <w:rFonts w:ascii="Consolas" w:hAnsi="Consolas"/>
-          <w:b/>
-          <w:color w:val="000080"/>
-          <w:sz w:val="16"/>
-        </w:rPr>
-        <w:t xml:space="preserve">return</w:t>
+          <w:color w:val="569CD6"/>
+          <w:sz w:val="16"/>
+        </w:rPr>
+        <w:t>return</w:t>
       </w:r>
       <w:r>
         <w:rPr>
           <w:rFonts w:ascii="Consolas" w:hAnsi="Consolas"/>
-          <w:color w:val="262626"/>
+          <w:color w:val="D4D4D4"/>
           <w:sz w:val="16"/>
         </w:rPr>
         <w:t xml:space="preserve"> </w:t>
@@ -5550,48 +7374,47 @@
       <w:r>
         <w:rPr>
           <w:rFonts w:ascii="Consolas" w:hAnsi="Consolas"/>
-          <w:color w:val="267F99"/>
-          <w:sz w:val="16"/>
-        </w:rPr>
-        <w:t xml:space="preserve">DB</w:t>
+          <w:color w:val="4EC9B0"/>
+          <w:sz w:val="16"/>
+        </w:rPr>
+        <w:t>DB</w:t>
       </w:r>
       <w:r>
         <w:rPr>
           <w:rFonts w:ascii="Consolas" w:hAnsi="Consolas"/>
-          <w:color w:val="262626"/>
-          <w:sz w:val="16"/>
-        </w:rPr>
-        <w:t xml:space="preserve">::</w:t>
+          <w:color w:val="D4D4D4"/>
+          <w:sz w:val="16"/>
+        </w:rPr>
+        <w:t>::</w:t>
       </w:r>
       <w:r>
         <w:rPr>
           <w:rFonts w:ascii="Consolas" w:hAnsi="Consolas"/>
-          <w:color w:val="795E26"/>
-          <w:sz w:val="16"/>
-        </w:rPr>
-        <w:t xml:space="preserve">transaction</w:t>
+          <w:color w:val="DCDCAA"/>
+          <w:sz w:val="16"/>
+        </w:rPr>
+        <w:t>transaction</w:t>
       </w:r>
       <w:r>
         <w:rPr>
           <w:rFonts w:ascii="Consolas" w:hAnsi="Consolas"/>
-          <w:color w:val="262626"/>
-          <w:sz w:val="16"/>
-        </w:rPr>
-        <w:t xml:space="preserve">(</w:t>
+          <w:color w:val="D4D4D4"/>
+          <w:sz w:val="16"/>
+        </w:rPr>
+        <w:t>(</w:t>
       </w:r>
       <w:r>
         <w:rPr>
           <w:rFonts w:ascii="Consolas" w:hAnsi="Consolas"/>
-          <w:b/>
-          <w:color w:val="000080"/>
-          <w:sz w:val="16"/>
-        </w:rPr>
-        <w:t xml:space="preserve">function</w:t>
+          <w:color w:val="569CD6"/>
+          <w:sz w:val="16"/>
+        </w:rPr>
+        <w:t>function</w:t>
       </w:r>
       <w:r>
         <w:rPr>
           <w:rFonts w:ascii="Consolas" w:hAnsi="Consolas"/>
-          <w:color w:val="262626"/>
+          <w:color w:val="D4D4D4"/>
           <w:sz w:val="16"/>
         </w:rPr>
         <w:t xml:space="preserve"> () </w:t>
@@ -5599,16 +7422,15 @@
       <w:r>
         <w:rPr>
           <w:rFonts w:ascii="Consolas" w:hAnsi="Consolas"/>
-          <w:b/>
-          <w:color w:val="000080"/>
-          <w:sz w:val="16"/>
-        </w:rPr>
-        <w:t xml:space="preserve">use</w:t>
+          <w:color w:val="569CD6"/>
+          <w:sz w:val="16"/>
+        </w:rPr>
+        <w:t>use</w:t>
       </w:r>
       <w:r>
         <w:rPr>
           <w:rFonts w:ascii="Consolas" w:hAnsi="Consolas"/>
-          <w:color w:val="262626"/>
+          <w:color w:val="D4D4D4"/>
           <w:sz w:val="16"/>
         </w:rPr>
         <w:t xml:space="preserve"> (</w:t>
@@ -5616,15 +7438,15 @@
       <w:r>
         <w:rPr>
           <w:rFonts w:ascii="Consolas" w:hAnsi="Consolas"/>
-          <w:color w:val="660E7A"/>
-          <w:sz w:val="16"/>
-        </w:rPr>
-        <w:t xml:space="preserve">$tenantId</w:t>
+          <w:color w:val="9CDCFE"/>
+          <w:sz w:val="16"/>
+        </w:rPr>
+        <w:t>$tenantId</w:t>
       </w:r>
       <w:r>
         <w:rPr>
           <w:rFonts w:ascii="Consolas" w:hAnsi="Consolas"/>
-          <w:color w:val="262626"/>
+          <w:color w:val="D4D4D4"/>
           <w:sz w:val="16"/>
         </w:rPr>
         <w:t xml:space="preserve">, </w:t>
@@ -5632,42 +7454,305 @@
       <w:r>
         <w:rPr>
           <w:rFonts w:ascii="Consolas" w:hAnsi="Consolas"/>
-          <w:color w:val="660E7A"/>
-          <w:sz w:val="16"/>
-        </w:rPr>
-        <w:t xml:space="preserve">$amount</w:t>
+          <w:color w:val="9CDCFE"/>
+          <w:sz w:val="16"/>
+        </w:rPr>
+        <w:t>$amount</w:t>
       </w:r>
       <w:r>
         <w:rPr>
           <w:rFonts w:ascii="Consolas" w:hAnsi="Consolas"/>
-          <w:color w:val="262626"/>
+          <w:color w:val="D4D4D4"/>
           <w:sz w:val="16"/>
         </w:rPr>
         <w:t xml:space="preserve">) {</w:t>
-      </w:r>
-      <w:r>
         <w:br/>
+        <w:t xml:space="preserve">    </w:t>
       </w:r>
       <w:r>
         <w:rPr>
           <w:rFonts w:ascii="Consolas" w:hAnsi="Consolas"/>
-          <w:color w:val="262626"/>
-          <w:sz w:val="16"/>
-        </w:rPr>
+          <w:color w:val="9CDCFE"/>
+          <w:sz w:val="16"/>
+        </w:rPr>
+        <w:t>$balance</w:t>
+      </w:r>
+      <w:r>
+        <w:rPr>
+          <w:rFonts w:ascii="Consolas" w:hAnsi="Consolas"/>
+          <w:color w:val="D4D4D4"/>
+          <w:sz w:val="16"/>
+        </w:rPr>
+        <w:t xml:space="preserve"> = </w:t>
+      </w:r>
+      <w:r>
+        <w:rPr>
+          <w:rFonts w:ascii="Consolas" w:hAnsi="Consolas"/>
+          <w:color w:val="4EC9B0"/>
+          <w:sz w:val="16"/>
+        </w:rPr>
+        <w:t>TenantBalance</w:t>
+      </w:r>
+      <w:r>
+        <w:rPr>
+          <w:rFonts w:ascii="Consolas" w:hAnsi="Consolas"/>
+          <w:color w:val="D4D4D4"/>
+          <w:sz w:val="16"/>
+        </w:rPr>
+        <w:t>::</w:t>
+      </w:r>
+      <w:r>
+        <w:rPr>
+          <w:rFonts w:ascii="Consolas" w:hAnsi="Consolas"/>
+          <w:color w:val="DCDCAA"/>
+          <w:sz w:val="16"/>
+        </w:rPr>
+        <w:t>query</w:t>
+      </w:r>
+      <w:r>
+        <w:rPr>
+          <w:rFonts w:ascii="Consolas" w:hAnsi="Consolas"/>
+          <w:color w:val="D4D4D4"/>
+          <w:sz w:val="16"/>
+        </w:rPr>
+        <w:t>()</w:t>
+        <w:br/>
+        <w:t xml:space="preserve">        -&gt;</w:t>
+      </w:r>
+      <w:r>
+        <w:rPr>
+          <w:rFonts w:ascii="Consolas" w:hAnsi="Consolas"/>
+          <w:color w:val="DCDCAA"/>
+          <w:sz w:val="16"/>
+        </w:rPr>
+        <w:t>whereKey</w:t>
+      </w:r>
+      <w:r>
+        <w:rPr>
+          <w:rFonts w:ascii="Consolas" w:hAnsi="Consolas"/>
+          <w:color w:val="D4D4D4"/>
+          <w:sz w:val="16"/>
+        </w:rPr>
+        <w:t>(</w:t>
+      </w:r>
+      <w:r>
+        <w:rPr>
+          <w:rFonts w:ascii="Consolas" w:hAnsi="Consolas"/>
+          <w:color w:val="9CDCFE"/>
+          <w:sz w:val="16"/>
+        </w:rPr>
+        <w:t>$tenantId</w:t>
+      </w:r>
+      <w:r>
+        <w:rPr>
+          <w:rFonts w:ascii="Consolas" w:hAnsi="Consolas"/>
+          <w:color w:val="D4D4D4"/>
+          <w:sz w:val="16"/>
+        </w:rPr>
+        <w:t>)</w:t>
+        <w:br/>
+        <w:t xml:space="preserve">        -&gt;</w:t>
+      </w:r>
+      <w:r>
+        <w:rPr>
+          <w:rFonts w:ascii="Consolas" w:hAnsi="Consolas"/>
+          <w:color w:val="DCDCAA"/>
+          <w:sz w:val="16"/>
+        </w:rPr>
+        <w:t>lockForUpdate</w:t>
+      </w:r>
+      <w:r>
+        <w:rPr>
+          <w:rFonts w:ascii="Consolas" w:hAnsi="Consolas"/>
+          <w:color w:val="D4D4D4"/>
+          <w:sz w:val="16"/>
+        </w:rPr>
+        <w:t>()</w:t>
+        <w:br/>
+        <w:t xml:space="preserve">        -&gt;</w:t>
+      </w:r>
+      <w:r>
+        <w:rPr>
+          <w:rFonts w:ascii="Consolas" w:hAnsi="Consolas"/>
+          <w:color w:val="DCDCAA"/>
+          <w:sz w:val="16"/>
+        </w:rPr>
+        <w:t>firstOrFail</w:t>
+      </w:r>
+      <w:r>
+        <w:rPr>
+          <w:rFonts w:ascii="Consolas" w:hAnsi="Consolas"/>
+          <w:color w:val="D4D4D4"/>
+          <w:sz w:val="16"/>
+        </w:rPr>
+        <w:t>();</w:t>
+        <w:br/>
+        <w:br/>
         <w:t xml:space="preserve">    </w:t>
       </w:r>
       <w:r>
         <w:rPr>
           <w:rFonts w:ascii="Consolas" w:hAnsi="Consolas"/>
-          <w:color w:val="660E7A"/>
-          <w:sz w:val="16"/>
-        </w:rPr>
-        <w:t xml:space="preserve">$balance</w:t>
+          <w:color w:val="569CD6"/>
+          <w:sz w:val="16"/>
+        </w:rPr>
+        <w:t>if</w:t>
       </w:r>
       <w:r>
         <w:rPr>
           <w:rFonts w:ascii="Consolas" w:hAnsi="Consolas"/>
-          <w:color w:val="262626"/>
+          <w:color w:val="D4D4D4"/>
+          <w:sz w:val="16"/>
+        </w:rPr>
+        <w:t xml:space="preserve"> (</w:t>
+      </w:r>
+      <w:r>
+        <w:rPr>
+          <w:rFonts w:ascii="Consolas" w:hAnsi="Consolas"/>
+          <w:color w:val="9CDCFE"/>
+          <w:sz w:val="16"/>
+        </w:rPr>
+        <w:t>$amount</w:t>
+      </w:r>
+      <w:r>
+        <w:rPr>
+          <w:rFonts w:ascii="Consolas" w:hAnsi="Consolas"/>
+          <w:color w:val="D4D4D4"/>
+          <w:sz w:val="16"/>
+        </w:rPr>
+        <w:t xml:space="preserve"> &lt;= </w:t>
+      </w:r>
+      <w:r>
+        <w:rPr>
+          <w:rFonts w:ascii="Consolas" w:hAnsi="Consolas"/>
+          <w:color w:val="B5CEA8"/>
+          <w:sz w:val="16"/>
+        </w:rPr>
+        <w:t>0</w:t>
+      </w:r>
+      <w:r>
+        <w:rPr>
+          <w:rFonts w:ascii="Consolas" w:hAnsi="Consolas"/>
+          <w:color w:val="D4D4D4"/>
+          <w:sz w:val="16"/>
+        </w:rPr>
+        <w:t xml:space="preserve"> || </w:t>
+      </w:r>
+      <w:r>
+        <w:rPr>
+          <w:rFonts w:ascii="Consolas" w:hAnsi="Consolas"/>
+          <w:color w:val="9CDCFE"/>
+          <w:sz w:val="16"/>
+        </w:rPr>
+        <w:t>$balance</w:t>
+      </w:r>
+      <w:r>
+        <w:rPr>
+          <w:rFonts w:ascii="Consolas" w:hAnsi="Consolas"/>
+          <w:color w:val="D4D4D4"/>
+          <w:sz w:val="16"/>
+        </w:rPr>
+        <w:t xml:space="preserve">-&gt;available_amount &lt; </w:t>
+      </w:r>
+      <w:r>
+        <w:rPr>
+          <w:rFonts w:ascii="Consolas" w:hAnsi="Consolas"/>
+          <w:color w:val="9CDCFE"/>
+          <w:sz w:val="16"/>
+        </w:rPr>
+        <w:t>$amount</w:t>
+      </w:r>
+      <w:r>
+        <w:rPr>
+          <w:rFonts w:ascii="Consolas" w:hAnsi="Consolas"/>
+          <w:color w:val="D4D4D4"/>
+          <w:sz w:val="16"/>
+        </w:rPr>
+        <w:t xml:space="preserve">) {</w:t>
+        <w:br/>
+        <w:t xml:space="preserve">        </w:t>
+      </w:r>
+      <w:r>
+        <w:rPr>
+          <w:rFonts w:ascii="Consolas" w:hAnsi="Consolas"/>
+          <w:color w:val="569CD6"/>
+          <w:sz w:val="16"/>
+        </w:rPr>
+        <w:t>throw</w:t>
+      </w:r>
+      <w:r>
+        <w:rPr>
+          <w:rFonts w:ascii="Consolas" w:hAnsi="Consolas"/>
+          <w:color w:val="D4D4D4"/>
+          <w:sz w:val="16"/>
+        </w:rPr>
+        <w:t xml:space="preserve"> </w:t>
+      </w:r>
+      <w:r>
+        <w:rPr>
+          <w:rFonts w:ascii="Consolas" w:hAnsi="Consolas"/>
+          <w:color w:val="569CD6"/>
+          <w:sz w:val="16"/>
+        </w:rPr>
+        <w:t>new</w:t>
+      </w:r>
+      <w:r>
+        <w:rPr>
+          <w:rFonts w:ascii="Consolas" w:hAnsi="Consolas"/>
+          <w:color w:val="D4D4D4"/>
+          <w:sz w:val="16"/>
+        </w:rPr>
+        <w:t xml:space="preserve"> </w:t>
+      </w:r>
+      <w:r>
+        <w:rPr>
+          <w:rFonts w:ascii="Consolas" w:hAnsi="Consolas"/>
+          <w:color w:val="DCDCAA"/>
+          <w:sz w:val="16"/>
+        </w:rPr>
+        <w:t>DomainException</w:t>
+      </w:r>
+      <w:r>
+        <w:rPr>
+          <w:rFonts w:ascii="Consolas" w:hAnsi="Consolas"/>
+          <w:color w:val="D4D4D4"/>
+          <w:sz w:val="16"/>
+        </w:rPr>
+        <w:t>(</w:t>
+      </w:r>
+      <w:r>
+        <w:rPr>
+          <w:rFonts w:ascii="Consolas" w:hAnsi="Consolas"/>
+          <w:color w:val="CE9178"/>
+          <w:sz w:val="16"/>
+        </w:rPr>
+        <w:t>'Saldo tidak mencukupi.'</w:t>
+      </w:r>
+      <w:r>
+        <w:rPr>
+          <w:rFonts w:ascii="Consolas" w:hAnsi="Consolas"/>
+          <w:color w:val="D4D4D4"/>
+          <w:sz w:val="16"/>
+        </w:rPr>
+        <w:t>);</w:t>
+        <w:br/>
+        <w:t xml:space="preserve">    }</w:t>
+        <w:br/>
+        <w:br/>
+        <w:t xml:space="preserve">    </w:t>
+      </w:r>
+      <w:r>
+        <w:rPr>
+          <w:rFonts w:ascii="Consolas" w:hAnsi="Consolas"/>
+          <w:color w:val="9CDCFE"/>
+          <w:sz w:val="16"/>
+        </w:rPr>
+        <w:t>$withdrawal</w:t>
+      </w:r>
+      <w:r>
+        <w:rPr>
+          <w:rFonts w:ascii="Consolas" w:hAnsi="Consolas"/>
+          <w:color w:val="D4D4D4"/>
           <w:sz w:val="16"/>
         </w:rPr>
         <w:t xml:space="preserve"> = </w:t>
@@ -5675,786 +7760,326 @@
       <w:r>
         <w:rPr>
           <w:rFonts w:ascii="Consolas" w:hAnsi="Consolas"/>
-          <w:color w:val="267F99"/>
-          <w:sz w:val="16"/>
-        </w:rPr>
-        <w:t xml:space="preserve">TenantBalance</w:t>
+          <w:color w:val="4EC9B0"/>
+          <w:sz w:val="16"/>
+        </w:rPr>
+        <w:t>Withdrawal</w:t>
       </w:r>
       <w:r>
         <w:rPr>
           <w:rFonts w:ascii="Consolas" w:hAnsi="Consolas"/>
-          <w:color w:val="262626"/>
-          <w:sz w:val="16"/>
-        </w:rPr>
-        <w:t xml:space="preserve">::</w:t>
+          <w:color w:val="D4D4D4"/>
+          <w:sz w:val="16"/>
+        </w:rPr>
+        <w:t>::</w:t>
       </w:r>
       <w:r>
         <w:rPr>
           <w:rFonts w:ascii="Consolas" w:hAnsi="Consolas"/>
-          <w:color w:val="795E26"/>
-          <w:sz w:val="16"/>
-        </w:rPr>
-        <w:t xml:space="preserve">query</w:t>
+          <w:color w:val="DCDCAA"/>
+          <w:sz w:val="16"/>
+        </w:rPr>
+        <w:t>withoutGlobalScopes</w:t>
       </w:r>
       <w:r>
         <w:rPr>
           <w:rFonts w:ascii="Consolas" w:hAnsi="Consolas"/>
-          <w:color w:val="262626"/>
-          <w:sz w:val="16"/>
-        </w:rPr>
-        <w:t xml:space="preserve">()</w:t>
-      </w:r>
-      <w:r>
+          <w:color w:val="D4D4D4"/>
+          <w:sz w:val="16"/>
+        </w:rPr>
+        <w:t>()-&gt;</w:t>
+      </w:r>
+      <w:r>
+        <w:rPr>
+          <w:rFonts w:ascii="Consolas" w:hAnsi="Consolas"/>
+          <w:color w:val="DCDCAA"/>
+          <w:sz w:val="16"/>
+        </w:rPr>
+        <w:t>create</w:t>
+      </w:r>
+      <w:r>
+        <w:rPr>
+          <w:rFonts w:ascii="Consolas" w:hAnsi="Consolas"/>
+          <w:color w:val="D4D4D4"/>
+          <w:sz w:val="16"/>
+        </w:rPr>
+        <w:t>([...]);</w:t>
         <w:br/>
+        <w:br/>
+        <w:t xml:space="preserve">    </w:t>
       </w:r>
       <w:r>
         <w:rPr>
           <w:rFonts w:ascii="Consolas" w:hAnsi="Consolas"/>
-          <w:color w:val="262626"/>
-          <w:sz w:val="16"/>
-        </w:rPr>
-        <w:t xml:space="preserve">        -&gt;</w:t>
+          <w:color w:val="4EC9B0"/>
+          <w:sz w:val="16"/>
+        </w:rPr>
+        <w:t>LedgerEntry</w:t>
       </w:r>
       <w:r>
         <w:rPr>
           <w:rFonts w:ascii="Consolas" w:hAnsi="Consolas"/>
-          <w:color w:val="795E26"/>
-          <w:sz w:val="16"/>
-        </w:rPr>
-        <w:t xml:space="preserve">whereKey</w:t>
+          <w:color w:val="D4D4D4"/>
+          <w:sz w:val="16"/>
+        </w:rPr>
+        <w:t>::</w:t>
       </w:r>
       <w:r>
         <w:rPr>
           <w:rFonts w:ascii="Consolas" w:hAnsi="Consolas"/>
-          <w:color w:val="262626"/>
-          <w:sz w:val="16"/>
-        </w:rPr>
-        <w:t xml:space="preserve">(</w:t>
+          <w:color w:val="DCDCAA"/>
+          <w:sz w:val="16"/>
+        </w:rPr>
+        <w:t>query</w:t>
       </w:r>
       <w:r>
         <w:rPr>
           <w:rFonts w:ascii="Consolas" w:hAnsi="Consolas"/>
-          <w:color w:val="660E7A"/>
-          <w:sz w:val="16"/>
-        </w:rPr>
-        <w:t xml:space="preserve">$tenantId</w:t>
+          <w:color w:val="D4D4D4"/>
+          <w:sz w:val="16"/>
+        </w:rPr>
+        <w:t>()-&gt;</w:t>
       </w:r>
       <w:r>
         <w:rPr>
           <w:rFonts w:ascii="Consolas" w:hAnsi="Consolas"/>
-          <w:color w:val="262626"/>
-          <w:sz w:val="16"/>
-        </w:rPr>
-        <w:t xml:space="preserve">)</w:t>
-      </w:r>
-      <w:r>
+          <w:color w:val="DCDCAA"/>
+          <w:sz w:val="16"/>
+        </w:rPr>
+        <w:t>create</w:t>
+      </w:r>
+      <w:r>
+        <w:rPr>
+          <w:rFonts w:ascii="Consolas" w:hAnsi="Consolas"/>
+          <w:color w:val="D4D4D4"/>
+          <w:sz w:val="16"/>
+        </w:rPr>
+        <w:t>([</w:t>
         <w:br/>
+        <w:t xml:space="preserve">        </w:t>
       </w:r>
       <w:r>
         <w:rPr>
           <w:rFonts w:ascii="Consolas" w:hAnsi="Consolas"/>
-          <w:color w:val="262626"/>
-          <w:sz w:val="16"/>
-        </w:rPr>
-        <w:t xml:space="preserve">        -&gt;</w:t>
+          <w:color w:val="CE9178"/>
+          <w:sz w:val="16"/>
+        </w:rPr>
+        <w:t>'entry_type'</w:t>
       </w:r>
       <w:r>
         <w:rPr>
           <w:rFonts w:ascii="Consolas" w:hAnsi="Consolas"/>
-          <w:color w:val="795E26"/>
-          <w:sz w:val="16"/>
-        </w:rPr>
-        <w:t xml:space="preserve">lockForUpdate</w:t>
+          <w:color w:val="D4D4D4"/>
+          <w:sz w:val="16"/>
+        </w:rPr>
+        <w:t xml:space="preserve"> =&gt; </w:t>
       </w:r>
       <w:r>
         <w:rPr>
           <w:rFonts w:ascii="Consolas" w:hAnsi="Consolas"/>
-          <w:color w:val="262626"/>
-          <w:sz w:val="16"/>
-        </w:rPr>
-        <w:t xml:space="preserve">()</w:t>
-      </w:r>
-      <w:r>
+          <w:color w:val="CE9178"/>
+          <w:sz w:val="16"/>
+        </w:rPr>
+        <w:t>'hold'</w:t>
+      </w:r>
+      <w:r>
+        <w:rPr>
+          <w:rFonts w:ascii="Consolas" w:hAnsi="Consolas"/>
+          <w:color w:val="D4D4D4"/>
+          <w:sz w:val="16"/>
+        </w:rPr>
+        <w:t>,</w:t>
         <w:br/>
+        <w:t xml:space="preserve">        </w:t>
       </w:r>
       <w:r>
         <w:rPr>
           <w:rFonts w:ascii="Consolas" w:hAnsi="Consolas"/>
-          <w:color w:val="262626"/>
-          <w:sz w:val="16"/>
-        </w:rPr>
-        <w:t xml:space="preserve">        -&gt;</w:t>
+          <w:color w:val="CE9178"/>
+          <w:sz w:val="16"/>
+        </w:rPr>
+        <w:t>'amount'</w:t>
       </w:r>
       <w:r>
         <w:rPr>
           <w:rFonts w:ascii="Consolas" w:hAnsi="Consolas"/>
-          <w:color w:val="795E26"/>
-          <w:sz w:val="16"/>
-        </w:rPr>
-        <w:t xml:space="preserve">firstOrFail</w:t>
+          <w:color w:val="D4D4D4"/>
+          <w:sz w:val="16"/>
+        </w:rPr>
+        <w:t xml:space="preserve"> =&gt; </w:t>
       </w:r>
       <w:r>
         <w:rPr>
           <w:rFonts w:ascii="Consolas" w:hAnsi="Consolas"/>
-          <w:color w:val="262626"/>
-          <w:sz w:val="16"/>
-        </w:rPr>
-        <w:t xml:space="preserve">();</w:t>
-      </w:r>
-      <w:r>
+          <w:color w:val="9CDCFE"/>
+          <w:sz w:val="16"/>
+        </w:rPr>
+        <w:t>$amount</w:t>
+      </w:r>
+      <w:r>
+        <w:rPr>
+          <w:rFonts w:ascii="Consolas" w:hAnsi="Consolas"/>
+          <w:color w:val="D4D4D4"/>
+          <w:sz w:val="16"/>
+        </w:rPr>
+        <w:t>,</w:t>
         <w:br/>
-      </w:r>
-      <w:r>
+        <w:t xml:space="preserve">        </w:t>
+      </w:r>
+      <w:r>
+        <w:rPr>
+          <w:rFonts w:ascii="Consolas" w:hAnsi="Consolas"/>
+          <w:color w:val="CE9178"/>
+          <w:sz w:val="16"/>
+        </w:rPr>
+        <w:t>'available_delta'</w:t>
+      </w:r>
+      <w:r>
+        <w:rPr>
+          <w:rFonts w:ascii="Consolas" w:hAnsi="Consolas"/>
+          <w:color w:val="D4D4D4"/>
+          <w:sz w:val="16"/>
+        </w:rPr>
+        <w:t xml:space="preserve"> =&gt; -</w:t>
+      </w:r>
+      <w:r>
+        <w:rPr>
+          <w:rFonts w:ascii="Consolas" w:hAnsi="Consolas"/>
+          <w:color w:val="9CDCFE"/>
+          <w:sz w:val="16"/>
+        </w:rPr>
+        <w:t>$amount</w:t>
+      </w:r>
+      <w:r>
+        <w:rPr>
+          <w:rFonts w:ascii="Consolas" w:hAnsi="Consolas"/>
+          <w:color w:val="D4D4D4"/>
+          <w:sz w:val="16"/>
+        </w:rPr>
+        <w:t>,</w:t>
         <w:br/>
+        <w:t xml:space="preserve">        </w:t>
       </w:r>
       <w:r>
         <w:rPr>
           <w:rFonts w:ascii="Consolas" w:hAnsi="Consolas"/>
-          <w:color w:val="262626"/>
-          <w:sz w:val="16"/>
-        </w:rPr>
+          <w:color w:val="CE9178"/>
+          <w:sz w:val="16"/>
+        </w:rPr>
+        <w:t>'held_delta'</w:t>
+      </w:r>
+      <w:r>
+        <w:rPr>
+          <w:rFonts w:ascii="Consolas" w:hAnsi="Consolas"/>
+          <w:color w:val="D4D4D4"/>
+          <w:sz w:val="16"/>
+        </w:rPr>
+        <w:t xml:space="preserve"> =&gt; </w:t>
+      </w:r>
+      <w:r>
+        <w:rPr>
+          <w:rFonts w:ascii="Consolas" w:hAnsi="Consolas"/>
+          <w:color w:val="9CDCFE"/>
+          <w:sz w:val="16"/>
+        </w:rPr>
+        <w:t>$amount</w:t>
+      </w:r>
+      <w:r>
+        <w:rPr>
+          <w:rFonts w:ascii="Consolas" w:hAnsi="Consolas"/>
+          <w:color w:val="D4D4D4"/>
+          <w:sz w:val="16"/>
+        </w:rPr>
+        <w:t>,</w:t>
+        <w:br/>
+        <w:t xml:space="preserve">        </w:t>
+      </w:r>
+      <w:r>
+        <w:rPr>
+          <w:rFonts w:ascii="Consolas" w:hAnsi="Consolas"/>
+          <w:color w:val="CE9178"/>
+          <w:sz w:val="16"/>
+        </w:rPr>
+        <w:t>'idempotency_key'</w:t>
+      </w:r>
+      <w:r>
+        <w:rPr>
+          <w:rFonts w:ascii="Consolas" w:hAnsi="Consolas"/>
+          <w:color w:val="D4D4D4"/>
+          <w:sz w:val="16"/>
+        </w:rPr>
+        <w:t xml:space="preserve"> =&gt; </w:t>
+      </w:r>
+      <w:r>
+        <w:rPr>
+          <w:rFonts w:ascii="Consolas" w:hAnsi="Consolas"/>
+          <w:color w:val="CE9178"/>
+          <w:sz w:val="16"/>
+        </w:rPr>
+        <w:t>"withdrawal:{$withdrawal-&gt;id}:hold"</w:t>
+      </w:r>
+      <w:r>
+        <w:rPr>
+          <w:rFonts w:ascii="Consolas" w:hAnsi="Consolas"/>
+          <w:color w:val="D4D4D4"/>
+          <w:sz w:val="16"/>
+        </w:rPr>
+        <w:t>,</w:t>
+        <w:br/>
+        <w:t xml:space="preserve">    ]);</w:t>
+        <w:br/>
+        <w:br/>
         <w:t xml:space="preserve">    </w:t>
       </w:r>
       <w:r>
         <w:rPr>
           <w:rFonts w:ascii="Consolas" w:hAnsi="Consolas"/>
-          <w:b/>
-          <w:color w:val="000080"/>
-          <w:sz w:val="16"/>
-        </w:rPr>
-        <w:t xml:space="preserve">if</w:t>
+          <w:color w:val="569CD6"/>
+          <w:sz w:val="16"/>
+        </w:rPr>
+        <w:t>return</w:t>
       </w:r>
       <w:r>
         <w:rPr>
           <w:rFonts w:ascii="Consolas" w:hAnsi="Consolas"/>
-          <w:color w:val="262626"/>
-          <w:sz w:val="16"/>
-        </w:rPr>
-        <w:t xml:space="preserve"> (</w:t>
+          <w:color w:val="D4D4D4"/>
+          <w:sz w:val="16"/>
+        </w:rPr>
+        <w:t xml:space="preserve"> </w:t>
       </w:r>
       <w:r>
         <w:rPr>
           <w:rFonts w:ascii="Consolas" w:hAnsi="Consolas"/>
-          <w:color w:val="660E7A"/>
-          <w:sz w:val="16"/>
-        </w:rPr>
-        <w:t xml:space="preserve">$amount</w:t>
+          <w:color w:val="9CDCFE"/>
+          <w:sz w:val="16"/>
+        </w:rPr>
+        <w:t>$withdrawal</w:t>
       </w:r>
       <w:r>
         <w:rPr>
           <w:rFonts w:ascii="Consolas" w:hAnsi="Consolas"/>
-          <w:color w:val="262626"/>
-          <w:sz w:val="16"/>
-        </w:rPr>
-        <w:t xml:space="preserve"> &lt;= </w:t>
+          <w:color w:val="D4D4D4"/>
+          <w:sz w:val="16"/>
+        </w:rPr>
+        <w:t>;</w:t>
+        <w:br/>
+        <w:t xml:space="preserve">}, attempts: </w:t>
       </w:r>
       <w:r>
         <w:rPr>
           <w:rFonts w:ascii="Consolas" w:hAnsi="Consolas"/>
-          <w:color w:val="0073E6"/>
-          <w:sz w:val="16"/>
-        </w:rPr>
-        <w:t xml:space="preserve">0</w:t>
+          <w:color w:val="B5CEA8"/>
+          <w:sz w:val="16"/>
+        </w:rPr>
+        <w:t>3</w:t>
       </w:r>
       <w:r>
         <w:rPr>
           <w:rFonts w:ascii="Consolas" w:hAnsi="Consolas"/>
-          <w:color w:val="262626"/>
-          <w:sz w:val="16"/>
-        </w:rPr>
-        <w:t xml:space="preserve"> || </w:t>
-      </w:r>
-      <w:r>
-        <w:rPr>
-          <w:rFonts w:ascii="Consolas" w:hAnsi="Consolas"/>
-          <w:color w:val="660E7A"/>
-          <w:sz w:val="16"/>
-        </w:rPr>
-        <w:t xml:space="preserve">$balance</w:t>
-      </w:r>
-      <w:r>
-        <w:rPr>
-          <w:rFonts w:ascii="Consolas" w:hAnsi="Consolas"/>
-          <w:color w:val="262626"/>
-          <w:sz w:val="16"/>
-        </w:rPr>
-        <w:t xml:space="preserve">-&gt;</w:t>
-      </w:r>
-      <w:r>
-        <w:rPr>
-          <w:rFonts w:ascii="Consolas" w:hAnsi="Consolas"/>
-          <w:color w:val="660E7A"/>
-          <w:sz w:val="16"/>
-        </w:rPr>
-        <w:t xml:space="preserve">available_amount</w:t>
-      </w:r>
-      <w:r>
-        <w:rPr>
-          <w:rFonts w:ascii="Consolas" w:hAnsi="Consolas"/>
-          <w:color w:val="262626"/>
-          <w:sz w:val="16"/>
-        </w:rPr>
-        <w:t xml:space="preserve"> &lt; </w:t>
-      </w:r>
-      <w:r>
-        <w:rPr>
-          <w:rFonts w:ascii="Consolas" w:hAnsi="Consolas"/>
-          <w:color w:val="660E7A"/>
-          <w:sz w:val="16"/>
-        </w:rPr>
-        <w:t xml:space="preserve">$amount</w:t>
-      </w:r>
-      <w:r>
-        <w:rPr>
-          <w:rFonts w:ascii="Consolas" w:hAnsi="Consolas"/>
-          <w:color w:val="262626"/>
-          <w:sz w:val="16"/>
-        </w:rPr>
-        <w:t xml:space="preserve">) {</w:t>
-      </w:r>
-      <w:r>
-        <w:br/>
-      </w:r>
-      <w:r>
-        <w:rPr>
-          <w:rFonts w:ascii="Consolas" w:hAnsi="Consolas"/>
-          <w:color w:val="262626"/>
-          <w:sz w:val="16"/>
-        </w:rPr>
-        <w:t xml:space="preserve">        </w:t>
-      </w:r>
-      <w:r>
-        <w:rPr>
-          <w:rFonts w:ascii="Consolas" w:hAnsi="Consolas"/>
-          <w:b/>
-          <w:color w:val="000080"/>
-          <w:sz w:val="16"/>
-        </w:rPr>
-        <w:t xml:space="preserve">throw</w:t>
-      </w:r>
-      <w:r>
-        <w:rPr>
-          <w:rFonts w:ascii="Consolas" w:hAnsi="Consolas"/>
-          <w:color w:val="262626"/>
-          <w:sz w:val="16"/>
-        </w:rPr>
-        <w:t xml:space="preserve"> </w:t>
-      </w:r>
-      <w:r>
-        <w:rPr>
-          <w:rFonts w:ascii="Consolas" w:hAnsi="Consolas"/>
-          <w:b/>
-          <w:color w:val="000080"/>
-          <w:sz w:val="16"/>
-        </w:rPr>
-        <w:t xml:space="preserve">new</w:t>
-      </w:r>
-      <w:r>
-        <w:rPr>
-          <w:rFonts w:ascii="Consolas" w:hAnsi="Consolas"/>
-          <w:color w:val="262626"/>
-          <w:sz w:val="16"/>
-        </w:rPr>
-        <w:t xml:space="preserve"> </w:t>
-      </w:r>
-      <w:r>
-        <w:rPr>
-          <w:rFonts w:ascii="Consolas" w:hAnsi="Consolas"/>
-          <w:color w:val="795E26"/>
-          <w:sz w:val="16"/>
-        </w:rPr>
-        <w:t xml:space="preserve">DomainException</w:t>
-      </w:r>
-      <w:r>
-        <w:rPr>
-          <w:rFonts w:ascii="Consolas" w:hAnsi="Consolas"/>
-          <w:color w:val="262626"/>
-          <w:sz w:val="16"/>
-        </w:rPr>
-        <w:t xml:space="preserve">(</w:t>
-      </w:r>
-      <w:r>
-        <w:rPr>
-          <w:rFonts w:ascii="Consolas" w:hAnsi="Consolas"/>
-          <w:color w:val="00733B"/>
-          <w:sz w:val="16"/>
-        </w:rPr>
-        <w:t xml:space="preserve">'Saldo tidak mencukupi.'</w:t>
-      </w:r>
-      <w:r>
-        <w:rPr>
-          <w:rFonts w:ascii="Consolas" w:hAnsi="Consolas"/>
-          <w:color w:val="262626"/>
-          <w:sz w:val="16"/>
-        </w:rPr>
-        <w:t xml:space="preserve">);</w:t>
-      </w:r>
-      <w:r>
-        <w:br/>
-      </w:r>
-      <w:r>
-        <w:rPr>
-          <w:rFonts w:ascii="Consolas" w:hAnsi="Consolas"/>
-          <w:color w:val="262626"/>
-          <w:sz w:val="16"/>
-        </w:rPr>
-        <w:t xml:space="preserve">    }</w:t>
-      </w:r>
-      <w:r>
-        <w:br/>
-      </w:r>
-      <w:r>
-        <w:br/>
-      </w:r>
-      <w:r>
-        <w:rPr>
-          <w:rFonts w:ascii="Consolas" w:hAnsi="Consolas"/>
-          <w:color w:val="262626"/>
-          <w:sz w:val="16"/>
-        </w:rPr>
-        <w:t xml:space="preserve">    </w:t>
-      </w:r>
-      <w:r>
-        <w:rPr>
-          <w:rFonts w:ascii="Consolas" w:hAnsi="Consolas"/>
-          <w:color w:val="660E7A"/>
-          <w:sz w:val="16"/>
-        </w:rPr>
-        <w:t xml:space="preserve">$withdrawal</w:t>
-      </w:r>
-      <w:r>
-        <w:rPr>
-          <w:rFonts w:ascii="Consolas" w:hAnsi="Consolas"/>
-          <w:color w:val="262626"/>
-          <w:sz w:val="16"/>
-        </w:rPr>
-        <w:t xml:space="preserve"> = </w:t>
-      </w:r>
-      <w:r>
-        <w:rPr>
-          <w:rFonts w:ascii="Consolas" w:hAnsi="Consolas"/>
-          <w:color w:val="267F99"/>
-          <w:sz w:val="16"/>
-        </w:rPr>
-        <w:t xml:space="preserve">Withdrawal</w:t>
-      </w:r>
-      <w:r>
-        <w:rPr>
-          <w:rFonts w:ascii="Consolas" w:hAnsi="Consolas"/>
-          <w:color w:val="262626"/>
-          <w:sz w:val="16"/>
-        </w:rPr>
-        <w:t xml:space="preserve">::</w:t>
-      </w:r>
-      <w:r>
-        <w:rPr>
-          <w:rFonts w:ascii="Consolas" w:hAnsi="Consolas"/>
-          <w:color w:val="795E26"/>
-          <w:sz w:val="16"/>
-        </w:rPr>
-        <w:t xml:space="preserve">withoutGlobalScopes</w:t>
-      </w:r>
-      <w:r>
-        <w:rPr>
-          <w:rFonts w:ascii="Consolas" w:hAnsi="Consolas"/>
-          <w:color w:val="262626"/>
-          <w:sz w:val="16"/>
-        </w:rPr>
-        <w:t xml:space="preserve">()-&gt;</w:t>
-      </w:r>
-      <w:r>
-        <w:rPr>
-          <w:rFonts w:ascii="Consolas" w:hAnsi="Consolas"/>
-          <w:color w:val="795E26"/>
-          <w:sz w:val="16"/>
-        </w:rPr>
-        <w:t xml:space="preserve">create</w:t>
-      </w:r>
-      <w:r>
-        <w:rPr>
-          <w:rFonts w:ascii="Consolas" w:hAnsi="Consolas"/>
-          <w:color w:val="262626"/>
-          <w:sz w:val="16"/>
-        </w:rPr>
-        <w:t xml:space="preserve">([...]);</w:t>
-      </w:r>
-      <w:r>
-        <w:br/>
-      </w:r>
-      <w:r>
-        <w:br/>
-      </w:r>
-      <w:r>
-        <w:rPr>
-          <w:rFonts w:ascii="Consolas" w:hAnsi="Consolas"/>
-          <w:color w:val="262626"/>
-          <w:sz w:val="16"/>
-        </w:rPr>
-        <w:t xml:space="preserve">    </w:t>
-      </w:r>
-      <w:r>
-        <w:rPr>
-          <w:rFonts w:ascii="Consolas" w:hAnsi="Consolas"/>
-          <w:color w:val="267F99"/>
-          <w:sz w:val="16"/>
-        </w:rPr>
-        <w:t xml:space="preserve">LedgerEntry</w:t>
-      </w:r>
-      <w:r>
-        <w:rPr>
-          <w:rFonts w:ascii="Consolas" w:hAnsi="Consolas"/>
-          <w:color w:val="262626"/>
-          <w:sz w:val="16"/>
-        </w:rPr>
-        <w:t xml:space="preserve">::</w:t>
-      </w:r>
-      <w:r>
-        <w:rPr>
-          <w:rFonts w:ascii="Consolas" w:hAnsi="Consolas"/>
-          <w:color w:val="795E26"/>
-          <w:sz w:val="16"/>
-        </w:rPr>
-        <w:t xml:space="preserve">query</w:t>
-      </w:r>
-      <w:r>
-        <w:rPr>
-          <w:rFonts w:ascii="Consolas" w:hAnsi="Consolas"/>
-          <w:color w:val="262626"/>
-          <w:sz w:val="16"/>
-        </w:rPr>
-        <w:t xml:space="preserve">()-&gt;</w:t>
-      </w:r>
-      <w:r>
-        <w:rPr>
-          <w:rFonts w:ascii="Consolas" w:hAnsi="Consolas"/>
-          <w:color w:val="795E26"/>
-          <w:sz w:val="16"/>
-        </w:rPr>
-        <w:t xml:space="preserve">create</w:t>
-      </w:r>
-      <w:r>
-        <w:rPr>
-          <w:rFonts w:ascii="Consolas" w:hAnsi="Consolas"/>
-          <w:color w:val="262626"/>
-          <w:sz w:val="16"/>
-        </w:rPr>
-        <w:t xml:space="preserve">([</w:t>
-      </w:r>
-      <w:r>
-        <w:br/>
-      </w:r>
-      <w:r>
-        <w:rPr>
-          <w:rFonts w:ascii="Consolas" w:hAnsi="Consolas"/>
-          <w:color w:val="262626"/>
-          <w:sz w:val="16"/>
-        </w:rPr>
-        <w:t xml:space="preserve">        </w:t>
-      </w:r>
-      <w:r>
-        <w:rPr>
-          <w:rFonts w:ascii="Consolas" w:hAnsi="Consolas"/>
-          <w:color w:val="00733B"/>
-          <w:sz w:val="16"/>
-        </w:rPr>
-        <w:t xml:space="preserve">'entry_type'</w:t>
-      </w:r>
-      <w:r>
-        <w:rPr>
-          <w:rFonts w:ascii="Consolas" w:hAnsi="Consolas"/>
-          <w:color w:val="262626"/>
-          <w:sz w:val="16"/>
-        </w:rPr>
-        <w:t xml:space="preserve"> =&gt; </w:t>
-      </w:r>
-      <w:r>
-        <w:rPr>
-          <w:rFonts w:ascii="Consolas" w:hAnsi="Consolas"/>
-          <w:color w:val="00733B"/>
-          <w:sz w:val="16"/>
-        </w:rPr>
-        <w:t xml:space="preserve">'hold'</w:t>
-      </w:r>
-      <w:r>
-        <w:rPr>
-          <w:rFonts w:ascii="Consolas" w:hAnsi="Consolas"/>
-          <w:color w:val="262626"/>
-          <w:sz w:val="16"/>
-        </w:rPr>
-        <w:t xml:space="preserve">,</w:t>
-      </w:r>
-      <w:r>
-        <w:br/>
-      </w:r>
-      <w:r>
-        <w:rPr>
-          <w:rFonts w:ascii="Consolas" w:hAnsi="Consolas"/>
-          <w:color w:val="262626"/>
-          <w:sz w:val="16"/>
-        </w:rPr>
-        <w:t xml:space="preserve">        </w:t>
-      </w:r>
-      <w:r>
-        <w:rPr>
-          <w:rFonts w:ascii="Consolas" w:hAnsi="Consolas"/>
-          <w:color w:val="00733B"/>
-          <w:sz w:val="16"/>
-        </w:rPr>
-        <w:t xml:space="preserve">'amount'</w:t>
-      </w:r>
-      <w:r>
-        <w:rPr>
-          <w:rFonts w:ascii="Consolas" w:hAnsi="Consolas"/>
-          <w:color w:val="262626"/>
-          <w:sz w:val="16"/>
-        </w:rPr>
-        <w:t xml:space="preserve"> =&gt; </w:t>
-      </w:r>
-      <w:r>
-        <w:rPr>
-          <w:rFonts w:ascii="Consolas" w:hAnsi="Consolas"/>
-          <w:color w:val="660E7A"/>
-          <w:sz w:val="16"/>
-        </w:rPr>
-        <w:t xml:space="preserve">$amount</w:t>
-      </w:r>
-      <w:r>
-        <w:rPr>
-          <w:rFonts w:ascii="Consolas" w:hAnsi="Consolas"/>
-          <w:color w:val="262626"/>
-          <w:sz w:val="16"/>
-        </w:rPr>
-        <w:t xml:space="preserve">,</w:t>
-      </w:r>
-      <w:r>
-        <w:br/>
-      </w:r>
-      <w:r>
-        <w:rPr>
-          <w:rFonts w:ascii="Consolas" w:hAnsi="Consolas"/>
-          <w:color w:val="262626"/>
-          <w:sz w:val="16"/>
-        </w:rPr>
-        <w:t xml:space="preserve">        </w:t>
-      </w:r>
-      <w:r>
-        <w:rPr>
-          <w:rFonts w:ascii="Consolas" w:hAnsi="Consolas"/>
-          <w:color w:val="00733B"/>
-          <w:sz w:val="16"/>
-        </w:rPr>
-        <w:t xml:space="preserve">'available_delta'</w:t>
-      </w:r>
-      <w:r>
-        <w:rPr>
-          <w:rFonts w:ascii="Consolas" w:hAnsi="Consolas"/>
-          <w:color w:val="262626"/>
-          <w:sz w:val="16"/>
-        </w:rPr>
-        <w:t xml:space="preserve"> =&gt; -</w:t>
-      </w:r>
-      <w:r>
-        <w:rPr>
-          <w:rFonts w:ascii="Consolas" w:hAnsi="Consolas"/>
-          <w:color w:val="660E7A"/>
-          <w:sz w:val="16"/>
-        </w:rPr>
-        <w:t xml:space="preserve">$amount</w:t>
-      </w:r>
-      <w:r>
-        <w:rPr>
-          <w:rFonts w:ascii="Consolas" w:hAnsi="Consolas"/>
-          <w:color w:val="262626"/>
-          <w:sz w:val="16"/>
-        </w:rPr>
-        <w:t xml:space="preserve">,</w:t>
-      </w:r>
-      <w:r>
-        <w:br/>
-      </w:r>
-      <w:r>
-        <w:rPr>
-          <w:rFonts w:ascii="Consolas" w:hAnsi="Consolas"/>
-          <w:color w:val="262626"/>
-          <w:sz w:val="16"/>
-        </w:rPr>
-        <w:t xml:space="preserve">        </w:t>
-      </w:r>
-      <w:r>
-        <w:rPr>
-          <w:rFonts w:ascii="Consolas" w:hAnsi="Consolas"/>
-          <w:color w:val="00733B"/>
-          <w:sz w:val="16"/>
-        </w:rPr>
-        <w:t xml:space="preserve">'held_delta'</w:t>
-      </w:r>
-      <w:r>
-        <w:rPr>
-          <w:rFonts w:ascii="Consolas" w:hAnsi="Consolas"/>
-          <w:color w:val="262626"/>
-          <w:sz w:val="16"/>
-        </w:rPr>
-        <w:t xml:space="preserve"> =&gt; </w:t>
-      </w:r>
-      <w:r>
-        <w:rPr>
-          <w:rFonts w:ascii="Consolas" w:hAnsi="Consolas"/>
-          <w:color w:val="660E7A"/>
-          <w:sz w:val="16"/>
-        </w:rPr>
-        <w:t xml:space="preserve">$amount</w:t>
-      </w:r>
-      <w:r>
-        <w:rPr>
-          <w:rFonts w:ascii="Consolas" w:hAnsi="Consolas"/>
-          <w:color w:val="262626"/>
-          <w:sz w:val="16"/>
-        </w:rPr>
-        <w:t xml:space="preserve">,</w:t>
-      </w:r>
-      <w:r>
-        <w:br/>
-      </w:r>
-      <w:r>
-        <w:rPr>
-          <w:rFonts w:ascii="Consolas" w:hAnsi="Consolas"/>
-          <w:color w:val="262626"/>
-          <w:sz w:val="16"/>
-        </w:rPr>
-        <w:t xml:space="preserve">        </w:t>
-      </w:r>
-      <w:r>
-        <w:rPr>
-          <w:rFonts w:ascii="Consolas" w:hAnsi="Consolas"/>
-          <w:color w:val="00733B"/>
-          <w:sz w:val="16"/>
-        </w:rPr>
-        <w:t xml:space="preserve">'idempotency_key'</w:t>
-      </w:r>
-      <w:r>
-        <w:rPr>
-          <w:rFonts w:ascii="Consolas" w:hAnsi="Consolas"/>
-          <w:color w:val="262626"/>
-          <w:sz w:val="16"/>
-        </w:rPr>
-        <w:t xml:space="preserve"> =&gt; </w:t>
-      </w:r>
-      <w:r>
-        <w:rPr>
-          <w:rFonts w:ascii="Consolas" w:hAnsi="Consolas"/>
-          <w:color w:val="00733B"/>
-          <w:sz w:val="16"/>
-        </w:rPr>
-        <w:t xml:space="preserve">"withdrawal:{$withdrawal-&gt;id}:hold"</w:t>
-      </w:r>
-      <w:r>
-        <w:rPr>
-          <w:rFonts w:ascii="Consolas" w:hAnsi="Consolas"/>
-          <w:color w:val="262626"/>
-          <w:sz w:val="16"/>
-        </w:rPr>
-        <w:t xml:space="preserve">,</w:t>
-      </w:r>
-      <w:r>
-        <w:br/>
-      </w:r>
-      <w:r>
-        <w:rPr>
-          <w:rFonts w:ascii="Consolas" w:hAnsi="Consolas"/>
-          <w:color w:val="262626"/>
-          <w:sz w:val="16"/>
-        </w:rPr>
-        <w:t xml:space="preserve">    ]);</w:t>
-      </w:r>
-      <w:r>
-        <w:br/>
-      </w:r>
-      <w:r>
-        <w:br/>
-      </w:r>
-      <w:r>
-        <w:rPr>
-          <w:rFonts w:ascii="Consolas" w:hAnsi="Consolas"/>
-          <w:color w:val="262626"/>
-          <w:sz w:val="16"/>
-        </w:rPr>
-        <w:t xml:space="preserve">    </w:t>
-      </w:r>
-      <w:r>
-        <w:rPr>
-          <w:rFonts w:ascii="Consolas" w:hAnsi="Consolas"/>
-          <w:b/>
-          <w:color w:val="000080"/>
-          <w:sz w:val="16"/>
-        </w:rPr>
-        <w:t xml:space="preserve">return</w:t>
-      </w:r>
-      <w:r>
-        <w:rPr>
-          <w:rFonts w:ascii="Consolas" w:hAnsi="Consolas"/>
-          <w:color w:val="262626"/>
-          <w:sz w:val="16"/>
-        </w:rPr>
-        <w:t xml:space="preserve"> </w:t>
-      </w:r>
-      <w:r>
-        <w:rPr>
-          <w:rFonts w:ascii="Consolas" w:hAnsi="Consolas"/>
-          <w:color w:val="660E7A"/>
-          <w:sz w:val="16"/>
-        </w:rPr>
-        <w:t xml:space="preserve">$withdrawal</w:t>
-      </w:r>
-      <w:r>
-        <w:rPr>
-          <w:rFonts w:ascii="Consolas" w:hAnsi="Consolas"/>
-          <w:color w:val="262626"/>
-          <w:sz w:val="16"/>
-        </w:rPr>
-        <w:t xml:space="preserve">;</w:t>
-      </w:r>
-      <w:r>
-        <w:br/>
-      </w:r>
-      <w:r>
-        <w:rPr>
-          <w:rFonts w:ascii="Consolas" w:hAnsi="Consolas"/>
-          <w:color w:val="262626"/>
-          <w:sz w:val="16"/>
-        </w:rPr>
-        <w:t xml:space="preserve">}, </w:t>
-      </w:r>
-      <w:r>
-        <w:rPr>
-          <w:rFonts w:ascii="Consolas" w:hAnsi="Consolas"/>
-          <w:color w:val="660E7A"/>
-          <w:sz w:val="16"/>
-        </w:rPr>
-        <w:t xml:space="preserve">attempts</w:t>
-      </w:r>
-      <w:r>
-        <w:rPr>
-          <w:rFonts w:ascii="Consolas" w:hAnsi="Consolas"/>
-          <w:color w:val="262626"/>
-          <w:sz w:val="16"/>
-        </w:rPr>
-        <w:t xml:space="preserve">: </w:t>
-      </w:r>
-      <w:r>
-        <w:rPr>
-          <w:rFonts w:ascii="Consolas" w:hAnsi="Consolas"/>
-          <w:color w:val="0073E6"/>
-          <w:sz w:val="16"/>
-        </w:rPr>
-        <w:t xml:space="preserve">3</w:t>
-      </w:r>
-      <w:r>
-        <w:rPr>
-          <w:rFonts w:ascii="Consolas" w:hAnsi="Consolas"/>
-          <w:color w:val="262626"/>
-          <w:sz w:val="16"/>
-        </w:rPr>
-        <w:t xml:space="preserve">);</w:t>
+          <w:color w:val="D4D4D4"/>
+          <w:sz w:val="16"/>
+        </w:rPr>
+        <w:t>);</w:t>
       </w:r>
     </w:p>
     <w:p>
@@ -19484,7 +21109,7 @@
     </w:pPr>
     <w:rPr>
       <w:rFonts w:ascii="Consolas" w:hAnsi="Consolas"/>
-      <w:color w:val="262626"/>
+      <w:color w:val="D4D4D4"/>
       <w:sz w:val="16"/>
     </w:rPr>
   </w:style>
@@ -19596,7 +21221,7 @@
     <w:rPr>
       <w:rFonts w:ascii="Consolas" w:hAnsi="Consolas"/>
       <w:b/>
-      <w:color w:val="262626"/>
+      <w:color w:val="FFFFFF"/>
       <w:sz w:val="16"/>
     </w:rPr>
   </w:style>

--- a/modul_praktikum/Pertemuan_13_Laporan_Rekonsiliasi_Ekspor_dan_Withdrawal.docx
+++ b/modul_praktikum/Pertemuan_13_Laporan_Rekonsiliasi_Ekspor_dan_Withdrawal.docx
@@ -994,2228 +994,1701 @@
     <w:p>
       <w:pPr>
         <w:pStyle w:val="CodeHeader"/>
-        <w:shd w:fill="2D2D30"/>
         <w:keepNext/>
         <w:pBdr>
-          <w:left w:val="single" w:sz="4" w:space="8" w:color="2D2D30"/>
+          <w:left w:val="single" w:sz="12" w:space="8" w:color="B8DDE0"/>
         </w:pBdr>
+        <w:shd w:val="clear" w:color="auto" w:fill="E4EAED"/>
       </w:pPr>
       <w:r>
-        <w:t>CONTOH MANDIRI — app/Exports/TenantSalesExport.php   •   PHP</w:t>
+        <w:rPr>
+          <w:rFonts w:ascii="Consolas" w:hAnsi="Consolas"/>
+          <w:b/>
+          <w:color w:val="262626"/>
+          <w:sz w:val="16"/>
+        </w:rPr>
+        <w:t xml:space="preserve">CONTOH MANDIRI — app/Exports/TenantSalesExport.php   •   PHP</w:t>
       </w:r>
     </w:p>
     <w:p>
       <w:pPr>
         <w:pStyle w:val="CodeBlock"/>
-        <w:shd w:fill="1E1E1E"/>
         <w:keepLines/>
         <w:pBdr>
-          <w:left w:val="single" w:sz="4" w:space="8" w:color="1E1E1E"/>
+          <w:left w:val="single" w:sz="12" w:space="8" w:color="B8DDE0"/>
         </w:pBdr>
+        <w:shd w:val="clear" w:color="auto" w:fill="F2F3F7"/>
       </w:pPr>
       <w:r>
         <w:rPr>
-          <w:rFonts w:ascii="Consolas" w:hAnsi="Consolas" w:eastAsia="Consolas"/>
-          <w:color w:val="569CD6"/>
+          <w:rFonts w:ascii="Consolas" w:hAnsi="Consolas"/>
+          <w:b/>
+          <w:color w:val="000080"/>
           <w:sz w:val="16"/>
         </w:rPr>
-        <w:t>final</w:t>
-      </w:r>
-      <w:r>
-        <w:rPr>
-          <w:rFonts w:ascii="Consolas" w:hAnsi="Consolas" w:eastAsia="Consolas"/>
-          <w:color w:val="D4D4D4"/>
+        <w:t xml:space="preserve">final</w:t>
+      </w:r>
+      <w:r>
+        <w:rPr>
+          <w:rFonts w:ascii="Consolas" w:hAnsi="Consolas"/>
+          <w:color w:val="262626"/>
           <w:sz w:val="16"/>
         </w:rPr>
         <w:t xml:space="preserve"> </w:t>
       </w:r>
       <w:r>
         <w:rPr>
-          <w:rFonts w:ascii="Consolas" w:hAnsi="Consolas" w:eastAsia="Consolas"/>
-          <w:color w:val="569CD6"/>
+          <w:rFonts w:ascii="Consolas" w:hAnsi="Consolas"/>
+          <w:b/>
+          <w:color w:val="000080"/>
           <w:sz w:val="16"/>
         </w:rPr>
-        <w:t>class</w:t>
-      </w:r>
-      <w:r>
-        <w:rPr>
-          <w:rFonts w:ascii="Consolas" w:hAnsi="Consolas" w:eastAsia="Consolas"/>
-          <w:color w:val="D4D4D4"/>
+        <w:t xml:space="preserve">class</w:t>
+      </w:r>
+      <w:r>
+        <w:rPr>
+          <w:rFonts w:ascii="Consolas" w:hAnsi="Consolas"/>
+          <w:color w:val="262626"/>
           <w:sz w:val="16"/>
         </w:rPr>
         <w:t xml:space="preserve"> </w:t>
       </w:r>
       <w:r>
         <w:rPr>
-          <w:rFonts w:ascii="Consolas" w:hAnsi="Consolas" w:eastAsia="Consolas"/>
-          <w:color w:val="4EC9B0"/>
+          <w:rFonts w:ascii="Consolas" w:hAnsi="Consolas"/>
+          <w:color w:val="267F99"/>
           <w:sz w:val="16"/>
         </w:rPr>
-        <w:t>TenantSalesExport</w:t>
-      </w:r>
-      <w:r>
-        <w:rPr>
-          <w:rFonts w:ascii="Consolas" w:hAnsi="Consolas" w:eastAsia="Consolas"/>
-          <w:color w:val="D4D4D4"/>
+        <w:t xml:space="preserve">TenantSalesExport</w:t>
+      </w:r>
+      <w:r>
+        <w:rPr>
+          <w:rFonts w:ascii="Consolas" w:hAnsi="Consolas"/>
+          <w:color w:val="262626"/>
           <w:sz w:val="16"/>
         </w:rPr>
         <w:t xml:space="preserve"> </w:t>
       </w:r>
       <w:r>
         <w:rPr>
-          <w:rFonts w:ascii="Consolas" w:hAnsi="Consolas" w:eastAsia="Consolas"/>
-          <w:color w:val="569CD6"/>
+          <w:rFonts w:ascii="Consolas" w:hAnsi="Consolas"/>
+          <w:b/>
+          <w:color w:val="000080"/>
           <w:sz w:val="16"/>
         </w:rPr>
-        <w:t>implements</w:t>
-      </w:r>
-      <w:r>
-        <w:rPr>
-          <w:rFonts w:ascii="Consolas" w:hAnsi="Consolas" w:eastAsia="Consolas"/>
-          <w:color w:val="D4D4D4"/>
+        <w:t xml:space="preserve">implements</w:t>
+      </w:r>
+      <w:r>
+        <w:rPr>
+          <w:rFonts w:ascii="Consolas" w:hAnsi="Consolas"/>
+          <w:color w:val="262626"/>
           <w:sz w:val="16"/>
         </w:rPr>
         <w:t xml:space="preserve"> </w:t>
       </w:r>
       <w:r>
         <w:rPr>
-          <w:rFonts w:ascii="Consolas" w:hAnsi="Consolas" w:eastAsia="Consolas"/>
-          <w:color w:val="4EC9B0"/>
+          <w:rFonts w:ascii="Consolas" w:hAnsi="Consolas"/>
+          <w:color w:val="267F99"/>
           <w:sz w:val="16"/>
         </w:rPr>
-        <w:t>FromQuery</w:t>
-      </w:r>
-      <w:r>
-        <w:rPr>
-          <w:rFonts w:ascii="Consolas" w:hAnsi="Consolas" w:eastAsia="Consolas"/>
-          <w:color w:val="D4D4D4"/>
+        <w:t xml:space="preserve">FromQuery</w:t>
+      </w:r>
+      <w:r>
+        <w:rPr>
+          <w:rFonts w:ascii="Consolas" w:hAnsi="Consolas"/>
+          <w:color w:val="262626"/>
           <w:sz w:val="16"/>
         </w:rPr>
-        <w:t>,</w:t>
-      </w:r>
-      <w:r>
-        <w:rPr>
-          <w:rFonts w:ascii="Consolas" w:hAnsi="Consolas" w:eastAsia="Consolas"/>
-          <w:color w:val="D4D4D4"/>
+        <w:t xml:space="preserve">, </w:t>
+      </w:r>
+      <w:r>
+        <w:rPr>
+          <w:rFonts w:ascii="Consolas" w:hAnsi="Consolas"/>
+          <w:color w:val="267F99"/>
           <w:sz w:val="16"/>
         </w:rPr>
+        <w:t xml:space="preserve">WithHeadings</w:t>
+      </w:r>
+      <w:r>
+        <w:br/>
+      </w:r>
+      <w:r>
+        <w:rPr>
+          <w:rFonts w:ascii="Consolas" w:hAnsi="Consolas"/>
+          <w:color w:val="262626"/>
+          <w:sz w:val="16"/>
+        </w:rPr>
+        <w:t xml:space="preserve">{</w:t>
+      </w:r>
+      <w:r>
+        <w:br/>
+      </w:r>
+      <w:r>
+        <w:rPr>
+          <w:rFonts w:ascii="Consolas" w:hAnsi="Consolas"/>
+          <w:color w:val="262626"/>
+          <w:sz w:val="16"/>
+        </w:rPr>
+        <w:t xml:space="preserve">    </w:t>
+      </w:r>
+      <w:r>
+        <w:rPr>
+          <w:rFonts w:ascii="Consolas" w:hAnsi="Consolas"/>
+          <w:b/>
+          <w:color w:val="000080"/>
+          <w:sz w:val="16"/>
+        </w:rPr>
+        <w:t xml:space="preserve">public</w:t>
+      </w:r>
+      <w:r>
+        <w:rPr>
+          <w:rFonts w:ascii="Consolas" w:hAnsi="Consolas"/>
+          <w:color w:val="262626"/>
+          <w:sz w:val="16"/>
+        </w:rPr>
         <w:t xml:space="preserve"> </w:t>
       </w:r>
       <w:r>
         <w:rPr>
-          <w:rFonts w:ascii="Consolas" w:hAnsi="Consolas" w:eastAsia="Consolas"/>
-          <w:color w:val="4EC9B0"/>
+          <w:rFonts w:ascii="Consolas" w:hAnsi="Consolas"/>
+          <w:b/>
+          <w:color w:val="000080"/>
           <w:sz w:val="16"/>
         </w:rPr>
-        <w:t>WithHeadings</w:t>
-      </w:r>
-      <w:r>
-        <w:rPr>
-          <w:rFonts w:ascii="Consolas" w:hAnsi="Consolas" w:eastAsia="Consolas"/>
-          <w:color w:val="D4D4D4"/>
+        <w:t xml:space="preserve">function</w:t>
+      </w:r>
+      <w:r>
+        <w:rPr>
+          <w:rFonts w:ascii="Consolas" w:hAnsi="Consolas"/>
+          <w:color w:val="262626"/>
           <w:sz w:val="16"/>
         </w:rPr>
+        <w:t xml:space="preserve"> </w:t>
+      </w:r>
+      <w:r>
+        <w:rPr>
+          <w:rFonts w:ascii="Consolas" w:hAnsi="Consolas"/>
+          <w:color w:val="795E26"/>
+          <w:sz w:val="16"/>
+        </w:rPr>
+        <w:t xml:space="preserve">__construct</w:t>
+      </w:r>
+      <w:r>
+        <w:rPr>
+          <w:rFonts w:ascii="Consolas" w:hAnsi="Consolas"/>
+          <w:color w:val="262626"/>
+          <w:sz w:val="16"/>
+        </w:rPr>
+        <w:t xml:space="preserve">(</w:t>
+      </w:r>
+      <w:r>
         <w:br/>
       </w:r>
       <w:r>
         <w:rPr>
-          <w:rFonts w:ascii="Consolas" w:hAnsi="Consolas" w:eastAsia="Consolas"/>
-          <w:color w:val="D4D4D4"/>
+          <w:rFonts w:ascii="Consolas" w:hAnsi="Consolas"/>
+          <w:color w:val="262626"/>
           <w:sz w:val="16"/>
         </w:rPr>
-        <w:t>{</w:t>
-      </w:r>
-      <w:r>
-        <w:rPr>
-          <w:rFonts w:ascii="Consolas" w:hAnsi="Consolas" w:eastAsia="Consolas"/>
-          <w:color w:val="D4D4D4"/>
+        <w:t xml:space="preserve">        </w:t>
+      </w:r>
+      <w:r>
+        <w:rPr>
+          <w:rFonts w:ascii="Consolas" w:hAnsi="Consolas"/>
+          <w:b/>
+          <w:color w:val="000080"/>
           <w:sz w:val="16"/>
         </w:rPr>
+        <w:t xml:space="preserve">private</w:t>
+      </w:r>
+      <w:r>
+        <w:rPr>
+          <w:rFonts w:ascii="Consolas" w:hAnsi="Consolas"/>
+          <w:color w:val="262626"/>
+          <w:sz w:val="16"/>
+        </w:rPr>
+        <w:t xml:space="preserve"> </w:t>
+      </w:r>
+      <w:r>
+        <w:rPr>
+          <w:rFonts w:ascii="Consolas" w:hAnsi="Consolas"/>
+          <w:b/>
+          <w:color w:val="000080"/>
+          <w:sz w:val="16"/>
+        </w:rPr>
+        <w:t xml:space="preserve">readonly</w:t>
+      </w:r>
+      <w:r>
+        <w:rPr>
+          <w:rFonts w:ascii="Consolas" w:hAnsi="Consolas"/>
+          <w:color w:val="262626"/>
+          <w:sz w:val="16"/>
+        </w:rPr>
+        <w:t xml:space="preserve"> </w:t>
+      </w:r>
+      <w:r>
+        <w:rPr>
+          <w:rFonts w:ascii="Consolas" w:hAnsi="Consolas"/>
+          <w:b/>
+          <w:color w:val="000080"/>
+          <w:sz w:val="16"/>
+        </w:rPr>
+        <w:t xml:space="preserve">int</w:t>
+      </w:r>
+      <w:r>
+        <w:rPr>
+          <w:rFonts w:ascii="Consolas" w:hAnsi="Consolas"/>
+          <w:color w:val="262626"/>
+          <w:sz w:val="16"/>
+        </w:rPr>
+        <w:t xml:space="preserve"> </w:t>
+      </w:r>
+      <w:r>
+        <w:rPr>
+          <w:rFonts w:ascii="Consolas" w:hAnsi="Consolas"/>
+          <w:color w:val="660E7A"/>
+          <w:sz w:val="16"/>
+        </w:rPr>
+        <w:t xml:space="preserve">$tenantId</w:t>
+      </w:r>
+      <w:r>
+        <w:rPr>
+          <w:rFonts w:ascii="Consolas" w:hAnsi="Consolas"/>
+          <w:color w:val="262626"/>
+          <w:sz w:val="16"/>
+        </w:rPr>
+        <w:t xml:space="preserve">,</w:t>
+      </w:r>
+      <w:r>
         <w:br/>
+      </w:r>
+      <w:r>
+        <w:rPr>
+          <w:rFonts w:ascii="Consolas" w:hAnsi="Consolas"/>
+          <w:color w:val="262626"/>
+          <w:sz w:val="16"/>
+        </w:rPr>
+        <w:t xml:space="preserve">        </w:t>
+      </w:r>
+      <w:r>
+        <w:rPr>
+          <w:rFonts w:ascii="Consolas" w:hAnsi="Consolas"/>
+          <w:b/>
+          <w:color w:val="000080"/>
+          <w:sz w:val="16"/>
+        </w:rPr>
+        <w:t xml:space="preserve">private</w:t>
+      </w:r>
+      <w:r>
+        <w:rPr>
+          <w:rFonts w:ascii="Consolas" w:hAnsi="Consolas"/>
+          <w:color w:val="262626"/>
+          <w:sz w:val="16"/>
+        </w:rPr>
+        <w:t xml:space="preserve"> </w:t>
+      </w:r>
+      <w:r>
+        <w:rPr>
+          <w:rFonts w:ascii="Consolas" w:hAnsi="Consolas"/>
+          <w:b/>
+          <w:color w:val="000080"/>
+          <w:sz w:val="16"/>
+        </w:rPr>
+        <w:t xml:space="preserve">readonly</w:t>
+      </w:r>
+      <w:r>
+        <w:rPr>
+          <w:rFonts w:ascii="Consolas" w:hAnsi="Consolas"/>
+          <w:color w:val="262626"/>
+          <w:sz w:val="16"/>
+        </w:rPr>
+        <w:t xml:space="preserve"> </w:t>
+      </w:r>
+      <w:r>
+        <w:rPr>
+          <w:rFonts w:ascii="Consolas" w:hAnsi="Consolas"/>
+          <w:color w:val="267F99"/>
+          <w:sz w:val="16"/>
+        </w:rPr>
+        <w:t xml:space="preserve">CarbonImmutable</w:t>
+      </w:r>
+      <w:r>
+        <w:rPr>
+          <w:rFonts w:ascii="Consolas" w:hAnsi="Consolas"/>
+          <w:color w:val="262626"/>
+          <w:sz w:val="16"/>
+        </w:rPr>
+        <w:t xml:space="preserve"> </w:t>
+      </w:r>
+      <w:r>
+        <w:rPr>
+          <w:rFonts w:ascii="Consolas" w:hAnsi="Consolas"/>
+          <w:color w:val="660E7A"/>
+          <w:sz w:val="16"/>
+        </w:rPr>
+        <w:t xml:space="preserve">$fromUtc</w:t>
+      </w:r>
+      <w:r>
+        <w:rPr>
+          <w:rFonts w:ascii="Consolas" w:hAnsi="Consolas"/>
+          <w:color w:val="262626"/>
+          <w:sz w:val="16"/>
+        </w:rPr>
+        <w:t xml:space="preserve">,</w:t>
+      </w:r>
+      <w:r>
+        <w:br/>
+      </w:r>
+      <w:r>
+        <w:rPr>
+          <w:rFonts w:ascii="Consolas" w:hAnsi="Consolas"/>
+          <w:color w:val="262626"/>
+          <w:sz w:val="16"/>
+        </w:rPr>
+        <w:t xml:space="preserve">        </w:t>
+      </w:r>
+      <w:r>
+        <w:rPr>
+          <w:rFonts w:ascii="Consolas" w:hAnsi="Consolas"/>
+          <w:b/>
+          <w:color w:val="000080"/>
+          <w:sz w:val="16"/>
+        </w:rPr>
+        <w:t xml:space="preserve">private</w:t>
+      </w:r>
+      <w:r>
+        <w:rPr>
+          <w:rFonts w:ascii="Consolas" w:hAnsi="Consolas"/>
+          <w:color w:val="262626"/>
+          <w:sz w:val="16"/>
+        </w:rPr>
+        <w:t xml:space="preserve"> </w:t>
+      </w:r>
+      <w:r>
+        <w:rPr>
+          <w:rFonts w:ascii="Consolas" w:hAnsi="Consolas"/>
+          <w:b/>
+          <w:color w:val="000080"/>
+          <w:sz w:val="16"/>
+        </w:rPr>
+        <w:t xml:space="preserve">readonly</w:t>
+      </w:r>
+      <w:r>
+        <w:rPr>
+          <w:rFonts w:ascii="Consolas" w:hAnsi="Consolas"/>
+          <w:color w:val="262626"/>
+          <w:sz w:val="16"/>
+        </w:rPr>
+        <w:t xml:space="preserve"> </w:t>
+      </w:r>
+      <w:r>
+        <w:rPr>
+          <w:rFonts w:ascii="Consolas" w:hAnsi="Consolas"/>
+          <w:color w:val="267F99"/>
+          <w:sz w:val="16"/>
+        </w:rPr>
+        <w:t xml:space="preserve">CarbonImmutable</w:t>
+      </w:r>
+      <w:r>
+        <w:rPr>
+          <w:rFonts w:ascii="Consolas" w:hAnsi="Consolas"/>
+          <w:color w:val="262626"/>
+          <w:sz w:val="16"/>
+        </w:rPr>
+        <w:t xml:space="preserve"> </w:t>
+      </w:r>
+      <w:r>
+        <w:rPr>
+          <w:rFonts w:ascii="Consolas" w:hAnsi="Consolas"/>
+          <w:color w:val="660E7A"/>
+          <w:sz w:val="16"/>
+        </w:rPr>
+        <w:t xml:space="preserve">$untilUtc</w:t>
+      </w:r>
+      <w:r>
+        <w:rPr>
+          <w:rFonts w:ascii="Consolas" w:hAnsi="Consolas"/>
+          <w:color w:val="262626"/>
+          <w:sz w:val="16"/>
+        </w:rPr>
+        <w:t xml:space="preserve">,</w:t>
+      </w:r>
+      <w:r>
+        <w:br/>
+      </w:r>
+      <w:r>
+        <w:rPr>
+          <w:rFonts w:ascii="Consolas" w:hAnsi="Consolas"/>
+          <w:color w:val="262626"/>
+          <w:sz w:val="16"/>
+        </w:rPr>
+        <w:t xml:space="preserve">    ) {}</w:t>
+      </w:r>
+      <w:r>
+        <w:br/>
+      </w:r>
+      <w:r>
+        <w:br/>
+      </w:r>
+      <w:r>
+        <w:rPr>
+          <w:rFonts w:ascii="Consolas" w:hAnsi="Consolas"/>
+          <w:color w:val="262626"/>
+          <w:sz w:val="16"/>
+        </w:rPr>
         <w:t xml:space="preserve">    </w:t>
       </w:r>
       <w:r>
         <w:rPr>
-          <w:rFonts w:ascii="Consolas" w:hAnsi="Consolas" w:eastAsia="Consolas"/>
-          <w:color w:val="569CD6"/>
+          <w:rFonts w:ascii="Consolas" w:hAnsi="Consolas"/>
+          <w:b/>
+          <w:color w:val="000080"/>
           <w:sz w:val="16"/>
         </w:rPr>
-        <w:t>public</w:t>
-      </w:r>
-      <w:r>
-        <w:rPr>
-          <w:rFonts w:ascii="Consolas" w:hAnsi="Consolas" w:eastAsia="Consolas"/>
-          <w:color w:val="D4D4D4"/>
+        <w:t xml:space="preserve">public</w:t>
+      </w:r>
+      <w:r>
+        <w:rPr>
+          <w:rFonts w:ascii="Consolas" w:hAnsi="Consolas"/>
+          <w:color w:val="262626"/>
           <w:sz w:val="16"/>
         </w:rPr>
         <w:t xml:space="preserve"> </w:t>
       </w:r>
       <w:r>
         <w:rPr>
-          <w:rFonts w:ascii="Consolas" w:hAnsi="Consolas" w:eastAsia="Consolas"/>
-          <w:color w:val="569CD6"/>
+          <w:rFonts w:ascii="Consolas" w:hAnsi="Consolas"/>
+          <w:b/>
+          <w:color w:val="000080"/>
           <w:sz w:val="16"/>
         </w:rPr>
-        <w:t>function</w:t>
-      </w:r>
-      <w:r>
-        <w:rPr>
-          <w:rFonts w:ascii="Consolas" w:hAnsi="Consolas" w:eastAsia="Consolas"/>
-          <w:color w:val="D4D4D4"/>
+        <w:t xml:space="preserve">function</w:t>
+      </w:r>
+      <w:r>
+        <w:rPr>
+          <w:rFonts w:ascii="Consolas" w:hAnsi="Consolas"/>
+          <w:color w:val="262626"/>
           <w:sz w:val="16"/>
         </w:rPr>
         <w:t xml:space="preserve"> </w:t>
       </w:r>
       <w:r>
         <w:rPr>
-          <w:rFonts w:ascii="Consolas" w:hAnsi="Consolas" w:eastAsia="Consolas"/>
-          <w:color w:val="DCDCAA"/>
+          <w:rFonts w:ascii="Consolas" w:hAnsi="Consolas"/>
+          <w:color w:val="795E26"/>
           <w:sz w:val="16"/>
         </w:rPr>
-        <w:t>__construct</w:t>
-      </w:r>
-      <w:r>
-        <w:rPr>
-          <w:rFonts w:ascii="Consolas" w:hAnsi="Consolas" w:eastAsia="Consolas"/>
-          <w:color w:val="D4D4D4"/>
+        <w:t xml:space="preserve">query</w:t>
+      </w:r>
+      <w:r>
+        <w:rPr>
+          <w:rFonts w:ascii="Consolas" w:hAnsi="Consolas"/>
+          <w:color w:val="262626"/>
           <w:sz w:val="16"/>
         </w:rPr>
-        <w:t>(</w:t>
-      </w:r>
-      <w:r>
-        <w:rPr>
-          <w:rFonts w:ascii="Consolas" w:hAnsi="Consolas" w:eastAsia="Consolas"/>
-          <w:color w:val="D4D4D4"/>
+        <w:t xml:space="preserve">(): </w:t>
+      </w:r>
+      <w:r>
+        <w:rPr>
+          <w:rFonts w:ascii="Consolas" w:hAnsi="Consolas"/>
+          <w:color w:val="267F99"/>
           <w:sz w:val="16"/>
         </w:rPr>
+        <w:t xml:space="preserve">Builder</w:t>
+      </w:r>
+      <w:r>
         <w:br/>
+      </w:r>
+      <w:r>
+        <w:rPr>
+          <w:rFonts w:ascii="Consolas" w:hAnsi="Consolas"/>
+          <w:color w:val="262626"/>
+          <w:sz w:val="16"/>
+        </w:rPr>
+        <w:t xml:space="preserve">    {</w:t>
+      </w:r>
+      <w:r>
+        <w:br/>
+      </w:r>
+      <w:r>
+        <w:rPr>
+          <w:rFonts w:ascii="Consolas" w:hAnsi="Consolas"/>
+          <w:color w:val="262626"/>
+          <w:sz w:val="16"/>
+        </w:rPr>
         <w:t xml:space="preserve">        </w:t>
       </w:r>
       <w:r>
         <w:rPr>
-          <w:rFonts w:ascii="Consolas" w:hAnsi="Consolas" w:eastAsia="Consolas"/>
-          <w:color w:val="569CD6"/>
+          <w:rFonts w:ascii="Consolas" w:hAnsi="Consolas"/>
+          <w:b/>
+          <w:color w:val="000080"/>
           <w:sz w:val="16"/>
         </w:rPr>
-        <w:t>private</w:t>
-      </w:r>
-      <w:r>
-        <w:rPr>
-          <w:rFonts w:ascii="Consolas" w:hAnsi="Consolas" w:eastAsia="Consolas"/>
-          <w:color w:val="D4D4D4"/>
+        <w:t xml:space="preserve">return</w:t>
+      </w:r>
+      <w:r>
+        <w:rPr>
+          <w:rFonts w:ascii="Consolas" w:hAnsi="Consolas"/>
+          <w:color w:val="262626"/>
           <w:sz w:val="16"/>
         </w:rPr>
         <w:t xml:space="preserve"> </w:t>
       </w:r>
       <w:r>
         <w:rPr>
-          <w:rFonts w:ascii="Consolas" w:hAnsi="Consolas" w:eastAsia="Consolas"/>
-          <w:color w:val="569CD6"/>
+          <w:rFonts w:ascii="Consolas" w:hAnsi="Consolas"/>
+          <w:color w:val="267F99"/>
           <w:sz w:val="16"/>
         </w:rPr>
-        <w:t>readonly</w:t>
-      </w:r>
-      <w:r>
-        <w:rPr>
-          <w:rFonts w:ascii="Consolas" w:hAnsi="Consolas" w:eastAsia="Consolas"/>
-          <w:color w:val="D4D4D4"/>
+        <w:t xml:space="preserve">TenantOrder</w:t>
+      </w:r>
+      <w:r>
+        <w:rPr>
+          <w:rFonts w:ascii="Consolas" w:hAnsi="Consolas"/>
+          <w:color w:val="262626"/>
           <w:sz w:val="16"/>
         </w:rPr>
+        <w:t xml:space="preserve">::</w:t>
+      </w:r>
+      <w:r>
+        <w:rPr>
+          <w:rFonts w:ascii="Consolas" w:hAnsi="Consolas"/>
+          <w:color w:val="795E26"/>
+          <w:sz w:val="16"/>
+        </w:rPr>
+        <w:t xml:space="preserve">query</w:t>
+      </w:r>
+      <w:r>
+        <w:rPr>
+          <w:rFonts w:ascii="Consolas" w:hAnsi="Consolas"/>
+          <w:color w:val="262626"/>
+          <w:sz w:val="16"/>
+        </w:rPr>
+        <w:t xml:space="preserve">()</w:t>
+      </w:r>
+      <w:r>
+        <w:br/>
+      </w:r>
+      <w:r>
+        <w:rPr>
+          <w:rFonts w:ascii="Consolas" w:hAnsi="Consolas"/>
+          <w:color w:val="262626"/>
+          <w:sz w:val="16"/>
+        </w:rPr>
+        <w:t xml:space="preserve">            -&gt;</w:t>
+      </w:r>
+      <w:r>
+        <w:rPr>
+          <w:rFonts w:ascii="Consolas" w:hAnsi="Consolas"/>
+          <w:color w:val="795E26"/>
+          <w:sz w:val="16"/>
+        </w:rPr>
+        <w:t xml:space="preserve">where</w:t>
+      </w:r>
+      <w:r>
+        <w:rPr>
+          <w:rFonts w:ascii="Consolas" w:hAnsi="Consolas"/>
+          <w:color w:val="262626"/>
+          <w:sz w:val="16"/>
+        </w:rPr>
+        <w:t xml:space="preserve">(</w:t>
+      </w:r>
+      <w:r>
+        <w:rPr>
+          <w:rFonts w:ascii="Consolas" w:hAnsi="Consolas"/>
+          <w:color w:val="00733B"/>
+          <w:sz w:val="16"/>
+        </w:rPr>
+        <w:t xml:space="preserve">'tenant_id'</w:t>
+      </w:r>
+      <w:r>
+        <w:rPr>
+          <w:rFonts w:ascii="Consolas" w:hAnsi="Consolas"/>
+          <w:color w:val="262626"/>
+          <w:sz w:val="16"/>
+        </w:rPr>
+        <w:t xml:space="preserve">, </w:t>
+      </w:r>
+      <w:r>
+        <w:rPr>
+          <w:rFonts w:ascii="Consolas" w:hAnsi="Consolas"/>
+          <w:color w:val="660E7A"/>
+          <w:sz w:val="16"/>
+        </w:rPr>
+        <w:t xml:space="preserve">$this</w:t>
+      </w:r>
+      <w:r>
+        <w:rPr>
+          <w:rFonts w:ascii="Consolas" w:hAnsi="Consolas"/>
+          <w:color w:val="262626"/>
+          <w:sz w:val="16"/>
+        </w:rPr>
+        <w:t xml:space="preserve">-&gt;</w:t>
+      </w:r>
+      <w:r>
+        <w:rPr>
+          <w:rFonts w:ascii="Consolas" w:hAnsi="Consolas"/>
+          <w:color w:val="660E7A"/>
+          <w:sz w:val="16"/>
+        </w:rPr>
+        <w:t xml:space="preserve">tenantId</w:t>
+      </w:r>
+      <w:r>
+        <w:rPr>
+          <w:rFonts w:ascii="Consolas" w:hAnsi="Consolas"/>
+          <w:color w:val="262626"/>
+          <w:sz w:val="16"/>
+        </w:rPr>
+        <w:t xml:space="preserve">)</w:t>
+      </w:r>
+      <w:r>
+        <w:br/>
+      </w:r>
+      <w:r>
+        <w:rPr>
+          <w:rFonts w:ascii="Consolas" w:hAnsi="Consolas"/>
+          <w:color w:val="262626"/>
+          <w:sz w:val="16"/>
+        </w:rPr>
+        <w:t xml:space="preserve">            -&gt;</w:t>
+      </w:r>
+      <w:r>
+        <w:rPr>
+          <w:rFonts w:ascii="Consolas" w:hAnsi="Consolas"/>
+          <w:color w:val="795E26"/>
+          <w:sz w:val="16"/>
+        </w:rPr>
+        <w:t xml:space="preserve">where</w:t>
+      </w:r>
+      <w:r>
+        <w:rPr>
+          <w:rFonts w:ascii="Consolas" w:hAnsi="Consolas"/>
+          <w:color w:val="262626"/>
+          <w:sz w:val="16"/>
+        </w:rPr>
+        <w:t xml:space="preserve">(</w:t>
+      </w:r>
+      <w:r>
+        <w:rPr>
+          <w:rFonts w:ascii="Consolas" w:hAnsi="Consolas"/>
+          <w:color w:val="00733B"/>
+          <w:sz w:val="16"/>
+        </w:rPr>
+        <w:t xml:space="preserve">'created_at'</w:t>
+      </w:r>
+      <w:r>
+        <w:rPr>
+          <w:rFonts w:ascii="Consolas" w:hAnsi="Consolas"/>
+          <w:color w:val="262626"/>
+          <w:sz w:val="16"/>
+        </w:rPr>
+        <w:t xml:space="preserve">, </w:t>
+      </w:r>
+      <w:r>
+        <w:rPr>
+          <w:rFonts w:ascii="Consolas" w:hAnsi="Consolas"/>
+          <w:color w:val="00733B"/>
+          <w:sz w:val="16"/>
+        </w:rPr>
+        <w:t xml:space="preserve">'&gt;='</w:t>
+      </w:r>
+      <w:r>
+        <w:rPr>
+          <w:rFonts w:ascii="Consolas" w:hAnsi="Consolas"/>
+          <w:color w:val="262626"/>
+          <w:sz w:val="16"/>
+        </w:rPr>
+        <w:t xml:space="preserve">, </w:t>
+      </w:r>
+      <w:r>
+        <w:rPr>
+          <w:rFonts w:ascii="Consolas" w:hAnsi="Consolas"/>
+          <w:color w:val="660E7A"/>
+          <w:sz w:val="16"/>
+        </w:rPr>
+        <w:t xml:space="preserve">$this</w:t>
+      </w:r>
+      <w:r>
+        <w:rPr>
+          <w:rFonts w:ascii="Consolas" w:hAnsi="Consolas"/>
+          <w:color w:val="262626"/>
+          <w:sz w:val="16"/>
+        </w:rPr>
+        <w:t xml:space="preserve">-&gt;</w:t>
+      </w:r>
+      <w:r>
+        <w:rPr>
+          <w:rFonts w:ascii="Consolas" w:hAnsi="Consolas"/>
+          <w:color w:val="660E7A"/>
+          <w:sz w:val="16"/>
+        </w:rPr>
+        <w:t xml:space="preserve">fromUtc</w:t>
+      </w:r>
+      <w:r>
+        <w:rPr>
+          <w:rFonts w:ascii="Consolas" w:hAnsi="Consolas"/>
+          <w:color w:val="262626"/>
+          <w:sz w:val="16"/>
+        </w:rPr>
+        <w:t xml:space="preserve">)</w:t>
+      </w:r>
+      <w:r>
+        <w:br/>
+      </w:r>
+      <w:r>
+        <w:rPr>
+          <w:rFonts w:ascii="Consolas" w:hAnsi="Consolas"/>
+          <w:color w:val="262626"/>
+          <w:sz w:val="16"/>
+        </w:rPr>
+        <w:t xml:space="preserve">            -&gt;</w:t>
+      </w:r>
+      <w:r>
+        <w:rPr>
+          <w:rFonts w:ascii="Consolas" w:hAnsi="Consolas"/>
+          <w:color w:val="795E26"/>
+          <w:sz w:val="16"/>
+        </w:rPr>
+        <w:t xml:space="preserve">where</w:t>
+      </w:r>
+      <w:r>
+        <w:rPr>
+          <w:rFonts w:ascii="Consolas" w:hAnsi="Consolas"/>
+          <w:color w:val="262626"/>
+          <w:sz w:val="16"/>
+        </w:rPr>
+        <w:t xml:space="preserve">(</w:t>
+      </w:r>
+      <w:r>
+        <w:rPr>
+          <w:rFonts w:ascii="Consolas" w:hAnsi="Consolas"/>
+          <w:color w:val="00733B"/>
+          <w:sz w:val="16"/>
+        </w:rPr>
+        <w:t xml:space="preserve">'created_at'</w:t>
+      </w:r>
+      <w:r>
+        <w:rPr>
+          <w:rFonts w:ascii="Consolas" w:hAnsi="Consolas"/>
+          <w:color w:val="262626"/>
+          <w:sz w:val="16"/>
+        </w:rPr>
+        <w:t xml:space="preserve">, </w:t>
+      </w:r>
+      <w:r>
+        <w:rPr>
+          <w:rFonts w:ascii="Consolas" w:hAnsi="Consolas"/>
+          <w:color w:val="00733B"/>
+          <w:sz w:val="16"/>
+        </w:rPr>
+        <w:t xml:space="preserve">'&lt;'</w:t>
+      </w:r>
+      <w:r>
+        <w:rPr>
+          <w:rFonts w:ascii="Consolas" w:hAnsi="Consolas"/>
+          <w:color w:val="262626"/>
+          <w:sz w:val="16"/>
+        </w:rPr>
+        <w:t xml:space="preserve">, </w:t>
+      </w:r>
+      <w:r>
+        <w:rPr>
+          <w:rFonts w:ascii="Consolas" w:hAnsi="Consolas"/>
+          <w:color w:val="660E7A"/>
+          <w:sz w:val="16"/>
+        </w:rPr>
+        <w:t xml:space="preserve">$this</w:t>
+      </w:r>
+      <w:r>
+        <w:rPr>
+          <w:rFonts w:ascii="Consolas" w:hAnsi="Consolas"/>
+          <w:color w:val="262626"/>
+          <w:sz w:val="16"/>
+        </w:rPr>
+        <w:t xml:space="preserve">-&gt;</w:t>
+      </w:r>
+      <w:r>
+        <w:rPr>
+          <w:rFonts w:ascii="Consolas" w:hAnsi="Consolas"/>
+          <w:color w:val="660E7A"/>
+          <w:sz w:val="16"/>
+        </w:rPr>
+        <w:t xml:space="preserve">untilUtc</w:t>
+      </w:r>
+      <w:r>
+        <w:rPr>
+          <w:rFonts w:ascii="Consolas" w:hAnsi="Consolas"/>
+          <w:color w:val="262626"/>
+          <w:sz w:val="16"/>
+        </w:rPr>
+        <w:t xml:space="preserve">);</w:t>
+      </w:r>
+      <w:r>
+        <w:br/>
+      </w:r>
+      <w:r>
+        <w:rPr>
+          <w:rFonts w:ascii="Consolas" w:hAnsi="Consolas"/>
+          <w:color w:val="262626"/>
+          <w:sz w:val="16"/>
+        </w:rPr>
+        <w:t xml:space="preserve">    }</w:t>
+      </w:r>
+      <w:r>
+        <w:br/>
+      </w:r>
+      <w:r>
+        <w:br/>
+      </w:r>
+      <w:r>
+        <w:rPr>
+          <w:rFonts w:ascii="Consolas" w:hAnsi="Consolas"/>
+          <w:color w:val="262626"/>
+          <w:sz w:val="16"/>
+        </w:rPr>
+        <w:t xml:space="preserve">    </w:t>
+      </w:r>
+      <w:r>
+        <w:rPr>
+          <w:rFonts w:ascii="Consolas" w:hAnsi="Consolas"/>
+          <w:b/>
+          <w:color w:val="000080"/>
+          <w:sz w:val="16"/>
+        </w:rPr>
+        <w:t xml:space="preserve">public</w:t>
+      </w:r>
+      <w:r>
+        <w:rPr>
+          <w:rFonts w:ascii="Consolas" w:hAnsi="Consolas"/>
+          <w:color w:val="262626"/>
+          <w:sz w:val="16"/>
+        </w:rPr>
         <w:t xml:space="preserve"> </w:t>
       </w:r>
       <w:r>
         <w:rPr>
-          <w:rFonts w:ascii="Consolas" w:hAnsi="Consolas" w:eastAsia="Consolas"/>
-          <w:color w:val="569CD6"/>
+          <w:rFonts w:ascii="Consolas" w:hAnsi="Consolas"/>
+          <w:b/>
+          <w:color w:val="000080"/>
           <w:sz w:val="16"/>
         </w:rPr>
-        <w:t>int</w:t>
-      </w:r>
-      <w:r>
-        <w:rPr>
-          <w:rFonts w:ascii="Consolas" w:hAnsi="Consolas" w:eastAsia="Consolas"/>
-          <w:color w:val="D4D4D4"/>
+        <w:t xml:space="preserve">function</w:t>
+      </w:r>
+      <w:r>
+        <w:rPr>
+          <w:rFonts w:ascii="Consolas" w:hAnsi="Consolas"/>
+          <w:color w:val="262626"/>
           <w:sz w:val="16"/>
         </w:rPr>
         <w:t xml:space="preserve"> </w:t>
       </w:r>
       <w:r>
         <w:rPr>
-          <w:rFonts w:ascii="Consolas" w:hAnsi="Consolas" w:eastAsia="Consolas"/>
-          <w:color w:val="9CDCFE"/>
+          <w:rFonts w:ascii="Consolas" w:hAnsi="Consolas"/>
+          <w:color w:val="795E26"/>
           <w:sz w:val="16"/>
         </w:rPr>
-        <w:t>$tenantId</w:t>
-      </w:r>
-      <w:r>
-        <w:rPr>
-          <w:rFonts w:ascii="Consolas" w:hAnsi="Consolas" w:eastAsia="Consolas"/>
-          <w:color w:val="D4D4D4"/>
+        <w:t xml:space="preserve">headings</w:t>
+      </w:r>
+      <w:r>
+        <w:rPr>
+          <w:rFonts w:ascii="Consolas" w:hAnsi="Consolas"/>
+          <w:color w:val="262626"/>
           <w:sz w:val="16"/>
         </w:rPr>
-        <w:t>,</w:t>
-      </w:r>
-      <w:r>
-        <w:rPr>
-          <w:rFonts w:ascii="Consolas" w:hAnsi="Consolas" w:eastAsia="Consolas"/>
-          <w:color w:val="D4D4D4"/>
+        <w:t xml:space="preserve">(): </w:t>
+      </w:r>
+      <w:r>
+        <w:rPr>
+          <w:rFonts w:ascii="Consolas" w:hAnsi="Consolas"/>
+          <w:b/>
+          <w:color w:val="000080"/>
           <w:sz w:val="16"/>
         </w:rPr>
+        <w:t xml:space="preserve">array</w:t>
+      </w:r>
+      <w:r>
         <w:br/>
+      </w:r>
+      <w:r>
+        <w:rPr>
+          <w:rFonts w:ascii="Consolas" w:hAnsi="Consolas"/>
+          <w:color w:val="262626"/>
+          <w:sz w:val="16"/>
+        </w:rPr>
+        <w:t xml:space="preserve">    {</w:t>
+      </w:r>
+      <w:r>
+        <w:br/>
+      </w:r>
+      <w:r>
+        <w:rPr>
+          <w:rFonts w:ascii="Consolas" w:hAnsi="Consolas"/>
+          <w:color w:val="262626"/>
+          <w:sz w:val="16"/>
+        </w:rPr>
         <w:t xml:space="preserve">        </w:t>
       </w:r>
       <w:r>
         <w:rPr>
-          <w:rFonts w:ascii="Consolas" w:hAnsi="Consolas" w:eastAsia="Consolas"/>
-          <w:color w:val="569CD6"/>
+          <w:rFonts w:ascii="Consolas" w:hAnsi="Consolas"/>
+          <w:b/>
+          <w:color w:val="000080"/>
           <w:sz w:val="16"/>
         </w:rPr>
-        <w:t>private</w:t>
-      </w:r>
-      <w:r>
-        <w:rPr>
-          <w:rFonts w:ascii="Consolas" w:hAnsi="Consolas" w:eastAsia="Consolas"/>
-          <w:color w:val="D4D4D4"/>
+        <w:t xml:space="preserve">return</w:t>
+      </w:r>
+      <w:r>
+        <w:rPr>
+          <w:rFonts w:ascii="Consolas" w:hAnsi="Consolas"/>
+          <w:color w:val="262626"/>
           <w:sz w:val="16"/>
         </w:rPr>
-        <w:t xml:space="preserve"> </w:t>
-      </w:r>
-      <w:r>
-        <w:rPr>
-          <w:rFonts w:ascii="Consolas" w:hAnsi="Consolas" w:eastAsia="Consolas"/>
-          <w:color w:val="569CD6"/>
+        <w:t xml:space="preserve"> [</w:t>
+      </w:r>
+      <w:r>
+        <w:rPr>
+          <w:rFonts w:ascii="Consolas" w:hAnsi="Consolas"/>
+          <w:color w:val="00733B"/>
           <w:sz w:val="16"/>
         </w:rPr>
-        <w:t>readonly</w:t>
-      </w:r>
-      <w:r>
-        <w:rPr>
-          <w:rFonts w:ascii="Consolas" w:hAnsi="Consolas" w:eastAsia="Consolas"/>
-          <w:color w:val="D4D4D4"/>
+        <w:t xml:space="preserve">'Order'</w:t>
+      </w:r>
+      <w:r>
+        <w:rPr>
+          <w:rFonts w:ascii="Consolas" w:hAnsi="Consolas"/>
+          <w:color w:val="262626"/>
           <w:sz w:val="16"/>
         </w:rPr>
-        <w:t xml:space="preserve"> </w:t>
-      </w:r>
-      <w:r>
-        <w:rPr>
-          <w:rFonts w:ascii="Consolas" w:hAnsi="Consolas" w:eastAsia="Consolas"/>
-          <w:color w:val="4EC9B0"/>
+        <w:t xml:space="preserve">, </w:t>
+      </w:r>
+      <w:r>
+        <w:rPr>
+          <w:rFonts w:ascii="Consolas" w:hAnsi="Consolas"/>
+          <w:color w:val="00733B"/>
           <w:sz w:val="16"/>
         </w:rPr>
-        <w:t>CarbonImmutable</w:t>
-      </w:r>
-      <w:r>
-        <w:rPr>
-          <w:rFonts w:ascii="Consolas" w:hAnsi="Consolas" w:eastAsia="Consolas"/>
-          <w:color w:val="D4D4D4"/>
+        <w:t xml:space="preserve">'Gross'</w:t>
+      </w:r>
+      <w:r>
+        <w:rPr>
+          <w:rFonts w:ascii="Consolas" w:hAnsi="Consolas"/>
+          <w:color w:val="262626"/>
           <w:sz w:val="16"/>
         </w:rPr>
-        <w:t xml:space="preserve"> </w:t>
-      </w:r>
-      <w:r>
-        <w:rPr>
-          <w:rFonts w:ascii="Consolas" w:hAnsi="Consolas" w:eastAsia="Consolas"/>
-          <w:color w:val="9CDCFE"/>
+        <w:t xml:space="preserve">, </w:t>
+      </w:r>
+      <w:r>
+        <w:rPr>
+          <w:rFonts w:ascii="Consolas" w:hAnsi="Consolas"/>
+          <w:color w:val="00733B"/>
           <w:sz w:val="16"/>
         </w:rPr>
-        <w:t>$fromUtc</w:t>
-      </w:r>
-      <w:r>
-        <w:rPr>
-          <w:rFonts w:ascii="Consolas" w:hAnsi="Consolas" w:eastAsia="Consolas"/>
-          <w:color w:val="D4D4D4"/>
+        <w:t xml:space="preserve">'Commission'</w:t>
+      </w:r>
+      <w:r>
+        <w:rPr>
+          <w:rFonts w:ascii="Consolas" w:hAnsi="Consolas"/>
+          <w:color w:val="262626"/>
           <w:sz w:val="16"/>
         </w:rPr>
-        <w:t>,</w:t>
-      </w:r>
-      <w:r>
-        <w:rPr>
-          <w:rFonts w:ascii="Consolas" w:hAnsi="Consolas" w:eastAsia="Consolas"/>
-          <w:color w:val="D4D4D4"/>
+        <w:t xml:space="preserve">, </w:t>
+      </w:r>
+      <w:r>
+        <w:rPr>
+          <w:rFonts w:ascii="Consolas" w:hAnsi="Consolas"/>
+          <w:color w:val="00733B"/>
           <w:sz w:val="16"/>
         </w:rPr>
+        <w:t xml:space="preserve">'Net'</w:t>
+      </w:r>
+      <w:r>
+        <w:rPr>
+          <w:rFonts w:ascii="Consolas" w:hAnsi="Consolas"/>
+          <w:color w:val="262626"/>
+          <w:sz w:val="16"/>
+        </w:rPr>
+        <w:t xml:space="preserve">];</w:t>
+      </w:r>
+      <w:r>
         <w:br/>
-        <w:t xml:space="preserve">        </w:t>
-      </w:r>
-      <w:r>
-        <w:rPr>
-          <w:rFonts w:ascii="Consolas" w:hAnsi="Consolas" w:eastAsia="Consolas"/>
-          <w:color w:val="569CD6"/>
+      </w:r>
+      <w:r>
+        <w:rPr>
+          <w:rFonts w:ascii="Consolas" w:hAnsi="Consolas"/>
+          <w:color w:val="262626"/>
           <w:sz w:val="16"/>
         </w:rPr>
-        <w:t>private</w:t>
-      </w:r>
-      <w:r>
-        <w:rPr>
-          <w:rFonts w:ascii="Consolas" w:hAnsi="Consolas" w:eastAsia="Consolas"/>
-          <w:color w:val="D4D4D4"/>
+        <w:t xml:space="preserve">    }</w:t>
+      </w:r>
+      <w:r>
+        <w:br/>
+      </w:r>
+      <w:r>
+        <w:rPr>
+          <w:rFonts w:ascii="Consolas" w:hAnsi="Consolas"/>
+          <w:color w:val="262626"/>
           <w:sz w:val="16"/>
         </w:rPr>
-        <w:t xml:space="preserve"> </w:t>
-      </w:r>
-      <w:r>
-        <w:rPr>
-          <w:rFonts w:ascii="Consolas" w:hAnsi="Consolas" w:eastAsia="Consolas"/>
-          <w:color w:val="569CD6"/>
-          <w:sz w:val="16"/>
-        </w:rPr>
-        <w:t>readonly</w:t>
-      </w:r>
-      <w:r>
-        <w:rPr>
-          <w:rFonts w:ascii="Consolas" w:hAnsi="Consolas" w:eastAsia="Consolas"/>
-          <w:color w:val="D4D4D4"/>
-          <w:sz w:val="16"/>
-        </w:rPr>
-        <w:t xml:space="preserve"> </w:t>
-      </w:r>
-      <w:r>
-        <w:rPr>
-          <w:rFonts w:ascii="Consolas" w:hAnsi="Consolas" w:eastAsia="Consolas"/>
-          <w:color w:val="4EC9B0"/>
-          <w:sz w:val="16"/>
-        </w:rPr>
-        <w:t>CarbonImmutable</w:t>
-      </w:r>
-      <w:r>
-        <w:rPr>
-          <w:rFonts w:ascii="Consolas" w:hAnsi="Consolas" w:eastAsia="Consolas"/>
-          <w:color w:val="D4D4D4"/>
-          <w:sz w:val="16"/>
-        </w:rPr>
-        <w:t xml:space="preserve"> </w:t>
-      </w:r>
-      <w:r>
-        <w:rPr>
-          <w:rFonts w:ascii="Consolas" w:hAnsi="Consolas" w:eastAsia="Consolas"/>
-          <w:color w:val="9CDCFE"/>
-          <w:sz w:val="16"/>
-        </w:rPr>
-        <w:t>$untilUtc</w:t>
-      </w:r>
-      <w:r>
-        <w:rPr>
-          <w:rFonts w:ascii="Consolas" w:hAnsi="Consolas" w:eastAsia="Consolas"/>
-          <w:color w:val="D4D4D4"/>
-          <w:sz w:val="16"/>
-        </w:rPr>
-        <w:t>,</w:t>
-      </w:r>
-      <w:r>
-        <w:rPr>
-          <w:rFonts w:ascii="Consolas" w:hAnsi="Consolas" w:eastAsia="Consolas"/>
-          <w:color w:val="D4D4D4"/>
-          <w:sz w:val="16"/>
-        </w:rPr>
-        <w:br/>
-        <w:t xml:space="preserve">    </w:t>
-      </w:r>
-      <w:r>
-        <w:rPr>
-          <w:rFonts w:ascii="Consolas" w:hAnsi="Consolas" w:eastAsia="Consolas"/>
-          <w:color w:val="D4D4D4"/>
-          <w:sz w:val="16"/>
-        </w:rPr>
-        <w:t>)</w:t>
-      </w:r>
-      <w:r>
-        <w:rPr>
-          <w:rFonts w:ascii="Consolas" w:hAnsi="Consolas" w:eastAsia="Consolas"/>
-          <w:color w:val="D4D4D4"/>
-          <w:sz w:val="16"/>
-        </w:rPr>
-        <w:t xml:space="preserve"> </w:t>
-      </w:r>
-      <w:r>
-        <w:rPr>
-          <w:rFonts w:ascii="Consolas" w:hAnsi="Consolas" w:eastAsia="Consolas"/>
-          <w:color w:val="D4D4D4"/>
-          <w:sz w:val="16"/>
-        </w:rPr>
-        <w:t>{</w:t>
-      </w:r>
-      <w:r>
-        <w:rPr>
-          <w:rFonts w:ascii="Consolas" w:hAnsi="Consolas" w:eastAsia="Consolas"/>
-          <w:color w:val="D4D4D4"/>
-          <w:sz w:val="16"/>
-        </w:rPr>
-        <w:t>}</w:t>
-      </w:r>
-      <w:r>
-        <w:rPr>
-          <w:rFonts w:ascii="Consolas" w:hAnsi="Consolas" w:eastAsia="Consolas"/>
-          <w:color w:val="D4D4D4"/>
-          <w:sz w:val="16"/>
-        </w:rPr>
-        <w:br/>
-        <w:br/>
-        <w:t xml:space="preserve">    </w:t>
-      </w:r>
-      <w:r>
-        <w:rPr>
-          <w:rFonts w:ascii="Consolas" w:hAnsi="Consolas" w:eastAsia="Consolas"/>
-          <w:color w:val="569CD6"/>
-          <w:sz w:val="16"/>
-        </w:rPr>
-        <w:t>public</w:t>
-      </w:r>
-      <w:r>
-        <w:rPr>
-          <w:rFonts w:ascii="Consolas" w:hAnsi="Consolas" w:eastAsia="Consolas"/>
-          <w:color w:val="D4D4D4"/>
-          <w:sz w:val="16"/>
-        </w:rPr>
-        <w:t xml:space="preserve"> </w:t>
-      </w:r>
-      <w:r>
-        <w:rPr>
-          <w:rFonts w:ascii="Consolas" w:hAnsi="Consolas" w:eastAsia="Consolas"/>
-          <w:color w:val="569CD6"/>
-          <w:sz w:val="16"/>
-        </w:rPr>
-        <w:t>function</w:t>
-      </w:r>
-      <w:r>
-        <w:rPr>
-          <w:rFonts w:ascii="Consolas" w:hAnsi="Consolas" w:eastAsia="Consolas"/>
-          <w:color w:val="D4D4D4"/>
-          <w:sz w:val="16"/>
-        </w:rPr>
-        <w:t xml:space="preserve"> </w:t>
-      </w:r>
-      <w:r>
-        <w:rPr>
-          <w:rFonts w:ascii="Consolas" w:hAnsi="Consolas" w:eastAsia="Consolas"/>
-          <w:color w:val="DCDCAA"/>
-          <w:sz w:val="16"/>
-        </w:rPr>
-        <w:t>query</w:t>
-      </w:r>
-      <w:r>
-        <w:rPr>
-          <w:rFonts w:ascii="Consolas" w:hAnsi="Consolas" w:eastAsia="Consolas"/>
-          <w:color w:val="D4D4D4"/>
-          <w:sz w:val="16"/>
-        </w:rPr>
-        <w:t>(</w:t>
-      </w:r>
-      <w:r>
-        <w:rPr>
-          <w:rFonts w:ascii="Consolas" w:hAnsi="Consolas" w:eastAsia="Consolas"/>
-          <w:color w:val="D4D4D4"/>
-          <w:sz w:val="16"/>
-        </w:rPr>
-        <w:t>)</w:t>
-      </w:r>
-      <w:r>
-        <w:rPr>
-          <w:rFonts w:ascii="Consolas" w:hAnsi="Consolas" w:eastAsia="Consolas"/>
-          <w:color w:val="D4D4D4"/>
-          <w:sz w:val="16"/>
-        </w:rPr>
-        <w:t>:</w:t>
-      </w:r>
-      <w:r>
-        <w:rPr>
-          <w:rFonts w:ascii="Consolas" w:hAnsi="Consolas" w:eastAsia="Consolas"/>
-          <w:color w:val="D4D4D4"/>
-          <w:sz w:val="16"/>
-        </w:rPr>
-        <w:t xml:space="preserve"> </w:t>
-      </w:r>
-      <w:r>
-        <w:rPr>
-          <w:rFonts w:ascii="Consolas" w:hAnsi="Consolas" w:eastAsia="Consolas"/>
-          <w:color w:val="4EC9B0"/>
-          <w:sz w:val="16"/>
-        </w:rPr>
-        <w:t>Builder</w:t>
-      </w:r>
-      <w:r>
-        <w:rPr>
-          <w:rFonts w:ascii="Consolas" w:hAnsi="Consolas" w:eastAsia="Consolas"/>
-          <w:color w:val="D4D4D4"/>
-          <w:sz w:val="16"/>
-        </w:rPr>
-        <w:br/>
-        <w:t xml:space="preserve">    </w:t>
-      </w:r>
-      <w:r>
-        <w:rPr>
-          <w:rFonts w:ascii="Consolas" w:hAnsi="Consolas" w:eastAsia="Consolas"/>
-          <w:color w:val="D4D4D4"/>
-          <w:sz w:val="16"/>
-        </w:rPr>
-        <w:t>{</w:t>
-      </w:r>
-      <w:r>
-        <w:rPr>
-          <w:rFonts w:ascii="Consolas" w:hAnsi="Consolas" w:eastAsia="Consolas"/>
-          <w:color w:val="D4D4D4"/>
-          <w:sz w:val="16"/>
-        </w:rPr>
-        <w:br/>
-        <w:t xml:space="preserve">        </w:t>
-      </w:r>
-      <w:r>
-        <w:rPr>
-          <w:rFonts w:ascii="Consolas" w:hAnsi="Consolas" w:eastAsia="Consolas"/>
-          <w:color w:val="569CD6"/>
-          <w:sz w:val="16"/>
-        </w:rPr>
-        <w:t>return</w:t>
-      </w:r>
-      <w:r>
-        <w:rPr>
-          <w:rFonts w:ascii="Consolas" w:hAnsi="Consolas" w:eastAsia="Consolas"/>
-          <w:color w:val="D4D4D4"/>
-          <w:sz w:val="16"/>
-        </w:rPr>
-        <w:t xml:space="preserve"> </w:t>
-      </w:r>
-      <w:r>
-        <w:rPr>
-          <w:rFonts w:ascii="Consolas" w:hAnsi="Consolas" w:eastAsia="Consolas"/>
-          <w:color w:val="4EC9B0"/>
-          <w:sz w:val="16"/>
-        </w:rPr>
-        <w:t>TenantOrder</w:t>
-      </w:r>
-      <w:r>
-        <w:rPr>
-          <w:rFonts w:ascii="Consolas" w:hAnsi="Consolas" w:eastAsia="Consolas"/>
-          <w:color w:val="D4D4D4"/>
-          <w:sz w:val="16"/>
-        </w:rPr>
-        <w:t>:</w:t>
-      </w:r>
-      <w:r>
-        <w:rPr>
-          <w:rFonts w:ascii="Consolas" w:hAnsi="Consolas" w:eastAsia="Consolas"/>
-          <w:color w:val="D4D4D4"/>
-          <w:sz w:val="16"/>
-        </w:rPr>
-        <w:t>:</w:t>
-      </w:r>
-      <w:r>
-        <w:rPr>
-          <w:rFonts w:ascii="Consolas" w:hAnsi="Consolas" w:eastAsia="Consolas"/>
-          <w:color w:val="DCDCAA"/>
-          <w:sz w:val="16"/>
-        </w:rPr>
-        <w:t>query</w:t>
-      </w:r>
-      <w:r>
-        <w:rPr>
-          <w:rFonts w:ascii="Consolas" w:hAnsi="Consolas" w:eastAsia="Consolas"/>
-          <w:color w:val="D4D4D4"/>
-          <w:sz w:val="16"/>
-        </w:rPr>
-        <w:t>(</w:t>
-      </w:r>
-      <w:r>
-        <w:rPr>
-          <w:rFonts w:ascii="Consolas" w:hAnsi="Consolas" w:eastAsia="Consolas"/>
-          <w:color w:val="D4D4D4"/>
-          <w:sz w:val="16"/>
-        </w:rPr>
-        <w:t>)</w:t>
-      </w:r>
-      <w:r>
-        <w:rPr>
-          <w:rFonts w:ascii="Consolas" w:hAnsi="Consolas" w:eastAsia="Consolas"/>
-          <w:color w:val="D4D4D4"/>
-          <w:sz w:val="16"/>
-        </w:rPr>
-        <w:br/>
-        <w:t xml:space="preserve">            </w:t>
-      </w:r>
-      <w:r>
-        <w:rPr>
-          <w:rFonts w:ascii="Consolas" w:hAnsi="Consolas" w:eastAsia="Consolas"/>
-          <w:color w:val="D4D4D4"/>
-          <w:sz w:val="16"/>
-        </w:rPr>
-        <w:t>-</w:t>
-      </w:r>
-      <w:r>
-        <w:rPr>
-          <w:rFonts w:ascii="Consolas" w:hAnsi="Consolas" w:eastAsia="Consolas"/>
-          <w:color w:val="D4D4D4"/>
-          <w:sz w:val="16"/>
-        </w:rPr>
-        <w:t>&gt;</w:t>
-      </w:r>
-      <w:r>
-        <w:rPr>
-          <w:rFonts w:ascii="Consolas" w:hAnsi="Consolas" w:eastAsia="Consolas"/>
-          <w:color w:val="DCDCAA"/>
-          <w:sz w:val="16"/>
-        </w:rPr>
-        <w:t>where</w:t>
-      </w:r>
-      <w:r>
-        <w:rPr>
-          <w:rFonts w:ascii="Consolas" w:hAnsi="Consolas" w:eastAsia="Consolas"/>
-          <w:color w:val="D4D4D4"/>
-          <w:sz w:val="16"/>
-        </w:rPr>
-        <w:t>(</w:t>
-      </w:r>
-      <w:r>
-        <w:rPr>
-          <w:rFonts w:ascii="Consolas" w:hAnsi="Consolas" w:eastAsia="Consolas"/>
-          <w:color w:val="CE9178"/>
-          <w:sz w:val="16"/>
-        </w:rPr>
-        <w:t>'tenant_id'</w:t>
-      </w:r>
-      <w:r>
-        <w:rPr>
-          <w:rFonts w:ascii="Consolas" w:hAnsi="Consolas" w:eastAsia="Consolas"/>
-          <w:color w:val="D4D4D4"/>
-          <w:sz w:val="16"/>
-        </w:rPr>
-        <w:t>,</w:t>
-      </w:r>
-      <w:r>
-        <w:rPr>
-          <w:rFonts w:ascii="Consolas" w:hAnsi="Consolas" w:eastAsia="Consolas"/>
-          <w:color w:val="D4D4D4"/>
-          <w:sz w:val="16"/>
-        </w:rPr>
-        <w:t xml:space="preserve"> </w:t>
-      </w:r>
-      <w:r>
-        <w:rPr>
-          <w:rFonts w:ascii="Consolas" w:hAnsi="Consolas" w:eastAsia="Consolas"/>
-          <w:color w:val="9CDCFE"/>
-          <w:sz w:val="16"/>
-        </w:rPr>
-        <w:t>$this</w:t>
-      </w:r>
-      <w:r>
-        <w:rPr>
-          <w:rFonts w:ascii="Consolas" w:hAnsi="Consolas" w:eastAsia="Consolas"/>
-          <w:color w:val="D4D4D4"/>
-          <w:sz w:val="16"/>
-        </w:rPr>
-        <w:t>-</w:t>
-      </w:r>
-      <w:r>
-        <w:rPr>
-          <w:rFonts w:ascii="Consolas" w:hAnsi="Consolas" w:eastAsia="Consolas"/>
-          <w:color w:val="D4D4D4"/>
-          <w:sz w:val="16"/>
-        </w:rPr>
-        <w:t>&gt;</w:t>
-      </w:r>
-      <w:r>
-        <w:rPr>
-          <w:rFonts w:ascii="Consolas" w:hAnsi="Consolas" w:eastAsia="Consolas"/>
-          <w:color w:val="D4D4D4"/>
-          <w:sz w:val="16"/>
-        </w:rPr>
-        <w:t>tenantId</w:t>
-      </w:r>
-      <w:r>
-        <w:rPr>
-          <w:rFonts w:ascii="Consolas" w:hAnsi="Consolas" w:eastAsia="Consolas"/>
-          <w:color w:val="D4D4D4"/>
-          <w:sz w:val="16"/>
-        </w:rPr>
-        <w:t>)</w:t>
-      </w:r>
-      <w:r>
-        <w:rPr>
-          <w:rFonts w:ascii="Consolas" w:hAnsi="Consolas" w:eastAsia="Consolas"/>
-          <w:color w:val="D4D4D4"/>
-          <w:sz w:val="16"/>
-        </w:rPr>
-        <w:br/>
-        <w:t xml:space="preserve">            </w:t>
-      </w:r>
-      <w:r>
-        <w:rPr>
-          <w:rFonts w:ascii="Consolas" w:hAnsi="Consolas" w:eastAsia="Consolas"/>
-          <w:color w:val="D4D4D4"/>
-          <w:sz w:val="16"/>
-        </w:rPr>
-        <w:t>-</w:t>
-      </w:r>
-      <w:r>
-        <w:rPr>
-          <w:rFonts w:ascii="Consolas" w:hAnsi="Consolas" w:eastAsia="Consolas"/>
-          <w:color w:val="D4D4D4"/>
-          <w:sz w:val="16"/>
-        </w:rPr>
-        <w:t>&gt;</w:t>
-      </w:r>
-      <w:r>
-        <w:rPr>
-          <w:rFonts w:ascii="Consolas" w:hAnsi="Consolas" w:eastAsia="Consolas"/>
-          <w:color w:val="DCDCAA"/>
-          <w:sz w:val="16"/>
-        </w:rPr>
-        <w:t>where</w:t>
-      </w:r>
-      <w:r>
-        <w:rPr>
-          <w:rFonts w:ascii="Consolas" w:hAnsi="Consolas" w:eastAsia="Consolas"/>
-          <w:color w:val="D4D4D4"/>
-          <w:sz w:val="16"/>
-        </w:rPr>
-        <w:t>(</w:t>
-      </w:r>
-      <w:r>
-        <w:rPr>
-          <w:rFonts w:ascii="Consolas" w:hAnsi="Consolas" w:eastAsia="Consolas"/>
-          <w:color w:val="CE9178"/>
-          <w:sz w:val="16"/>
-        </w:rPr>
-        <w:t>'created_at'</w:t>
-      </w:r>
-      <w:r>
-        <w:rPr>
-          <w:rFonts w:ascii="Consolas" w:hAnsi="Consolas" w:eastAsia="Consolas"/>
-          <w:color w:val="D4D4D4"/>
-          <w:sz w:val="16"/>
-        </w:rPr>
-        <w:t>,</w:t>
-      </w:r>
-      <w:r>
-        <w:rPr>
-          <w:rFonts w:ascii="Consolas" w:hAnsi="Consolas" w:eastAsia="Consolas"/>
-          <w:color w:val="D4D4D4"/>
-          <w:sz w:val="16"/>
-        </w:rPr>
-        <w:t xml:space="preserve"> </w:t>
-      </w:r>
-      <w:r>
-        <w:rPr>
-          <w:rFonts w:ascii="Consolas" w:hAnsi="Consolas" w:eastAsia="Consolas"/>
-          <w:color w:val="CE9178"/>
-          <w:sz w:val="16"/>
-        </w:rPr>
-        <w:t>'&gt;='</w:t>
-      </w:r>
-      <w:r>
-        <w:rPr>
-          <w:rFonts w:ascii="Consolas" w:hAnsi="Consolas" w:eastAsia="Consolas"/>
-          <w:color w:val="D4D4D4"/>
-          <w:sz w:val="16"/>
-        </w:rPr>
-        <w:t>,</w:t>
-      </w:r>
-      <w:r>
-        <w:rPr>
-          <w:rFonts w:ascii="Consolas" w:hAnsi="Consolas" w:eastAsia="Consolas"/>
-          <w:color w:val="D4D4D4"/>
-          <w:sz w:val="16"/>
-        </w:rPr>
-        <w:t xml:space="preserve"> </w:t>
-      </w:r>
-      <w:r>
-        <w:rPr>
-          <w:rFonts w:ascii="Consolas" w:hAnsi="Consolas" w:eastAsia="Consolas"/>
-          <w:color w:val="9CDCFE"/>
-          <w:sz w:val="16"/>
-        </w:rPr>
-        <w:t>$this</w:t>
-      </w:r>
-      <w:r>
-        <w:rPr>
-          <w:rFonts w:ascii="Consolas" w:hAnsi="Consolas" w:eastAsia="Consolas"/>
-          <w:color w:val="D4D4D4"/>
-          <w:sz w:val="16"/>
-        </w:rPr>
-        <w:t>-</w:t>
-      </w:r>
-      <w:r>
-        <w:rPr>
-          <w:rFonts w:ascii="Consolas" w:hAnsi="Consolas" w:eastAsia="Consolas"/>
-          <w:color w:val="D4D4D4"/>
-          <w:sz w:val="16"/>
-        </w:rPr>
-        <w:t>&gt;</w:t>
-      </w:r>
-      <w:r>
-        <w:rPr>
-          <w:rFonts w:ascii="Consolas" w:hAnsi="Consolas" w:eastAsia="Consolas"/>
-          <w:color w:val="D4D4D4"/>
-          <w:sz w:val="16"/>
-        </w:rPr>
-        <w:t>fromUtc</w:t>
-      </w:r>
-      <w:r>
-        <w:rPr>
-          <w:rFonts w:ascii="Consolas" w:hAnsi="Consolas" w:eastAsia="Consolas"/>
-          <w:color w:val="D4D4D4"/>
-          <w:sz w:val="16"/>
-        </w:rPr>
-        <w:t>)</w:t>
-      </w:r>
-      <w:r>
-        <w:rPr>
-          <w:rFonts w:ascii="Consolas" w:hAnsi="Consolas" w:eastAsia="Consolas"/>
-          <w:color w:val="D4D4D4"/>
-          <w:sz w:val="16"/>
-        </w:rPr>
-        <w:br/>
-        <w:t xml:space="preserve">            </w:t>
-      </w:r>
-      <w:r>
-        <w:rPr>
-          <w:rFonts w:ascii="Consolas" w:hAnsi="Consolas" w:eastAsia="Consolas"/>
-          <w:color w:val="D4D4D4"/>
-          <w:sz w:val="16"/>
-        </w:rPr>
-        <w:t>-</w:t>
-      </w:r>
-      <w:r>
-        <w:rPr>
-          <w:rFonts w:ascii="Consolas" w:hAnsi="Consolas" w:eastAsia="Consolas"/>
-          <w:color w:val="D4D4D4"/>
-          <w:sz w:val="16"/>
-        </w:rPr>
-        <w:t>&gt;</w:t>
-      </w:r>
-      <w:r>
-        <w:rPr>
-          <w:rFonts w:ascii="Consolas" w:hAnsi="Consolas" w:eastAsia="Consolas"/>
-          <w:color w:val="DCDCAA"/>
-          <w:sz w:val="16"/>
-        </w:rPr>
-        <w:t>where</w:t>
-      </w:r>
-      <w:r>
-        <w:rPr>
-          <w:rFonts w:ascii="Consolas" w:hAnsi="Consolas" w:eastAsia="Consolas"/>
-          <w:color w:val="D4D4D4"/>
-          <w:sz w:val="16"/>
-        </w:rPr>
-        <w:t>(</w:t>
-      </w:r>
-      <w:r>
-        <w:rPr>
-          <w:rFonts w:ascii="Consolas" w:hAnsi="Consolas" w:eastAsia="Consolas"/>
-          <w:color w:val="CE9178"/>
-          <w:sz w:val="16"/>
-        </w:rPr>
-        <w:t>'created_at'</w:t>
-      </w:r>
-      <w:r>
-        <w:rPr>
-          <w:rFonts w:ascii="Consolas" w:hAnsi="Consolas" w:eastAsia="Consolas"/>
-          <w:color w:val="D4D4D4"/>
-          <w:sz w:val="16"/>
-        </w:rPr>
-        <w:t>,</w:t>
-      </w:r>
-      <w:r>
-        <w:rPr>
-          <w:rFonts w:ascii="Consolas" w:hAnsi="Consolas" w:eastAsia="Consolas"/>
-          <w:color w:val="D4D4D4"/>
-          <w:sz w:val="16"/>
-        </w:rPr>
-        <w:t xml:space="preserve"> </w:t>
-      </w:r>
-      <w:r>
-        <w:rPr>
-          <w:rFonts w:ascii="Consolas" w:hAnsi="Consolas" w:eastAsia="Consolas"/>
-          <w:color w:val="CE9178"/>
-          <w:sz w:val="16"/>
-        </w:rPr>
-        <w:t>'&lt;'</w:t>
-      </w:r>
-      <w:r>
-        <w:rPr>
-          <w:rFonts w:ascii="Consolas" w:hAnsi="Consolas" w:eastAsia="Consolas"/>
-          <w:color w:val="D4D4D4"/>
-          <w:sz w:val="16"/>
-        </w:rPr>
-        <w:t>,</w:t>
-      </w:r>
-      <w:r>
-        <w:rPr>
-          <w:rFonts w:ascii="Consolas" w:hAnsi="Consolas" w:eastAsia="Consolas"/>
-          <w:color w:val="D4D4D4"/>
-          <w:sz w:val="16"/>
-        </w:rPr>
-        <w:t xml:space="preserve"> </w:t>
-      </w:r>
-      <w:r>
-        <w:rPr>
-          <w:rFonts w:ascii="Consolas" w:hAnsi="Consolas" w:eastAsia="Consolas"/>
-          <w:color w:val="9CDCFE"/>
-          <w:sz w:val="16"/>
-        </w:rPr>
-        <w:t>$this</w:t>
-      </w:r>
-      <w:r>
-        <w:rPr>
-          <w:rFonts w:ascii="Consolas" w:hAnsi="Consolas" w:eastAsia="Consolas"/>
-          <w:color w:val="D4D4D4"/>
-          <w:sz w:val="16"/>
-        </w:rPr>
-        <w:t>-</w:t>
-      </w:r>
-      <w:r>
-        <w:rPr>
-          <w:rFonts w:ascii="Consolas" w:hAnsi="Consolas" w:eastAsia="Consolas"/>
-          <w:color w:val="D4D4D4"/>
-          <w:sz w:val="16"/>
-        </w:rPr>
-        <w:t>&gt;</w:t>
-      </w:r>
-      <w:r>
-        <w:rPr>
-          <w:rFonts w:ascii="Consolas" w:hAnsi="Consolas" w:eastAsia="Consolas"/>
-          <w:color w:val="D4D4D4"/>
-          <w:sz w:val="16"/>
-        </w:rPr>
-        <w:t>untilUtc</w:t>
-      </w:r>
-      <w:r>
-        <w:rPr>
-          <w:rFonts w:ascii="Consolas" w:hAnsi="Consolas" w:eastAsia="Consolas"/>
-          <w:color w:val="D4D4D4"/>
-          <w:sz w:val="16"/>
-        </w:rPr>
-        <w:t>)</w:t>
-      </w:r>
-      <w:r>
-        <w:rPr>
-          <w:rFonts w:ascii="Consolas" w:hAnsi="Consolas" w:eastAsia="Consolas"/>
-          <w:color w:val="D4D4D4"/>
-          <w:sz w:val="16"/>
-        </w:rPr>
-        <w:t>;</w:t>
-      </w:r>
-      <w:r>
-        <w:rPr>
-          <w:rFonts w:ascii="Consolas" w:hAnsi="Consolas" w:eastAsia="Consolas"/>
-          <w:color w:val="D4D4D4"/>
-          <w:sz w:val="16"/>
-        </w:rPr>
-        <w:br/>
-        <w:t xml:space="preserve">    </w:t>
-      </w:r>
-      <w:r>
-        <w:rPr>
-          <w:rFonts w:ascii="Consolas" w:hAnsi="Consolas" w:eastAsia="Consolas"/>
-          <w:color w:val="D4D4D4"/>
-          <w:sz w:val="16"/>
-        </w:rPr>
-        <w:t>}</w:t>
-      </w:r>
-      <w:r>
-        <w:rPr>
-          <w:rFonts w:ascii="Consolas" w:hAnsi="Consolas" w:eastAsia="Consolas"/>
-          <w:color w:val="D4D4D4"/>
-          <w:sz w:val="16"/>
-        </w:rPr>
-        <w:br/>
-        <w:br/>
-        <w:t xml:space="preserve">    </w:t>
-      </w:r>
-      <w:r>
-        <w:rPr>
-          <w:rFonts w:ascii="Consolas" w:hAnsi="Consolas" w:eastAsia="Consolas"/>
-          <w:color w:val="569CD6"/>
-          <w:sz w:val="16"/>
-        </w:rPr>
-        <w:t>public</w:t>
-      </w:r>
-      <w:r>
-        <w:rPr>
-          <w:rFonts w:ascii="Consolas" w:hAnsi="Consolas" w:eastAsia="Consolas"/>
-          <w:color w:val="D4D4D4"/>
-          <w:sz w:val="16"/>
-        </w:rPr>
-        <w:t xml:space="preserve"> </w:t>
-      </w:r>
-      <w:r>
-        <w:rPr>
-          <w:rFonts w:ascii="Consolas" w:hAnsi="Consolas" w:eastAsia="Consolas"/>
-          <w:color w:val="569CD6"/>
-          <w:sz w:val="16"/>
-        </w:rPr>
-        <w:t>function</w:t>
-      </w:r>
-      <w:r>
-        <w:rPr>
-          <w:rFonts w:ascii="Consolas" w:hAnsi="Consolas" w:eastAsia="Consolas"/>
-          <w:color w:val="D4D4D4"/>
-          <w:sz w:val="16"/>
-        </w:rPr>
-        <w:t xml:space="preserve"> </w:t>
-      </w:r>
-      <w:r>
-        <w:rPr>
-          <w:rFonts w:ascii="Consolas" w:hAnsi="Consolas" w:eastAsia="Consolas"/>
-          <w:color w:val="DCDCAA"/>
-          <w:sz w:val="16"/>
-        </w:rPr>
-        <w:t>headings</w:t>
-      </w:r>
-      <w:r>
-        <w:rPr>
-          <w:rFonts w:ascii="Consolas" w:hAnsi="Consolas" w:eastAsia="Consolas"/>
-          <w:color w:val="D4D4D4"/>
-          <w:sz w:val="16"/>
-        </w:rPr>
-        <w:t>(</w:t>
-      </w:r>
-      <w:r>
-        <w:rPr>
-          <w:rFonts w:ascii="Consolas" w:hAnsi="Consolas" w:eastAsia="Consolas"/>
-          <w:color w:val="D4D4D4"/>
-          <w:sz w:val="16"/>
-        </w:rPr>
-        <w:t>)</w:t>
-      </w:r>
-      <w:r>
-        <w:rPr>
-          <w:rFonts w:ascii="Consolas" w:hAnsi="Consolas" w:eastAsia="Consolas"/>
-          <w:color w:val="D4D4D4"/>
-          <w:sz w:val="16"/>
-        </w:rPr>
-        <w:t>:</w:t>
-      </w:r>
-      <w:r>
-        <w:rPr>
-          <w:rFonts w:ascii="Consolas" w:hAnsi="Consolas" w:eastAsia="Consolas"/>
-          <w:color w:val="D4D4D4"/>
-          <w:sz w:val="16"/>
-        </w:rPr>
-        <w:t xml:space="preserve"> </w:t>
-      </w:r>
-      <w:r>
-        <w:rPr>
-          <w:rFonts w:ascii="Consolas" w:hAnsi="Consolas" w:eastAsia="Consolas"/>
-          <w:color w:val="569CD6"/>
-          <w:sz w:val="16"/>
-        </w:rPr>
-        <w:t>array</w:t>
-      </w:r>
-      <w:r>
-        <w:rPr>
-          <w:rFonts w:ascii="Consolas" w:hAnsi="Consolas" w:eastAsia="Consolas"/>
-          <w:color w:val="D4D4D4"/>
-          <w:sz w:val="16"/>
-        </w:rPr>
-        <w:br/>
-        <w:t xml:space="preserve">    </w:t>
-      </w:r>
-      <w:r>
-        <w:rPr>
-          <w:rFonts w:ascii="Consolas" w:hAnsi="Consolas" w:eastAsia="Consolas"/>
-          <w:color w:val="D4D4D4"/>
-          <w:sz w:val="16"/>
-        </w:rPr>
-        <w:t>{</w:t>
-      </w:r>
-      <w:r>
-        <w:rPr>
-          <w:rFonts w:ascii="Consolas" w:hAnsi="Consolas" w:eastAsia="Consolas"/>
-          <w:color w:val="D4D4D4"/>
-          <w:sz w:val="16"/>
-        </w:rPr>
-        <w:br/>
-        <w:t xml:space="preserve">        </w:t>
-      </w:r>
-      <w:r>
-        <w:rPr>
-          <w:rFonts w:ascii="Consolas" w:hAnsi="Consolas" w:eastAsia="Consolas"/>
-          <w:color w:val="569CD6"/>
-          <w:sz w:val="16"/>
-        </w:rPr>
-        <w:t>return</w:t>
-      </w:r>
-      <w:r>
-        <w:rPr>
-          <w:rFonts w:ascii="Consolas" w:hAnsi="Consolas" w:eastAsia="Consolas"/>
-          <w:color w:val="D4D4D4"/>
-          <w:sz w:val="16"/>
-        </w:rPr>
-        <w:t xml:space="preserve"> </w:t>
-      </w:r>
-      <w:r>
-        <w:rPr>
-          <w:rFonts w:ascii="Consolas" w:hAnsi="Consolas" w:eastAsia="Consolas"/>
-          <w:color w:val="D4D4D4"/>
-          <w:sz w:val="16"/>
-        </w:rPr>
-        <w:t>[</w:t>
-      </w:r>
-      <w:r>
-        <w:rPr>
-          <w:rFonts w:ascii="Consolas" w:hAnsi="Consolas" w:eastAsia="Consolas"/>
-          <w:color w:val="CE9178"/>
-          <w:sz w:val="16"/>
-        </w:rPr>
-        <w:t>'Order'</w:t>
-      </w:r>
-      <w:r>
-        <w:rPr>
-          <w:rFonts w:ascii="Consolas" w:hAnsi="Consolas" w:eastAsia="Consolas"/>
-          <w:color w:val="D4D4D4"/>
-          <w:sz w:val="16"/>
-        </w:rPr>
-        <w:t>,</w:t>
-      </w:r>
-      <w:r>
-        <w:rPr>
-          <w:rFonts w:ascii="Consolas" w:hAnsi="Consolas" w:eastAsia="Consolas"/>
-          <w:color w:val="D4D4D4"/>
-          <w:sz w:val="16"/>
-        </w:rPr>
-        <w:t xml:space="preserve"> </w:t>
-      </w:r>
-      <w:r>
-        <w:rPr>
-          <w:rFonts w:ascii="Consolas" w:hAnsi="Consolas" w:eastAsia="Consolas"/>
-          <w:color w:val="CE9178"/>
-          <w:sz w:val="16"/>
-        </w:rPr>
-        <w:t>'Gross'</w:t>
-      </w:r>
-      <w:r>
-        <w:rPr>
-          <w:rFonts w:ascii="Consolas" w:hAnsi="Consolas" w:eastAsia="Consolas"/>
-          <w:color w:val="D4D4D4"/>
-          <w:sz w:val="16"/>
-        </w:rPr>
-        <w:t>,</w:t>
-      </w:r>
-      <w:r>
-        <w:rPr>
-          <w:rFonts w:ascii="Consolas" w:hAnsi="Consolas" w:eastAsia="Consolas"/>
-          <w:color w:val="D4D4D4"/>
-          <w:sz w:val="16"/>
-        </w:rPr>
-        <w:t xml:space="preserve"> </w:t>
-      </w:r>
-      <w:r>
-        <w:rPr>
-          <w:rFonts w:ascii="Consolas" w:hAnsi="Consolas" w:eastAsia="Consolas"/>
-          <w:color w:val="CE9178"/>
-          <w:sz w:val="16"/>
-        </w:rPr>
-        <w:t>'Commission'</w:t>
-      </w:r>
-      <w:r>
-        <w:rPr>
-          <w:rFonts w:ascii="Consolas" w:hAnsi="Consolas" w:eastAsia="Consolas"/>
-          <w:color w:val="D4D4D4"/>
-          <w:sz w:val="16"/>
-        </w:rPr>
-        <w:t>,</w:t>
-      </w:r>
-      <w:r>
-        <w:rPr>
-          <w:rFonts w:ascii="Consolas" w:hAnsi="Consolas" w:eastAsia="Consolas"/>
-          <w:color w:val="D4D4D4"/>
-          <w:sz w:val="16"/>
-        </w:rPr>
-        <w:t xml:space="preserve"> </w:t>
-      </w:r>
-      <w:r>
-        <w:rPr>
-          <w:rFonts w:ascii="Consolas" w:hAnsi="Consolas" w:eastAsia="Consolas"/>
-          <w:color w:val="CE9178"/>
-          <w:sz w:val="16"/>
-        </w:rPr>
-        <w:t>'Net'</w:t>
-      </w:r>
-      <w:r>
-        <w:rPr>
-          <w:rFonts w:ascii="Consolas" w:hAnsi="Consolas" w:eastAsia="Consolas"/>
-          <w:color w:val="D4D4D4"/>
-          <w:sz w:val="16"/>
-        </w:rPr>
-        <w:t>]</w:t>
-      </w:r>
-      <w:r>
-        <w:rPr>
-          <w:rFonts w:ascii="Consolas" w:hAnsi="Consolas" w:eastAsia="Consolas"/>
-          <w:color w:val="D4D4D4"/>
-          <w:sz w:val="16"/>
-        </w:rPr>
-        <w:t>;</w:t>
-      </w:r>
-      <w:r>
-        <w:rPr>
-          <w:rFonts w:ascii="Consolas" w:hAnsi="Consolas" w:eastAsia="Consolas"/>
-          <w:color w:val="D4D4D4"/>
-          <w:sz w:val="16"/>
-        </w:rPr>
-        <w:br/>
-        <w:t xml:space="preserve">    </w:t>
-      </w:r>
-      <w:r>
-        <w:rPr>
-          <w:rFonts w:ascii="Consolas" w:hAnsi="Consolas" w:eastAsia="Consolas"/>
-          <w:color w:val="D4D4D4"/>
-          <w:sz w:val="16"/>
-        </w:rPr>
-        <w:t>}</w:t>
-      </w:r>
-      <w:r>
-        <w:rPr>
-          <w:rFonts w:ascii="Consolas" w:hAnsi="Consolas" w:eastAsia="Consolas"/>
-          <w:color w:val="D4D4D4"/>
-          <w:sz w:val="16"/>
-        </w:rPr>
-        <w:br/>
-      </w:r>
-      <w:r>
-        <w:rPr>
-          <w:rFonts w:ascii="Consolas" w:hAnsi="Consolas" w:eastAsia="Consolas"/>
-          <w:color w:val="D4D4D4"/>
-          <w:sz w:val="16"/>
-        </w:rPr>
-        <w:t>}</w:t>
+        <w:t xml:space="preserve">}</w:t>
       </w:r>
     </w:p>
     <w:p>
       <w:pPr>
         <w:pStyle w:val="CodeHeader"/>
-        <w:shd w:fill="2D2D30"/>
         <w:keepNext/>
         <w:pBdr>
-          <w:left w:val="single" w:sz="4" w:space="8" w:color="2D2D30"/>
+          <w:left w:val="single" w:sz="12" w:space="8" w:color="B8DDE0"/>
         </w:pBdr>
+        <w:shd w:val="clear" w:color="auto" w:fill="E4EAED"/>
       </w:pPr>
       <w:r>
-        <w:t>LANDASAN TEKNIS — app/Queries/TenantSalesReport.php   •   PHP</w:t>
+        <w:rPr>
+          <w:rFonts w:ascii="Consolas" w:hAnsi="Consolas"/>
+          <w:b/>
+          <w:color w:val="262626"/>
+          <w:sz w:val="16"/>
+        </w:rPr>
+        <w:t xml:space="preserve">LANDASAN TEKNIS — app/Queries/TenantSalesReport.php   •   PHP</w:t>
       </w:r>
     </w:p>
     <w:p>
       <w:pPr>
         <w:pStyle w:val="CodeBlock"/>
-        <w:shd w:fill="1E1E1E"/>
         <w:keepLines/>
         <w:pBdr>
-          <w:left w:val="single" w:sz="4" w:space="8" w:color="1E1E1E"/>
+          <w:left w:val="single" w:sz="12" w:space="8" w:color="B8DDE0"/>
         </w:pBdr>
+        <w:shd w:val="clear" w:color="auto" w:fill="F2F3F7"/>
       </w:pPr>
       <w:r>
         <w:rPr>
-          <w:rFonts w:ascii="Consolas" w:hAnsi="Consolas" w:eastAsia="Consolas"/>
-          <w:color w:val="569CD6"/>
+          <w:rFonts w:ascii="Consolas" w:hAnsi="Consolas"/>
+          <w:b/>
+          <w:color w:val="000080"/>
           <w:sz w:val="16"/>
         </w:rPr>
-        <w:t>return</w:t>
-      </w:r>
-      <w:r>
-        <w:rPr>
-          <w:rFonts w:ascii="Consolas" w:hAnsi="Consolas" w:eastAsia="Consolas"/>
-          <w:color w:val="D4D4D4"/>
+        <w:t xml:space="preserve">return</w:t>
+      </w:r>
+      <w:r>
+        <w:rPr>
+          <w:rFonts w:ascii="Consolas" w:hAnsi="Consolas"/>
+          <w:color w:val="262626"/>
           <w:sz w:val="16"/>
         </w:rPr>
         <w:t xml:space="preserve"> </w:t>
       </w:r>
       <w:r>
         <w:rPr>
-          <w:rFonts w:ascii="Consolas" w:hAnsi="Consolas" w:eastAsia="Consolas"/>
-          <w:color w:val="4EC9B0"/>
+          <w:rFonts w:ascii="Consolas" w:hAnsi="Consolas"/>
+          <w:color w:val="267F99"/>
           <w:sz w:val="16"/>
         </w:rPr>
-        <w:t>TenantOrder</w:t>
-      </w:r>
-      <w:r>
-        <w:rPr>
-          <w:rFonts w:ascii="Consolas" w:hAnsi="Consolas" w:eastAsia="Consolas"/>
-          <w:color w:val="D4D4D4"/>
+        <w:t xml:space="preserve">TenantOrder</w:t>
+      </w:r>
+      <w:r>
+        <w:rPr>
+          <w:rFonts w:ascii="Consolas" w:hAnsi="Consolas"/>
+          <w:color w:val="262626"/>
           <w:sz w:val="16"/>
         </w:rPr>
-        <w:t>:</w:t>
-      </w:r>
-      <w:r>
-        <w:rPr>
-          <w:rFonts w:ascii="Consolas" w:hAnsi="Consolas" w:eastAsia="Consolas"/>
-          <w:color w:val="D4D4D4"/>
+        <w:t xml:space="preserve">::</w:t>
+      </w:r>
+      <w:r>
+        <w:rPr>
+          <w:rFonts w:ascii="Consolas" w:hAnsi="Consolas"/>
+          <w:color w:val="795E26"/>
           <w:sz w:val="16"/>
         </w:rPr>
-        <w:t>:</w:t>
-      </w:r>
-      <w:r>
-        <w:rPr>
-          <w:rFonts w:ascii="Consolas" w:hAnsi="Consolas" w:eastAsia="Consolas"/>
-          <w:color w:val="DCDCAA"/>
+        <w:t xml:space="preserve">query</w:t>
+      </w:r>
+      <w:r>
+        <w:rPr>
+          <w:rFonts w:ascii="Consolas" w:hAnsi="Consolas"/>
+          <w:color w:val="262626"/>
           <w:sz w:val="16"/>
         </w:rPr>
-        <w:t>query</w:t>
-      </w:r>
-      <w:r>
-        <w:rPr>
-          <w:rFonts w:ascii="Consolas" w:hAnsi="Consolas" w:eastAsia="Consolas"/>
-          <w:color w:val="D4D4D4"/>
+        <w:t xml:space="preserve">()</w:t>
+      </w:r>
+      <w:r>
+        <w:br/>
+      </w:r>
+      <w:r>
+        <w:rPr>
+          <w:rFonts w:ascii="Consolas" w:hAnsi="Consolas"/>
+          <w:color w:val="262626"/>
           <w:sz w:val="16"/>
         </w:rPr>
-        <w:t>(</w:t>
-      </w:r>
-      <w:r>
-        <w:rPr>
-          <w:rFonts w:ascii="Consolas" w:hAnsi="Consolas" w:eastAsia="Consolas"/>
-          <w:color w:val="D4D4D4"/>
+        <w:t xml:space="preserve">    -&gt;</w:t>
+      </w:r>
+      <w:r>
+        <w:rPr>
+          <w:rFonts w:ascii="Consolas" w:hAnsi="Consolas"/>
+          <w:color w:val="795E26"/>
           <w:sz w:val="16"/>
         </w:rPr>
-        <w:t>)</w:t>
-      </w:r>
-      <w:r>
-        <w:rPr>
-          <w:rFonts w:ascii="Consolas" w:hAnsi="Consolas" w:eastAsia="Consolas"/>
-          <w:color w:val="D4D4D4"/>
+        <w:t xml:space="preserve">where</w:t>
+      </w:r>
+      <w:r>
+        <w:rPr>
+          <w:rFonts w:ascii="Consolas" w:hAnsi="Consolas"/>
+          <w:color w:val="262626"/>
           <w:sz w:val="16"/>
         </w:rPr>
+        <w:t xml:space="preserve">(</w:t>
+      </w:r>
+      <w:r>
+        <w:rPr>
+          <w:rFonts w:ascii="Consolas" w:hAnsi="Consolas"/>
+          <w:color w:val="00733B"/>
+          <w:sz w:val="16"/>
+        </w:rPr>
+        <w:t xml:space="preserve">'tenant_id'</w:t>
+      </w:r>
+      <w:r>
+        <w:rPr>
+          <w:rFonts w:ascii="Consolas" w:hAnsi="Consolas"/>
+          <w:color w:val="262626"/>
+          <w:sz w:val="16"/>
+        </w:rPr>
+        <w:t xml:space="preserve">, </w:t>
+      </w:r>
+      <w:r>
+        <w:rPr>
+          <w:rFonts w:ascii="Consolas" w:hAnsi="Consolas"/>
+          <w:color w:val="660E7A"/>
+          <w:sz w:val="16"/>
+        </w:rPr>
+        <w:t xml:space="preserve">$tenantId</w:t>
+      </w:r>
+      <w:r>
+        <w:rPr>
+          <w:rFonts w:ascii="Consolas" w:hAnsi="Consolas"/>
+          <w:color w:val="262626"/>
+          <w:sz w:val="16"/>
+        </w:rPr>
+        <w:t xml:space="preserve">)</w:t>
+      </w:r>
+      <w:r>
         <w:br/>
-        <w:t xml:space="preserve">    </w:t>
-      </w:r>
-      <w:r>
-        <w:rPr>
-          <w:rFonts w:ascii="Consolas" w:hAnsi="Consolas" w:eastAsia="Consolas"/>
-          <w:color w:val="D4D4D4"/>
+      </w:r>
+      <w:r>
+        <w:rPr>
+          <w:rFonts w:ascii="Consolas" w:hAnsi="Consolas"/>
+          <w:color w:val="262626"/>
           <w:sz w:val="16"/>
         </w:rPr>
-        <w:t>-</w:t>
-      </w:r>
-      <w:r>
-        <w:rPr>
-          <w:rFonts w:ascii="Consolas" w:hAnsi="Consolas" w:eastAsia="Consolas"/>
-          <w:color w:val="D4D4D4"/>
+        <w:t xml:space="preserve">    -&gt;</w:t>
+      </w:r>
+      <w:r>
+        <w:rPr>
+          <w:rFonts w:ascii="Consolas" w:hAnsi="Consolas"/>
+          <w:color w:val="795E26"/>
           <w:sz w:val="16"/>
         </w:rPr>
-        <w:t>&gt;</w:t>
-      </w:r>
-      <w:r>
-        <w:rPr>
-          <w:rFonts w:ascii="Consolas" w:hAnsi="Consolas" w:eastAsia="Consolas"/>
-          <w:color w:val="DCDCAA"/>
+        <w:t xml:space="preserve">whereHas</w:t>
+      </w:r>
+      <w:r>
+        <w:rPr>
+          <w:rFonts w:ascii="Consolas" w:hAnsi="Consolas"/>
+          <w:color w:val="262626"/>
           <w:sz w:val="16"/>
         </w:rPr>
-        <w:t>where</w:t>
-      </w:r>
-      <w:r>
-        <w:rPr>
-          <w:rFonts w:ascii="Consolas" w:hAnsi="Consolas" w:eastAsia="Consolas"/>
-          <w:color w:val="D4D4D4"/>
+        <w:t xml:space="preserve">(</w:t>
+      </w:r>
+      <w:r>
+        <w:rPr>
+          <w:rFonts w:ascii="Consolas" w:hAnsi="Consolas"/>
+          <w:color w:val="00733B"/>
           <w:sz w:val="16"/>
         </w:rPr>
-        <w:t>(</w:t>
-      </w:r>
-      <w:r>
-        <w:rPr>
-          <w:rFonts w:ascii="Consolas" w:hAnsi="Consolas" w:eastAsia="Consolas"/>
-          <w:color w:val="CE9178"/>
+        <w:t xml:space="preserve">'order'</w:t>
+      </w:r>
+      <w:r>
+        <w:rPr>
+          <w:rFonts w:ascii="Consolas" w:hAnsi="Consolas"/>
+          <w:color w:val="262626"/>
           <w:sz w:val="16"/>
         </w:rPr>
-        <w:t>'tenant_id'</w:t>
-      </w:r>
-      <w:r>
-        <w:rPr>
-          <w:rFonts w:ascii="Consolas" w:hAnsi="Consolas" w:eastAsia="Consolas"/>
-          <w:color w:val="D4D4D4"/>
+        <w:t xml:space="preserve">, </w:t>
+      </w:r>
+      <w:r>
+        <w:rPr>
+          <w:rFonts w:ascii="Consolas" w:hAnsi="Consolas"/>
+          <w:b/>
+          <w:color w:val="000080"/>
           <w:sz w:val="16"/>
         </w:rPr>
-        <w:t>,</w:t>
-      </w:r>
-      <w:r>
-        <w:rPr>
-          <w:rFonts w:ascii="Consolas" w:hAnsi="Consolas" w:eastAsia="Consolas"/>
-          <w:color w:val="D4D4D4"/>
+        <w:t xml:space="preserve">fn</w:t>
+      </w:r>
+      <w:r>
+        <w:rPr>
+          <w:rFonts w:ascii="Consolas" w:hAnsi="Consolas"/>
+          <w:color w:val="262626"/>
           <w:sz w:val="16"/>
         </w:rPr>
+        <w:t xml:space="preserve"> (</w:t>
+      </w:r>
+      <w:r>
+        <w:rPr>
+          <w:rFonts w:ascii="Consolas" w:hAnsi="Consolas"/>
+          <w:color w:val="267F99"/>
+          <w:sz w:val="16"/>
+        </w:rPr>
+        <w:t xml:space="preserve">Builder</w:t>
+      </w:r>
+      <w:r>
+        <w:rPr>
+          <w:rFonts w:ascii="Consolas" w:hAnsi="Consolas"/>
+          <w:color w:val="262626"/>
+          <w:sz w:val="16"/>
+        </w:rPr>
         <w:t xml:space="preserve"> </w:t>
       </w:r>
       <w:r>
         <w:rPr>
-          <w:rFonts w:ascii="Consolas" w:hAnsi="Consolas" w:eastAsia="Consolas"/>
-          <w:color w:val="9CDCFE"/>
+          <w:rFonts w:ascii="Consolas" w:hAnsi="Consolas"/>
+          <w:color w:val="660E7A"/>
           <w:sz w:val="16"/>
         </w:rPr>
-        <w:t>$tenantId</w:t>
-      </w:r>
-      <w:r>
-        <w:rPr>
-          <w:rFonts w:ascii="Consolas" w:hAnsi="Consolas" w:eastAsia="Consolas"/>
-          <w:color w:val="D4D4D4"/>
+        <w:t xml:space="preserve">$query</w:t>
+      </w:r>
+      <w:r>
+        <w:rPr>
+          <w:rFonts w:ascii="Consolas" w:hAnsi="Consolas"/>
+          <w:color w:val="262626"/>
           <w:sz w:val="16"/>
         </w:rPr>
-        <w:t>)</w:t>
-      </w:r>
-      <w:r>
-        <w:rPr>
-          <w:rFonts w:ascii="Consolas" w:hAnsi="Consolas" w:eastAsia="Consolas"/>
-          <w:color w:val="D4D4D4"/>
+        <w:t xml:space="preserve">) =&gt; </w:t>
+      </w:r>
+      <w:r>
+        <w:rPr>
+          <w:rFonts w:ascii="Consolas" w:hAnsi="Consolas"/>
+          <w:color w:val="660E7A"/>
           <w:sz w:val="16"/>
         </w:rPr>
+        <w:t xml:space="preserve">$query</w:t>
+      </w:r>
+      <w:r>
         <w:br/>
-        <w:t xml:space="preserve">    </w:t>
-      </w:r>
-      <w:r>
-        <w:rPr>
-          <w:rFonts w:ascii="Consolas" w:hAnsi="Consolas" w:eastAsia="Consolas"/>
-          <w:color w:val="D4D4D4"/>
+      </w:r>
+      <w:r>
+        <w:rPr>
+          <w:rFonts w:ascii="Consolas" w:hAnsi="Consolas"/>
+          <w:color w:val="262626"/>
           <w:sz w:val="16"/>
         </w:rPr>
-        <w:t>-</w:t>
-      </w:r>
-      <w:r>
-        <w:rPr>
-          <w:rFonts w:ascii="Consolas" w:hAnsi="Consolas" w:eastAsia="Consolas"/>
-          <w:color w:val="D4D4D4"/>
+        <w:t xml:space="preserve">        -&gt;</w:t>
+      </w:r>
+      <w:r>
+        <w:rPr>
+          <w:rFonts w:ascii="Consolas" w:hAnsi="Consolas"/>
+          <w:color w:val="795E26"/>
           <w:sz w:val="16"/>
         </w:rPr>
-        <w:t>&gt;</w:t>
-      </w:r>
-      <w:r>
-        <w:rPr>
-          <w:rFonts w:ascii="Consolas" w:hAnsi="Consolas" w:eastAsia="Consolas"/>
-          <w:color w:val="DCDCAA"/>
+        <w:t xml:space="preserve">where</w:t>
+      </w:r>
+      <w:r>
+        <w:rPr>
+          <w:rFonts w:ascii="Consolas" w:hAnsi="Consolas"/>
+          <w:color w:val="262626"/>
           <w:sz w:val="16"/>
         </w:rPr>
-        <w:t>whereHas</w:t>
-      </w:r>
-      <w:r>
-        <w:rPr>
-          <w:rFonts w:ascii="Consolas" w:hAnsi="Consolas" w:eastAsia="Consolas"/>
-          <w:color w:val="D4D4D4"/>
+        <w:t xml:space="preserve">(</w:t>
+      </w:r>
+      <w:r>
+        <w:rPr>
+          <w:rFonts w:ascii="Consolas" w:hAnsi="Consolas"/>
+          <w:color w:val="00733B"/>
           <w:sz w:val="16"/>
         </w:rPr>
-        <w:t>(</w:t>
-      </w:r>
-      <w:r>
-        <w:rPr>
-          <w:rFonts w:ascii="Consolas" w:hAnsi="Consolas" w:eastAsia="Consolas"/>
-          <w:color w:val="CE9178"/>
+        <w:t xml:space="preserve">'status'</w:t>
+      </w:r>
+      <w:r>
+        <w:rPr>
+          <w:rFonts w:ascii="Consolas" w:hAnsi="Consolas"/>
+          <w:color w:val="262626"/>
           <w:sz w:val="16"/>
         </w:rPr>
-        <w:t>'order'</w:t>
-      </w:r>
-      <w:r>
-        <w:rPr>
-          <w:rFonts w:ascii="Consolas" w:hAnsi="Consolas" w:eastAsia="Consolas"/>
-          <w:color w:val="D4D4D4"/>
+        <w:t xml:space="preserve">, </w:t>
+      </w:r>
+      <w:r>
+        <w:rPr>
+          <w:rFonts w:ascii="Consolas" w:hAnsi="Consolas"/>
+          <w:color w:val="00733B"/>
           <w:sz w:val="16"/>
         </w:rPr>
-        <w:t>,</w:t>
-      </w:r>
-      <w:r>
-        <w:rPr>
-          <w:rFonts w:ascii="Consolas" w:hAnsi="Consolas" w:eastAsia="Consolas"/>
-          <w:color w:val="D4D4D4"/>
+        <w:t xml:space="preserve">'paid'</w:t>
+      </w:r>
+      <w:r>
+        <w:rPr>
+          <w:rFonts w:ascii="Consolas" w:hAnsi="Consolas"/>
+          <w:color w:val="262626"/>
           <w:sz w:val="16"/>
         </w:rPr>
-        <w:t xml:space="preserve"> </w:t>
-      </w:r>
-      <w:r>
-        <w:rPr>
-          <w:rFonts w:ascii="Consolas" w:hAnsi="Consolas" w:eastAsia="Consolas"/>
-          <w:color w:val="569CD6"/>
+        <w:t xml:space="preserve">))</w:t>
+      </w:r>
+      <w:r>
+        <w:br/>
+      </w:r>
+      <w:r>
+        <w:rPr>
+          <w:rFonts w:ascii="Consolas" w:hAnsi="Consolas"/>
+          <w:color w:val="262626"/>
           <w:sz w:val="16"/>
         </w:rPr>
-        <w:t>fn</w:t>
-      </w:r>
-      <w:r>
-        <w:rPr>
-          <w:rFonts w:ascii="Consolas" w:hAnsi="Consolas" w:eastAsia="Consolas"/>
-          <w:color w:val="D4D4D4"/>
+        <w:t xml:space="preserve">    -&gt;</w:t>
+      </w:r>
+      <w:r>
+        <w:rPr>
+          <w:rFonts w:ascii="Consolas" w:hAnsi="Consolas"/>
+          <w:color w:val="795E26"/>
           <w:sz w:val="16"/>
         </w:rPr>
-        <w:t xml:space="preserve"> </w:t>
-      </w:r>
-      <w:r>
-        <w:rPr>
-          <w:rFonts w:ascii="Consolas" w:hAnsi="Consolas" w:eastAsia="Consolas"/>
-          <w:color w:val="D4D4D4"/>
+        <w:t xml:space="preserve">whereBetween</w:t>
+      </w:r>
+      <w:r>
+        <w:rPr>
+          <w:rFonts w:ascii="Consolas" w:hAnsi="Consolas"/>
+          <w:color w:val="262626"/>
           <w:sz w:val="16"/>
         </w:rPr>
-        <w:t>(</w:t>
-      </w:r>
-      <w:r>
-        <w:rPr>
-          <w:rFonts w:ascii="Consolas" w:hAnsi="Consolas" w:eastAsia="Consolas"/>
-          <w:color w:val="4EC9B0"/>
+        <w:t xml:space="preserve">(</w:t>
+      </w:r>
+      <w:r>
+        <w:rPr>
+          <w:rFonts w:ascii="Consolas" w:hAnsi="Consolas"/>
+          <w:color w:val="00733B"/>
           <w:sz w:val="16"/>
         </w:rPr>
-        <w:t>Builder</w:t>
-      </w:r>
-      <w:r>
-        <w:rPr>
-          <w:rFonts w:ascii="Consolas" w:hAnsi="Consolas" w:eastAsia="Consolas"/>
-          <w:color w:val="D4D4D4"/>
+        <w:t xml:space="preserve">'created_at'</w:t>
+      </w:r>
+      <w:r>
+        <w:rPr>
+          <w:rFonts w:ascii="Consolas" w:hAnsi="Consolas"/>
+          <w:color w:val="262626"/>
           <w:sz w:val="16"/>
         </w:rPr>
-        <w:t xml:space="preserve"> </w:t>
-      </w:r>
-      <w:r>
-        <w:rPr>
-          <w:rFonts w:ascii="Consolas" w:hAnsi="Consolas" w:eastAsia="Consolas"/>
-          <w:color w:val="9CDCFE"/>
+        <w:t xml:space="preserve">, [</w:t>
+      </w:r>
+      <w:r>
+        <w:rPr>
+          <w:rFonts w:ascii="Consolas" w:hAnsi="Consolas"/>
+          <w:color w:val="660E7A"/>
           <w:sz w:val="16"/>
         </w:rPr>
-        <w:t>$query</w:t>
-      </w:r>
-      <w:r>
-        <w:rPr>
-          <w:rFonts w:ascii="Consolas" w:hAnsi="Consolas" w:eastAsia="Consolas"/>
-          <w:color w:val="D4D4D4"/>
+        <w:t xml:space="preserve">$fromUtc</w:t>
+      </w:r>
+      <w:r>
+        <w:rPr>
+          <w:rFonts w:ascii="Consolas" w:hAnsi="Consolas"/>
+          <w:color w:val="262626"/>
           <w:sz w:val="16"/>
         </w:rPr>
-        <w:t>)</w:t>
-      </w:r>
-      <w:r>
-        <w:rPr>
-          <w:rFonts w:ascii="Consolas" w:hAnsi="Consolas" w:eastAsia="Consolas"/>
-          <w:color w:val="D4D4D4"/>
+        <w:t xml:space="preserve">, </w:t>
+      </w:r>
+      <w:r>
+        <w:rPr>
+          <w:rFonts w:ascii="Consolas" w:hAnsi="Consolas"/>
+          <w:color w:val="660E7A"/>
           <w:sz w:val="16"/>
         </w:rPr>
-        <w:t xml:space="preserve"> </w:t>
-      </w:r>
-      <w:r>
-        <w:rPr>
-          <w:rFonts w:ascii="Consolas" w:hAnsi="Consolas" w:eastAsia="Consolas"/>
-          <w:color w:val="D4D4D4"/>
+        <w:t xml:space="preserve">$untilUtc</w:t>
+      </w:r>
+      <w:r>
+        <w:rPr>
+          <w:rFonts w:ascii="Consolas" w:hAnsi="Consolas"/>
+          <w:color w:val="262626"/>
           <w:sz w:val="16"/>
         </w:rPr>
-        <w:t>=</w:t>
-      </w:r>
-      <w:r>
-        <w:rPr>
-          <w:rFonts w:ascii="Consolas" w:hAnsi="Consolas" w:eastAsia="Consolas"/>
-          <w:color w:val="D4D4D4"/>
+        <w:t xml:space="preserve">])</w:t>
+      </w:r>
+      <w:r>
+        <w:br/>
+      </w:r>
+      <w:r>
+        <w:rPr>
+          <w:rFonts w:ascii="Consolas" w:hAnsi="Consolas"/>
+          <w:color w:val="262626"/>
           <w:sz w:val="16"/>
         </w:rPr>
-        <w:t>&gt;</w:t>
-      </w:r>
-      <w:r>
-        <w:rPr>
-          <w:rFonts w:ascii="Consolas" w:hAnsi="Consolas" w:eastAsia="Consolas"/>
-          <w:color w:val="D4D4D4"/>
+        <w:t xml:space="preserve">    -&gt;</w:t>
+      </w:r>
+      <w:r>
+        <w:rPr>
+          <w:rFonts w:ascii="Consolas" w:hAnsi="Consolas"/>
+          <w:color w:val="795E26"/>
           <w:sz w:val="16"/>
         </w:rPr>
-        <w:t xml:space="preserve"> </w:t>
-      </w:r>
-      <w:r>
-        <w:rPr>
-          <w:rFonts w:ascii="Consolas" w:hAnsi="Consolas" w:eastAsia="Consolas"/>
-          <w:color w:val="9CDCFE"/>
+        <w:t xml:space="preserve">selectRaw</w:t>
+      </w:r>
+      <w:r>
+        <w:rPr>
+          <w:rFonts w:ascii="Consolas" w:hAnsi="Consolas"/>
+          <w:color w:val="262626"/>
           <w:sz w:val="16"/>
         </w:rPr>
-        <w:t>$query</w:t>
-      </w:r>
-      <w:r>
-        <w:rPr>
-          <w:rFonts w:ascii="Consolas" w:hAnsi="Consolas" w:eastAsia="Consolas"/>
-          <w:color w:val="D4D4D4"/>
+        <w:t xml:space="preserve">(</w:t>
+      </w:r>
+      <w:r>
+        <w:rPr>
+          <w:rFonts w:ascii="Consolas" w:hAnsi="Consolas"/>
+          <w:color w:val="00733B"/>
           <w:sz w:val="16"/>
         </w:rPr>
+        <w:t xml:space="preserve">'DATE(created_at) AS report_date'</w:t>
+      </w:r>
+      <w:r>
+        <w:rPr>
+          <w:rFonts w:ascii="Consolas" w:hAnsi="Consolas"/>
+          <w:color w:val="262626"/>
+          <w:sz w:val="16"/>
+        </w:rPr>
+        <w:t xml:space="preserve">)</w:t>
+      </w:r>
+      <w:r>
         <w:br/>
-        <w:t xml:space="preserve">        </w:t>
-      </w:r>
-      <w:r>
-        <w:rPr>
-          <w:rFonts w:ascii="Consolas" w:hAnsi="Consolas" w:eastAsia="Consolas"/>
-          <w:color w:val="D4D4D4"/>
+      </w:r>
+      <w:r>
+        <w:rPr>
+          <w:rFonts w:ascii="Consolas" w:hAnsi="Consolas"/>
+          <w:color w:val="262626"/>
           <w:sz w:val="16"/>
         </w:rPr>
-        <w:t>-</w:t>
-      </w:r>
-      <w:r>
-        <w:rPr>
-          <w:rFonts w:ascii="Consolas" w:hAnsi="Consolas" w:eastAsia="Consolas"/>
-          <w:color w:val="D4D4D4"/>
+        <w:t xml:space="preserve">    -&gt;</w:t>
+      </w:r>
+      <w:r>
+        <w:rPr>
+          <w:rFonts w:ascii="Consolas" w:hAnsi="Consolas"/>
+          <w:color w:val="795E26"/>
           <w:sz w:val="16"/>
         </w:rPr>
-        <w:t>&gt;</w:t>
-      </w:r>
-      <w:r>
-        <w:rPr>
-          <w:rFonts w:ascii="Consolas" w:hAnsi="Consolas" w:eastAsia="Consolas"/>
-          <w:color w:val="DCDCAA"/>
+        <w:t xml:space="preserve">selectRaw</w:t>
+      </w:r>
+      <w:r>
+        <w:rPr>
+          <w:rFonts w:ascii="Consolas" w:hAnsi="Consolas"/>
+          <w:color w:val="262626"/>
           <w:sz w:val="16"/>
         </w:rPr>
-        <w:t>where</w:t>
-      </w:r>
-      <w:r>
-        <w:rPr>
-          <w:rFonts w:ascii="Consolas" w:hAnsi="Consolas" w:eastAsia="Consolas"/>
-          <w:color w:val="D4D4D4"/>
+        <w:t xml:space="preserve">(</w:t>
+      </w:r>
+      <w:r>
+        <w:rPr>
+          <w:rFonts w:ascii="Consolas" w:hAnsi="Consolas"/>
+          <w:color w:val="00733B"/>
           <w:sz w:val="16"/>
         </w:rPr>
-        <w:t>(</w:t>
-      </w:r>
-      <w:r>
-        <w:rPr>
-          <w:rFonts w:ascii="Consolas" w:hAnsi="Consolas" w:eastAsia="Consolas"/>
-          <w:color w:val="CE9178"/>
+        <w:t xml:space="preserve">'SUM(subtotal) AS gross_amount'</w:t>
+      </w:r>
+      <w:r>
+        <w:rPr>
+          <w:rFonts w:ascii="Consolas" w:hAnsi="Consolas"/>
+          <w:color w:val="262626"/>
           <w:sz w:val="16"/>
         </w:rPr>
-        <w:t>'status'</w:t>
-      </w:r>
-      <w:r>
-        <w:rPr>
-          <w:rFonts w:ascii="Consolas" w:hAnsi="Consolas" w:eastAsia="Consolas"/>
-          <w:color w:val="D4D4D4"/>
+        <w:t xml:space="preserve">)</w:t>
+      </w:r>
+      <w:r>
+        <w:br/>
+      </w:r>
+      <w:r>
+        <w:rPr>
+          <w:rFonts w:ascii="Consolas" w:hAnsi="Consolas"/>
+          <w:color w:val="262626"/>
           <w:sz w:val="16"/>
         </w:rPr>
-        <w:t>,</w:t>
-      </w:r>
-      <w:r>
-        <w:rPr>
-          <w:rFonts w:ascii="Consolas" w:hAnsi="Consolas" w:eastAsia="Consolas"/>
-          <w:color w:val="D4D4D4"/>
+        <w:t xml:space="preserve">    -&gt;</w:t>
+      </w:r>
+      <w:r>
+        <w:rPr>
+          <w:rFonts w:ascii="Consolas" w:hAnsi="Consolas"/>
+          <w:color w:val="795E26"/>
           <w:sz w:val="16"/>
         </w:rPr>
-        <w:t xml:space="preserve"> </w:t>
-      </w:r>
-      <w:r>
-        <w:rPr>
-          <w:rFonts w:ascii="Consolas" w:hAnsi="Consolas" w:eastAsia="Consolas"/>
-          <w:color w:val="CE9178"/>
+        <w:t xml:space="preserve">selectRaw</w:t>
+      </w:r>
+      <w:r>
+        <w:rPr>
+          <w:rFonts w:ascii="Consolas" w:hAnsi="Consolas"/>
+          <w:color w:val="262626"/>
           <w:sz w:val="16"/>
         </w:rPr>
-        <w:t>'paid'</w:t>
-      </w:r>
-      <w:r>
-        <w:rPr>
-          <w:rFonts w:ascii="Consolas" w:hAnsi="Consolas" w:eastAsia="Consolas"/>
-          <w:color w:val="D4D4D4"/>
+        <w:t xml:space="preserve">(</w:t>
+      </w:r>
+      <w:r>
+        <w:rPr>
+          <w:rFonts w:ascii="Consolas" w:hAnsi="Consolas"/>
+          <w:color w:val="00733B"/>
           <w:sz w:val="16"/>
         </w:rPr>
-        <w:t>)</w:t>
-      </w:r>
-      <w:r>
-        <w:rPr>
-          <w:rFonts w:ascii="Consolas" w:hAnsi="Consolas" w:eastAsia="Consolas"/>
-          <w:color w:val="D4D4D4"/>
+        <w:t xml:space="preserve">'SUM(subtotal - net_amount) AS commission_amount'</w:t>
+      </w:r>
+      <w:r>
+        <w:rPr>
+          <w:rFonts w:ascii="Consolas" w:hAnsi="Consolas"/>
+          <w:color w:val="262626"/>
           <w:sz w:val="16"/>
         </w:rPr>
-        <w:t>)</w:t>
-      </w:r>
-      <w:r>
-        <w:rPr>
-          <w:rFonts w:ascii="Consolas" w:hAnsi="Consolas" w:eastAsia="Consolas"/>
-          <w:color w:val="D4D4D4"/>
+        <w:t xml:space="preserve">)</w:t>
+      </w:r>
+      <w:r>
+        <w:br/>
+      </w:r>
+      <w:r>
+        <w:rPr>
+          <w:rFonts w:ascii="Consolas" w:hAnsi="Consolas"/>
+          <w:color w:val="262626"/>
           <w:sz w:val="16"/>
         </w:rPr>
+        <w:t xml:space="preserve">    -&gt;</w:t>
+      </w:r>
+      <w:r>
+        <w:rPr>
+          <w:rFonts w:ascii="Consolas" w:hAnsi="Consolas"/>
+          <w:color w:val="795E26"/>
+          <w:sz w:val="16"/>
+        </w:rPr>
+        <w:t xml:space="preserve">selectRaw</w:t>
+      </w:r>
+      <w:r>
+        <w:rPr>
+          <w:rFonts w:ascii="Consolas" w:hAnsi="Consolas"/>
+          <w:color w:val="262626"/>
+          <w:sz w:val="16"/>
+        </w:rPr>
+        <w:t xml:space="preserve">(</w:t>
+      </w:r>
+      <w:r>
+        <w:rPr>
+          <w:rFonts w:ascii="Consolas" w:hAnsi="Consolas"/>
+          <w:color w:val="00733B"/>
+          <w:sz w:val="16"/>
+        </w:rPr>
+        <w:t xml:space="preserve">'SUM(net_amount) AS net_amount'</w:t>
+      </w:r>
+      <w:r>
+        <w:rPr>
+          <w:rFonts w:ascii="Consolas" w:hAnsi="Consolas"/>
+          <w:color w:val="262626"/>
+          <w:sz w:val="16"/>
+        </w:rPr>
+        <w:t xml:space="preserve">)</w:t>
+      </w:r>
+      <w:r>
         <w:br/>
-        <w:t xml:space="preserve">    </w:t>
-      </w:r>
-      <w:r>
-        <w:rPr>
-          <w:rFonts w:ascii="Consolas" w:hAnsi="Consolas" w:eastAsia="Consolas"/>
-          <w:color w:val="D4D4D4"/>
+      </w:r>
+      <w:r>
+        <w:rPr>
+          <w:rFonts w:ascii="Consolas" w:hAnsi="Consolas"/>
+          <w:color w:val="262626"/>
           <w:sz w:val="16"/>
         </w:rPr>
-        <w:t>-</w:t>
-      </w:r>
-      <w:r>
-        <w:rPr>
-          <w:rFonts w:ascii="Consolas" w:hAnsi="Consolas" w:eastAsia="Consolas"/>
-          <w:color w:val="D4D4D4"/>
+        <w:t xml:space="preserve">    -&gt;</w:t>
+      </w:r>
+      <w:r>
+        <w:rPr>
+          <w:rFonts w:ascii="Consolas" w:hAnsi="Consolas"/>
+          <w:color w:val="795E26"/>
           <w:sz w:val="16"/>
         </w:rPr>
-        <w:t>&gt;</w:t>
-      </w:r>
-      <w:r>
-        <w:rPr>
-          <w:rFonts w:ascii="Consolas" w:hAnsi="Consolas" w:eastAsia="Consolas"/>
-          <w:color w:val="DCDCAA"/>
+        <w:t xml:space="preserve">groupByRaw</w:t>
+      </w:r>
+      <w:r>
+        <w:rPr>
+          <w:rFonts w:ascii="Consolas" w:hAnsi="Consolas"/>
+          <w:color w:val="262626"/>
           <w:sz w:val="16"/>
         </w:rPr>
-        <w:t>whereBetween</w:t>
-      </w:r>
-      <w:r>
-        <w:rPr>
-          <w:rFonts w:ascii="Consolas" w:hAnsi="Consolas" w:eastAsia="Consolas"/>
-          <w:color w:val="D4D4D4"/>
+        <w:t xml:space="preserve">(</w:t>
+      </w:r>
+      <w:r>
+        <w:rPr>
+          <w:rFonts w:ascii="Consolas" w:hAnsi="Consolas"/>
+          <w:color w:val="00733B"/>
           <w:sz w:val="16"/>
         </w:rPr>
-        <w:t>(</w:t>
-      </w:r>
-      <w:r>
-        <w:rPr>
-          <w:rFonts w:ascii="Consolas" w:hAnsi="Consolas" w:eastAsia="Consolas"/>
-          <w:color w:val="CE9178"/>
+        <w:t xml:space="preserve">'DATE(created_at)'</w:t>
+      </w:r>
+      <w:r>
+        <w:rPr>
+          <w:rFonts w:ascii="Consolas" w:hAnsi="Consolas"/>
+          <w:color w:val="262626"/>
           <w:sz w:val="16"/>
         </w:rPr>
-        <w:t>'created_at'</w:t>
-      </w:r>
-      <w:r>
-        <w:rPr>
-          <w:rFonts w:ascii="Consolas" w:hAnsi="Consolas" w:eastAsia="Consolas"/>
-          <w:color w:val="D4D4D4"/>
+        <w:t xml:space="preserve">)</w:t>
+      </w:r>
+      <w:r>
+        <w:br/>
+      </w:r>
+      <w:r>
+        <w:rPr>
+          <w:rFonts w:ascii="Consolas" w:hAnsi="Consolas"/>
+          <w:color w:val="262626"/>
           <w:sz w:val="16"/>
         </w:rPr>
-        <w:t>,</w:t>
-      </w:r>
-      <w:r>
-        <w:rPr>
-          <w:rFonts w:ascii="Consolas" w:hAnsi="Consolas" w:eastAsia="Consolas"/>
-          <w:color w:val="D4D4D4"/>
+        <w:t xml:space="preserve">    -&gt;</w:t>
+      </w:r>
+      <w:r>
+        <w:rPr>
+          <w:rFonts w:ascii="Consolas" w:hAnsi="Consolas"/>
+          <w:color w:val="795E26"/>
           <w:sz w:val="16"/>
         </w:rPr>
-        <w:t xml:space="preserve"> </w:t>
-      </w:r>
-      <w:r>
-        <w:rPr>
-          <w:rFonts w:ascii="Consolas" w:hAnsi="Consolas" w:eastAsia="Consolas"/>
-          <w:color w:val="D4D4D4"/>
+        <w:t xml:space="preserve">orderBy</w:t>
+      </w:r>
+      <w:r>
+        <w:rPr>
+          <w:rFonts w:ascii="Consolas" w:hAnsi="Consolas"/>
+          <w:color w:val="262626"/>
           <w:sz w:val="16"/>
         </w:rPr>
-        <w:t>[</w:t>
-      </w:r>
-      <w:r>
-        <w:rPr>
-          <w:rFonts w:ascii="Consolas" w:hAnsi="Consolas" w:eastAsia="Consolas"/>
-          <w:color w:val="9CDCFE"/>
+        <w:t xml:space="preserve">(</w:t>
+      </w:r>
+      <w:r>
+        <w:rPr>
+          <w:rFonts w:ascii="Consolas" w:hAnsi="Consolas"/>
+          <w:color w:val="00733B"/>
           <w:sz w:val="16"/>
         </w:rPr>
-        <w:t>$fromUtc</w:t>
-      </w:r>
-      <w:r>
-        <w:rPr>
-          <w:rFonts w:ascii="Consolas" w:hAnsi="Consolas" w:eastAsia="Consolas"/>
-          <w:color w:val="D4D4D4"/>
+        <w:t xml:space="preserve">'report_date'</w:t>
+      </w:r>
+      <w:r>
+        <w:rPr>
+          <w:rFonts w:ascii="Consolas" w:hAnsi="Consolas"/>
+          <w:color w:val="262626"/>
           <w:sz w:val="16"/>
         </w:rPr>
-        <w:t>,</w:t>
-      </w:r>
-      <w:r>
-        <w:rPr>
-          <w:rFonts w:ascii="Consolas" w:hAnsi="Consolas" w:eastAsia="Consolas"/>
-          <w:color w:val="D4D4D4"/>
+        <w:t xml:space="preserve">)</w:t>
+      </w:r>
+      <w:r>
+        <w:br/>
+      </w:r>
+      <w:r>
+        <w:rPr>
+          <w:rFonts w:ascii="Consolas" w:hAnsi="Consolas"/>
+          <w:color w:val="262626"/>
           <w:sz w:val="16"/>
         </w:rPr>
-        <w:t xml:space="preserve"> </w:t>
-      </w:r>
-      <w:r>
-        <w:rPr>
-          <w:rFonts w:ascii="Consolas" w:hAnsi="Consolas" w:eastAsia="Consolas"/>
-          <w:color w:val="9CDCFE"/>
+        <w:t xml:space="preserve">    -&gt;</w:t>
+      </w:r>
+      <w:r>
+        <w:rPr>
+          <w:rFonts w:ascii="Consolas" w:hAnsi="Consolas"/>
+          <w:color w:val="795E26"/>
           <w:sz w:val="16"/>
         </w:rPr>
-        <w:t>$untilUtc</w:t>
-      </w:r>
-      <w:r>
-        <w:rPr>
-          <w:rFonts w:ascii="Consolas" w:hAnsi="Consolas" w:eastAsia="Consolas"/>
-          <w:color w:val="D4D4D4"/>
+        <w:t xml:space="preserve">get</w:t>
+      </w:r>
+      <w:r>
+        <w:rPr>
+          <w:rFonts w:ascii="Consolas" w:hAnsi="Consolas"/>
+          <w:color w:val="262626"/>
           <w:sz w:val="16"/>
         </w:rPr>
-        <w:t>]</w:t>
-      </w:r>
-      <w:r>
-        <w:rPr>
-          <w:rFonts w:ascii="Consolas" w:hAnsi="Consolas" w:eastAsia="Consolas"/>
-          <w:color w:val="D4D4D4"/>
-          <w:sz w:val="16"/>
-        </w:rPr>
-        <w:t>)</w:t>
-      </w:r>
-      <w:r>
-        <w:rPr>
-          <w:rFonts w:ascii="Consolas" w:hAnsi="Consolas" w:eastAsia="Consolas"/>
-          <w:color w:val="D4D4D4"/>
-          <w:sz w:val="16"/>
-        </w:rPr>
-        <w:br/>
-        <w:t xml:space="preserve">    </w:t>
-      </w:r>
-      <w:r>
-        <w:rPr>
-          <w:rFonts w:ascii="Consolas" w:hAnsi="Consolas" w:eastAsia="Consolas"/>
-          <w:color w:val="D4D4D4"/>
-          <w:sz w:val="16"/>
-        </w:rPr>
-        <w:t>-</w:t>
-      </w:r>
-      <w:r>
-        <w:rPr>
-          <w:rFonts w:ascii="Consolas" w:hAnsi="Consolas" w:eastAsia="Consolas"/>
-          <w:color w:val="D4D4D4"/>
-          <w:sz w:val="16"/>
-        </w:rPr>
-        <w:t>&gt;</w:t>
-      </w:r>
-      <w:r>
-        <w:rPr>
-          <w:rFonts w:ascii="Consolas" w:hAnsi="Consolas" w:eastAsia="Consolas"/>
-          <w:color w:val="DCDCAA"/>
-          <w:sz w:val="16"/>
-        </w:rPr>
-        <w:t>selectRaw</w:t>
-      </w:r>
-      <w:r>
-        <w:rPr>
-          <w:rFonts w:ascii="Consolas" w:hAnsi="Consolas" w:eastAsia="Consolas"/>
-          <w:color w:val="D4D4D4"/>
-          <w:sz w:val="16"/>
-        </w:rPr>
-        <w:t>(</w:t>
-      </w:r>
-      <w:r>
-        <w:rPr>
-          <w:rFonts w:ascii="Consolas" w:hAnsi="Consolas" w:eastAsia="Consolas"/>
-          <w:color w:val="CE9178"/>
-          <w:sz w:val="16"/>
-        </w:rPr>
-        <w:t>'DATE(created_at) AS report_date'</w:t>
-      </w:r>
-      <w:r>
-        <w:rPr>
-          <w:rFonts w:ascii="Consolas" w:hAnsi="Consolas" w:eastAsia="Consolas"/>
-          <w:color w:val="D4D4D4"/>
-          <w:sz w:val="16"/>
-        </w:rPr>
-        <w:t>)</w:t>
-      </w:r>
-      <w:r>
-        <w:rPr>
-          <w:rFonts w:ascii="Consolas" w:hAnsi="Consolas" w:eastAsia="Consolas"/>
-          <w:color w:val="D4D4D4"/>
-          <w:sz w:val="16"/>
-        </w:rPr>
-        <w:br/>
-        <w:t xml:space="preserve">    </w:t>
-      </w:r>
-      <w:r>
-        <w:rPr>
-          <w:rFonts w:ascii="Consolas" w:hAnsi="Consolas" w:eastAsia="Consolas"/>
-          <w:color w:val="D4D4D4"/>
-          <w:sz w:val="16"/>
-        </w:rPr>
-        <w:t>-</w:t>
-      </w:r>
-      <w:r>
-        <w:rPr>
-          <w:rFonts w:ascii="Consolas" w:hAnsi="Consolas" w:eastAsia="Consolas"/>
-          <w:color w:val="D4D4D4"/>
-          <w:sz w:val="16"/>
-        </w:rPr>
-        <w:t>&gt;</w:t>
-      </w:r>
-      <w:r>
-        <w:rPr>
-          <w:rFonts w:ascii="Consolas" w:hAnsi="Consolas" w:eastAsia="Consolas"/>
-          <w:color w:val="DCDCAA"/>
-          <w:sz w:val="16"/>
-        </w:rPr>
-        <w:t>selectRaw</w:t>
-      </w:r>
-      <w:r>
-        <w:rPr>
-          <w:rFonts w:ascii="Consolas" w:hAnsi="Consolas" w:eastAsia="Consolas"/>
-          <w:color w:val="D4D4D4"/>
-          <w:sz w:val="16"/>
-        </w:rPr>
-        <w:t>(</w:t>
-      </w:r>
-      <w:r>
-        <w:rPr>
-          <w:rFonts w:ascii="Consolas" w:hAnsi="Consolas" w:eastAsia="Consolas"/>
-          <w:color w:val="CE9178"/>
-          <w:sz w:val="16"/>
-        </w:rPr>
-        <w:t>'SUM(subtotal) AS gross_amount'</w:t>
-      </w:r>
-      <w:r>
-        <w:rPr>
-          <w:rFonts w:ascii="Consolas" w:hAnsi="Consolas" w:eastAsia="Consolas"/>
-          <w:color w:val="D4D4D4"/>
-          <w:sz w:val="16"/>
-        </w:rPr>
-        <w:t>)</w:t>
-      </w:r>
-      <w:r>
-        <w:rPr>
-          <w:rFonts w:ascii="Consolas" w:hAnsi="Consolas" w:eastAsia="Consolas"/>
-          <w:color w:val="D4D4D4"/>
-          <w:sz w:val="16"/>
-        </w:rPr>
-        <w:br/>
-        <w:t xml:space="preserve">    </w:t>
-      </w:r>
-      <w:r>
-        <w:rPr>
-          <w:rFonts w:ascii="Consolas" w:hAnsi="Consolas" w:eastAsia="Consolas"/>
-          <w:color w:val="D4D4D4"/>
-          <w:sz w:val="16"/>
-        </w:rPr>
-        <w:t>-</w:t>
-      </w:r>
-      <w:r>
-        <w:rPr>
-          <w:rFonts w:ascii="Consolas" w:hAnsi="Consolas" w:eastAsia="Consolas"/>
-          <w:color w:val="D4D4D4"/>
-          <w:sz w:val="16"/>
-        </w:rPr>
-        <w:t>&gt;</w:t>
-      </w:r>
-      <w:r>
-        <w:rPr>
-          <w:rFonts w:ascii="Consolas" w:hAnsi="Consolas" w:eastAsia="Consolas"/>
-          <w:color w:val="DCDCAA"/>
-          <w:sz w:val="16"/>
-        </w:rPr>
-        <w:t>selectRaw</w:t>
-      </w:r>
-      <w:r>
-        <w:rPr>
-          <w:rFonts w:ascii="Consolas" w:hAnsi="Consolas" w:eastAsia="Consolas"/>
-          <w:color w:val="D4D4D4"/>
-          <w:sz w:val="16"/>
-        </w:rPr>
-        <w:t>(</w:t>
-      </w:r>
-      <w:r>
-        <w:rPr>
-          <w:rFonts w:ascii="Consolas" w:hAnsi="Consolas" w:eastAsia="Consolas"/>
-          <w:color w:val="CE9178"/>
-          <w:sz w:val="16"/>
-        </w:rPr>
-        <w:t>'SUM(subtotal - net_amount) AS commission_amount'</w:t>
-      </w:r>
-      <w:r>
-        <w:rPr>
-          <w:rFonts w:ascii="Consolas" w:hAnsi="Consolas" w:eastAsia="Consolas"/>
-          <w:color w:val="D4D4D4"/>
-          <w:sz w:val="16"/>
-        </w:rPr>
-        <w:t>)</w:t>
-      </w:r>
-      <w:r>
-        <w:rPr>
-          <w:rFonts w:ascii="Consolas" w:hAnsi="Consolas" w:eastAsia="Consolas"/>
-          <w:color w:val="D4D4D4"/>
-          <w:sz w:val="16"/>
-        </w:rPr>
-        <w:br/>
-        <w:t xml:space="preserve">    </w:t>
-      </w:r>
-      <w:r>
-        <w:rPr>
-          <w:rFonts w:ascii="Consolas" w:hAnsi="Consolas" w:eastAsia="Consolas"/>
-          <w:color w:val="D4D4D4"/>
-          <w:sz w:val="16"/>
-        </w:rPr>
-        <w:t>-</w:t>
-      </w:r>
-      <w:r>
-        <w:rPr>
-          <w:rFonts w:ascii="Consolas" w:hAnsi="Consolas" w:eastAsia="Consolas"/>
-          <w:color w:val="D4D4D4"/>
-          <w:sz w:val="16"/>
-        </w:rPr>
-        <w:t>&gt;</w:t>
-      </w:r>
-      <w:r>
-        <w:rPr>
-          <w:rFonts w:ascii="Consolas" w:hAnsi="Consolas" w:eastAsia="Consolas"/>
-          <w:color w:val="DCDCAA"/>
-          <w:sz w:val="16"/>
-        </w:rPr>
-        <w:t>selectRaw</w:t>
-      </w:r>
-      <w:r>
-        <w:rPr>
-          <w:rFonts w:ascii="Consolas" w:hAnsi="Consolas" w:eastAsia="Consolas"/>
-          <w:color w:val="D4D4D4"/>
-          <w:sz w:val="16"/>
-        </w:rPr>
-        <w:t>(</w:t>
-      </w:r>
-      <w:r>
-        <w:rPr>
-          <w:rFonts w:ascii="Consolas" w:hAnsi="Consolas" w:eastAsia="Consolas"/>
-          <w:color w:val="CE9178"/>
-          <w:sz w:val="16"/>
-        </w:rPr>
-        <w:t>'SUM(net_amount) AS net_amount'</w:t>
-      </w:r>
-      <w:r>
-        <w:rPr>
-          <w:rFonts w:ascii="Consolas" w:hAnsi="Consolas" w:eastAsia="Consolas"/>
-          <w:color w:val="D4D4D4"/>
-          <w:sz w:val="16"/>
-        </w:rPr>
-        <w:t>)</w:t>
-      </w:r>
-      <w:r>
-        <w:rPr>
-          <w:rFonts w:ascii="Consolas" w:hAnsi="Consolas" w:eastAsia="Consolas"/>
-          <w:color w:val="D4D4D4"/>
-          <w:sz w:val="16"/>
-        </w:rPr>
-        <w:br/>
-        <w:t xml:space="preserve">    </w:t>
-      </w:r>
-      <w:r>
-        <w:rPr>
-          <w:rFonts w:ascii="Consolas" w:hAnsi="Consolas" w:eastAsia="Consolas"/>
-          <w:color w:val="D4D4D4"/>
-          <w:sz w:val="16"/>
-        </w:rPr>
-        <w:t>-</w:t>
-      </w:r>
-      <w:r>
-        <w:rPr>
-          <w:rFonts w:ascii="Consolas" w:hAnsi="Consolas" w:eastAsia="Consolas"/>
-          <w:color w:val="D4D4D4"/>
-          <w:sz w:val="16"/>
-        </w:rPr>
-        <w:t>&gt;</w:t>
-      </w:r>
-      <w:r>
-        <w:rPr>
-          <w:rFonts w:ascii="Consolas" w:hAnsi="Consolas" w:eastAsia="Consolas"/>
-          <w:color w:val="DCDCAA"/>
-          <w:sz w:val="16"/>
-        </w:rPr>
-        <w:t>groupByRaw</w:t>
-      </w:r>
-      <w:r>
-        <w:rPr>
-          <w:rFonts w:ascii="Consolas" w:hAnsi="Consolas" w:eastAsia="Consolas"/>
-          <w:color w:val="D4D4D4"/>
-          <w:sz w:val="16"/>
-        </w:rPr>
-        <w:t>(</w:t>
-      </w:r>
-      <w:r>
-        <w:rPr>
-          <w:rFonts w:ascii="Consolas" w:hAnsi="Consolas" w:eastAsia="Consolas"/>
-          <w:color w:val="CE9178"/>
-          <w:sz w:val="16"/>
-        </w:rPr>
-        <w:t>'DATE(created_at)'</w:t>
-      </w:r>
-      <w:r>
-        <w:rPr>
-          <w:rFonts w:ascii="Consolas" w:hAnsi="Consolas" w:eastAsia="Consolas"/>
-          <w:color w:val="D4D4D4"/>
-          <w:sz w:val="16"/>
-        </w:rPr>
-        <w:t>)</w:t>
-      </w:r>
-      <w:r>
-        <w:rPr>
-          <w:rFonts w:ascii="Consolas" w:hAnsi="Consolas" w:eastAsia="Consolas"/>
-          <w:color w:val="D4D4D4"/>
-          <w:sz w:val="16"/>
-        </w:rPr>
-        <w:br/>
-        <w:t xml:space="preserve">    </w:t>
-      </w:r>
-      <w:r>
-        <w:rPr>
-          <w:rFonts w:ascii="Consolas" w:hAnsi="Consolas" w:eastAsia="Consolas"/>
-          <w:color w:val="D4D4D4"/>
-          <w:sz w:val="16"/>
-        </w:rPr>
-        <w:t>-</w:t>
-      </w:r>
-      <w:r>
-        <w:rPr>
-          <w:rFonts w:ascii="Consolas" w:hAnsi="Consolas" w:eastAsia="Consolas"/>
-          <w:color w:val="D4D4D4"/>
-          <w:sz w:val="16"/>
-        </w:rPr>
-        <w:t>&gt;</w:t>
-      </w:r>
-      <w:r>
-        <w:rPr>
-          <w:rFonts w:ascii="Consolas" w:hAnsi="Consolas" w:eastAsia="Consolas"/>
-          <w:color w:val="DCDCAA"/>
-          <w:sz w:val="16"/>
-        </w:rPr>
-        <w:t>orderBy</w:t>
-      </w:r>
-      <w:r>
-        <w:rPr>
-          <w:rFonts w:ascii="Consolas" w:hAnsi="Consolas" w:eastAsia="Consolas"/>
-          <w:color w:val="D4D4D4"/>
-          <w:sz w:val="16"/>
-        </w:rPr>
-        <w:t>(</w:t>
-      </w:r>
-      <w:r>
-        <w:rPr>
-          <w:rFonts w:ascii="Consolas" w:hAnsi="Consolas" w:eastAsia="Consolas"/>
-          <w:color w:val="CE9178"/>
-          <w:sz w:val="16"/>
-        </w:rPr>
-        <w:t>'report_date'</w:t>
-      </w:r>
-      <w:r>
-        <w:rPr>
-          <w:rFonts w:ascii="Consolas" w:hAnsi="Consolas" w:eastAsia="Consolas"/>
-          <w:color w:val="D4D4D4"/>
-          <w:sz w:val="16"/>
-        </w:rPr>
-        <w:t>)</w:t>
-      </w:r>
-      <w:r>
-        <w:rPr>
-          <w:rFonts w:ascii="Consolas" w:hAnsi="Consolas" w:eastAsia="Consolas"/>
-          <w:color w:val="D4D4D4"/>
-          <w:sz w:val="16"/>
-        </w:rPr>
-        <w:br/>
-        <w:t xml:space="preserve">    </w:t>
-      </w:r>
-      <w:r>
-        <w:rPr>
-          <w:rFonts w:ascii="Consolas" w:hAnsi="Consolas" w:eastAsia="Consolas"/>
-          <w:color w:val="D4D4D4"/>
-          <w:sz w:val="16"/>
-        </w:rPr>
-        <w:t>-</w:t>
-      </w:r>
-      <w:r>
-        <w:rPr>
-          <w:rFonts w:ascii="Consolas" w:hAnsi="Consolas" w:eastAsia="Consolas"/>
-          <w:color w:val="D4D4D4"/>
-          <w:sz w:val="16"/>
-        </w:rPr>
-        <w:t>&gt;</w:t>
-      </w:r>
-      <w:r>
-        <w:rPr>
-          <w:rFonts w:ascii="Consolas" w:hAnsi="Consolas" w:eastAsia="Consolas"/>
-          <w:color w:val="DCDCAA"/>
-          <w:sz w:val="16"/>
-        </w:rPr>
-        <w:t>get</w:t>
-      </w:r>
-      <w:r>
-        <w:rPr>
-          <w:rFonts w:ascii="Consolas" w:hAnsi="Consolas" w:eastAsia="Consolas"/>
-          <w:color w:val="D4D4D4"/>
-          <w:sz w:val="16"/>
-        </w:rPr>
-        <w:t>(</w:t>
-      </w:r>
-      <w:r>
-        <w:rPr>
-          <w:rFonts w:ascii="Consolas" w:hAnsi="Consolas" w:eastAsia="Consolas"/>
-          <w:color w:val="D4D4D4"/>
-          <w:sz w:val="16"/>
-        </w:rPr>
-        <w:t>)</w:t>
-      </w:r>
-      <w:r>
-        <w:rPr>
-          <w:rFonts w:ascii="Consolas" w:hAnsi="Consolas" w:eastAsia="Consolas"/>
-          <w:color w:val="D4D4D4"/>
-          <w:sz w:val="16"/>
-        </w:rPr>
-        <w:t>;</w:t>
+        <w:t xml:space="preserve">();</w:t>
       </w:r>
     </w:p>
     <w:p>
@@ -5641,60 +5114,82 @@
     <w:p>
       <w:pPr>
         <w:pStyle w:val="CodeHeader"/>
-        <w:shd w:fill="2D2D30"/>
+        <w:keepNext/>
         <w:pBdr>
-          <w:left w:val="single" w:sz="4" w:space="8" w:color="2D2D30"/>
+          <w:left w:val="single" w:sz="12" w:space="8" w:color="B8DDE0"/>
         </w:pBdr>
+        <w:shd w:val="clear" w:color="auto" w:fill="E4EAED"/>
       </w:pPr>
       <w:r>
         <w:rPr>
           <w:rFonts w:ascii="Consolas" w:hAnsi="Consolas"/>
           <w:b/>
-          <w:color w:val="FFFFFF"/>
+          <w:color w:val="262626"/>
           <w:sz w:val="16"/>
         </w:rPr>
-        <w:t>Lokasi: terminal pada root repository kantin-multi-tenant   •   MODUL 13 — TERMINAL   •   BASH</w:t>
+        <w:t xml:space="preserve">Lokasi: terminal pada root repository kantin-multi-tenant   •   MODUL 13 — TERMINAL   •   BASH</w:t>
       </w:r>
     </w:p>
     <w:p>
       <w:pPr>
         <w:pStyle w:val="CodeBlock"/>
-        <w:shd w:fill="1E1E1E"/>
         <w:pBdr>
-          <w:left w:val="single" w:sz="4" w:space="8" w:color="1E1E1E"/>
+          <w:left w:val="single" w:sz="12" w:space="8" w:color="B8DDE0"/>
         </w:pBdr>
+        <w:shd w:val="clear" w:color="auto" w:fill="F2F3F7"/>
       </w:pPr>
       <w:r>
         <w:rPr>
           <w:rFonts w:ascii="Consolas" w:hAnsi="Consolas"/>
-          <w:color w:val="4EC9B0"/>
+          <w:b/>
+          <w:color w:val="000080"/>
           <w:sz w:val="16"/>
         </w:rPr>
-        <w:t>php</w:t>
+        <w:t xml:space="preserve">php</w:t>
       </w:r>
       <w:r>
         <w:rPr>
           <w:rFonts w:ascii="Consolas" w:hAnsi="Consolas"/>
-          <w:color w:val="D4D4D4"/>
+          <w:color w:val="262626"/>
           <w:sz w:val="16"/>
         </w:rPr>
         <w:t xml:space="preserve"> artisan test</w:t>
+      </w:r>
+      <w:r>
         <w:br/>
-        <w:t xml:space="preserve">./vendor/bin/pint --test</w:t>
+      </w:r>
+      <w:r>
+        <w:rPr>
+          <w:rFonts w:ascii="Consolas" w:hAnsi="Consolas"/>
+          <w:color w:val="262626"/>
+          <w:sz w:val="16"/>
+        </w:rPr>
+        <w:t xml:space="preserve">./vendor/bin/pint </w:t>
+      </w:r>
+      <w:r>
+        <w:rPr>
+          <w:rFonts w:ascii="Consolas" w:hAnsi="Consolas"/>
+          <w:color w:val="0073E6"/>
+          <w:sz w:val="16"/>
+        </w:rPr>
+        <w:t xml:space="preserve">--test</w:t>
+      </w:r>
+      <w:r>
         <w:br/>
       </w:r>
       <w:r>
         <w:rPr>
           <w:rFonts w:ascii="Consolas" w:hAnsi="Consolas"/>
-          <w:color w:val="4EC9B0"/>
+          <w:b/>
+          <w:color w:val="000080"/>
           <w:sz w:val="16"/>
         </w:rPr>
-        <w:t>npm</w:t>
+        <w:t xml:space="preserve">npm</w:t>
       </w:r>
       <w:r>
         <w:rPr>
           <w:rFonts w:ascii="Consolas" w:hAnsi="Consolas"/>
-          <w:color w:val="D4D4D4"/>
+          <w:color w:val="262626"/>
           <w:sz w:val="16"/>
         </w:rPr>
         <w:t xml:space="preserve"> run build</w:t>
@@ -6030,23 +5525,24 @@
     <w:p>
       <w:pPr>
         <w:pStyle w:val="CodeBlock"/>
-        <w:shd w:fill="1E1E1E" w:val="clear"/>
         <w:pBdr>
-          <w:left w:val="single" w:sz="4" w:space="8" w:color="1E1E1E"/>
+          <w:left w:val="single" w:sz="12" w:space="8" w:color="B8DDE0"/>
         </w:pBdr>
+        <w:shd w:val="clear" w:color="auto" w:fill="F2F3F7"/>
       </w:pPr>
       <w:r>
         <w:rPr>
           <w:rFonts w:ascii="Consolas" w:hAnsi="Consolas"/>
-          <w:color w:val="569CD6"/>
+          <w:b/>
+          <w:color w:val="000080"/>
           <w:sz w:val="16"/>
         </w:rPr>
-        <w:t>return</w:t>
+        <w:t xml:space="preserve">return</w:t>
       </w:r>
       <w:r>
         <w:rPr>
           <w:rFonts w:ascii="Consolas" w:hAnsi="Consolas"/>
-          <w:color w:val="D4D4D4"/>
+          <w:color w:val="262626"/>
           <w:sz w:val="16"/>
         </w:rPr>
         <w:t xml:space="preserve"> </w:t>
@@ -6054,47 +5550,48 @@
       <w:r>
         <w:rPr>
           <w:rFonts w:ascii="Consolas" w:hAnsi="Consolas"/>
-          <w:color w:val="4EC9B0"/>
+          <w:color w:val="267F99"/>
           <w:sz w:val="16"/>
         </w:rPr>
-        <w:t>DB</w:t>
+        <w:t xml:space="preserve">DB</w:t>
       </w:r>
       <w:r>
         <w:rPr>
           <w:rFonts w:ascii="Consolas" w:hAnsi="Consolas"/>
-          <w:color w:val="D4D4D4"/>
+          <w:color w:val="262626"/>
           <w:sz w:val="16"/>
         </w:rPr>
-        <w:t>::</w:t>
+        <w:t xml:space="preserve">::</w:t>
       </w:r>
       <w:r>
         <w:rPr>
           <w:rFonts w:ascii="Consolas" w:hAnsi="Consolas"/>
-          <w:color w:val="DCDCAA"/>
+          <w:color w:val="795E26"/>
           <w:sz w:val="16"/>
         </w:rPr>
-        <w:t>transaction</w:t>
+        <w:t xml:space="preserve">transaction</w:t>
       </w:r>
       <w:r>
         <w:rPr>
           <w:rFonts w:ascii="Consolas" w:hAnsi="Consolas"/>
-          <w:color w:val="D4D4D4"/>
+          <w:color w:val="262626"/>
           <w:sz w:val="16"/>
         </w:rPr>
-        <w:t>(</w:t>
+        <w:t xml:space="preserve">(</w:t>
       </w:r>
       <w:r>
         <w:rPr>
           <w:rFonts w:ascii="Consolas" w:hAnsi="Consolas"/>
-          <w:color w:val="569CD6"/>
+          <w:b/>
+          <w:color w:val="000080"/>
           <w:sz w:val="16"/>
         </w:rPr>
-        <w:t>function</w:t>
+        <w:t xml:space="preserve">function</w:t>
       </w:r>
       <w:r>
         <w:rPr>
           <w:rFonts w:ascii="Consolas" w:hAnsi="Consolas"/>
-          <w:color w:val="D4D4D4"/>
+          <w:color w:val="262626"/>
           <w:sz w:val="16"/>
         </w:rPr>
         <w:t xml:space="preserve"> () </w:t>
@@ -6102,15 +5599,16 @@
       <w:r>
         <w:rPr>
           <w:rFonts w:ascii="Consolas" w:hAnsi="Consolas"/>
-          <w:color w:val="569CD6"/>
+          <w:b/>
+          <w:color w:val="000080"/>
           <w:sz w:val="16"/>
         </w:rPr>
-        <w:t>use</w:t>
+        <w:t xml:space="preserve">use</w:t>
       </w:r>
       <w:r>
         <w:rPr>
           <w:rFonts w:ascii="Consolas" w:hAnsi="Consolas"/>
-          <w:color w:val="D4D4D4"/>
+          <w:color w:val="262626"/>
           <w:sz w:val="16"/>
         </w:rPr>
         <w:t xml:space="preserve"> (</w:t>
@@ -6118,15 +5616,15 @@
       <w:r>
         <w:rPr>
           <w:rFonts w:ascii="Consolas" w:hAnsi="Consolas"/>
-          <w:color w:val="9CDCFE"/>
+          <w:color w:val="660E7A"/>
           <w:sz w:val="16"/>
         </w:rPr>
-        <w:t>$tenantId</w:t>
+        <w:t xml:space="preserve">$tenantId</w:t>
       </w:r>
       <w:r>
         <w:rPr>
           <w:rFonts w:ascii="Consolas" w:hAnsi="Consolas"/>
-          <w:color w:val="D4D4D4"/>
+          <w:color w:val="262626"/>
           <w:sz w:val="16"/>
         </w:rPr>
         <w:t xml:space="preserve">, </w:t>
@@ -6134,33 +5632,42 @@
       <w:r>
         <w:rPr>
           <w:rFonts w:ascii="Consolas" w:hAnsi="Consolas"/>
-          <w:color w:val="9CDCFE"/>
+          <w:color w:val="660E7A"/>
           <w:sz w:val="16"/>
         </w:rPr>
-        <w:t>$amount</w:t>
+        <w:t xml:space="preserve">$amount</w:t>
       </w:r>
       <w:r>
         <w:rPr>
           <w:rFonts w:ascii="Consolas" w:hAnsi="Consolas"/>
-          <w:color w:val="D4D4D4"/>
+          <w:color w:val="262626"/>
           <w:sz w:val="16"/>
         </w:rPr>
         <w:t xml:space="preserve">) {</w:t>
+      </w:r>
+      <w:r>
         <w:br/>
+      </w:r>
+      <w:r>
+        <w:rPr>
+          <w:rFonts w:ascii="Consolas" w:hAnsi="Consolas"/>
+          <w:color w:val="262626"/>
+          <w:sz w:val="16"/>
+        </w:rPr>
         <w:t xml:space="preserve">    </w:t>
       </w:r>
       <w:r>
         <w:rPr>
           <w:rFonts w:ascii="Consolas" w:hAnsi="Consolas"/>
-          <w:color w:val="9CDCFE"/>
+          <w:color w:val="660E7A"/>
           <w:sz w:val="16"/>
         </w:rPr>
-        <w:t>$balance</w:t>
+        <w:t xml:space="preserve">$balance</w:t>
       </w:r>
       <w:r>
         <w:rPr>
           <w:rFonts w:ascii="Consolas" w:hAnsi="Consolas"/>
-          <w:color w:val="D4D4D4"/>
+          <w:color w:val="262626"/>
           <w:sz w:val="16"/>
         </w:rPr>
         <w:t xml:space="preserve"> = </w:t>
@@ -6168,120 +5675,159 @@
       <w:r>
         <w:rPr>
           <w:rFonts w:ascii="Consolas" w:hAnsi="Consolas"/>
-          <w:color w:val="4EC9B0"/>
+          <w:color w:val="267F99"/>
           <w:sz w:val="16"/>
         </w:rPr>
-        <w:t>TenantBalance</w:t>
+        <w:t xml:space="preserve">TenantBalance</w:t>
       </w:r>
       <w:r>
         <w:rPr>
           <w:rFonts w:ascii="Consolas" w:hAnsi="Consolas"/>
-          <w:color w:val="D4D4D4"/>
+          <w:color w:val="262626"/>
           <w:sz w:val="16"/>
         </w:rPr>
-        <w:t>::</w:t>
+        <w:t xml:space="preserve">::</w:t>
       </w:r>
       <w:r>
         <w:rPr>
           <w:rFonts w:ascii="Consolas" w:hAnsi="Consolas"/>
-          <w:color w:val="DCDCAA"/>
+          <w:color w:val="795E26"/>
           <w:sz w:val="16"/>
         </w:rPr>
-        <w:t>query</w:t>
+        <w:t xml:space="preserve">query</w:t>
       </w:r>
       <w:r>
         <w:rPr>
           <w:rFonts w:ascii="Consolas" w:hAnsi="Consolas"/>
-          <w:color w:val="D4D4D4"/>
+          <w:color w:val="262626"/>
           <w:sz w:val="16"/>
         </w:rPr>
-        <w:t>()</w:t>
+        <w:t xml:space="preserve">()</w:t>
+      </w:r>
+      <w:r>
         <w:br/>
+      </w:r>
+      <w:r>
+        <w:rPr>
+          <w:rFonts w:ascii="Consolas" w:hAnsi="Consolas"/>
+          <w:color w:val="262626"/>
+          <w:sz w:val="16"/>
+        </w:rPr>
         <w:t xml:space="preserve">        -&gt;</w:t>
       </w:r>
       <w:r>
         <w:rPr>
           <w:rFonts w:ascii="Consolas" w:hAnsi="Consolas"/>
-          <w:color w:val="DCDCAA"/>
+          <w:color w:val="795E26"/>
           <w:sz w:val="16"/>
         </w:rPr>
-        <w:t>whereKey</w:t>
+        <w:t xml:space="preserve">whereKey</w:t>
       </w:r>
       <w:r>
         <w:rPr>
           <w:rFonts w:ascii="Consolas" w:hAnsi="Consolas"/>
-          <w:color w:val="D4D4D4"/>
+          <w:color w:val="262626"/>
           <w:sz w:val="16"/>
         </w:rPr>
-        <w:t>(</w:t>
+        <w:t xml:space="preserve">(</w:t>
       </w:r>
       <w:r>
         <w:rPr>
           <w:rFonts w:ascii="Consolas" w:hAnsi="Consolas"/>
-          <w:color w:val="9CDCFE"/>
+          <w:color w:val="660E7A"/>
           <w:sz w:val="16"/>
         </w:rPr>
-        <w:t>$tenantId</w:t>
+        <w:t xml:space="preserve">$tenantId</w:t>
       </w:r>
       <w:r>
         <w:rPr>
           <w:rFonts w:ascii="Consolas" w:hAnsi="Consolas"/>
-          <w:color w:val="D4D4D4"/>
+          <w:color w:val="262626"/>
           <w:sz w:val="16"/>
         </w:rPr>
-        <w:t>)</w:t>
+        <w:t xml:space="preserve">)</w:t>
+      </w:r>
+      <w:r>
         <w:br/>
+      </w:r>
+      <w:r>
+        <w:rPr>
+          <w:rFonts w:ascii="Consolas" w:hAnsi="Consolas"/>
+          <w:color w:val="262626"/>
+          <w:sz w:val="16"/>
+        </w:rPr>
         <w:t xml:space="preserve">        -&gt;</w:t>
       </w:r>
       <w:r>
         <w:rPr>
           <w:rFonts w:ascii="Consolas" w:hAnsi="Consolas"/>
-          <w:color w:val="DCDCAA"/>
+          <w:color w:val="795E26"/>
           <w:sz w:val="16"/>
         </w:rPr>
-        <w:t>lockForUpdate</w:t>
+        <w:t xml:space="preserve">lockForUpdate</w:t>
       </w:r>
       <w:r>
         <w:rPr>
           <w:rFonts w:ascii="Consolas" w:hAnsi="Consolas"/>
-          <w:color w:val="D4D4D4"/>
+          <w:color w:val="262626"/>
           <w:sz w:val="16"/>
         </w:rPr>
-        <w:t>()</w:t>
+        <w:t xml:space="preserve">()</w:t>
+      </w:r>
+      <w:r>
         <w:br/>
+      </w:r>
+      <w:r>
+        <w:rPr>
+          <w:rFonts w:ascii="Consolas" w:hAnsi="Consolas"/>
+          <w:color w:val="262626"/>
+          <w:sz w:val="16"/>
+        </w:rPr>
         <w:t xml:space="preserve">        -&gt;</w:t>
       </w:r>
       <w:r>
         <w:rPr>
           <w:rFonts w:ascii="Consolas" w:hAnsi="Consolas"/>
-          <w:color w:val="DCDCAA"/>
+          <w:color w:val="795E26"/>
           <w:sz w:val="16"/>
         </w:rPr>
-        <w:t>firstOrFail</w:t>
+        <w:t xml:space="preserve">firstOrFail</w:t>
       </w:r>
       <w:r>
         <w:rPr>
           <w:rFonts w:ascii="Consolas" w:hAnsi="Consolas"/>
-          <w:color w:val="D4D4D4"/>
+          <w:color w:val="262626"/>
           <w:sz w:val="16"/>
         </w:rPr>
-        <w:t>();</w:t>
+        <w:t xml:space="preserve">();</w:t>
+      </w:r>
+      <w:r>
         <w:br/>
+      </w:r>
+      <w:r>
         <w:br/>
+      </w:r>
+      <w:r>
+        <w:rPr>
+          <w:rFonts w:ascii="Consolas" w:hAnsi="Consolas"/>
+          <w:color w:val="262626"/>
+          <w:sz w:val="16"/>
+        </w:rPr>
         <w:t xml:space="preserve">    </w:t>
       </w:r>
       <w:r>
         <w:rPr>
           <w:rFonts w:ascii="Consolas" w:hAnsi="Consolas"/>
-          <w:color w:val="569CD6"/>
+          <w:b/>
+          <w:color w:val="000080"/>
           <w:sz w:val="16"/>
         </w:rPr>
-        <w:t>if</w:t>
+        <w:t xml:space="preserve">if</w:t>
       </w:r>
       <w:r>
         <w:rPr>
           <w:rFonts w:ascii="Consolas" w:hAnsi="Consolas"/>
-          <w:color w:val="D4D4D4"/>
+          <w:color w:val="262626"/>
           <w:sz w:val="16"/>
         </w:rPr>
         <w:t xml:space="preserve"> (</w:t>
@@ -6289,15 +5835,15 @@
       <w:r>
         <w:rPr>
           <w:rFonts w:ascii="Consolas" w:hAnsi="Consolas"/>
-          <w:color w:val="9CDCFE"/>
+          <w:color w:val="660E7A"/>
           <w:sz w:val="16"/>
         </w:rPr>
-        <w:t>$amount</w:t>
+        <w:t xml:space="preserve">$amount</w:t>
       </w:r>
       <w:r>
         <w:rPr>
           <w:rFonts w:ascii="Consolas" w:hAnsi="Consolas"/>
-          <w:color w:val="D4D4D4"/>
+          <w:color w:val="262626"/>
           <w:sz w:val="16"/>
         </w:rPr>
         <w:t xml:space="preserve"> &lt;= </w:t>
@@ -6305,15 +5851,15 @@
       <w:r>
         <w:rPr>
           <w:rFonts w:ascii="Consolas" w:hAnsi="Consolas"/>
-          <w:color w:val="B5CEA8"/>
+          <w:color w:val="0073E6"/>
           <w:sz w:val="16"/>
         </w:rPr>
-        <w:t>0</w:t>
+        <w:t xml:space="preserve">0</w:t>
       </w:r>
       <w:r>
         <w:rPr>
           <w:rFonts w:ascii="Consolas" w:hAnsi="Consolas"/>
-          <w:color w:val="D4D4D4"/>
+          <w:color w:val="262626"/>
           <w:sz w:val="16"/>
         </w:rPr>
         <w:t xml:space="preserve"> || </w:t>
@@ -6321,49 +5867,75 @@
       <w:r>
         <w:rPr>
           <w:rFonts w:ascii="Consolas" w:hAnsi="Consolas"/>
-          <w:color w:val="9CDCFE"/>
+          <w:color w:val="660E7A"/>
           <w:sz w:val="16"/>
         </w:rPr>
-        <w:t>$balance</w:t>
+        <w:t xml:space="preserve">$balance</w:t>
       </w:r>
       <w:r>
         <w:rPr>
           <w:rFonts w:ascii="Consolas" w:hAnsi="Consolas"/>
-          <w:color w:val="D4D4D4"/>
+          <w:color w:val="262626"/>
           <w:sz w:val="16"/>
         </w:rPr>
-        <w:t xml:space="preserve">-&gt;available_amount &lt; </w:t>
+        <w:t xml:space="preserve">-&gt;</w:t>
       </w:r>
       <w:r>
         <w:rPr>
           <w:rFonts w:ascii="Consolas" w:hAnsi="Consolas"/>
-          <w:color w:val="9CDCFE"/>
+          <w:color w:val="660E7A"/>
           <w:sz w:val="16"/>
         </w:rPr>
-        <w:t>$amount</w:t>
+        <w:t xml:space="preserve">available_amount</w:t>
       </w:r>
       <w:r>
         <w:rPr>
           <w:rFonts w:ascii="Consolas" w:hAnsi="Consolas"/>
-          <w:color w:val="D4D4D4"/>
+          <w:color w:val="262626"/>
           <w:sz w:val="16"/>
         </w:rPr>
+        <w:t xml:space="preserve"> &lt; </w:t>
+      </w:r>
+      <w:r>
+        <w:rPr>
+          <w:rFonts w:ascii="Consolas" w:hAnsi="Consolas"/>
+          <w:color w:val="660E7A"/>
+          <w:sz w:val="16"/>
+        </w:rPr>
+        <w:t xml:space="preserve">$amount</w:t>
+      </w:r>
+      <w:r>
+        <w:rPr>
+          <w:rFonts w:ascii="Consolas" w:hAnsi="Consolas"/>
+          <w:color w:val="262626"/>
+          <w:sz w:val="16"/>
+        </w:rPr>
         <w:t xml:space="preserve">) {</w:t>
+      </w:r>
+      <w:r>
         <w:br/>
+      </w:r>
+      <w:r>
+        <w:rPr>
+          <w:rFonts w:ascii="Consolas" w:hAnsi="Consolas"/>
+          <w:color w:val="262626"/>
+          <w:sz w:val="16"/>
+        </w:rPr>
         <w:t xml:space="preserve">        </w:t>
       </w:r>
       <w:r>
         <w:rPr>
           <w:rFonts w:ascii="Consolas" w:hAnsi="Consolas"/>
-          <w:color w:val="569CD6"/>
+          <w:b/>
+          <w:color w:val="000080"/>
           <w:sz w:val="16"/>
         </w:rPr>
-        <w:t>throw</w:t>
+        <w:t xml:space="preserve">throw</w:t>
       </w:r>
       <w:r>
         <w:rPr>
           <w:rFonts w:ascii="Consolas" w:hAnsi="Consolas"/>
-          <w:color w:val="D4D4D4"/>
+          <w:color w:val="262626"/>
           <w:sz w:val="16"/>
         </w:rPr>
         <w:t xml:space="preserve"> </w:t>
@@ -6371,15 +5943,16 @@
       <w:r>
         <w:rPr>
           <w:rFonts w:ascii="Consolas" w:hAnsi="Consolas"/>
-          <w:color w:val="569CD6"/>
+          <w:b/>
+          <w:color w:val="000080"/>
           <w:sz w:val="16"/>
         </w:rPr>
-        <w:t>new</w:t>
+        <w:t xml:space="preserve">new</w:t>
       </w:r>
       <w:r>
         <w:rPr>
           <w:rFonts w:ascii="Consolas" w:hAnsi="Consolas"/>
-          <w:color w:val="D4D4D4"/>
+          <w:color w:val="262626"/>
           <w:sz w:val="16"/>
         </w:rPr>
         <w:t xml:space="preserve"> </w:t>
@@ -6387,52 +5960,72 @@
       <w:r>
         <w:rPr>
           <w:rFonts w:ascii="Consolas" w:hAnsi="Consolas"/>
-          <w:color w:val="DCDCAA"/>
+          <w:color w:val="795E26"/>
           <w:sz w:val="16"/>
         </w:rPr>
-        <w:t>DomainException</w:t>
+        <w:t xml:space="preserve">DomainException</w:t>
       </w:r>
       <w:r>
         <w:rPr>
           <w:rFonts w:ascii="Consolas" w:hAnsi="Consolas"/>
-          <w:color w:val="D4D4D4"/>
+          <w:color w:val="262626"/>
           <w:sz w:val="16"/>
         </w:rPr>
-        <w:t>(</w:t>
+        <w:t xml:space="preserve">(</w:t>
       </w:r>
       <w:r>
         <w:rPr>
           <w:rFonts w:ascii="Consolas" w:hAnsi="Consolas"/>
-          <w:color w:val="CE9178"/>
+          <w:color w:val="00733B"/>
           <w:sz w:val="16"/>
         </w:rPr>
-        <w:t>'Saldo tidak mencukupi.'</w:t>
+        <w:t xml:space="preserve">'Saldo tidak mencukupi.'</w:t>
       </w:r>
       <w:r>
         <w:rPr>
           <w:rFonts w:ascii="Consolas" w:hAnsi="Consolas"/>
-          <w:color w:val="D4D4D4"/>
+          <w:color w:val="262626"/>
           <w:sz w:val="16"/>
         </w:rPr>
-        <w:t>);</w:t>
+        <w:t xml:space="preserve">);</w:t>
+      </w:r>
+      <w:r>
         <w:br/>
+      </w:r>
+      <w:r>
+        <w:rPr>
+          <w:rFonts w:ascii="Consolas" w:hAnsi="Consolas"/>
+          <w:color w:val="262626"/>
+          <w:sz w:val="16"/>
+        </w:rPr>
         <w:t xml:space="preserve">    }</w:t>
+      </w:r>
+      <w:r>
         <w:br/>
+      </w:r>
+      <w:r>
         <w:br/>
+      </w:r>
+      <w:r>
+        <w:rPr>
+          <w:rFonts w:ascii="Consolas" w:hAnsi="Consolas"/>
+          <w:color w:val="262626"/>
+          <w:sz w:val="16"/>
+        </w:rPr>
         <w:t xml:space="preserve">    </w:t>
       </w:r>
       <w:r>
         <w:rPr>
           <w:rFonts w:ascii="Consolas" w:hAnsi="Consolas"/>
-          <w:color w:val="9CDCFE"/>
+          <w:color w:val="660E7A"/>
           <w:sz w:val="16"/>
         </w:rPr>
-        <w:t>$withdrawal</w:t>
+        <w:t xml:space="preserve">$withdrawal</w:t>
       </w:r>
       <w:r>
         <w:rPr>
           <w:rFonts w:ascii="Consolas" w:hAnsi="Consolas"/>
-          <w:color w:val="D4D4D4"/>
+          <w:color w:val="262626"/>
           <w:sz w:val="16"/>
         </w:rPr>
         <w:t xml:space="preserve"> = </w:t>
@@ -6440,116 +6033,136 @@
       <w:r>
         <w:rPr>
           <w:rFonts w:ascii="Consolas" w:hAnsi="Consolas"/>
-          <w:color w:val="4EC9B0"/>
+          <w:color w:val="267F99"/>
           <w:sz w:val="16"/>
         </w:rPr>
-        <w:t>Withdrawal</w:t>
+        <w:t xml:space="preserve">Withdrawal</w:t>
       </w:r>
       <w:r>
         <w:rPr>
           <w:rFonts w:ascii="Consolas" w:hAnsi="Consolas"/>
-          <w:color w:val="D4D4D4"/>
+          <w:color w:val="262626"/>
           <w:sz w:val="16"/>
         </w:rPr>
-        <w:t>::</w:t>
+        <w:t xml:space="preserve">::</w:t>
       </w:r>
       <w:r>
         <w:rPr>
           <w:rFonts w:ascii="Consolas" w:hAnsi="Consolas"/>
-          <w:color w:val="DCDCAA"/>
+          <w:color w:val="795E26"/>
           <w:sz w:val="16"/>
         </w:rPr>
-        <w:t>withoutGlobalScopes</w:t>
+        <w:t xml:space="preserve">withoutGlobalScopes</w:t>
       </w:r>
       <w:r>
         <w:rPr>
           <w:rFonts w:ascii="Consolas" w:hAnsi="Consolas"/>
-          <w:color w:val="D4D4D4"/>
+          <w:color w:val="262626"/>
           <w:sz w:val="16"/>
         </w:rPr>
-        <w:t>()-&gt;</w:t>
+        <w:t xml:space="preserve">()-&gt;</w:t>
       </w:r>
       <w:r>
         <w:rPr>
           <w:rFonts w:ascii="Consolas" w:hAnsi="Consolas"/>
-          <w:color w:val="DCDCAA"/>
+          <w:color w:val="795E26"/>
           <w:sz w:val="16"/>
         </w:rPr>
-        <w:t>create</w:t>
+        <w:t xml:space="preserve">create</w:t>
       </w:r>
       <w:r>
         <w:rPr>
           <w:rFonts w:ascii="Consolas" w:hAnsi="Consolas"/>
-          <w:color w:val="D4D4D4"/>
+          <w:color w:val="262626"/>
           <w:sz w:val="16"/>
         </w:rPr>
-        <w:t>([...]);</w:t>
+        <w:t xml:space="preserve">([...]);</w:t>
+      </w:r>
+      <w:r>
         <w:br/>
+      </w:r>
+      <w:r>
         <w:br/>
+      </w:r>
+      <w:r>
+        <w:rPr>
+          <w:rFonts w:ascii="Consolas" w:hAnsi="Consolas"/>
+          <w:color w:val="262626"/>
+          <w:sz w:val="16"/>
+        </w:rPr>
         <w:t xml:space="preserve">    </w:t>
       </w:r>
       <w:r>
         <w:rPr>
           <w:rFonts w:ascii="Consolas" w:hAnsi="Consolas"/>
-          <w:color w:val="4EC9B0"/>
+          <w:color w:val="267F99"/>
           <w:sz w:val="16"/>
         </w:rPr>
-        <w:t>LedgerEntry</w:t>
+        <w:t xml:space="preserve">LedgerEntry</w:t>
       </w:r>
       <w:r>
         <w:rPr>
           <w:rFonts w:ascii="Consolas" w:hAnsi="Consolas"/>
-          <w:color w:val="D4D4D4"/>
+          <w:color w:val="262626"/>
           <w:sz w:val="16"/>
         </w:rPr>
-        <w:t>::</w:t>
+        <w:t xml:space="preserve">::</w:t>
       </w:r>
       <w:r>
         <w:rPr>
           <w:rFonts w:ascii="Consolas" w:hAnsi="Consolas"/>
-          <w:color w:val="DCDCAA"/>
+          <w:color w:val="795E26"/>
           <w:sz w:val="16"/>
         </w:rPr>
-        <w:t>query</w:t>
+        <w:t xml:space="preserve">query</w:t>
       </w:r>
       <w:r>
         <w:rPr>
           <w:rFonts w:ascii="Consolas" w:hAnsi="Consolas"/>
-          <w:color w:val="D4D4D4"/>
+          <w:color w:val="262626"/>
           <w:sz w:val="16"/>
         </w:rPr>
-        <w:t>()-&gt;</w:t>
+        <w:t xml:space="preserve">()-&gt;</w:t>
       </w:r>
       <w:r>
         <w:rPr>
           <w:rFonts w:ascii="Consolas" w:hAnsi="Consolas"/>
-          <w:color w:val="DCDCAA"/>
+          <w:color w:val="795E26"/>
           <w:sz w:val="16"/>
         </w:rPr>
-        <w:t>create</w:t>
+        <w:t xml:space="preserve">create</w:t>
       </w:r>
       <w:r>
         <w:rPr>
           <w:rFonts w:ascii="Consolas" w:hAnsi="Consolas"/>
-          <w:color w:val="D4D4D4"/>
+          <w:color w:val="262626"/>
           <w:sz w:val="16"/>
         </w:rPr>
-        <w:t>([</w:t>
+        <w:t xml:space="preserve">([</w:t>
+      </w:r>
+      <w:r>
         <w:br/>
+      </w:r>
+      <w:r>
+        <w:rPr>
+          <w:rFonts w:ascii="Consolas" w:hAnsi="Consolas"/>
+          <w:color w:val="262626"/>
+          <w:sz w:val="16"/>
+        </w:rPr>
         <w:t xml:space="preserve">        </w:t>
       </w:r>
       <w:r>
         <w:rPr>
           <w:rFonts w:ascii="Consolas" w:hAnsi="Consolas"/>
-          <w:color w:val="CE9178"/>
+          <w:color w:val="00733B"/>
           <w:sz w:val="16"/>
         </w:rPr>
-        <w:t>'entry_type'</w:t>
+        <w:t xml:space="preserve">'entry_type'</w:t>
       </w:r>
       <w:r>
         <w:rPr>
           <w:rFonts w:ascii="Consolas" w:hAnsi="Consolas"/>
-          <w:color w:val="D4D4D4"/>
+          <w:color w:val="262626"/>
           <w:sz w:val="16"/>
         </w:rPr>
         <w:t xml:space="preserve"> =&gt; </w:t>
@@ -6557,33 +6170,42 @@
       <w:r>
         <w:rPr>
           <w:rFonts w:ascii="Consolas" w:hAnsi="Consolas"/>
-          <w:color w:val="CE9178"/>
+          <w:color w:val="00733B"/>
           <w:sz w:val="16"/>
         </w:rPr>
-        <w:t>'hold'</w:t>
+        <w:t xml:space="preserve">'hold'</w:t>
       </w:r>
       <w:r>
         <w:rPr>
           <w:rFonts w:ascii="Consolas" w:hAnsi="Consolas"/>
-          <w:color w:val="D4D4D4"/>
+          <w:color w:val="262626"/>
           <w:sz w:val="16"/>
         </w:rPr>
-        <w:t>,</w:t>
+        <w:t xml:space="preserve">,</w:t>
+      </w:r>
+      <w:r>
         <w:br/>
+      </w:r>
+      <w:r>
+        <w:rPr>
+          <w:rFonts w:ascii="Consolas" w:hAnsi="Consolas"/>
+          <w:color w:val="262626"/>
+          <w:sz w:val="16"/>
+        </w:rPr>
         <w:t xml:space="preserve">        </w:t>
       </w:r>
       <w:r>
         <w:rPr>
           <w:rFonts w:ascii="Consolas" w:hAnsi="Consolas"/>
-          <w:color w:val="CE9178"/>
+          <w:color w:val="00733B"/>
           <w:sz w:val="16"/>
         </w:rPr>
-        <w:t>'amount'</w:t>
+        <w:t xml:space="preserve">'amount'</w:t>
       </w:r>
       <w:r>
         <w:rPr>
           <w:rFonts w:ascii="Consolas" w:hAnsi="Consolas"/>
-          <w:color w:val="D4D4D4"/>
+          <w:color w:val="262626"/>
           <w:sz w:val="16"/>
         </w:rPr>
         <w:t xml:space="preserve"> =&gt; </w:t>
@@ -6591,33 +6213,42 @@
       <w:r>
         <w:rPr>
           <w:rFonts w:ascii="Consolas" w:hAnsi="Consolas"/>
-          <w:color w:val="9CDCFE"/>
+          <w:color w:val="660E7A"/>
           <w:sz w:val="16"/>
         </w:rPr>
-        <w:t>$amount</w:t>
+        <w:t xml:space="preserve">$amount</w:t>
       </w:r>
       <w:r>
         <w:rPr>
           <w:rFonts w:ascii="Consolas" w:hAnsi="Consolas"/>
-          <w:color w:val="D4D4D4"/>
+          <w:color w:val="262626"/>
           <w:sz w:val="16"/>
         </w:rPr>
-        <w:t>,</w:t>
+        <w:t xml:space="preserve">,</w:t>
+      </w:r>
+      <w:r>
         <w:br/>
+      </w:r>
+      <w:r>
+        <w:rPr>
+          <w:rFonts w:ascii="Consolas" w:hAnsi="Consolas"/>
+          <w:color w:val="262626"/>
+          <w:sz w:val="16"/>
+        </w:rPr>
         <w:t xml:space="preserve">        </w:t>
       </w:r>
       <w:r>
         <w:rPr>
           <w:rFonts w:ascii="Consolas" w:hAnsi="Consolas"/>
-          <w:color w:val="CE9178"/>
+          <w:color w:val="00733B"/>
           <w:sz w:val="16"/>
         </w:rPr>
-        <w:t>'available_delta'</w:t>
+        <w:t xml:space="preserve">'available_delta'</w:t>
       </w:r>
       <w:r>
         <w:rPr>
           <w:rFonts w:ascii="Consolas" w:hAnsi="Consolas"/>
-          <w:color w:val="D4D4D4"/>
+          <w:color w:val="262626"/>
           <w:sz w:val="16"/>
         </w:rPr>
         <w:t xml:space="preserve"> =&gt; -</w:t>
@@ -6625,33 +6256,42 @@
       <w:r>
         <w:rPr>
           <w:rFonts w:ascii="Consolas" w:hAnsi="Consolas"/>
-          <w:color w:val="9CDCFE"/>
+          <w:color w:val="660E7A"/>
           <w:sz w:val="16"/>
         </w:rPr>
-        <w:t>$amount</w:t>
+        <w:t xml:space="preserve">$amount</w:t>
       </w:r>
       <w:r>
         <w:rPr>
           <w:rFonts w:ascii="Consolas" w:hAnsi="Consolas"/>
-          <w:color w:val="D4D4D4"/>
+          <w:color w:val="262626"/>
           <w:sz w:val="16"/>
         </w:rPr>
-        <w:t>,</w:t>
+        <w:t xml:space="preserve">,</w:t>
+      </w:r>
+      <w:r>
         <w:br/>
+      </w:r>
+      <w:r>
+        <w:rPr>
+          <w:rFonts w:ascii="Consolas" w:hAnsi="Consolas"/>
+          <w:color w:val="262626"/>
+          <w:sz w:val="16"/>
+        </w:rPr>
         <w:t xml:space="preserve">        </w:t>
       </w:r>
       <w:r>
         <w:rPr>
           <w:rFonts w:ascii="Consolas" w:hAnsi="Consolas"/>
-          <w:color w:val="CE9178"/>
+          <w:color w:val="00733B"/>
           <w:sz w:val="16"/>
         </w:rPr>
-        <w:t>'held_delta'</w:t>
+        <w:t xml:space="preserve">'held_delta'</w:t>
       </w:r>
       <w:r>
         <w:rPr>
           <w:rFonts w:ascii="Consolas" w:hAnsi="Consolas"/>
-          <w:color w:val="D4D4D4"/>
+          <w:color w:val="262626"/>
           <w:sz w:val="16"/>
         </w:rPr>
         <w:t xml:space="preserve"> =&gt; </w:t>
@@ -6659,33 +6299,42 @@
       <w:r>
         <w:rPr>
           <w:rFonts w:ascii="Consolas" w:hAnsi="Consolas"/>
-          <w:color w:val="9CDCFE"/>
+          <w:color w:val="660E7A"/>
           <w:sz w:val="16"/>
         </w:rPr>
-        <w:t>$amount</w:t>
+        <w:t xml:space="preserve">$amount</w:t>
       </w:r>
       <w:r>
         <w:rPr>
           <w:rFonts w:ascii="Consolas" w:hAnsi="Consolas"/>
-          <w:color w:val="D4D4D4"/>
+          <w:color w:val="262626"/>
           <w:sz w:val="16"/>
         </w:rPr>
-        <w:t>,</w:t>
+        <w:t xml:space="preserve">,</w:t>
+      </w:r>
+      <w:r>
         <w:br/>
+      </w:r>
+      <w:r>
+        <w:rPr>
+          <w:rFonts w:ascii="Consolas" w:hAnsi="Consolas"/>
+          <w:color w:val="262626"/>
+          <w:sz w:val="16"/>
+        </w:rPr>
         <w:t xml:space="preserve">        </w:t>
       </w:r>
       <w:r>
         <w:rPr>
           <w:rFonts w:ascii="Consolas" w:hAnsi="Consolas"/>
-          <w:color w:val="CE9178"/>
+          <w:color w:val="00733B"/>
           <w:sz w:val="16"/>
         </w:rPr>
-        <w:t>'idempotency_key'</w:t>
+        <w:t xml:space="preserve">'idempotency_key'</w:t>
       </w:r>
       <w:r>
         <w:rPr>
           <w:rFonts w:ascii="Consolas" w:hAnsi="Consolas"/>
-          <w:color w:val="D4D4D4"/>
+          <w:color w:val="262626"/>
           <w:sz w:val="16"/>
         </w:rPr>
         <w:t xml:space="preserve"> =&gt; </w:t>
@@ -6693,36 +6342,57 @@
       <w:r>
         <w:rPr>
           <w:rFonts w:ascii="Consolas" w:hAnsi="Consolas"/>
-          <w:color w:val="CE9178"/>
+          <w:color w:val="00733B"/>
           <w:sz w:val="16"/>
         </w:rPr>
-        <w:t>"withdrawal:{$withdrawal-&gt;id}:hold"</w:t>
+        <w:t xml:space="preserve">"withdrawal:{$withdrawal-&gt;id}:hold"</w:t>
       </w:r>
       <w:r>
         <w:rPr>
           <w:rFonts w:ascii="Consolas" w:hAnsi="Consolas"/>
-          <w:color w:val="D4D4D4"/>
+          <w:color w:val="262626"/>
           <w:sz w:val="16"/>
         </w:rPr>
-        <w:t>,</w:t>
+        <w:t xml:space="preserve">,</w:t>
+      </w:r>
+      <w:r>
         <w:br/>
+      </w:r>
+      <w:r>
+        <w:rPr>
+          <w:rFonts w:ascii="Consolas" w:hAnsi="Consolas"/>
+          <w:color w:val="262626"/>
+          <w:sz w:val="16"/>
+        </w:rPr>
         <w:t xml:space="preserve">    ]);</w:t>
+      </w:r>
+      <w:r>
         <w:br/>
+      </w:r>
+      <w:r>
         <w:br/>
+      </w:r>
+      <w:r>
+        <w:rPr>
+          <w:rFonts w:ascii="Consolas" w:hAnsi="Consolas"/>
+          <w:color w:val="262626"/>
+          <w:sz w:val="16"/>
+        </w:rPr>
         <w:t xml:space="preserve">    </w:t>
       </w:r>
       <w:r>
         <w:rPr>
           <w:rFonts w:ascii="Consolas" w:hAnsi="Consolas"/>
-          <w:color w:val="569CD6"/>
+          <w:b/>
+          <w:color w:val="000080"/>
           <w:sz w:val="16"/>
         </w:rPr>
-        <w:t>return</w:t>
+        <w:t xml:space="preserve">return</w:t>
       </w:r>
       <w:r>
         <w:rPr>
           <w:rFonts w:ascii="Consolas" w:hAnsi="Consolas"/>
-          <w:color w:val="D4D4D4"/>
+          <w:color w:val="262626"/>
           <w:sz w:val="16"/>
         </w:rPr>
         <w:t xml:space="preserve"> </w:t>
@@ -6730,36 +6400,61 @@
       <w:r>
         <w:rPr>
           <w:rFonts w:ascii="Consolas" w:hAnsi="Consolas"/>
-          <w:color w:val="9CDCFE"/>
+          <w:color w:val="660E7A"/>
           <w:sz w:val="16"/>
         </w:rPr>
-        <w:t>$withdrawal</w:t>
+        <w:t xml:space="preserve">$withdrawal</w:t>
       </w:r>
       <w:r>
         <w:rPr>
           <w:rFonts w:ascii="Consolas" w:hAnsi="Consolas"/>
-          <w:color w:val="D4D4D4"/>
+          <w:color w:val="262626"/>
           <w:sz w:val="16"/>
         </w:rPr>
-        <w:t>;</w:t>
+        <w:t xml:space="preserve">;</w:t>
+      </w:r>
+      <w:r>
         <w:br/>
-        <w:t xml:space="preserve">}, attempts: </w:t>
       </w:r>
       <w:r>
         <w:rPr>
           <w:rFonts w:ascii="Consolas" w:hAnsi="Consolas"/>
-          <w:color w:val="B5CEA8"/>
+          <w:color w:val="262626"/>
           <w:sz w:val="16"/>
         </w:rPr>
-        <w:t>3</w:t>
+        <w:t xml:space="preserve">}, </w:t>
       </w:r>
       <w:r>
         <w:rPr>
           <w:rFonts w:ascii="Consolas" w:hAnsi="Consolas"/>
-          <w:color w:val="D4D4D4"/>
+          <w:color w:val="660E7A"/>
           <w:sz w:val="16"/>
         </w:rPr>
-        <w:t>);</w:t>
+        <w:t xml:space="preserve">attempts</w:t>
+      </w:r>
+      <w:r>
+        <w:rPr>
+          <w:rFonts w:ascii="Consolas" w:hAnsi="Consolas"/>
+          <w:color w:val="262626"/>
+          <w:sz w:val="16"/>
+        </w:rPr>
+        <w:t xml:space="preserve">: </w:t>
+      </w:r>
+      <w:r>
+        <w:rPr>
+          <w:rFonts w:ascii="Consolas" w:hAnsi="Consolas"/>
+          <w:color w:val="0073E6"/>
+          <w:sz w:val="16"/>
+        </w:rPr>
+        <w:t xml:space="preserve">3</w:t>
+      </w:r>
+      <w:r>
+        <w:rPr>
+          <w:rFonts w:ascii="Consolas" w:hAnsi="Consolas"/>
+          <w:color w:val="262626"/>
+          <w:sz w:val="16"/>
+        </w:rPr>
+        <w:t xml:space="preserve">);</w:t>
       </w:r>
     </w:p>
     <w:p>
@@ -19789,7 +19484,7 @@
     </w:pPr>
     <w:rPr>
       <w:rFonts w:ascii="Consolas" w:hAnsi="Consolas"/>
-      <w:color w:val="D4D4D4"/>
+      <w:color w:val="262626"/>
       <w:sz w:val="16"/>
     </w:rPr>
   </w:style>
@@ -19901,7 +19596,7 @@
     <w:rPr>
       <w:rFonts w:ascii="Consolas" w:hAnsi="Consolas"/>
       <w:b/>
-      <w:color w:val="FFFFFF"/>
+      <w:color w:val="262626"/>
       <w:sz w:val="16"/>
     </w:rPr>
   </w:style>
